--- a/baibaocao.docx
+++ b/baibaocao.docx
@@ -5644,7 +5644,7 @@
           <w:sz w:val="26"/>
           <w:szCs w:val="26"/>
         </w:rPr>
-        <w:t xml:space="preserve">Hiển thị tin nhắn dạng bong bóng chat. </w:t>
+        <w:t xml:space="preserve">Hiển thị thời gian gửi tin nhắn. </w:t>
       </w:r>
     </w:p>
     <w:p>
@@ -5667,7 +5667,7 @@
           <w:sz w:val="26"/>
           <w:szCs w:val="26"/>
         </w:rPr>
-        <w:t xml:space="preserve">Hiển thị thời gian gửi tin nhắn. </w:t>
+        <w:t xml:space="preserve">Hiển thị danh sách người dùng online. </w:t>
       </w:r>
     </w:p>
     <w:p>
@@ -5690,7 +5690,7 @@
           <w:sz w:val="26"/>
           <w:szCs w:val="26"/>
         </w:rPr>
-        <w:t xml:space="preserve">Hiển thị danh sách người dùng online. </w:t>
+        <w:t xml:space="preserve">Tạo ô nhập nội dung chat. </w:t>
       </w:r>
     </w:p>
     <w:p>
@@ -5713,7 +5713,116 @@
           <w:sz w:val="26"/>
           <w:szCs w:val="26"/>
         </w:rPr>
-        <w:t xml:space="preserve">Tạo ô nhập nội dung chat. </w:t>
+        <w:t xml:space="preserve">Tạo các nút: </w:t>
+      </w:r>
+      <w:r>
+        <w:rPr>
+          <w:rFonts w:ascii="Times New Roman" w:hAnsi="Times New Roman" w:cs="Times New Roman"/>
+          <w:sz w:val="26"/>
+          <w:szCs w:val="26"/>
+          <w:lang w:val="vi-VN"/>
+        </w:rPr>
+        <w:t xml:space="preserve"> </w:t>
+      </w:r>
+      <w:r>
+        <w:rPr>
+          <w:rFonts w:ascii="Times New Roman" w:hAnsi="Times New Roman" w:cs="Times New Roman"/>
+          <w:sz w:val="26"/>
+          <w:szCs w:val="26"/>
+        </w:rPr>
+        <w:t xml:space="preserve">Gửi tin </w:t>
+      </w:r>
+      <w:r>
+        <w:rPr>
+          <w:rFonts w:ascii="Times New Roman" w:hAnsi="Times New Roman" w:cs="Times New Roman"/>
+          <w:sz w:val="26"/>
+          <w:szCs w:val="26"/>
+        </w:rPr>
+        <w:t>nhắn</w:t>
+      </w:r>
+      <w:r>
+        <w:rPr>
+          <w:rFonts w:ascii="Times New Roman" w:hAnsi="Times New Roman" w:cs="Times New Roman"/>
+          <w:sz w:val="26"/>
+          <w:szCs w:val="26"/>
+          <w:lang w:val="vi-VN"/>
+        </w:rPr>
+        <w:t>, g</w:t>
+      </w:r>
+      <w:r>
+        <w:rPr>
+          <w:rFonts w:ascii="Times New Roman" w:hAnsi="Times New Roman" w:cs="Times New Roman"/>
+          <w:sz w:val="26"/>
+          <w:szCs w:val="26"/>
+        </w:rPr>
+        <w:t xml:space="preserve">ửi </w:t>
+      </w:r>
+      <w:r>
+        <w:rPr>
+          <w:rFonts w:ascii="Times New Roman" w:hAnsi="Times New Roman" w:cs="Times New Roman"/>
+          <w:sz w:val="26"/>
+          <w:szCs w:val="26"/>
+        </w:rPr>
+        <w:t>ảnh</w:t>
+      </w:r>
+      <w:r>
+        <w:rPr>
+          <w:rFonts w:ascii="Times New Roman" w:hAnsi="Times New Roman" w:cs="Times New Roman"/>
+          <w:sz w:val="26"/>
+          <w:szCs w:val="26"/>
+          <w:lang w:val="vi-VN"/>
+        </w:rPr>
+        <w:t>, g</w:t>
+      </w:r>
+      <w:r>
+        <w:rPr>
+          <w:rFonts w:ascii="Times New Roman" w:hAnsi="Times New Roman" w:cs="Times New Roman"/>
+          <w:sz w:val="26"/>
+          <w:szCs w:val="26"/>
+        </w:rPr>
+        <w:t xml:space="preserve">ửi </w:t>
+      </w:r>
+      <w:r>
+        <w:rPr>
+          <w:rFonts w:ascii="Times New Roman" w:hAnsi="Times New Roman" w:cs="Times New Roman"/>
+          <w:sz w:val="26"/>
+          <w:szCs w:val="26"/>
+        </w:rPr>
+        <w:t>file</w:t>
+      </w:r>
+      <w:r>
+        <w:rPr>
+          <w:rFonts w:ascii="Times New Roman" w:hAnsi="Times New Roman" w:cs="Times New Roman"/>
+          <w:sz w:val="26"/>
+          <w:szCs w:val="26"/>
+          <w:lang w:val="vi-VN"/>
+        </w:rPr>
+        <w:t>, g</w:t>
+      </w:r>
+      <w:r>
+        <w:rPr>
+          <w:rFonts w:ascii="Times New Roman" w:hAnsi="Times New Roman" w:cs="Times New Roman"/>
+          <w:sz w:val="26"/>
+          <w:szCs w:val="26"/>
+        </w:rPr>
+        <w:t xml:space="preserve">ửi </w:t>
+      </w:r>
+      <w:r>
+        <w:rPr>
+          <w:rFonts w:ascii="Times New Roman" w:hAnsi="Times New Roman" w:cs="Times New Roman"/>
+          <w:sz w:val="26"/>
+          <w:szCs w:val="26"/>
+        </w:rPr>
+        <w:t>emoji</w:t>
+      </w:r>
+      <w:r>
+        <w:rPr>
+          <w:rFonts w:ascii="Times New Roman" w:hAnsi="Times New Roman" w:cs="Times New Roman"/>
+          <w:sz w:val="26"/>
+          <w:szCs w:val="26"/>
+          <w:lang w:val="vi-VN"/>
+        </w:rPr>
+        <w:t>.</w:t>
       </w:r>
     </w:p>
     <w:p>
@@ -5736,116 +5845,7 @@
           <w:sz w:val="26"/>
           <w:szCs w:val="26"/>
         </w:rPr>
-        <w:t xml:space="preserve">Tạo các nút: </w:t>
-      </w:r>
-      <w:r>
-        <w:rPr>
-          <w:rFonts w:ascii="Times New Roman" w:hAnsi="Times New Roman" w:cs="Times New Roman"/>
-          <w:sz w:val="26"/>
-          <w:szCs w:val="26"/>
-          <w:lang w:val="vi-VN"/>
-        </w:rPr>
-        <w:t xml:space="preserve"> </w:t>
-      </w:r>
-      <w:r>
-        <w:rPr>
-          <w:rFonts w:ascii="Times New Roman" w:hAnsi="Times New Roman" w:cs="Times New Roman"/>
-          <w:sz w:val="26"/>
-          <w:szCs w:val="26"/>
-        </w:rPr>
-        <w:t xml:space="preserve">Gửi tin </w:t>
-      </w:r>
-      <w:r>
-        <w:rPr>
-          <w:rFonts w:ascii="Times New Roman" w:hAnsi="Times New Roman" w:cs="Times New Roman"/>
-          <w:sz w:val="26"/>
-          <w:szCs w:val="26"/>
-        </w:rPr>
-        <w:t>nhắn</w:t>
-      </w:r>
-      <w:r>
-        <w:rPr>
-          <w:rFonts w:ascii="Times New Roman" w:hAnsi="Times New Roman" w:cs="Times New Roman"/>
-          <w:sz w:val="26"/>
-          <w:szCs w:val="26"/>
-          <w:lang w:val="vi-VN"/>
-        </w:rPr>
-        <w:t>, g</w:t>
-      </w:r>
-      <w:r>
-        <w:rPr>
-          <w:rFonts w:ascii="Times New Roman" w:hAnsi="Times New Roman" w:cs="Times New Roman"/>
-          <w:sz w:val="26"/>
-          <w:szCs w:val="26"/>
-        </w:rPr>
-        <w:t xml:space="preserve">ửi </w:t>
-      </w:r>
-      <w:r>
-        <w:rPr>
-          <w:rFonts w:ascii="Times New Roman" w:hAnsi="Times New Roman" w:cs="Times New Roman"/>
-          <w:sz w:val="26"/>
-          <w:szCs w:val="26"/>
-        </w:rPr>
-        <w:t>ảnh</w:t>
-      </w:r>
-      <w:r>
-        <w:rPr>
-          <w:rFonts w:ascii="Times New Roman" w:hAnsi="Times New Roman" w:cs="Times New Roman"/>
-          <w:sz w:val="26"/>
-          <w:szCs w:val="26"/>
-          <w:lang w:val="vi-VN"/>
-        </w:rPr>
-        <w:t>, g</w:t>
-      </w:r>
-      <w:r>
-        <w:rPr>
-          <w:rFonts w:ascii="Times New Roman" w:hAnsi="Times New Roman" w:cs="Times New Roman"/>
-          <w:sz w:val="26"/>
-          <w:szCs w:val="26"/>
-        </w:rPr>
-        <w:t xml:space="preserve">ửi </w:t>
-      </w:r>
-      <w:r>
-        <w:rPr>
-          <w:rFonts w:ascii="Times New Roman" w:hAnsi="Times New Roman" w:cs="Times New Roman"/>
-          <w:sz w:val="26"/>
-          <w:szCs w:val="26"/>
-        </w:rPr>
-        <w:t>file</w:t>
-      </w:r>
-      <w:r>
-        <w:rPr>
-          <w:rFonts w:ascii="Times New Roman" w:hAnsi="Times New Roman" w:cs="Times New Roman"/>
-          <w:sz w:val="26"/>
-          <w:szCs w:val="26"/>
-          <w:lang w:val="vi-VN"/>
-        </w:rPr>
-        <w:t>, g</w:t>
-      </w:r>
-      <w:r>
-        <w:rPr>
-          <w:rFonts w:ascii="Times New Roman" w:hAnsi="Times New Roman" w:cs="Times New Roman"/>
-          <w:sz w:val="26"/>
-          <w:szCs w:val="26"/>
-        </w:rPr>
-        <w:t xml:space="preserve">ửi </w:t>
-      </w:r>
-      <w:r>
-        <w:rPr>
-          <w:rFonts w:ascii="Times New Roman" w:hAnsi="Times New Roman" w:cs="Times New Roman"/>
-          <w:sz w:val="26"/>
-          <w:szCs w:val="26"/>
-        </w:rPr>
-        <w:t>emoji</w:t>
-      </w:r>
-      <w:r>
-        <w:rPr>
-          <w:rFonts w:ascii="Times New Roman" w:hAnsi="Times New Roman" w:cs="Times New Roman"/>
-          <w:sz w:val="26"/>
-          <w:szCs w:val="26"/>
-          <w:lang w:val="vi-VN"/>
-        </w:rPr>
-        <w:t>.</w:t>
+        <w:t xml:space="preserve">Hiển thị trạng thái “đang nhập...”. </w:t>
       </w:r>
     </w:p>
     <w:p>
@@ -5868,29 +5868,6 @@
           <w:sz w:val="26"/>
           <w:szCs w:val="26"/>
         </w:rPr>
-        <w:t xml:space="preserve">Hiển thị trạng thái “đang nhập...”. </w:t>
-      </w:r>
-    </w:p>
-    <w:p>
-      <w:pPr>
-        <w:numPr>
-          <w:ilvl w:val="0"/>
-          <w:numId w:val="4"/>
-        </w:numPr>
-        <w:spacing w:line="360" w:lineRule="auto"/>
-        <w:jc w:val="both"/>
-        <w:rPr>
-          <w:rFonts w:ascii="Times New Roman" w:hAnsi="Times New Roman" w:cs="Times New Roman"/>
-          <w:sz w:val="26"/>
-          <w:szCs w:val="26"/>
-        </w:rPr>
-      </w:pPr>
-      <w:r>
-        <w:rPr>
-          <w:rFonts w:ascii="Times New Roman" w:hAnsi="Times New Roman" w:cs="Times New Roman"/>
-          <w:sz w:val="26"/>
-          <w:szCs w:val="26"/>
-        </w:rPr>
         <w:t xml:space="preserve">Hiển thị avatar người dùng. </w:t>
       </w:r>
     </w:p>
@@ -5929,16 +5906,24 @@
           <w:sz w:val="26"/>
           <w:szCs w:val="26"/>
         </w:rPr>
-        <w:t>from tkinter import scrolledtext</w:t>
-      </w:r>
-      <w:r>
-        <w:rPr>
-          <w:rFonts w:ascii="Times New Roman" w:hAnsi="Times New Roman" w:cs="Times New Roman"/>
-          <w:sz w:val="26"/>
-          <w:szCs w:val="26"/>
-          <w:lang w:val="vi-VN"/>
-        </w:rPr>
-        <w:t xml:space="preserve">  </w:t>
+        <w:t>from tkinter import sc</w:t>
+      </w:r>
+      <w:r>
+        <w:rPr>
+          <w:rFonts w:ascii="Times New Roman" w:hAnsi="Times New Roman" w:cs="Times New Roman"/>
+          <w:sz w:val="26"/>
+          <w:szCs w:val="26"/>
+        </w:rPr>
+        <w:t>rolledtext</w:t>
+      </w:r>
+      <w:r>
+        <w:rPr>
+          <w:rFonts w:ascii="Times New Roman" w:hAnsi="Times New Roman" w:cs="Times New Roman"/>
+          <w:sz w:val="26"/>
+          <w:szCs w:val="26"/>
+          <w:lang w:val="vi-VN"/>
+        </w:rPr>
+        <w:t>.</w:t>
       </w:r>
     </w:p>
     <w:p>
@@ -6136,7 +6121,6 @@
           <w:sz w:val="26"/>
           <w:szCs w:val="26"/>
         </w:rPr>
-        <w:lastRenderedPageBreak/>
         <w:t>Cụ thể:</w:t>
       </w:r>
     </w:p>
@@ -6160,6 +6144,7 @@
           <w:sz w:val="26"/>
           <w:szCs w:val="26"/>
         </w:rPr>
+        <w:lastRenderedPageBreak/>
         <w:t xml:space="preserve">Dữ liệu chat được chuyển thành JSON. </w:t>
       </w:r>
     </w:p>
@@ -6794,7 +6779,6 @@
           <w:sz w:val="26"/>
           <w:szCs w:val="26"/>
         </w:rPr>
-        <w:lastRenderedPageBreak/>
         <w:t>Sơ đồ mô hình hệ thống</w:t>
       </w:r>
       <w:r>
@@ -6827,6 +6811,7 @@
           <w:szCs w:val="26"/>
           <w:lang w:val="vi-VN"/>
         </w:rPr>
+        <w:lastRenderedPageBreak/>
         <w:drawing>
           <wp:inline distT="0" distB="0" distL="0" distR="0" wp14:anchorId="7F17DBFE" wp14:editId="1F6D1A0B">
             <wp:extent cx="5022863" cy="3096883"/>
@@ -7126,29 +7111,7 @@
           <w:sz w:val="26"/>
           <w:szCs w:val="26"/>
         </w:rPr>
-        <w:t>4.</w:t>
-      </w:r>
-      <w:r>
-        <w:rPr>
-          <w:rFonts w:ascii="Times New Roman" w:hAnsi="Times New Roman" w:cs="Times New Roman"/>
-          <w:b/>
-          <w:bCs/>
-          <w:color w:val="auto"/>
-          <w:sz w:val="26"/>
-          <w:szCs w:val="26"/>
-        </w:rPr>
-        <w:t>2</w:t>
-      </w:r>
-      <w:r>
-        <w:rPr>
-          <w:rFonts w:ascii="Times New Roman" w:hAnsi="Times New Roman" w:cs="Times New Roman"/>
-          <w:b/>
-          <w:bCs/>
-          <w:color w:val="auto"/>
-          <w:sz w:val="26"/>
-          <w:szCs w:val="26"/>
-        </w:rPr>
-        <w:t xml:space="preserve"> Cấu trúc thư mục chương trình</w:t>
+        <w:t>4.2 Cấu trúc thư mục chương trình</w:t>
       </w:r>
       <w:bookmarkEnd w:id="12"/>
     </w:p>
@@ -7247,7 +7210,24 @@
           <w:sz w:val="26"/>
           <w:szCs w:val="26"/>
         </w:rPr>
-        <w:t xml:space="preserve">client_gui.py: giao diện chính phía Client </w:t>
+        <w:t xml:space="preserve">client_gui.py: giao diện chính phía </w:t>
+      </w:r>
+      <w:r>
+        <w:rPr>
+          <w:rFonts w:ascii="Times New Roman" w:hAnsi="Times New Roman" w:cs="Times New Roman"/>
+          <w:sz w:val="26"/>
+          <w:szCs w:val="26"/>
+        </w:rPr>
+        <w:t>Client</w:t>
+      </w:r>
+      <w:r>
+        <w:rPr>
+          <w:rFonts w:ascii="Times New Roman" w:hAnsi="Times New Roman" w:cs="Times New Roman"/>
+          <w:sz w:val="26"/>
+          <w:szCs w:val="26"/>
+          <w:lang w:val="vi-VN"/>
+        </w:rPr>
+        <w:t>.</w:t>
       </w:r>
     </w:p>
     <w:p>
@@ -7274,8 +7254,24 @@
           <w:sz w:val="26"/>
           <w:szCs w:val="26"/>
         </w:rPr>
-        <w:lastRenderedPageBreak/>
-        <w:t xml:space="preserve">protocol.py: xử lý đóng gói, giải mã dữ liệu </w:t>
+        <w:t xml:space="preserve">protocol.py: xử lý đóng gói, giải mã dữ </w:t>
+      </w:r>
+      <w:r>
+        <w:rPr>
+          <w:rFonts w:ascii="Times New Roman" w:hAnsi="Times New Roman" w:cs="Times New Roman"/>
+          <w:sz w:val="26"/>
+          <w:szCs w:val="26"/>
+        </w:rPr>
+        <w:t>liệu</w:t>
+      </w:r>
+      <w:r>
+        <w:rPr>
+          <w:rFonts w:ascii="Times New Roman" w:hAnsi="Times New Roman" w:cs="Times New Roman"/>
+          <w:sz w:val="26"/>
+          <w:szCs w:val="26"/>
+          <w:lang w:val="vi-VN"/>
+        </w:rPr>
+        <w:t>.</w:t>
       </w:r>
     </w:p>
     <w:p>
@@ -7302,7 +7298,25 @@
           <w:sz w:val="26"/>
           <w:szCs w:val="26"/>
         </w:rPr>
-        <w:t xml:space="preserve">avatars/: ảnh đại diện </w:t>
+        <w:lastRenderedPageBreak/>
+        <w:t xml:space="preserve">avatars/: ảnh đại </w:t>
+      </w:r>
+      <w:r>
+        <w:rPr>
+          <w:rFonts w:ascii="Times New Roman" w:hAnsi="Times New Roman" w:cs="Times New Roman"/>
+          <w:sz w:val="26"/>
+          <w:szCs w:val="26"/>
+        </w:rPr>
+        <w:t>diện</w:t>
+      </w:r>
+      <w:r>
+        <w:rPr>
+          <w:rFonts w:ascii="Times New Roman" w:hAnsi="Times New Roman" w:cs="Times New Roman"/>
+          <w:sz w:val="26"/>
+          <w:szCs w:val="26"/>
+          <w:lang w:val="vi-VN"/>
+        </w:rPr>
+        <w:t>.</w:t>
       </w:r>
     </w:p>
     <w:p>
@@ -7329,7 +7343,24 @@
           <w:sz w:val="26"/>
           <w:szCs w:val="26"/>
         </w:rPr>
-        <w:t xml:space="preserve">emoji/: biểu tượng cảm xúc </w:t>
+        <w:t xml:space="preserve">emoji/: biểu tượng cảm </w:t>
+      </w:r>
+      <w:r>
+        <w:rPr>
+          <w:rFonts w:ascii="Times New Roman" w:hAnsi="Times New Roman" w:cs="Times New Roman"/>
+          <w:sz w:val="26"/>
+          <w:szCs w:val="26"/>
+        </w:rPr>
+        <w:t>xúc</w:t>
+      </w:r>
+      <w:r>
+        <w:rPr>
+          <w:rFonts w:ascii="Times New Roman" w:hAnsi="Times New Roman" w:cs="Times New Roman"/>
+          <w:sz w:val="26"/>
+          <w:szCs w:val="26"/>
+          <w:lang w:val="vi-VN"/>
+        </w:rPr>
+        <w:t>.</w:t>
       </w:r>
     </w:p>
     <w:p>
@@ -7356,7 +7387,24 @@
           <w:sz w:val="26"/>
           <w:szCs w:val="26"/>
         </w:rPr>
-        <w:t xml:space="preserve">received/: lưu file nhận được </w:t>
+        <w:t xml:space="preserve">received/: lưu file nhận </w:t>
+      </w:r>
+      <w:r>
+        <w:rPr>
+          <w:rFonts w:ascii="Times New Roman" w:hAnsi="Times New Roman" w:cs="Times New Roman"/>
+          <w:sz w:val="26"/>
+          <w:szCs w:val="26"/>
+        </w:rPr>
+        <w:t>được</w:t>
+      </w:r>
+      <w:r>
+        <w:rPr>
+          <w:rFonts w:ascii="Times New Roman" w:hAnsi="Times New Roman" w:cs="Times New Roman"/>
+          <w:sz w:val="26"/>
+          <w:szCs w:val="26"/>
+          <w:lang w:val="vi-VN"/>
+        </w:rPr>
+        <w:t>.</w:t>
       </w:r>
     </w:p>
     <w:p>
@@ -7383,7 +7431,24 @@
           <w:sz w:val="26"/>
           <w:szCs w:val="26"/>
         </w:rPr>
-        <w:t xml:space="preserve">chat_history.txt: lưu lịch sử trò chuyện </w:t>
+        <w:t xml:space="preserve">chat_history.txt: lưu lịch sử trò </w:t>
+      </w:r>
+      <w:r>
+        <w:rPr>
+          <w:rFonts w:ascii="Times New Roman" w:hAnsi="Times New Roman" w:cs="Times New Roman"/>
+          <w:sz w:val="26"/>
+          <w:szCs w:val="26"/>
+        </w:rPr>
+        <w:t>chuyện</w:t>
+      </w:r>
+      <w:r>
+        <w:rPr>
+          <w:rFonts w:ascii="Times New Roman" w:hAnsi="Times New Roman" w:cs="Times New Roman"/>
+          <w:sz w:val="26"/>
+          <w:szCs w:val="26"/>
+          <w:lang w:val="vi-VN"/>
+        </w:rPr>
+        <w:t>.</w:t>
       </w:r>
     </w:p>
     <w:p>
@@ -7458,7 +7523,24 @@
           <w:sz w:val="26"/>
           <w:szCs w:val="26"/>
         </w:rPr>
-        <w:t xml:space="preserve">server_gui.py: giao diện quản lý Server </w:t>
+        <w:t xml:space="preserve">server_gui.py: giao diện quản lý </w:t>
+      </w:r>
+      <w:r>
+        <w:rPr>
+          <w:rFonts w:ascii="Times New Roman" w:hAnsi="Times New Roman" w:cs="Times New Roman"/>
+          <w:sz w:val="26"/>
+          <w:szCs w:val="26"/>
+        </w:rPr>
+        <w:t>Server</w:t>
+      </w:r>
+      <w:r>
+        <w:rPr>
+          <w:rFonts w:ascii="Times New Roman" w:hAnsi="Times New Roman" w:cs="Times New Roman"/>
+          <w:sz w:val="26"/>
+          <w:szCs w:val="26"/>
+          <w:lang w:val="vi-VN"/>
+        </w:rPr>
+        <w:t>.</w:t>
       </w:r>
     </w:p>
     <w:p>
@@ -7485,7 +7567,24 @@
           <w:sz w:val="26"/>
           <w:szCs w:val="26"/>
         </w:rPr>
-        <w:t xml:space="preserve">client_handler.py: xử lý từng Client </w:t>
+        <w:t xml:space="preserve">client_handler.py: xử lý từng </w:t>
+      </w:r>
+      <w:r>
+        <w:rPr>
+          <w:rFonts w:ascii="Times New Roman" w:hAnsi="Times New Roman" w:cs="Times New Roman"/>
+          <w:sz w:val="26"/>
+          <w:szCs w:val="26"/>
+        </w:rPr>
+        <w:t>Client</w:t>
+      </w:r>
+      <w:r>
+        <w:rPr>
+          <w:rFonts w:ascii="Times New Roman" w:hAnsi="Times New Roman" w:cs="Times New Roman"/>
+          <w:sz w:val="26"/>
+          <w:szCs w:val="26"/>
+          <w:lang w:val="vi-VN"/>
+        </w:rPr>
+        <w:t>.</w:t>
       </w:r>
     </w:p>
     <w:p>
@@ -7512,7 +7611,24 @@
           <w:sz w:val="26"/>
           <w:szCs w:val="26"/>
         </w:rPr>
-        <w:t xml:space="preserve">protocol.py: giao thức truyền dữ liệu </w:t>
+        <w:t xml:space="preserve">protocol.py: giao thức truyền dữ </w:t>
+      </w:r>
+      <w:r>
+        <w:rPr>
+          <w:rFonts w:ascii="Times New Roman" w:hAnsi="Times New Roman" w:cs="Times New Roman"/>
+          <w:sz w:val="26"/>
+          <w:szCs w:val="26"/>
+        </w:rPr>
+        <w:t>liệu</w:t>
+      </w:r>
+      <w:r>
+        <w:rPr>
+          <w:rFonts w:ascii="Times New Roman" w:hAnsi="Times New Roman" w:cs="Times New Roman"/>
+          <w:sz w:val="26"/>
+          <w:szCs w:val="26"/>
+          <w:lang w:val="vi-VN"/>
+        </w:rPr>
+        <w:t>.</w:t>
       </w:r>
     </w:p>
     <w:p>
@@ -7539,7 +7655,24 @@
           <w:sz w:val="26"/>
           <w:szCs w:val="26"/>
         </w:rPr>
-        <w:t xml:space="preserve">utils.py: các hàm hỗ trợ </w:t>
+        <w:t xml:space="preserve">utils.py: các hàm hỗ </w:t>
+      </w:r>
+      <w:r>
+        <w:rPr>
+          <w:rFonts w:ascii="Times New Roman" w:hAnsi="Times New Roman" w:cs="Times New Roman"/>
+          <w:sz w:val="26"/>
+          <w:szCs w:val="26"/>
+        </w:rPr>
+        <w:t>trợ</w:t>
+      </w:r>
+      <w:r>
+        <w:rPr>
+          <w:rFonts w:ascii="Times New Roman" w:hAnsi="Times New Roman" w:cs="Times New Roman"/>
+          <w:sz w:val="26"/>
+          <w:szCs w:val="26"/>
+          <w:lang w:val="vi-VN"/>
+        </w:rPr>
+        <w:t>.</w:t>
       </w:r>
     </w:p>
     <w:p>
@@ -7614,7 +7747,24 @@
           <w:sz w:val="26"/>
           <w:szCs w:val="26"/>
         </w:rPr>
-        <w:t xml:space="preserve">protocol.py: đóng gói dữ liệu, mã hóa, giải mã </w:t>
+        <w:t xml:space="preserve">protocol.py: đóng gói dữ liệu, mã hóa, giải </w:t>
+      </w:r>
+      <w:r>
+        <w:rPr>
+          <w:rFonts w:ascii="Times New Roman" w:hAnsi="Times New Roman" w:cs="Times New Roman"/>
+          <w:sz w:val="26"/>
+          <w:szCs w:val="26"/>
+        </w:rPr>
+        <w:t>mã</w:t>
+      </w:r>
+      <w:r>
+        <w:rPr>
+          <w:rFonts w:ascii="Times New Roman" w:hAnsi="Times New Roman" w:cs="Times New Roman"/>
+          <w:sz w:val="26"/>
+          <w:szCs w:val="26"/>
+          <w:lang w:val="vi-VN"/>
+        </w:rPr>
+        <w:t>.</w:t>
       </w:r>
     </w:p>
     <w:p>
@@ -7728,7 +7878,24 @@
           <w:sz w:val="26"/>
           <w:szCs w:val="26"/>
         </w:rPr>
-        <w:t xml:space="preserve">Không cần nhập IP thủ công </w:t>
+        <w:t xml:space="preserve">Không cần nhập IP thủ </w:t>
+      </w:r>
+      <w:r>
+        <w:rPr>
+          <w:rFonts w:ascii="Times New Roman" w:hAnsi="Times New Roman" w:cs="Times New Roman"/>
+          <w:sz w:val="26"/>
+          <w:szCs w:val="26"/>
+        </w:rPr>
+        <w:t>công</w:t>
+      </w:r>
+      <w:r>
+        <w:rPr>
+          <w:rFonts w:ascii="Times New Roman" w:hAnsi="Times New Roman" w:cs="Times New Roman"/>
+          <w:sz w:val="26"/>
+          <w:szCs w:val="26"/>
+          <w:lang w:val="vi-VN"/>
+        </w:rPr>
+        <w:t>.</w:t>
       </w:r>
     </w:p>
     <w:p>
@@ -7752,7 +7919,24 @@
           <w:sz w:val="26"/>
           <w:szCs w:val="26"/>
         </w:rPr>
-        <w:t xml:space="preserve">Kết nối nhanh </w:t>
+        <w:t xml:space="preserve">Kết nối </w:t>
+      </w:r>
+      <w:r>
+        <w:rPr>
+          <w:rFonts w:ascii="Times New Roman" w:hAnsi="Times New Roman" w:cs="Times New Roman"/>
+          <w:sz w:val="26"/>
+          <w:szCs w:val="26"/>
+        </w:rPr>
+        <w:t>nhanh</w:t>
+      </w:r>
+      <w:r>
+        <w:rPr>
+          <w:rFonts w:ascii="Times New Roman" w:hAnsi="Times New Roman" w:cs="Times New Roman"/>
+          <w:sz w:val="26"/>
+          <w:szCs w:val="26"/>
+          <w:lang w:val="vi-VN"/>
+        </w:rPr>
+        <w:t>.</w:t>
       </w:r>
     </w:p>
     <w:p>
@@ -7776,7 +7960,24 @@
           <w:sz w:val="26"/>
           <w:szCs w:val="26"/>
         </w:rPr>
-        <w:t xml:space="preserve">Dễ sử dụng </w:t>
+        <w:t xml:space="preserve">Dễ sử </w:t>
+      </w:r>
+      <w:r>
+        <w:rPr>
+          <w:rFonts w:ascii="Times New Roman" w:hAnsi="Times New Roman" w:cs="Times New Roman"/>
+          <w:sz w:val="26"/>
+          <w:szCs w:val="26"/>
+        </w:rPr>
+        <w:t>dụng</w:t>
+      </w:r>
+      <w:r>
+        <w:rPr>
+          <w:rFonts w:ascii="Times New Roman" w:hAnsi="Times New Roman" w:cs="Times New Roman"/>
+          <w:sz w:val="26"/>
+          <w:szCs w:val="26"/>
+          <w:lang w:val="vi-VN"/>
+        </w:rPr>
+        <w:t>.</w:t>
       </w:r>
     </w:p>
     <w:p>
@@ -7880,7 +8081,41 @@
           <w:sz w:val="26"/>
           <w:szCs w:val="26"/>
         </w:rPr>
-        <w:t xml:space="preserve">Không để trống </w:t>
+        <w:t xml:space="preserve">Không </w:t>
+      </w:r>
+      <w:r>
+        <w:rPr>
+          <w:rFonts w:ascii="Times New Roman" w:hAnsi="Times New Roman" w:cs="Times New Roman"/>
+          <w:sz w:val="26"/>
+          <w:szCs w:val="26"/>
+          <w:lang w:val="vi-VN"/>
+        </w:rPr>
+        <w:t xml:space="preserve"> được </w:t>
+      </w:r>
+      <w:r>
+        <w:rPr>
+          <w:rFonts w:ascii="Times New Roman" w:hAnsi="Times New Roman" w:cs="Times New Roman"/>
+          <w:sz w:val="26"/>
+          <w:szCs w:val="26"/>
+        </w:rPr>
+        <w:t xml:space="preserve">để </w:t>
+      </w:r>
+      <w:r>
+        <w:rPr>
+          <w:rFonts w:ascii="Times New Roman" w:hAnsi="Times New Roman" w:cs="Times New Roman"/>
+          <w:sz w:val="26"/>
+          <w:szCs w:val="26"/>
+        </w:rPr>
+        <w:t>trống</w:t>
+      </w:r>
+      <w:r>
+        <w:rPr>
+          <w:rFonts w:ascii="Times New Roman" w:hAnsi="Times New Roman" w:cs="Times New Roman"/>
+          <w:sz w:val="26"/>
+          <w:szCs w:val="26"/>
+          <w:lang w:val="vi-VN"/>
+        </w:rPr>
+        <w:t>.</w:t>
       </w:r>
     </w:p>
     <w:p>
@@ -7904,7 +8139,49 @@
           <w:sz w:val="26"/>
           <w:szCs w:val="26"/>
         </w:rPr>
-        <w:t xml:space="preserve">Không chứa khoảng trắng </w:t>
+        <w:t xml:space="preserve">Không </w:t>
+      </w:r>
+      <w:r>
+        <w:rPr>
+          <w:rFonts w:ascii="Times New Roman" w:hAnsi="Times New Roman" w:cs="Times New Roman"/>
+          <w:sz w:val="26"/>
+          <w:szCs w:val="26"/>
+        </w:rPr>
+        <w:t>được</w:t>
+      </w:r>
+      <w:r>
+        <w:rPr>
+          <w:rFonts w:ascii="Times New Roman" w:hAnsi="Times New Roman" w:cs="Times New Roman"/>
+          <w:sz w:val="26"/>
+          <w:szCs w:val="26"/>
+          <w:lang w:val="vi-VN"/>
+        </w:rPr>
+        <w:t xml:space="preserve"> </w:t>
+      </w:r>
+      <w:r>
+        <w:rPr>
+          <w:rFonts w:ascii="Times New Roman" w:hAnsi="Times New Roman" w:cs="Times New Roman"/>
+          <w:sz w:val="26"/>
+          <w:szCs w:val="26"/>
+        </w:rPr>
+        <w:t xml:space="preserve">chứa khoảng </w:t>
+      </w:r>
+      <w:r>
+        <w:rPr>
+          <w:rFonts w:ascii="Times New Roman" w:hAnsi="Times New Roman" w:cs="Times New Roman"/>
+          <w:sz w:val="26"/>
+          <w:szCs w:val="26"/>
+        </w:rPr>
+        <w:t>trắng</w:t>
+      </w:r>
+      <w:r>
+        <w:rPr>
+          <w:rFonts w:ascii="Times New Roman" w:hAnsi="Times New Roman" w:cs="Times New Roman"/>
+          <w:sz w:val="26"/>
+          <w:szCs w:val="26"/>
+          <w:lang w:val="vi-VN"/>
+        </w:rPr>
+        <w:t>.</w:t>
       </w:r>
     </w:p>
     <w:p>
@@ -7928,7 +8205,49 @@
           <w:sz w:val="26"/>
           <w:szCs w:val="26"/>
         </w:rPr>
-        <w:t xml:space="preserve">Không trùng tên </w:t>
+        <w:t xml:space="preserve">Không </w:t>
+      </w:r>
+      <w:r>
+        <w:rPr>
+          <w:rFonts w:ascii="Times New Roman" w:hAnsi="Times New Roman" w:cs="Times New Roman"/>
+          <w:sz w:val="26"/>
+          <w:szCs w:val="26"/>
+        </w:rPr>
+        <w:t>được</w:t>
+      </w:r>
+      <w:r>
+        <w:rPr>
+          <w:rFonts w:ascii="Times New Roman" w:hAnsi="Times New Roman" w:cs="Times New Roman"/>
+          <w:sz w:val="26"/>
+          <w:szCs w:val="26"/>
+          <w:lang w:val="vi-VN"/>
+        </w:rPr>
+        <w:t xml:space="preserve"> </w:t>
+      </w:r>
+      <w:r>
+        <w:rPr>
+          <w:rFonts w:ascii="Times New Roman" w:hAnsi="Times New Roman" w:cs="Times New Roman"/>
+          <w:sz w:val="26"/>
+          <w:szCs w:val="26"/>
+        </w:rPr>
+        <w:t xml:space="preserve">trùng </w:t>
+      </w:r>
+      <w:r>
+        <w:rPr>
+          <w:rFonts w:ascii="Times New Roman" w:hAnsi="Times New Roman" w:cs="Times New Roman"/>
+          <w:sz w:val="26"/>
+          <w:szCs w:val="26"/>
+        </w:rPr>
+        <w:t>tên</w:t>
+      </w:r>
+      <w:r>
+        <w:rPr>
+          <w:rFonts w:ascii="Times New Roman" w:hAnsi="Times New Roman" w:cs="Times New Roman"/>
+          <w:sz w:val="26"/>
+          <w:szCs w:val="26"/>
+          <w:lang w:val="vi-VN"/>
+        </w:rPr>
+        <w:t>.</w:t>
       </w:r>
     </w:p>
     <w:p>
@@ -7989,7 +8308,41 @@
           <w:sz w:val="26"/>
           <w:szCs w:val="26"/>
         </w:rPr>
-        <w:t xml:space="preserve">Hiển thị danh sách online </w:t>
+        <w:t xml:space="preserve">Hiển thị danh sách </w:t>
+      </w:r>
+      <w:r>
+        <w:rPr>
+          <w:rFonts w:ascii="Times New Roman" w:hAnsi="Times New Roman" w:cs="Times New Roman"/>
+          <w:sz w:val="26"/>
+          <w:szCs w:val="26"/>
+        </w:rPr>
+        <w:t>các</w:t>
+      </w:r>
+      <w:r>
+        <w:rPr>
+          <w:rFonts w:ascii="Times New Roman" w:hAnsi="Times New Roman" w:cs="Times New Roman"/>
+          <w:sz w:val="26"/>
+          <w:szCs w:val="26"/>
+          <w:lang w:val="vi-VN"/>
+        </w:rPr>
+        <w:t xml:space="preserve"> người dùng </w:t>
+      </w:r>
+      <w:r>
+        <w:rPr>
+          <w:rFonts w:ascii="Times New Roman" w:hAnsi="Times New Roman" w:cs="Times New Roman"/>
+          <w:sz w:val="26"/>
+          <w:szCs w:val="26"/>
+        </w:rPr>
+        <w:t>online</w:t>
+      </w:r>
+      <w:r>
+        <w:rPr>
+          <w:rFonts w:ascii="Times New Roman" w:hAnsi="Times New Roman" w:cs="Times New Roman"/>
+          <w:sz w:val="26"/>
+          <w:szCs w:val="26"/>
+          <w:lang w:val="vi-VN"/>
+        </w:rPr>
+        <w:t>.</w:t>
       </w:r>
     </w:p>
     <w:p>
@@ -8013,7 +8366,24 @@
           <w:sz w:val="26"/>
           <w:szCs w:val="26"/>
         </w:rPr>
-        <w:t xml:space="preserve">Hiển thị tên trên cửa sổ chat </w:t>
+        <w:t xml:space="preserve">Hiển thị tên trên cửa sổ </w:t>
+      </w:r>
+      <w:r>
+        <w:rPr>
+          <w:rFonts w:ascii="Times New Roman" w:hAnsi="Times New Roman" w:cs="Times New Roman"/>
+          <w:sz w:val="26"/>
+          <w:szCs w:val="26"/>
+        </w:rPr>
+        <w:t>chat</w:t>
+      </w:r>
+      <w:r>
+        <w:rPr>
+          <w:rFonts w:ascii="Times New Roman" w:hAnsi="Times New Roman" w:cs="Times New Roman"/>
+          <w:sz w:val="26"/>
+          <w:szCs w:val="26"/>
+          <w:lang w:val="vi-VN"/>
+        </w:rPr>
+        <w:t>.</w:t>
       </w:r>
     </w:p>
     <w:p>
@@ -8102,7 +8472,24 @@
           <w:sz w:val="26"/>
           <w:szCs w:val="26"/>
         </w:rPr>
-        <w:t xml:space="preserve">Gửi tin nhắn thời gian thực </w:t>
+        <w:t xml:space="preserve">Gửi tin nhắn thời gian </w:t>
+      </w:r>
+      <w:r>
+        <w:rPr>
+          <w:rFonts w:ascii="Times New Roman" w:hAnsi="Times New Roman" w:cs="Times New Roman"/>
+          <w:sz w:val="26"/>
+          <w:szCs w:val="26"/>
+        </w:rPr>
+        <w:t>thực</w:t>
+      </w:r>
+      <w:r>
+        <w:rPr>
+          <w:rFonts w:ascii="Times New Roman" w:hAnsi="Times New Roman" w:cs="Times New Roman"/>
+          <w:sz w:val="26"/>
+          <w:szCs w:val="26"/>
+          <w:lang w:val="vi-VN"/>
+        </w:rPr>
+        <w:t>.</w:t>
       </w:r>
     </w:p>
     <w:p>
@@ -8126,7 +8513,24 @@
           <w:sz w:val="26"/>
           <w:szCs w:val="26"/>
         </w:rPr>
-        <w:t xml:space="preserve">Hiển thị thời gian </w:t>
+        <w:t xml:space="preserve">Hiển thị thời </w:t>
+      </w:r>
+      <w:r>
+        <w:rPr>
+          <w:rFonts w:ascii="Times New Roman" w:hAnsi="Times New Roman" w:cs="Times New Roman"/>
+          <w:sz w:val="26"/>
+          <w:szCs w:val="26"/>
+        </w:rPr>
+        <w:t>gian</w:t>
+      </w:r>
+      <w:r>
+        <w:rPr>
+          <w:rFonts w:ascii="Times New Roman" w:hAnsi="Times New Roman" w:cs="Times New Roman"/>
+          <w:sz w:val="26"/>
+          <w:szCs w:val="26"/>
+          <w:lang w:val="vi-VN"/>
+        </w:rPr>
+        <w:t xml:space="preserve"> gửi tin nhắn.</w:t>
       </w:r>
     </w:p>
     <w:p>
@@ -8150,7 +8554,49 @@
           <w:sz w:val="26"/>
           <w:szCs w:val="26"/>
         </w:rPr>
-        <w:t xml:space="preserve">Hiển thị tên người gửi </w:t>
+        <w:t xml:space="preserve">Hiển thị </w:t>
+      </w:r>
+      <w:r>
+        <w:rPr>
+          <w:rFonts w:ascii="Times New Roman" w:hAnsi="Times New Roman" w:cs="Times New Roman"/>
+          <w:sz w:val="26"/>
+          <w:szCs w:val="26"/>
+        </w:rPr>
+        <w:t>theo</w:t>
+      </w:r>
+      <w:r>
+        <w:rPr>
+          <w:rFonts w:ascii="Times New Roman" w:hAnsi="Times New Roman" w:cs="Times New Roman"/>
+          <w:sz w:val="26"/>
+          <w:szCs w:val="26"/>
+          <w:lang w:val="vi-VN"/>
+        </w:rPr>
+        <w:t xml:space="preserve"> </w:t>
+      </w:r>
+      <w:r>
+        <w:rPr>
+          <w:rFonts w:ascii="Times New Roman" w:hAnsi="Times New Roman" w:cs="Times New Roman"/>
+          <w:sz w:val="26"/>
+          <w:szCs w:val="26"/>
+        </w:rPr>
+        <w:t xml:space="preserve">tên người </w:t>
+      </w:r>
+      <w:r>
+        <w:rPr>
+          <w:rFonts w:ascii="Times New Roman" w:hAnsi="Times New Roman" w:cs="Times New Roman"/>
+          <w:sz w:val="26"/>
+          <w:szCs w:val="26"/>
+        </w:rPr>
+        <w:t>gửi</w:t>
+      </w:r>
+      <w:r>
+        <w:rPr>
+          <w:rFonts w:ascii="Times New Roman" w:hAnsi="Times New Roman" w:cs="Times New Roman"/>
+          <w:sz w:val="26"/>
+          <w:szCs w:val="26"/>
+          <w:lang w:val="vi-VN"/>
+        </w:rPr>
+        <w:t>.</w:t>
       </w:r>
     </w:p>
     <w:p>
@@ -8174,7 +8620,49 @@
           <w:sz w:val="26"/>
           <w:szCs w:val="26"/>
         </w:rPr>
-        <w:t xml:space="preserve">Tin nhắn căn trái/phải </w:t>
+        <w:t xml:space="preserve">Tin nhắn </w:t>
+      </w:r>
+      <w:r>
+        <w:rPr>
+          <w:rFonts w:ascii="Times New Roman" w:hAnsi="Times New Roman" w:cs="Times New Roman"/>
+          <w:sz w:val="26"/>
+          <w:szCs w:val="26"/>
+        </w:rPr>
+        <w:t>được</w:t>
+      </w:r>
+      <w:r>
+        <w:rPr>
+          <w:rFonts w:ascii="Times New Roman" w:hAnsi="Times New Roman" w:cs="Times New Roman"/>
+          <w:sz w:val="26"/>
+          <w:szCs w:val="26"/>
+          <w:lang w:val="vi-VN"/>
+        </w:rPr>
+        <w:t xml:space="preserve"> </w:t>
+      </w:r>
+      <w:r>
+        <w:rPr>
+          <w:rFonts w:ascii="Times New Roman" w:hAnsi="Times New Roman" w:cs="Times New Roman"/>
+          <w:sz w:val="26"/>
+          <w:szCs w:val="26"/>
+        </w:rPr>
+        <w:t>căn trái/</w:t>
+      </w:r>
+      <w:r>
+        <w:rPr>
+          <w:rFonts w:ascii="Times New Roman" w:hAnsi="Times New Roman" w:cs="Times New Roman"/>
+          <w:sz w:val="26"/>
+          <w:szCs w:val="26"/>
+        </w:rPr>
+        <w:t>phải</w:t>
+      </w:r>
+      <w:r>
+        <w:rPr>
+          <w:rFonts w:ascii="Times New Roman" w:hAnsi="Times New Roman" w:cs="Times New Roman"/>
+          <w:sz w:val="26"/>
+          <w:szCs w:val="26"/>
+          <w:lang w:val="vi-VN"/>
+        </w:rPr>
+        <w:t xml:space="preserve"> theo người gửi.</w:t>
       </w:r>
     </w:p>
     <w:p>
@@ -8295,7 +8783,24 @@
           <w:sz w:val="26"/>
           <w:szCs w:val="26"/>
         </w:rPr>
-        <w:t xml:space="preserve">Nén ảnh trước khi gửi </w:t>
+        <w:t xml:space="preserve">Nén ảnh trước khi </w:t>
+      </w:r>
+      <w:r>
+        <w:rPr>
+          <w:rFonts w:ascii="Times New Roman" w:hAnsi="Times New Roman" w:cs="Times New Roman"/>
+          <w:sz w:val="26"/>
+          <w:szCs w:val="26"/>
+        </w:rPr>
+        <w:t>gửi</w:t>
+      </w:r>
+      <w:r>
+        <w:rPr>
+          <w:rFonts w:ascii="Times New Roman" w:hAnsi="Times New Roman" w:cs="Times New Roman"/>
+          <w:sz w:val="26"/>
+          <w:szCs w:val="26"/>
+          <w:lang w:val="vi-VN"/>
+        </w:rPr>
+        <w:t>.</w:t>
       </w:r>
     </w:p>
     <w:p>
@@ -8319,7 +8824,24 @@
           <w:sz w:val="26"/>
           <w:szCs w:val="26"/>
         </w:rPr>
-        <w:t xml:space="preserve">Gửi ảnh qua TCP </w:t>
+        <w:t xml:space="preserve">Gửi ảnh qua </w:t>
+      </w:r>
+      <w:r>
+        <w:rPr>
+          <w:rFonts w:ascii="Times New Roman" w:hAnsi="Times New Roman" w:cs="Times New Roman"/>
+          <w:sz w:val="26"/>
+          <w:szCs w:val="26"/>
+        </w:rPr>
+        <w:t>TCP</w:t>
+      </w:r>
+      <w:r>
+        <w:rPr>
+          <w:rFonts w:ascii="Times New Roman" w:hAnsi="Times New Roman" w:cs="Times New Roman"/>
+          <w:sz w:val="26"/>
+          <w:szCs w:val="26"/>
+          <w:lang w:val="vi-VN"/>
+        </w:rPr>
+        <w:t>.</w:t>
       </w:r>
     </w:p>
     <w:p>
@@ -8343,7 +8865,24 @@
           <w:sz w:val="26"/>
           <w:szCs w:val="26"/>
         </w:rPr>
-        <w:t xml:space="preserve">Hiển thị ảnh trong khung chat </w:t>
+        <w:t xml:space="preserve">Hiển thị ảnh trong khung </w:t>
+      </w:r>
+      <w:r>
+        <w:rPr>
+          <w:rFonts w:ascii="Times New Roman" w:hAnsi="Times New Roman" w:cs="Times New Roman"/>
+          <w:sz w:val="26"/>
+          <w:szCs w:val="26"/>
+        </w:rPr>
+        <w:t>chat</w:t>
+      </w:r>
+      <w:r>
+        <w:rPr>
+          <w:rFonts w:ascii="Times New Roman" w:hAnsi="Times New Roman" w:cs="Times New Roman"/>
+          <w:sz w:val="26"/>
+          <w:szCs w:val="26"/>
+          <w:lang w:val="vi-VN"/>
+        </w:rPr>
+        <w:t>.</w:t>
       </w:r>
     </w:p>
     <w:p>
@@ -8367,7 +8906,24 @@
           <w:sz w:val="26"/>
           <w:szCs w:val="26"/>
         </w:rPr>
-        <w:t xml:space="preserve">Cho phép mở ảnh lớn </w:t>
+        <w:t xml:space="preserve">Cho phép mở ảnh </w:t>
+      </w:r>
+      <w:r>
+        <w:rPr>
+          <w:rFonts w:ascii="Times New Roman" w:hAnsi="Times New Roman" w:cs="Times New Roman"/>
+          <w:sz w:val="26"/>
+          <w:szCs w:val="26"/>
+        </w:rPr>
+        <w:t>lớn</w:t>
+      </w:r>
+      <w:r>
+        <w:rPr>
+          <w:rFonts w:ascii="Times New Roman" w:hAnsi="Times New Roman" w:cs="Times New Roman"/>
+          <w:sz w:val="26"/>
+          <w:szCs w:val="26"/>
+          <w:lang w:val="vi-VN"/>
+        </w:rPr>
+        <w:t xml:space="preserve"> để xem.</w:t>
       </w:r>
     </w:p>
     <w:p>
@@ -8391,7 +8947,24 @@
           <w:sz w:val="26"/>
           <w:szCs w:val="26"/>
         </w:rPr>
-        <w:t xml:space="preserve">Tải ảnh về máy </w:t>
+        <w:t xml:space="preserve">Tải ảnh về </w:t>
+      </w:r>
+      <w:r>
+        <w:rPr>
+          <w:rFonts w:ascii="Times New Roman" w:hAnsi="Times New Roman" w:cs="Times New Roman"/>
+          <w:sz w:val="26"/>
+          <w:szCs w:val="26"/>
+        </w:rPr>
+        <w:t>máy</w:t>
+      </w:r>
+      <w:r>
+        <w:rPr>
+          <w:rFonts w:ascii="Times New Roman" w:hAnsi="Times New Roman" w:cs="Times New Roman"/>
+          <w:sz w:val="26"/>
+          <w:szCs w:val="26"/>
+          <w:lang w:val="vi-VN"/>
+        </w:rPr>
+        <w:t>.</w:t>
       </w:r>
     </w:p>
     <w:p>
@@ -8612,7 +9185,24 @@
           <w:sz w:val="26"/>
           <w:szCs w:val="26"/>
         </w:rPr>
-        <w:t xml:space="preserve">File lưu trong thư mục received </w:t>
+        <w:t xml:space="preserve">File lưu trong thư mục </w:t>
+      </w:r>
+      <w:r>
+        <w:rPr>
+          <w:rFonts w:ascii="Times New Roman" w:hAnsi="Times New Roman" w:cs="Times New Roman"/>
+          <w:sz w:val="26"/>
+          <w:szCs w:val="26"/>
+        </w:rPr>
+        <w:t>received</w:t>
+      </w:r>
+      <w:r>
+        <w:rPr>
+          <w:rFonts w:ascii="Times New Roman" w:hAnsi="Times New Roman" w:cs="Times New Roman"/>
+          <w:sz w:val="26"/>
+          <w:szCs w:val="26"/>
+          <w:lang w:val="vi-VN"/>
+        </w:rPr>
+        <w:t>.</w:t>
       </w:r>
     </w:p>
     <w:p>
@@ -8636,7 +9226,24 @@
           <w:sz w:val="26"/>
           <w:szCs w:val="26"/>
         </w:rPr>
-        <w:t xml:space="preserve">Hiển thị tên file </w:t>
+        <w:t xml:space="preserve">Hiển thị tên </w:t>
+      </w:r>
+      <w:r>
+        <w:rPr>
+          <w:rFonts w:ascii="Times New Roman" w:hAnsi="Times New Roman" w:cs="Times New Roman"/>
+          <w:sz w:val="26"/>
+          <w:szCs w:val="26"/>
+        </w:rPr>
+        <w:t>file</w:t>
+      </w:r>
+      <w:r>
+        <w:rPr>
+          <w:rFonts w:ascii="Times New Roman" w:hAnsi="Times New Roman" w:cs="Times New Roman"/>
+          <w:sz w:val="26"/>
+          <w:szCs w:val="26"/>
+          <w:lang w:val="vi-VN"/>
+        </w:rPr>
+        <w:t>.</w:t>
       </w:r>
     </w:p>
     <w:p>
@@ -8660,7 +9267,24 @@
           <w:sz w:val="26"/>
           <w:szCs w:val="26"/>
         </w:rPr>
-        <w:t xml:space="preserve">Có thể tải về </w:t>
+        <w:t xml:space="preserve">Có thể tải </w:t>
+      </w:r>
+      <w:r>
+        <w:rPr>
+          <w:rFonts w:ascii="Times New Roman" w:hAnsi="Times New Roman" w:cs="Times New Roman"/>
+          <w:sz w:val="26"/>
+          <w:szCs w:val="26"/>
+        </w:rPr>
+        <w:t>về</w:t>
+      </w:r>
+      <w:r>
+        <w:rPr>
+          <w:rFonts w:ascii="Times New Roman" w:hAnsi="Times New Roman" w:cs="Times New Roman"/>
+          <w:sz w:val="26"/>
+          <w:szCs w:val="26"/>
+          <w:lang w:val="vi-VN"/>
+        </w:rPr>
+        <w:t>.</w:t>
       </w:r>
     </w:p>
     <w:p>
@@ -8768,7 +9392,24 @@
           <w:sz w:val="26"/>
           <w:szCs w:val="26"/>
         </w:rPr>
-        <w:t xml:space="preserve">Gửi emoji dạng ảnh </w:t>
+        <w:t xml:space="preserve">Gửi emoji dạng </w:t>
+      </w:r>
+      <w:r>
+        <w:rPr>
+          <w:rFonts w:ascii="Times New Roman" w:hAnsi="Times New Roman" w:cs="Times New Roman"/>
+          <w:sz w:val="26"/>
+          <w:szCs w:val="26"/>
+        </w:rPr>
+        <w:t>ảnh</w:t>
+      </w:r>
+      <w:r>
+        <w:rPr>
+          <w:rFonts w:ascii="Times New Roman" w:hAnsi="Times New Roman" w:cs="Times New Roman"/>
+          <w:sz w:val="26"/>
+          <w:szCs w:val="26"/>
+          <w:lang w:val="vi-VN"/>
+        </w:rPr>
+        <w:t>.</w:t>
       </w:r>
     </w:p>
     <w:p>
@@ -8792,7 +9433,24 @@
           <w:sz w:val="26"/>
           <w:szCs w:val="26"/>
         </w:rPr>
-        <w:t xml:space="preserve">Hiển thị trong chat </w:t>
+        <w:t xml:space="preserve">Hiển thị trong </w:t>
+      </w:r>
+      <w:r>
+        <w:rPr>
+          <w:rFonts w:ascii="Times New Roman" w:hAnsi="Times New Roman" w:cs="Times New Roman"/>
+          <w:sz w:val="26"/>
+          <w:szCs w:val="26"/>
+        </w:rPr>
+        <w:t>chat</w:t>
+      </w:r>
+      <w:r>
+        <w:rPr>
+          <w:rFonts w:ascii="Times New Roman" w:hAnsi="Times New Roman" w:cs="Times New Roman"/>
+          <w:sz w:val="26"/>
+          <w:szCs w:val="26"/>
+          <w:lang w:val="vi-VN"/>
+        </w:rPr>
+        <w:t>.</w:t>
       </w:r>
     </w:p>
     <w:p>
@@ -8816,7 +9474,24 @@
           <w:sz w:val="26"/>
           <w:szCs w:val="26"/>
         </w:rPr>
-        <w:t xml:space="preserve">Đồng bộ giữa các Client </w:t>
+        <w:t xml:space="preserve">Đồng bộ giữa các </w:t>
+      </w:r>
+      <w:r>
+        <w:rPr>
+          <w:rFonts w:ascii="Times New Roman" w:hAnsi="Times New Roman" w:cs="Times New Roman"/>
+          <w:sz w:val="26"/>
+          <w:szCs w:val="26"/>
+        </w:rPr>
+        <w:t>Client</w:t>
+      </w:r>
+      <w:r>
+        <w:rPr>
+          <w:rFonts w:ascii="Times New Roman" w:hAnsi="Times New Roman" w:cs="Times New Roman"/>
+          <w:sz w:val="26"/>
+          <w:szCs w:val="26"/>
+          <w:lang w:val="vi-VN"/>
+        </w:rPr>
+        <w:t>.</w:t>
       </w:r>
     </w:p>
     <w:p>
@@ -8920,7 +9595,24 @@
           <w:sz w:val="26"/>
           <w:szCs w:val="26"/>
         </w:rPr>
-        <w:t xml:space="preserve">Tên người dùng </w:t>
+        <w:t xml:space="preserve">Tên người </w:t>
+      </w:r>
+      <w:r>
+        <w:rPr>
+          <w:rFonts w:ascii="Times New Roman" w:hAnsi="Times New Roman" w:cs="Times New Roman"/>
+          <w:sz w:val="26"/>
+          <w:szCs w:val="26"/>
+        </w:rPr>
+        <w:t>dùng</w:t>
+      </w:r>
+      <w:r>
+        <w:rPr>
+          <w:rFonts w:ascii="Times New Roman" w:hAnsi="Times New Roman" w:cs="Times New Roman"/>
+          <w:sz w:val="26"/>
+          <w:szCs w:val="26"/>
+          <w:lang w:val="vi-VN"/>
+        </w:rPr>
+        <w:t>.</w:t>
       </w:r>
     </w:p>
     <w:p>
@@ -8945,7 +9637,24 @@
           <w:szCs w:val="26"/>
         </w:rPr>
         <w:lastRenderedPageBreak/>
-        <w:t xml:space="preserve">Trạng thái online </w:t>
+        <w:t xml:space="preserve">Trạng thái </w:t>
+      </w:r>
+      <w:r>
+        <w:rPr>
+          <w:rFonts w:ascii="Times New Roman" w:hAnsi="Times New Roman" w:cs="Times New Roman"/>
+          <w:sz w:val="26"/>
+          <w:szCs w:val="26"/>
+        </w:rPr>
+        <w:t>online</w:t>
+      </w:r>
+      <w:r>
+        <w:rPr>
+          <w:rFonts w:ascii="Times New Roman" w:hAnsi="Times New Roman" w:cs="Times New Roman"/>
+          <w:sz w:val="26"/>
+          <w:szCs w:val="26"/>
+          <w:lang w:val="vi-VN"/>
+        </w:rPr>
+        <w:t>.</w:t>
       </w:r>
     </w:p>
     <w:p>
@@ -8969,7 +9678,24 @@
           <w:sz w:val="26"/>
           <w:szCs w:val="26"/>
         </w:rPr>
-        <w:t xml:space="preserve">Số lượng online </w:t>
+        <w:t xml:space="preserve">Số lượng </w:t>
+      </w:r>
+      <w:r>
+        <w:rPr>
+          <w:rFonts w:ascii="Times New Roman" w:hAnsi="Times New Roman" w:cs="Times New Roman"/>
+          <w:sz w:val="26"/>
+          <w:szCs w:val="26"/>
+        </w:rPr>
+        <w:t>online</w:t>
+      </w:r>
+      <w:r>
+        <w:rPr>
+          <w:rFonts w:ascii="Times New Roman" w:hAnsi="Times New Roman" w:cs="Times New Roman"/>
+          <w:sz w:val="26"/>
+          <w:szCs w:val="26"/>
+          <w:lang w:val="vi-VN"/>
+        </w:rPr>
+        <w:t>.</w:t>
       </w:r>
     </w:p>
     <w:p>
@@ -9039,7 +9765,24 @@
           <w:sz w:val="26"/>
           <w:szCs w:val="26"/>
         </w:rPr>
-        <w:t xml:space="preserve">Client gửi tín hiệu typing </w:t>
+        <w:t xml:space="preserve">Client gửi tín hiệu </w:t>
+      </w:r>
+      <w:r>
+        <w:rPr>
+          <w:rFonts w:ascii="Times New Roman" w:hAnsi="Times New Roman" w:cs="Times New Roman"/>
+          <w:sz w:val="26"/>
+          <w:szCs w:val="26"/>
+        </w:rPr>
+        <w:t>typing</w:t>
+      </w:r>
+      <w:r>
+        <w:rPr>
+          <w:rFonts w:ascii="Times New Roman" w:hAnsi="Times New Roman" w:cs="Times New Roman"/>
+          <w:sz w:val="26"/>
+          <w:szCs w:val="26"/>
+          <w:lang w:val="vi-VN"/>
+        </w:rPr>
+        <w:t>.</w:t>
       </w:r>
     </w:p>
     <w:p>
@@ -9063,7 +9806,24 @@
           <w:sz w:val="26"/>
           <w:szCs w:val="26"/>
         </w:rPr>
-        <w:t>Server chuyển tiếp tín hiệu đến các Client khác</w:t>
+        <w:t xml:space="preserve">Server chuyển tiếp tín hiệu đến các Client </w:t>
+      </w:r>
+      <w:r>
+        <w:rPr>
+          <w:rFonts w:ascii="Times New Roman" w:hAnsi="Times New Roman" w:cs="Times New Roman"/>
+          <w:sz w:val="26"/>
+          <w:szCs w:val="26"/>
+        </w:rPr>
+        <w:t>khác</w:t>
+      </w:r>
+      <w:r>
+        <w:rPr>
+          <w:rFonts w:ascii="Times New Roman" w:hAnsi="Times New Roman" w:cs="Times New Roman"/>
+          <w:sz w:val="26"/>
+          <w:szCs w:val="26"/>
+          <w:lang w:val="vi-VN"/>
+        </w:rPr>
+        <w:t>.</w:t>
       </w:r>
     </w:p>
     <w:p>
@@ -9087,7 +9847,24 @@
           <w:sz w:val="26"/>
           <w:szCs w:val="26"/>
         </w:rPr>
-        <w:t>Hiển thị “đang nhập...” trên giao diện chat</w:t>
+        <w:t xml:space="preserve">Hiển thị “đang nhập...” trên giao diện </w:t>
+      </w:r>
+      <w:r>
+        <w:rPr>
+          <w:rFonts w:ascii="Times New Roman" w:hAnsi="Times New Roman" w:cs="Times New Roman"/>
+          <w:sz w:val="26"/>
+          <w:szCs w:val="26"/>
+        </w:rPr>
+        <w:t>chat</w:t>
+      </w:r>
+      <w:r>
+        <w:rPr>
+          <w:rFonts w:ascii="Times New Roman" w:hAnsi="Times New Roman" w:cs="Times New Roman"/>
+          <w:sz w:val="26"/>
+          <w:szCs w:val="26"/>
+          <w:lang w:val="vi-VN"/>
+        </w:rPr>
+        <w:t>.</w:t>
       </w:r>
     </w:p>
     <w:p>
@@ -9437,7 +10214,24 @@
           <w:sz w:val="26"/>
           <w:szCs w:val="26"/>
         </w:rPr>
-        <w:t xml:space="preserve">ự động phát hiện Server trong mạng LAN </w:t>
+        <w:t xml:space="preserve">ự động phát hiện Server trong mạng </w:t>
+      </w:r>
+      <w:r>
+        <w:rPr>
+          <w:rFonts w:ascii="Times New Roman" w:hAnsi="Times New Roman" w:cs="Times New Roman"/>
+          <w:sz w:val="26"/>
+          <w:szCs w:val="26"/>
+        </w:rPr>
+        <w:t>LAN</w:t>
+      </w:r>
+      <w:r>
+        <w:rPr>
+          <w:rFonts w:ascii="Times New Roman" w:hAnsi="Times New Roman" w:cs="Times New Roman"/>
+          <w:sz w:val="26"/>
+          <w:szCs w:val="26"/>
+          <w:lang w:val="vi-VN"/>
+        </w:rPr>
+        <w:t>.</w:t>
       </w:r>
     </w:p>
     <w:p>
@@ -9470,7 +10264,24 @@
           <w:sz w:val="26"/>
           <w:szCs w:val="26"/>
         </w:rPr>
-        <w:t xml:space="preserve">hông cần nhập thủ công địa chỉ IP </w:t>
+        <w:t xml:space="preserve">hông cần nhập thủ công địa chỉ </w:t>
+      </w:r>
+      <w:r>
+        <w:rPr>
+          <w:rFonts w:ascii="Times New Roman" w:hAnsi="Times New Roman" w:cs="Times New Roman"/>
+          <w:sz w:val="26"/>
+          <w:szCs w:val="26"/>
+        </w:rPr>
+        <w:t>IP</w:t>
+      </w:r>
+      <w:r>
+        <w:rPr>
+          <w:rFonts w:ascii="Times New Roman" w:hAnsi="Times New Roman" w:cs="Times New Roman"/>
+          <w:sz w:val="26"/>
+          <w:szCs w:val="26"/>
+          <w:lang w:val="vi-VN"/>
+        </w:rPr>
+        <w:t>.</w:t>
       </w:r>
     </w:p>
     <w:p>
@@ -9503,7 +10314,24 @@
           <w:sz w:val="26"/>
           <w:szCs w:val="26"/>
         </w:rPr>
-        <w:t xml:space="preserve">ăng tính thuận tiện cho người dùng </w:t>
+        <w:t xml:space="preserve">ăng tính thuận tiện cho người </w:t>
+      </w:r>
+      <w:r>
+        <w:rPr>
+          <w:rFonts w:ascii="Times New Roman" w:hAnsi="Times New Roman" w:cs="Times New Roman"/>
+          <w:sz w:val="26"/>
+          <w:szCs w:val="26"/>
+        </w:rPr>
+        <w:t>dùng</w:t>
+      </w:r>
+      <w:r>
+        <w:rPr>
+          <w:rFonts w:ascii="Times New Roman" w:hAnsi="Times New Roman" w:cs="Times New Roman"/>
+          <w:sz w:val="26"/>
+          <w:szCs w:val="26"/>
+          <w:lang w:val="vi-VN"/>
+        </w:rPr>
+        <w:t>.</w:t>
       </w:r>
     </w:p>
     <w:p>
@@ -9658,7 +10486,24 @@
           <w:sz w:val="26"/>
           <w:szCs w:val="26"/>
         </w:rPr>
-        <w:t xml:space="preserve">ảm bảo dữ liệu truyền chính xác </w:t>
+        <w:t xml:space="preserve">ảm bảo dữ liệu truyền chính </w:t>
+      </w:r>
+      <w:r>
+        <w:rPr>
+          <w:rFonts w:ascii="Times New Roman" w:hAnsi="Times New Roman" w:cs="Times New Roman"/>
+          <w:sz w:val="26"/>
+          <w:szCs w:val="26"/>
+        </w:rPr>
+        <w:t>xác</w:t>
+      </w:r>
+      <w:r>
+        <w:rPr>
+          <w:rFonts w:ascii="Times New Roman" w:hAnsi="Times New Roman" w:cs="Times New Roman"/>
+          <w:sz w:val="26"/>
+          <w:szCs w:val="26"/>
+          <w:lang w:val="vi-VN"/>
+        </w:rPr>
+        <w:t>.</w:t>
       </w:r>
     </w:p>
     <w:p>
@@ -9691,7 +10536,24 @@
           <w:sz w:val="26"/>
           <w:szCs w:val="26"/>
         </w:rPr>
-        <w:t xml:space="preserve">ữ liệu đến đúng thứ tự </w:t>
+        <w:t xml:space="preserve">ữ liệu đến đúng thứ </w:t>
+      </w:r>
+      <w:r>
+        <w:rPr>
+          <w:rFonts w:ascii="Times New Roman" w:hAnsi="Times New Roman" w:cs="Times New Roman"/>
+          <w:sz w:val="26"/>
+          <w:szCs w:val="26"/>
+        </w:rPr>
+        <w:t>tự</w:t>
+      </w:r>
+      <w:r>
+        <w:rPr>
+          <w:rFonts w:ascii="Times New Roman" w:hAnsi="Times New Roman" w:cs="Times New Roman"/>
+          <w:sz w:val="26"/>
+          <w:szCs w:val="26"/>
+          <w:lang w:val="vi-VN"/>
+        </w:rPr>
+        <w:t>.</w:t>
       </w:r>
     </w:p>
     <w:p>
@@ -9724,7 +10586,24 @@
           <w:sz w:val="26"/>
           <w:szCs w:val="26"/>
         </w:rPr>
-        <w:t xml:space="preserve">ạn chế mất gói tin trong quá trình truyền tải </w:t>
+        <w:t xml:space="preserve">ạn chế mất gói tin trong quá trình truyền </w:t>
+      </w:r>
+      <w:r>
+        <w:rPr>
+          <w:rFonts w:ascii="Times New Roman" w:hAnsi="Times New Roman" w:cs="Times New Roman"/>
+          <w:sz w:val="26"/>
+          <w:szCs w:val="26"/>
+        </w:rPr>
+        <w:t>tải</w:t>
+      </w:r>
+      <w:r>
+        <w:rPr>
+          <w:rFonts w:ascii="Times New Roman" w:hAnsi="Times New Roman" w:cs="Times New Roman"/>
+          <w:sz w:val="26"/>
+          <w:szCs w:val="26"/>
+          <w:lang w:val="vi-VN"/>
+        </w:rPr>
+        <w:t>.</w:t>
       </w:r>
     </w:p>
     <w:p>
@@ -10014,7 +10893,24 @@
           <w:sz w:val="26"/>
           <w:szCs w:val="26"/>
         </w:rPr>
-        <w:t xml:space="preserve">ên đăng nhập không được để trống </w:t>
+        <w:t xml:space="preserve">ên đăng nhập không được để </w:t>
+      </w:r>
+      <w:r>
+        <w:rPr>
+          <w:rFonts w:ascii="Times New Roman" w:hAnsi="Times New Roman" w:cs="Times New Roman"/>
+          <w:sz w:val="26"/>
+          <w:szCs w:val="26"/>
+        </w:rPr>
+        <w:t>trống</w:t>
+      </w:r>
+      <w:r>
+        <w:rPr>
+          <w:rFonts w:ascii="Times New Roman" w:hAnsi="Times New Roman" w:cs="Times New Roman"/>
+          <w:sz w:val="26"/>
+          <w:szCs w:val="26"/>
+          <w:lang w:val="vi-VN"/>
+        </w:rPr>
+        <w:t>.</w:t>
       </w:r>
     </w:p>
     <w:p>
@@ -10047,7 +10943,24 @@
           <w:sz w:val="26"/>
           <w:szCs w:val="26"/>
         </w:rPr>
-        <w:t xml:space="preserve">hông chứa khoảng trắng </w:t>
+        <w:t xml:space="preserve">hông chứa khoảng </w:t>
+      </w:r>
+      <w:r>
+        <w:rPr>
+          <w:rFonts w:ascii="Times New Roman" w:hAnsi="Times New Roman" w:cs="Times New Roman"/>
+          <w:sz w:val="26"/>
+          <w:szCs w:val="26"/>
+        </w:rPr>
+        <w:t>trắng</w:t>
+      </w:r>
+      <w:r>
+        <w:rPr>
+          <w:rFonts w:ascii="Times New Roman" w:hAnsi="Times New Roman" w:cs="Times New Roman"/>
+          <w:sz w:val="26"/>
+          <w:szCs w:val="26"/>
+          <w:lang w:val="vi-VN"/>
+        </w:rPr>
+        <w:t>.</w:t>
       </w:r>
     </w:p>
     <w:p>
@@ -10080,7 +10993,24 @@
           <w:sz w:val="26"/>
           <w:szCs w:val="26"/>
         </w:rPr>
-        <w:t xml:space="preserve">hông trùng với người dùng đang online </w:t>
+        <w:t xml:space="preserve">hông trùng với người dùng đang </w:t>
+      </w:r>
+      <w:r>
+        <w:rPr>
+          <w:rFonts w:ascii="Times New Roman" w:hAnsi="Times New Roman" w:cs="Times New Roman"/>
+          <w:sz w:val="26"/>
+          <w:szCs w:val="26"/>
+        </w:rPr>
+        <w:t>online</w:t>
+      </w:r>
+      <w:r>
+        <w:rPr>
+          <w:rFonts w:ascii="Times New Roman" w:hAnsi="Times New Roman" w:cs="Times New Roman"/>
+          <w:sz w:val="26"/>
+          <w:szCs w:val="26"/>
+          <w:lang w:val="vi-VN"/>
+        </w:rPr>
+        <w:t>.</w:t>
       </w:r>
     </w:p>
     <w:p>
@@ -10212,7 +11142,24 @@
           <w:sz w:val="26"/>
           <w:szCs w:val="26"/>
         </w:rPr>
-        <w:t xml:space="preserve">gười dùng được thêm vào danh sách online </w:t>
+        <w:t xml:space="preserve">gười dùng được thêm vào danh sách </w:t>
+      </w:r>
+      <w:r>
+        <w:rPr>
+          <w:rFonts w:ascii="Times New Roman" w:hAnsi="Times New Roman" w:cs="Times New Roman"/>
+          <w:sz w:val="26"/>
+          <w:szCs w:val="26"/>
+        </w:rPr>
+        <w:t>online</w:t>
+      </w:r>
+      <w:r>
+        <w:rPr>
+          <w:rFonts w:ascii="Times New Roman" w:hAnsi="Times New Roman" w:cs="Times New Roman"/>
+          <w:sz w:val="26"/>
+          <w:szCs w:val="26"/>
+          <w:lang w:val="vi-VN"/>
+        </w:rPr>
+        <w:t>.</w:t>
       </w:r>
     </w:p>
     <w:p>
@@ -10245,7 +11192,24 @@
           <w:sz w:val="26"/>
           <w:szCs w:val="26"/>
         </w:rPr>
-        <w:t xml:space="preserve">vatar hiển thị trong giao diện chat </w:t>
+        <w:t xml:space="preserve">vatar hiển thị trong giao diện </w:t>
+      </w:r>
+      <w:r>
+        <w:rPr>
+          <w:rFonts w:ascii="Times New Roman" w:hAnsi="Times New Roman" w:cs="Times New Roman"/>
+          <w:sz w:val="26"/>
+          <w:szCs w:val="26"/>
+        </w:rPr>
+        <w:t>chat</w:t>
+      </w:r>
+      <w:r>
+        <w:rPr>
+          <w:rFonts w:ascii="Times New Roman" w:hAnsi="Times New Roman" w:cs="Times New Roman"/>
+          <w:sz w:val="26"/>
+          <w:szCs w:val="26"/>
+          <w:lang w:val="vi-VN"/>
+        </w:rPr>
+        <w:t>.</w:t>
       </w:r>
     </w:p>
     <w:p>
@@ -10278,7 +11242,24 @@
           <w:sz w:val="26"/>
           <w:szCs w:val="26"/>
         </w:rPr>
-        <w:t xml:space="preserve">gười dùng có thể bắt đầu gửi dữ liệu </w:t>
+        <w:t xml:space="preserve">gười dùng có thể bắt đầu gửi dữ </w:t>
+      </w:r>
+      <w:r>
+        <w:rPr>
+          <w:rFonts w:ascii="Times New Roman" w:hAnsi="Times New Roman" w:cs="Times New Roman"/>
+          <w:sz w:val="26"/>
+          <w:szCs w:val="26"/>
+        </w:rPr>
+        <w:t>liệu</w:t>
+      </w:r>
+      <w:r>
+        <w:rPr>
+          <w:rFonts w:ascii="Times New Roman" w:hAnsi="Times New Roman" w:cs="Times New Roman"/>
+          <w:sz w:val="26"/>
+          <w:szCs w:val="26"/>
+          <w:lang w:val="vi-VN"/>
+        </w:rPr>
+        <w:t>.</w:t>
       </w:r>
     </w:p>
     <w:p>
@@ -10538,7 +11519,24 @@
           <w:sz w:val="26"/>
           <w:szCs w:val="26"/>
         </w:rPr>
-        <w:t xml:space="preserve">Chuyển dữ liệu sang định dạng JSON </w:t>
+        <w:t xml:space="preserve">Chuyển dữ liệu sang định dạng </w:t>
+      </w:r>
+      <w:r>
+        <w:rPr>
+          <w:rFonts w:ascii="Times New Roman" w:hAnsi="Times New Roman" w:cs="Times New Roman"/>
+          <w:sz w:val="26"/>
+          <w:szCs w:val="26"/>
+        </w:rPr>
+        <w:t>JSON</w:t>
+      </w:r>
+      <w:r>
+        <w:rPr>
+          <w:rFonts w:ascii="Times New Roman" w:hAnsi="Times New Roman" w:cs="Times New Roman"/>
+          <w:sz w:val="26"/>
+          <w:szCs w:val="26"/>
+          <w:lang w:val="vi-VN"/>
+        </w:rPr>
+        <w:t>.</w:t>
       </w:r>
     </w:p>
     <w:p>
@@ -10562,7 +11560,24 @@
           <w:sz w:val="26"/>
           <w:szCs w:val="26"/>
         </w:rPr>
-        <w:t xml:space="preserve">Mã hóa dữ liệu bằng Fernet </w:t>
+        <w:t xml:space="preserve">Mã hóa dữ liệu bằng </w:t>
+      </w:r>
+      <w:r>
+        <w:rPr>
+          <w:rFonts w:ascii="Times New Roman" w:hAnsi="Times New Roman" w:cs="Times New Roman"/>
+          <w:sz w:val="26"/>
+          <w:szCs w:val="26"/>
+        </w:rPr>
+        <w:t>Fernet</w:t>
+      </w:r>
+      <w:r>
+        <w:rPr>
+          <w:rFonts w:ascii="Times New Roman" w:hAnsi="Times New Roman" w:cs="Times New Roman"/>
+          <w:sz w:val="26"/>
+          <w:szCs w:val="26"/>
+          <w:lang w:val="vi-VN"/>
+        </w:rPr>
+        <w:t>.</w:t>
       </w:r>
     </w:p>
     <w:p>
@@ -10586,7 +11601,24 @@
           <w:sz w:val="26"/>
           <w:szCs w:val="26"/>
         </w:rPr>
-        <w:t xml:space="preserve">Gửi dữ liệu qua TCP Socket </w:t>
+        <w:t xml:space="preserve">Gửi dữ liệu qua TCP </w:t>
+      </w:r>
+      <w:r>
+        <w:rPr>
+          <w:rFonts w:ascii="Times New Roman" w:hAnsi="Times New Roman" w:cs="Times New Roman"/>
+          <w:sz w:val="26"/>
+          <w:szCs w:val="26"/>
+        </w:rPr>
+        <w:t>Socket</w:t>
+      </w:r>
+      <w:r>
+        <w:rPr>
+          <w:rFonts w:ascii="Times New Roman" w:hAnsi="Times New Roman" w:cs="Times New Roman"/>
+          <w:sz w:val="26"/>
+          <w:szCs w:val="26"/>
+          <w:lang w:val="vi-VN"/>
+        </w:rPr>
+        <w:t>.</w:t>
       </w:r>
     </w:p>
     <w:p>
@@ -10610,7 +11642,24 @@
           <w:sz w:val="26"/>
           <w:szCs w:val="26"/>
         </w:rPr>
-        <w:t xml:space="preserve">Server tiếp nhận và giải mã dữ liệu </w:t>
+        <w:t xml:space="preserve">Server tiếp nhận và giải mã dữ </w:t>
+      </w:r>
+      <w:r>
+        <w:rPr>
+          <w:rFonts w:ascii="Times New Roman" w:hAnsi="Times New Roman" w:cs="Times New Roman"/>
+          <w:sz w:val="26"/>
+          <w:szCs w:val="26"/>
+        </w:rPr>
+        <w:t>liệu</w:t>
+      </w:r>
+      <w:r>
+        <w:rPr>
+          <w:rFonts w:ascii="Times New Roman" w:hAnsi="Times New Roman" w:cs="Times New Roman"/>
+          <w:sz w:val="26"/>
+          <w:szCs w:val="26"/>
+          <w:lang w:val="vi-VN"/>
+        </w:rPr>
+        <w:t>.</w:t>
       </w:r>
     </w:p>
     <w:p>
@@ -10635,7 +11684,24 @@
           <w:szCs w:val="26"/>
         </w:rPr>
         <w:lastRenderedPageBreak/>
-        <w:t xml:space="preserve">Server broadcast tới các Client khác </w:t>
+        <w:t xml:space="preserve">Server broadcast tới các Client </w:t>
+      </w:r>
+      <w:r>
+        <w:rPr>
+          <w:rFonts w:ascii="Times New Roman" w:hAnsi="Times New Roman" w:cs="Times New Roman"/>
+          <w:sz w:val="26"/>
+          <w:szCs w:val="26"/>
+        </w:rPr>
+        <w:t>khác</w:t>
+      </w:r>
+      <w:r>
+        <w:rPr>
+          <w:rFonts w:ascii="Times New Roman" w:hAnsi="Times New Roman" w:cs="Times New Roman"/>
+          <w:sz w:val="26"/>
+          <w:szCs w:val="26"/>
+          <w:lang w:val="vi-VN"/>
+        </w:rPr>
+        <w:t>.</w:t>
       </w:r>
     </w:p>
     <w:p>
@@ -10659,7 +11725,24 @@
           <w:sz w:val="26"/>
           <w:szCs w:val="26"/>
         </w:rPr>
-        <w:t xml:space="preserve">Client nhận dữ liệu và hiển thị lên giao diện GUI </w:t>
+        <w:t xml:space="preserve">Client nhận dữ liệu và hiển thị lên giao diện </w:t>
+      </w:r>
+      <w:r>
+        <w:rPr>
+          <w:rFonts w:ascii="Times New Roman" w:hAnsi="Times New Roman" w:cs="Times New Roman"/>
+          <w:sz w:val="26"/>
+          <w:szCs w:val="26"/>
+        </w:rPr>
+        <w:t>GUI</w:t>
+      </w:r>
+      <w:r>
+        <w:rPr>
+          <w:rFonts w:ascii="Times New Roman" w:hAnsi="Times New Roman" w:cs="Times New Roman"/>
+          <w:sz w:val="26"/>
+          <w:szCs w:val="26"/>
+          <w:lang w:val="vi-VN"/>
+        </w:rPr>
+        <w:t>.</w:t>
       </w:r>
     </w:p>
     <w:p>
@@ -10811,7 +11894,24 @@
           <w:sz w:val="26"/>
           <w:szCs w:val="26"/>
         </w:rPr>
-        <w:t xml:space="preserve">Nếu là tin nhắn của chính mình → hiển thị bên phải </w:t>
+        <w:t xml:space="preserve">Nếu là tin nhắn của chính mình → hiển thị bên </w:t>
+      </w:r>
+      <w:r>
+        <w:rPr>
+          <w:rFonts w:ascii="Times New Roman" w:hAnsi="Times New Roman" w:cs="Times New Roman"/>
+          <w:sz w:val="26"/>
+          <w:szCs w:val="26"/>
+        </w:rPr>
+        <w:t>phải</w:t>
+      </w:r>
+      <w:r>
+        <w:rPr>
+          <w:rFonts w:ascii="Times New Roman" w:hAnsi="Times New Roman" w:cs="Times New Roman"/>
+          <w:sz w:val="26"/>
+          <w:szCs w:val="26"/>
+          <w:lang w:val="vi-VN"/>
+        </w:rPr>
+        <w:t>.</w:t>
       </w:r>
     </w:p>
     <w:p>
@@ -10835,7 +11935,24 @@
           <w:sz w:val="26"/>
           <w:szCs w:val="26"/>
         </w:rPr>
-        <w:t xml:space="preserve">Nếu là tin nhắn từ người khác → hiển thị bên trái </w:t>
+        <w:t xml:space="preserve">Nếu là tin nhắn từ người khác → hiển thị bên </w:t>
+      </w:r>
+      <w:r>
+        <w:rPr>
+          <w:rFonts w:ascii="Times New Roman" w:hAnsi="Times New Roman" w:cs="Times New Roman"/>
+          <w:sz w:val="26"/>
+          <w:szCs w:val="26"/>
+        </w:rPr>
+        <w:t>trái</w:t>
+      </w:r>
+      <w:r>
+        <w:rPr>
+          <w:rFonts w:ascii="Times New Roman" w:hAnsi="Times New Roman" w:cs="Times New Roman"/>
+          <w:sz w:val="26"/>
+          <w:szCs w:val="26"/>
+          <w:lang w:val="vi-VN"/>
+        </w:rPr>
+        <w:t>.</w:t>
       </w:r>
     </w:p>
     <w:p>
@@ -11089,7 +12206,24 @@
           <w:sz w:val="26"/>
           <w:szCs w:val="26"/>
         </w:rPr>
-        <w:t xml:space="preserve">Đọc dữ liệu hình ảnh </w:t>
+        <w:t xml:space="preserve">Đọc dữ liệu hình </w:t>
+      </w:r>
+      <w:r>
+        <w:rPr>
+          <w:rFonts w:ascii="Times New Roman" w:hAnsi="Times New Roman" w:cs="Times New Roman"/>
+          <w:sz w:val="26"/>
+          <w:szCs w:val="26"/>
+        </w:rPr>
+        <w:t>ảnh</w:t>
+      </w:r>
+      <w:r>
+        <w:rPr>
+          <w:rFonts w:ascii="Times New Roman" w:hAnsi="Times New Roman" w:cs="Times New Roman"/>
+          <w:sz w:val="26"/>
+          <w:szCs w:val="26"/>
+          <w:lang w:val="vi-VN"/>
+        </w:rPr>
+        <w:t>.</w:t>
       </w:r>
     </w:p>
     <w:p>
@@ -11113,7 +12247,24 @@
           <w:sz w:val="26"/>
           <w:szCs w:val="26"/>
         </w:rPr>
-        <w:t xml:space="preserve">Tối ưu kích thước ảnh </w:t>
+        <w:t xml:space="preserve">Tối ưu kích thước </w:t>
+      </w:r>
+      <w:r>
+        <w:rPr>
+          <w:rFonts w:ascii="Times New Roman" w:hAnsi="Times New Roman" w:cs="Times New Roman"/>
+          <w:sz w:val="26"/>
+          <w:szCs w:val="26"/>
+        </w:rPr>
+        <w:t>ảnh</w:t>
+      </w:r>
+      <w:r>
+        <w:rPr>
+          <w:rFonts w:ascii="Times New Roman" w:hAnsi="Times New Roman" w:cs="Times New Roman"/>
+          <w:sz w:val="26"/>
+          <w:szCs w:val="26"/>
+          <w:lang w:val="vi-VN"/>
+        </w:rPr>
+        <w:t>.</w:t>
       </w:r>
     </w:p>
     <w:p>
@@ -11137,7 +12288,24 @@
           <w:sz w:val="26"/>
           <w:szCs w:val="26"/>
         </w:rPr>
-        <w:t xml:space="preserve">Chuyển dữ liệu ảnh sang dạng HEX </w:t>
+        <w:t xml:space="preserve">Chuyển dữ liệu ảnh sang dạng </w:t>
+      </w:r>
+      <w:r>
+        <w:rPr>
+          <w:rFonts w:ascii="Times New Roman" w:hAnsi="Times New Roman" w:cs="Times New Roman"/>
+          <w:sz w:val="26"/>
+          <w:szCs w:val="26"/>
+        </w:rPr>
+        <w:t>HEX</w:t>
+      </w:r>
+      <w:r>
+        <w:rPr>
+          <w:rFonts w:ascii="Times New Roman" w:hAnsi="Times New Roman" w:cs="Times New Roman"/>
+          <w:sz w:val="26"/>
+          <w:szCs w:val="26"/>
+          <w:lang w:val="vi-VN"/>
+        </w:rPr>
+        <w:t>.</w:t>
       </w:r>
     </w:p>
     <w:p>
@@ -11161,7 +12329,24 @@
           <w:sz w:val="26"/>
           <w:szCs w:val="26"/>
         </w:rPr>
-        <w:t xml:space="preserve">Đóng gói dữ liệu dưới dạng JSON </w:t>
+        <w:t xml:space="preserve">Đóng gói dữ liệu dưới dạng </w:t>
+      </w:r>
+      <w:r>
+        <w:rPr>
+          <w:rFonts w:ascii="Times New Roman" w:hAnsi="Times New Roman" w:cs="Times New Roman"/>
+          <w:sz w:val="26"/>
+          <w:szCs w:val="26"/>
+        </w:rPr>
+        <w:t>JSON</w:t>
+      </w:r>
+      <w:r>
+        <w:rPr>
+          <w:rFonts w:ascii="Times New Roman" w:hAnsi="Times New Roman" w:cs="Times New Roman"/>
+          <w:sz w:val="26"/>
+          <w:szCs w:val="26"/>
+          <w:lang w:val="vi-VN"/>
+        </w:rPr>
+        <w:t>.</w:t>
       </w:r>
     </w:p>
     <w:p>
@@ -11185,7 +12370,24 @@
           <w:sz w:val="26"/>
           <w:szCs w:val="26"/>
         </w:rPr>
-        <w:t xml:space="preserve">Mã hóa dữ liệu bằng Fernet </w:t>
+        <w:t xml:space="preserve">Mã hóa dữ liệu bằng </w:t>
+      </w:r>
+      <w:r>
+        <w:rPr>
+          <w:rFonts w:ascii="Times New Roman" w:hAnsi="Times New Roman" w:cs="Times New Roman"/>
+          <w:sz w:val="26"/>
+          <w:szCs w:val="26"/>
+        </w:rPr>
+        <w:t>Fernet</w:t>
+      </w:r>
+      <w:r>
+        <w:rPr>
+          <w:rFonts w:ascii="Times New Roman" w:hAnsi="Times New Roman" w:cs="Times New Roman"/>
+          <w:sz w:val="26"/>
+          <w:szCs w:val="26"/>
+          <w:lang w:val="vi-VN"/>
+        </w:rPr>
+        <w:t>.</w:t>
       </w:r>
     </w:p>
     <w:p>
@@ -11209,7 +12411,24 @@
           <w:sz w:val="26"/>
           <w:szCs w:val="26"/>
         </w:rPr>
-        <w:t xml:space="preserve">Gửi dữ liệu qua TCP Socket </w:t>
+        <w:t xml:space="preserve">Gửi dữ liệu qua TCP </w:t>
+      </w:r>
+      <w:r>
+        <w:rPr>
+          <w:rFonts w:ascii="Times New Roman" w:hAnsi="Times New Roman" w:cs="Times New Roman"/>
+          <w:sz w:val="26"/>
+          <w:szCs w:val="26"/>
+        </w:rPr>
+        <w:t>Socket</w:t>
+      </w:r>
+      <w:r>
+        <w:rPr>
+          <w:rFonts w:ascii="Times New Roman" w:hAnsi="Times New Roman" w:cs="Times New Roman"/>
+          <w:sz w:val="26"/>
+          <w:szCs w:val="26"/>
+          <w:lang w:val="vi-VN"/>
+        </w:rPr>
+        <w:t>.</w:t>
       </w:r>
     </w:p>
     <w:p>
@@ -11331,7 +12550,24 @@
           <w:sz w:val="26"/>
           <w:szCs w:val="26"/>
         </w:rPr>
-        <w:t xml:space="preserve">Server giải mã và broadcast tới các Client khác </w:t>
+        <w:t xml:space="preserve">Server giải mã và broadcast tới các Client </w:t>
+      </w:r>
+      <w:r>
+        <w:rPr>
+          <w:rFonts w:ascii="Times New Roman" w:hAnsi="Times New Roman" w:cs="Times New Roman"/>
+          <w:sz w:val="26"/>
+          <w:szCs w:val="26"/>
+        </w:rPr>
+        <w:t>khác</w:t>
+      </w:r>
+      <w:r>
+        <w:rPr>
+          <w:rFonts w:ascii="Times New Roman" w:hAnsi="Times New Roman" w:cs="Times New Roman"/>
+          <w:sz w:val="26"/>
+          <w:szCs w:val="26"/>
+          <w:lang w:val="vi-VN"/>
+        </w:rPr>
+        <w:t>.</w:t>
       </w:r>
     </w:p>
     <w:p>
@@ -11356,7 +12592,24 @@
           <w:sz w:val="26"/>
           <w:szCs w:val="26"/>
         </w:rPr>
-        <w:t xml:space="preserve">Client nhận dữ liệu và hiển thị hình ảnh trong cửa sổ chat </w:t>
+        <w:t xml:space="preserve">Client nhận dữ liệu và hiển thị hình ảnh trong cửa sổ </w:t>
+      </w:r>
+      <w:r>
+        <w:rPr>
+          <w:rFonts w:ascii="Times New Roman" w:hAnsi="Times New Roman" w:cs="Times New Roman"/>
+          <w:sz w:val="26"/>
+          <w:szCs w:val="26"/>
+        </w:rPr>
+        <w:t>chat</w:t>
+      </w:r>
+      <w:r>
+        <w:rPr>
+          <w:rFonts w:ascii="Times New Roman" w:hAnsi="Times New Roman" w:cs="Times New Roman"/>
+          <w:sz w:val="26"/>
+          <w:szCs w:val="26"/>
+          <w:lang w:val="vi-VN"/>
+        </w:rPr>
+        <w:t>.</w:t>
       </w:r>
     </w:p>
     <w:p>
@@ -11479,7 +12732,24 @@
           <w:sz w:val="26"/>
           <w:szCs w:val="26"/>
         </w:rPr>
-        <w:t xml:space="preserve">Giảm dung lượng truyền tải </w:t>
+        <w:t xml:space="preserve">Giảm dung lượng truyền </w:t>
+      </w:r>
+      <w:r>
+        <w:rPr>
+          <w:rFonts w:ascii="Times New Roman" w:hAnsi="Times New Roman" w:cs="Times New Roman"/>
+          <w:sz w:val="26"/>
+          <w:szCs w:val="26"/>
+        </w:rPr>
+        <w:t>tải</w:t>
+      </w:r>
+      <w:r>
+        <w:rPr>
+          <w:rFonts w:ascii="Times New Roman" w:hAnsi="Times New Roman" w:cs="Times New Roman"/>
+          <w:sz w:val="26"/>
+          <w:szCs w:val="26"/>
+          <w:lang w:val="vi-VN"/>
+        </w:rPr>
+        <w:t>.</w:t>
       </w:r>
     </w:p>
     <w:p>
@@ -11504,7 +12774,24 @@
           <w:sz w:val="26"/>
           <w:szCs w:val="26"/>
         </w:rPr>
-        <w:t xml:space="preserve">Tăng tốc độ gửi ảnh </w:t>
+        <w:t xml:space="preserve">Tăng tốc độ gửi </w:t>
+      </w:r>
+      <w:r>
+        <w:rPr>
+          <w:rFonts w:ascii="Times New Roman" w:hAnsi="Times New Roman" w:cs="Times New Roman"/>
+          <w:sz w:val="26"/>
+          <w:szCs w:val="26"/>
+        </w:rPr>
+        <w:t>ảnh</w:t>
+      </w:r>
+      <w:r>
+        <w:rPr>
+          <w:rFonts w:ascii="Times New Roman" w:hAnsi="Times New Roman" w:cs="Times New Roman"/>
+          <w:sz w:val="26"/>
+          <w:szCs w:val="26"/>
+          <w:lang w:val="vi-VN"/>
+        </w:rPr>
+        <w:t>.</w:t>
       </w:r>
     </w:p>
     <w:p>
@@ -11529,7 +12816,24 @@
           <w:sz w:val="26"/>
           <w:szCs w:val="26"/>
         </w:rPr>
-        <w:t xml:space="preserve">Tránh gây quá tải mạng LAN </w:t>
+        <w:t xml:space="preserve">Tránh gây quá tải mạng </w:t>
+      </w:r>
+      <w:r>
+        <w:rPr>
+          <w:rFonts w:ascii="Times New Roman" w:hAnsi="Times New Roman" w:cs="Times New Roman"/>
+          <w:sz w:val="26"/>
+          <w:szCs w:val="26"/>
+        </w:rPr>
+        <w:t>LAN</w:t>
+      </w:r>
+      <w:r>
+        <w:rPr>
+          <w:rFonts w:ascii="Times New Roman" w:hAnsi="Times New Roman" w:cs="Times New Roman"/>
+          <w:sz w:val="26"/>
+          <w:szCs w:val="26"/>
+          <w:lang w:val="vi-VN"/>
+        </w:rPr>
+        <w:t>.</w:t>
       </w:r>
     </w:p>
     <w:p>
@@ -11764,7 +13068,24 @@
           <w:sz w:val="26"/>
           <w:szCs w:val="26"/>
         </w:rPr>
-        <w:t xml:space="preserve">Ảnh sẽ hiển thị trực tiếp trong cửa sổ chat </w:t>
+        <w:t xml:space="preserve">Ảnh sẽ hiển thị trực tiếp trong cửa sổ </w:t>
+      </w:r>
+      <w:r>
+        <w:rPr>
+          <w:rFonts w:ascii="Times New Roman" w:hAnsi="Times New Roman" w:cs="Times New Roman"/>
+          <w:sz w:val="26"/>
+          <w:szCs w:val="26"/>
+        </w:rPr>
+        <w:t>chat</w:t>
+      </w:r>
+      <w:r>
+        <w:rPr>
+          <w:rFonts w:ascii="Times New Roman" w:hAnsi="Times New Roman" w:cs="Times New Roman"/>
+          <w:sz w:val="26"/>
+          <w:szCs w:val="26"/>
+          <w:lang w:val="vi-VN"/>
+        </w:rPr>
+        <w:t>.</w:t>
       </w:r>
     </w:p>
     <w:p>
@@ -11788,7 +13109,24 @@
           <w:sz w:val="26"/>
           <w:szCs w:val="26"/>
         </w:rPr>
-        <w:t xml:space="preserve">Người dùng có thể nhấn vào ảnh để xem kích thước lớn </w:t>
+        <w:t xml:space="preserve">Người dùng có thể nhấn vào ảnh để xem kích thước </w:t>
+      </w:r>
+      <w:r>
+        <w:rPr>
+          <w:rFonts w:ascii="Times New Roman" w:hAnsi="Times New Roman" w:cs="Times New Roman"/>
+          <w:sz w:val="26"/>
+          <w:szCs w:val="26"/>
+        </w:rPr>
+        <w:t>lớn</w:t>
+      </w:r>
+      <w:r>
+        <w:rPr>
+          <w:rFonts w:ascii="Times New Roman" w:hAnsi="Times New Roman" w:cs="Times New Roman"/>
+          <w:sz w:val="26"/>
+          <w:szCs w:val="26"/>
+          <w:lang w:val="vi-VN"/>
+        </w:rPr>
+        <w:t>.</w:t>
       </w:r>
     </w:p>
     <w:p>
@@ -11812,7 +13150,24 @@
           <w:sz w:val="26"/>
           <w:szCs w:val="26"/>
         </w:rPr>
-        <w:t xml:space="preserve">Hỗ trợ tải ảnh về máy tính </w:t>
+        <w:t xml:space="preserve">Hỗ trợ tải ảnh về máy </w:t>
+      </w:r>
+      <w:r>
+        <w:rPr>
+          <w:rFonts w:ascii="Times New Roman" w:hAnsi="Times New Roman" w:cs="Times New Roman"/>
+          <w:sz w:val="26"/>
+          <w:szCs w:val="26"/>
+        </w:rPr>
+        <w:t>tính</w:t>
+      </w:r>
+      <w:r>
+        <w:rPr>
+          <w:rFonts w:ascii="Times New Roman" w:hAnsi="Times New Roman" w:cs="Times New Roman"/>
+          <w:sz w:val="26"/>
+          <w:szCs w:val="26"/>
+          <w:lang w:val="vi-VN"/>
+        </w:rPr>
+        <w:t>.</w:t>
       </w:r>
     </w:p>
     <w:p>
@@ -11900,6 +13255,7 @@
           <w:rFonts w:ascii="Times New Roman" w:hAnsi="Times New Roman" w:cs="Times New Roman"/>
           <w:sz w:val="26"/>
           <w:szCs w:val="26"/>
+          <w:lang w:val="vi-VN"/>
         </w:rPr>
       </w:pPr>
       <w:r>
@@ -11951,7 +13307,24 @@
           <w:sz w:val="26"/>
           <w:szCs w:val="26"/>
         </w:rPr>
-        <w:t xml:space="preserve">nh người khác hiển thị bên trái </w:t>
+        <w:t xml:space="preserve">nh người khác hiển thị bên </w:t>
+      </w:r>
+      <w:r>
+        <w:rPr>
+          <w:rFonts w:ascii="Times New Roman" w:hAnsi="Times New Roman" w:cs="Times New Roman"/>
+          <w:sz w:val="26"/>
+          <w:szCs w:val="26"/>
+        </w:rPr>
+        <w:t>trái</w:t>
+      </w:r>
+      <w:r>
+        <w:rPr>
+          <w:rFonts w:ascii="Times New Roman" w:hAnsi="Times New Roman" w:cs="Times New Roman"/>
+          <w:sz w:val="26"/>
+          <w:szCs w:val="26"/>
+          <w:lang w:val="vi-VN"/>
+        </w:rPr>
+        <w:t>.</w:t>
       </w:r>
     </w:p>
     <w:p>
@@ -12058,7 +13431,24 @@
           <w:sz w:val="26"/>
           <w:szCs w:val="26"/>
         </w:rPr>
-        <w:t xml:space="preserve">Đọc dữ liệu file </w:t>
+        <w:t xml:space="preserve">Đọc dữ liệu </w:t>
+      </w:r>
+      <w:r>
+        <w:rPr>
+          <w:rFonts w:ascii="Times New Roman" w:hAnsi="Times New Roman" w:cs="Times New Roman"/>
+          <w:sz w:val="26"/>
+          <w:szCs w:val="26"/>
+        </w:rPr>
+        <w:t>file</w:t>
+      </w:r>
+      <w:r>
+        <w:rPr>
+          <w:rFonts w:ascii="Times New Roman" w:hAnsi="Times New Roman" w:cs="Times New Roman"/>
+          <w:sz w:val="26"/>
+          <w:szCs w:val="26"/>
+          <w:lang w:val="vi-VN"/>
+        </w:rPr>
+        <w:t>.</w:t>
       </w:r>
     </w:p>
     <w:p>
@@ -12082,7 +13472,24 @@
           <w:sz w:val="26"/>
           <w:szCs w:val="26"/>
         </w:rPr>
-        <w:t xml:space="preserve">Chuyển dữ liệu sang dạng HEX </w:t>
+        <w:t xml:space="preserve">Chuyển dữ liệu sang dạng </w:t>
+      </w:r>
+      <w:r>
+        <w:rPr>
+          <w:rFonts w:ascii="Times New Roman" w:hAnsi="Times New Roman" w:cs="Times New Roman"/>
+          <w:sz w:val="26"/>
+          <w:szCs w:val="26"/>
+        </w:rPr>
+        <w:t>HEX</w:t>
+      </w:r>
+      <w:r>
+        <w:rPr>
+          <w:rFonts w:ascii="Times New Roman" w:hAnsi="Times New Roman" w:cs="Times New Roman"/>
+          <w:sz w:val="26"/>
+          <w:szCs w:val="26"/>
+          <w:lang w:val="vi-VN"/>
+        </w:rPr>
+        <w:t>.</w:t>
       </w:r>
     </w:p>
     <w:p>
@@ -12106,7 +13513,24 @@
           <w:sz w:val="26"/>
           <w:szCs w:val="26"/>
         </w:rPr>
-        <w:t xml:space="preserve">Đóng gói dữ liệu dưới dạng JSON </w:t>
+        <w:t xml:space="preserve">Đóng gói dữ liệu dưới dạng </w:t>
+      </w:r>
+      <w:r>
+        <w:rPr>
+          <w:rFonts w:ascii="Times New Roman" w:hAnsi="Times New Roman" w:cs="Times New Roman"/>
+          <w:sz w:val="26"/>
+          <w:szCs w:val="26"/>
+        </w:rPr>
+        <w:t>JSON</w:t>
+      </w:r>
+      <w:r>
+        <w:rPr>
+          <w:rFonts w:ascii="Times New Roman" w:hAnsi="Times New Roman" w:cs="Times New Roman"/>
+          <w:sz w:val="26"/>
+          <w:szCs w:val="26"/>
+          <w:lang w:val="vi-VN"/>
+        </w:rPr>
+        <w:t>.</w:t>
       </w:r>
     </w:p>
     <w:p>
@@ -12130,7 +13554,24 @@
           <w:sz w:val="26"/>
           <w:szCs w:val="26"/>
         </w:rPr>
-        <w:t xml:space="preserve">Mã hóa bằng Fernet </w:t>
+        <w:t xml:space="preserve">Mã hóa bằng </w:t>
+      </w:r>
+      <w:r>
+        <w:rPr>
+          <w:rFonts w:ascii="Times New Roman" w:hAnsi="Times New Roman" w:cs="Times New Roman"/>
+          <w:sz w:val="26"/>
+          <w:szCs w:val="26"/>
+        </w:rPr>
+        <w:t>Fernet</w:t>
+      </w:r>
+      <w:r>
+        <w:rPr>
+          <w:rFonts w:ascii="Times New Roman" w:hAnsi="Times New Roman" w:cs="Times New Roman"/>
+          <w:sz w:val="26"/>
+          <w:szCs w:val="26"/>
+          <w:lang w:val="vi-VN"/>
+        </w:rPr>
+        <w:t>.</w:t>
       </w:r>
     </w:p>
     <w:p>
@@ -12154,7 +13595,24 @@
           <w:sz w:val="26"/>
           <w:szCs w:val="26"/>
         </w:rPr>
-        <w:t xml:space="preserve">Gửi tới Server qua TCP Socket </w:t>
+        <w:t xml:space="preserve">Gửi tới Server qua TCP </w:t>
+      </w:r>
+      <w:r>
+        <w:rPr>
+          <w:rFonts w:ascii="Times New Roman" w:hAnsi="Times New Roman" w:cs="Times New Roman"/>
+          <w:sz w:val="26"/>
+          <w:szCs w:val="26"/>
+        </w:rPr>
+        <w:t>Socket</w:t>
+      </w:r>
+      <w:r>
+        <w:rPr>
+          <w:rFonts w:ascii="Times New Roman" w:hAnsi="Times New Roman" w:cs="Times New Roman"/>
+          <w:sz w:val="26"/>
+          <w:szCs w:val="26"/>
+          <w:lang w:val="vi-VN"/>
+        </w:rPr>
+        <w:t>.</w:t>
       </w:r>
     </w:p>
     <w:p>
@@ -12367,7 +13825,24 @@
           <w:sz w:val="26"/>
           <w:szCs w:val="26"/>
         </w:rPr>
-        <w:t xml:space="preserve">File sẽ được lưu vào thư mục received </w:t>
+        <w:t xml:space="preserve">File sẽ được lưu vào thư mục </w:t>
+      </w:r>
+      <w:r>
+        <w:rPr>
+          <w:rFonts w:ascii="Times New Roman" w:hAnsi="Times New Roman" w:cs="Times New Roman"/>
+          <w:sz w:val="26"/>
+          <w:szCs w:val="26"/>
+        </w:rPr>
+        <w:t>received</w:t>
+      </w:r>
+      <w:r>
+        <w:rPr>
+          <w:rFonts w:ascii="Times New Roman" w:hAnsi="Times New Roman" w:cs="Times New Roman"/>
+          <w:sz w:val="26"/>
+          <w:szCs w:val="26"/>
+          <w:lang w:val="vi-VN"/>
+        </w:rPr>
+        <w:t>.</w:t>
       </w:r>
     </w:p>
     <w:p>
@@ -12391,7 +13866,24 @@
           <w:sz w:val="26"/>
           <w:szCs w:val="26"/>
         </w:rPr>
-        <w:t xml:space="preserve">Tên file được hiển thị trực tiếp trong cửa sổ chat </w:t>
+        <w:t xml:space="preserve">Tên file được hiển thị trực tiếp trong cửa sổ </w:t>
+      </w:r>
+      <w:r>
+        <w:rPr>
+          <w:rFonts w:ascii="Times New Roman" w:hAnsi="Times New Roman" w:cs="Times New Roman"/>
+          <w:sz w:val="26"/>
+          <w:szCs w:val="26"/>
+        </w:rPr>
+        <w:t>chat</w:t>
+      </w:r>
+      <w:r>
+        <w:rPr>
+          <w:rFonts w:ascii="Times New Roman" w:hAnsi="Times New Roman" w:cs="Times New Roman"/>
+          <w:sz w:val="26"/>
+          <w:szCs w:val="26"/>
+          <w:lang w:val="vi-VN"/>
+        </w:rPr>
+        <w:t>.</w:t>
       </w:r>
     </w:p>
     <w:p>
@@ -12415,7 +13907,24 @@
           <w:sz w:val="26"/>
           <w:szCs w:val="26"/>
         </w:rPr>
-        <w:t xml:space="preserve">Người dùng có thể nhấn vào tên file để tải về máy </w:t>
+        <w:t xml:space="preserve">Người dùng có thể nhấn vào tên file để tải về </w:t>
+      </w:r>
+      <w:r>
+        <w:rPr>
+          <w:rFonts w:ascii="Times New Roman" w:hAnsi="Times New Roman" w:cs="Times New Roman"/>
+          <w:sz w:val="26"/>
+          <w:szCs w:val="26"/>
+        </w:rPr>
+        <w:t>máy</w:t>
+      </w:r>
+      <w:r>
+        <w:rPr>
+          <w:rFonts w:ascii="Times New Roman" w:hAnsi="Times New Roman" w:cs="Times New Roman"/>
+          <w:sz w:val="26"/>
+          <w:szCs w:val="26"/>
+          <w:lang w:val="vi-VN"/>
+        </w:rPr>
+        <w:t>.</w:t>
       </w:r>
     </w:p>
     <w:p>
@@ -12908,7 +14417,24 @@
           <w:sz w:val="26"/>
           <w:szCs w:val="26"/>
         </w:rPr>
-        <w:t xml:space="preserve">Emoji hiển thị trực tiếp trong nội dung chat </w:t>
+        <w:t xml:space="preserve">Emoji hiển thị trực tiếp trong nội dung </w:t>
+      </w:r>
+      <w:r>
+        <w:rPr>
+          <w:rFonts w:ascii="Times New Roman" w:hAnsi="Times New Roman" w:cs="Times New Roman"/>
+          <w:sz w:val="26"/>
+          <w:szCs w:val="26"/>
+        </w:rPr>
+        <w:t>chat</w:t>
+      </w:r>
+      <w:r>
+        <w:rPr>
+          <w:rFonts w:ascii="Times New Roman" w:hAnsi="Times New Roman" w:cs="Times New Roman"/>
+          <w:sz w:val="26"/>
+          <w:szCs w:val="26"/>
+          <w:lang w:val="vi-VN"/>
+        </w:rPr>
+        <w:t>.</w:t>
       </w:r>
     </w:p>
     <w:p>
@@ -12932,7 +14458,24 @@
           <w:szCs w:val="26"/>
         </w:rPr>
         <w:lastRenderedPageBreak/>
-        <w:t xml:space="preserve">Các Client được đồng bộ dữ liệu theo thời gian thực </w:t>
+        <w:t xml:space="preserve">Các Client được đồng bộ dữ liệu theo thời gian </w:t>
+      </w:r>
+      <w:r>
+        <w:rPr>
+          <w:rFonts w:ascii="Times New Roman" w:hAnsi="Times New Roman" w:cs="Times New Roman"/>
+          <w:sz w:val="26"/>
+          <w:szCs w:val="26"/>
+        </w:rPr>
+        <w:t>thực</w:t>
+      </w:r>
+      <w:r>
+        <w:rPr>
+          <w:rFonts w:ascii="Times New Roman" w:hAnsi="Times New Roman" w:cs="Times New Roman"/>
+          <w:sz w:val="26"/>
+          <w:szCs w:val="26"/>
+          <w:lang w:val="vi-VN"/>
+        </w:rPr>
+        <w:t>.</w:t>
       </w:r>
     </w:p>
     <w:p>
@@ -12955,7 +14498,24 @@
           <w:sz w:val="26"/>
           <w:szCs w:val="26"/>
         </w:rPr>
-        <w:t xml:space="preserve">Emoji hiển thị cùng chat bubble nhằm đảm bảo giao diện thống nhất </w:t>
+        <w:t xml:space="preserve">Emoji hiển thị cùng chat bubble nhằm đảm bảo giao diện thống </w:t>
+      </w:r>
+      <w:r>
+        <w:rPr>
+          <w:rFonts w:ascii="Times New Roman" w:hAnsi="Times New Roman" w:cs="Times New Roman"/>
+          <w:sz w:val="26"/>
+          <w:szCs w:val="26"/>
+        </w:rPr>
+        <w:t>nhất</w:t>
+      </w:r>
+      <w:r>
+        <w:rPr>
+          <w:rFonts w:ascii="Times New Roman" w:hAnsi="Times New Roman" w:cs="Times New Roman"/>
+          <w:sz w:val="26"/>
+          <w:szCs w:val="26"/>
+          <w:lang w:val="vi-VN"/>
+        </w:rPr>
+        <w:t>.</w:t>
       </w:r>
     </w:p>
     <w:p>
@@ -13183,7 +14743,24 @@
           <w:sz w:val="26"/>
           <w:szCs w:val="26"/>
         </w:rPr>
-        <w:t xml:space="preserve">Ngôn ngữ lập trình: Python 3.x </w:t>
+        <w:t>Ngôn ngữ lập trình: Python 3.</w:t>
+      </w:r>
+      <w:r>
+        <w:rPr>
+          <w:rFonts w:ascii="Times New Roman" w:hAnsi="Times New Roman" w:cs="Times New Roman"/>
+          <w:sz w:val="26"/>
+          <w:szCs w:val="26"/>
+        </w:rPr>
+        <w:t>x</w:t>
+      </w:r>
+      <w:r>
+        <w:rPr>
+          <w:rFonts w:ascii="Times New Roman" w:hAnsi="Times New Roman" w:cs="Times New Roman"/>
+          <w:sz w:val="26"/>
+          <w:szCs w:val="26"/>
+          <w:lang w:val="vi-VN"/>
+        </w:rPr>
+        <w:t>.</w:t>
       </w:r>
     </w:p>
     <w:p>
@@ -13207,7 +14784,24 @@
           <w:sz w:val="26"/>
           <w:szCs w:val="26"/>
         </w:rPr>
-        <w:t xml:space="preserve">Thư viện sử dụng: socket, threading, tkinter, PIL </w:t>
+        <w:t xml:space="preserve">Thư viện sử dụng: socket, threading, tkinter, </w:t>
+      </w:r>
+      <w:r>
+        <w:rPr>
+          <w:rFonts w:ascii="Times New Roman" w:hAnsi="Times New Roman" w:cs="Times New Roman"/>
+          <w:sz w:val="26"/>
+          <w:szCs w:val="26"/>
+        </w:rPr>
+        <w:t>PIL</w:t>
+      </w:r>
+      <w:r>
+        <w:rPr>
+          <w:rFonts w:ascii="Times New Roman" w:hAnsi="Times New Roman" w:cs="Times New Roman"/>
+          <w:sz w:val="26"/>
+          <w:szCs w:val="26"/>
+          <w:lang w:val="vi-VN"/>
+        </w:rPr>
+        <w:t>.</w:t>
       </w:r>
     </w:p>
     <w:p>
@@ -13231,7 +14825,24 @@
           <w:sz w:val="26"/>
           <w:szCs w:val="26"/>
         </w:rPr>
-        <w:t xml:space="preserve">Giao thức sử dụng: TCP và UDP Broadcast </w:t>
+        <w:t xml:space="preserve">Giao thức sử dụng: TCP và UDP </w:t>
+      </w:r>
+      <w:r>
+        <w:rPr>
+          <w:rFonts w:ascii="Times New Roman" w:hAnsi="Times New Roman" w:cs="Times New Roman"/>
+          <w:sz w:val="26"/>
+          <w:szCs w:val="26"/>
+        </w:rPr>
+        <w:t>Broadcast</w:t>
+      </w:r>
+      <w:r>
+        <w:rPr>
+          <w:rFonts w:ascii="Times New Roman" w:hAnsi="Times New Roman" w:cs="Times New Roman"/>
+          <w:sz w:val="26"/>
+          <w:szCs w:val="26"/>
+          <w:lang w:val="vi-VN"/>
+        </w:rPr>
+        <w:t>.</w:t>
       </w:r>
     </w:p>
     <w:p>
@@ -13255,7 +14866,24 @@
           <w:sz w:val="26"/>
           <w:szCs w:val="26"/>
         </w:rPr>
-        <w:t xml:space="preserve">Mô hình: Client – Server </w:t>
+        <w:t xml:space="preserve">Mô hình: Client – </w:t>
+      </w:r>
+      <w:r>
+        <w:rPr>
+          <w:rFonts w:ascii="Times New Roman" w:hAnsi="Times New Roman" w:cs="Times New Roman"/>
+          <w:sz w:val="26"/>
+          <w:szCs w:val="26"/>
+        </w:rPr>
+        <w:t>Server</w:t>
+      </w:r>
+      <w:r>
+        <w:rPr>
+          <w:rFonts w:ascii="Times New Roman" w:hAnsi="Times New Roman" w:cs="Times New Roman"/>
+          <w:sz w:val="26"/>
+          <w:szCs w:val="26"/>
+          <w:lang w:val="vi-VN"/>
+        </w:rPr>
+        <w:t>.</w:t>
       </w:r>
     </w:p>
     <w:p>
@@ -13279,7 +14907,24 @@
           <w:sz w:val="26"/>
           <w:szCs w:val="26"/>
         </w:rPr>
-        <w:t xml:space="preserve">Hệ điều hành thử nghiệm: Windows </w:t>
+        <w:t xml:space="preserve">Hệ điều hành thử nghiệm: </w:t>
+      </w:r>
+      <w:r>
+        <w:rPr>
+          <w:rFonts w:ascii="Times New Roman" w:hAnsi="Times New Roman" w:cs="Times New Roman"/>
+          <w:sz w:val="26"/>
+          <w:szCs w:val="26"/>
+        </w:rPr>
+        <w:t>Windows</w:t>
+      </w:r>
+      <w:r>
+        <w:rPr>
+          <w:rFonts w:ascii="Times New Roman" w:hAnsi="Times New Roman" w:cs="Times New Roman"/>
+          <w:sz w:val="26"/>
+          <w:szCs w:val="26"/>
+          <w:lang w:val="vi-VN"/>
+        </w:rPr>
+        <w:t>.</w:t>
       </w:r>
     </w:p>
     <w:p>
@@ -13303,7 +14948,24 @@
           <w:sz w:val="26"/>
           <w:szCs w:val="26"/>
         </w:rPr>
-        <w:t xml:space="preserve">Mạng thử nghiệm: LAN nội bộ cùng WiFi </w:t>
+        <w:t xml:space="preserve">Mạng thử nghiệm: LAN nội bộ cùng </w:t>
+      </w:r>
+      <w:r>
+        <w:rPr>
+          <w:rFonts w:ascii="Times New Roman" w:hAnsi="Times New Roman" w:cs="Times New Roman"/>
+          <w:sz w:val="26"/>
+          <w:szCs w:val="26"/>
+        </w:rPr>
+        <w:t>WiFi</w:t>
+      </w:r>
+      <w:r>
+        <w:rPr>
+          <w:rFonts w:ascii="Times New Roman" w:hAnsi="Times New Roman" w:cs="Times New Roman"/>
+          <w:sz w:val="26"/>
+          <w:szCs w:val="26"/>
+          <w:lang w:val="vi-VN"/>
+        </w:rPr>
+        <w:t>.</w:t>
       </w:r>
     </w:p>
     <w:p>
@@ -13373,7 +15035,24 @@
           <w:sz w:val="26"/>
           <w:szCs w:val="26"/>
         </w:rPr>
-        <w:t xml:space="preserve">Danh sách người dùng đang online </w:t>
+        <w:t xml:space="preserve">Danh sách người dùng đang </w:t>
+      </w:r>
+      <w:r>
+        <w:rPr>
+          <w:rFonts w:ascii="Times New Roman" w:hAnsi="Times New Roman" w:cs="Times New Roman"/>
+          <w:sz w:val="26"/>
+          <w:szCs w:val="26"/>
+        </w:rPr>
+        <w:t>online</w:t>
+      </w:r>
+      <w:r>
+        <w:rPr>
+          <w:rFonts w:ascii="Times New Roman" w:hAnsi="Times New Roman" w:cs="Times New Roman"/>
+          <w:sz w:val="26"/>
+          <w:szCs w:val="26"/>
+          <w:lang w:val="vi-VN"/>
+        </w:rPr>
+        <w:t>.</w:t>
       </w:r>
     </w:p>
     <w:p>
@@ -13397,7 +15076,24 @@
           <w:sz w:val="26"/>
           <w:szCs w:val="26"/>
         </w:rPr>
-        <w:t xml:space="preserve">Thời gian đăng nhập </w:t>
+        <w:t xml:space="preserve">Thời gian đăng </w:t>
+      </w:r>
+      <w:r>
+        <w:rPr>
+          <w:rFonts w:ascii="Times New Roman" w:hAnsi="Times New Roman" w:cs="Times New Roman"/>
+          <w:sz w:val="26"/>
+          <w:szCs w:val="26"/>
+        </w:rPr>
+        <w:t>nhập</w:t>
+      </w:r>
+      <w:r>
+        <w:rPr>
+          <w:rFonts w:ascii="Times New Roman" w:hAnsi="Times New Roman" w:cs="Times New Roman"/>
+          <w:sz w:val="26"/>
+          <w:szCs w:val="26"/>
+          <w:lang w:val="vi-VN"/>
+        </w:rPr>
+        <w:t>.</w:t>
       </w:r>
     </w:p>
     <w:p>
@@ -13421,7 +15117,24 @@
           <w:sz w:val="26"/>
           <w:szCs w:val="26"/>
         </w:rPr>
-        <w:t xml:space="preserve">Nhật ký hoạt động </w:t>
+        <w:t xml:space="preserve">Nhật ký hoạt </w:t>
+      </w:r>
+      <w:r>
+        <w:rPr>
+          <w:rFonts w:ascii="Times New Roman" w:hAnsi="Times New Roman" w:cs="Times New Roman"/>
+          <w:sz w:val="26"/>
+          <w:szCs w:val="26"/>
+        </w:rPr>
+        <w:t>động</w:t>
+      </w:r>
+      <w:r>
+        <w:rPr>
+          <w:rFonts w:ascii="Times New Roman" w:hAnsi="Times New Roman" w:cs="Times New Roman"/>
+          <w:sz w:val="26"/>
+          <w:szCs w:val="26"/>
+          <w:lang w:val="vi-VN"/>
+        </w:rPr>
+        <w:t>.</w:t>
       </w:r>
     </w:p>
     <w:p>
@@ -13445,7 +15158,24 @@
           <w:sz w:val="26"/>
           <w:szCs w:val="26"/>
         </w:rPr>
-        <w:t xml:space="preserve">Trạng thái kết nối Client </w:t>
+        <w:t xml:space="preserve">Trạng thái kết nối </w:t>
+      </w:r>
+      <w:r>
+        <w:rPr>
+          <w:rFonts w:ascii="Times New Roman" w:hAnsi="Times New Roman" w:cs="Times New Roman"/>
+          <w:sz w:val="26"/>
+          <w:szCs w:val="26"/>
+        </w:rPr>
+        <w:t>Client</w:t>
+      </w:r>
+      <w:r>
+        <w:rPr>
+          <w:rFonts w:ascii="Times New Roman" w:hAnsi="Times New Roman" w:cs="Times New Roman"/>
+          <w:sz w:val="26"/>
+          <w:szCs w:val="26"/>
+          <w:lang w:val="vi-VN"/>
+        </w:rPr>
+        <w:t>.</w:t>
       </w:r>
     </w:p>
     <w:p>
@@ -13469,7 +15199,24 @@
           <w:sz w:val="26"/>
           <w:szCs w:val="26"/>
         </w:rPr>
-        <w:t xml:space="preserve">Quá trình gửi/nhận dữ liệu </w:t>
+        <w:t xml:space="preserve">Quá trình gửi/nhận dữ </w:t>
+      </w:r>
+      <w:r>
+        <w:rPr>
+          <w:rFonts w:ascii="Times New Roman" w:hAnsi="Times New Roman" w:cs="Times New Roman"/>
+          <w:sz w:val="26"/>
+          <w:szCs w:val="26"/>
+        </w:rPr>
+        <w:t>liệu</w:t>
+      </w:r>
+      <w:r>
+        <w:rPr>
+          <w:rFonts w:ascii="Times New Roman" w:hAnsi="Times New Roman" w:cs="Times New Roman"/>
+          <w:sz w:val="26"/>
+          <w:szCs w:val="26"/>
+          <w:lang w:val="vi-VN"/>
+        </w:rPr>
+        <w:t>.</w:t>
       </w:r>
     </w:p>
     <w:p>
@@ -13693,7 +15440,24 @@
           <w:sz w:val="26"/>
           <w:szCs w:val="26"/>
         </w:rPr>
-        <w:t xml:space="preserve">Khung hiển thị tin nhắn </w:t>
+        <w:t xml:space="preserve">Khung hiển thị tin </w:t>
+      </w:r>
+      <w:r>
+        <w:rPr>
+          <w:rFonts w:ascii="Times New Roman" w:hAnsi="Times New Roman" w:cs="Times New Roman"/>
+          <w:sz w:val="26"/>
+          <w:szCs w:val="26"/>
+        </w:rPr>
+        <w:t>nhắn</w:t>
+      </w:r>
+      <w:r>
+        <w:rPr>
+          <w:rFonts w:ascii="Times New Roman" w:hAnsi="Times New Roman" w:cs="Times New Roman"/>
+          <w:sz w:val="26"/>
+          <w:szCs w:val="26"/>
+          <w:lang w:val="vi-VN"/>
+        </w:rPr>
+        <w:t>.</w:t>
       </w:r>
     </w:p>
     <w:p>
@@ -13717,7 +15481,24 @@
           <w:sz w:val="26"/>
           <w:szCs w:val="26"/>
         </w:rPr>
-        <w:t xml:space="preserve">Ô nhập nội dung </w:t>
+        <w:t xml:space="preserve">Ô nhập nội </w:t>
+      </w:r>
+      <w:r>
+        <w:rPr>
+          <w:rFonts w:ascii="Times New Roman" w:hAnsi="Times New Roman" w:cs="Times New Roman"/>
+          <w:sz w:val="26"/>
+          <w:szCs w:val="26"/>
+        </w:rPr>
+        <w:t>dung</w:t>
+      </w:r>
+      <w:r>
+        <w:rPr>
+          <w:rFonts w:ascii="Times New Roman" w:hAnsi="Times New Roman" w:cs="Times New Roman"/>
+          <w:sz w:val="26"/>
+          <w:szCs w:val="26"/>
+          <w:lang w:val="vi-VN"/>
+        </w:rPr>
+        <w:t>.</w:t>
       </w:r>
     </w:p>
     <w:p>
@@ -13741,7 +15522,24 @@
           <w:sz w:val="26"/>
           <w:szCs w:val="26"/>
         </w:rPr>
-        <w:t xml:space="preserve">Nút gửi </w:t>
+        <w:t xml:space="preserve">Nút </w:t>
+      </w:r>
+      <w:r>
+        <w:rPr>
+          <w:rFonts w:ascii="Times New Roman" w:hAnsi="Times New Roman" w:cs="Times New Roman"/>
+          <w:sz w:val="26"/>
+          <w:szCs w:val="26"/>
+        </w:rPr>
+        <w:t>gửi</w:t>
+      </w:r>
+      <w:r>
+        <w:rPr>
+          <w:rFonts w:ascii="Times New Roman" w:hAnsi="Times New Roman" w:cs="Times New Roman"/>
+          <w:sz w:val="26"/>
+          <w:szCs w:val="26"/>
+          <w:lang w:val="vi-VN"/>
+        </w:rPr>
+        <w:t xml:space="preserve"> tin nhắn.</w:t>
       </w:r>
     </w:p>
     <w:p>
@@ -13765,7 +15563,24 @@
           <w:sz w:val="26"/>
           <w:szCs w:val="26"/>
         </w:rPr>
-        <w:t xml:space="preserve">Nút gửi ảnh </w:t>
+        <w:t xml:space="preserve">Nút gửi </w:t>
+      </w:r>
+      <w:r>
+        <w:rPr>
+          <w:rFonts w:ascii="Times New Roman" w:hAnsi="Times New Roman" w:cs="Times New Roman"/>
+          <w:sz w:val="26"/>
+          <w:szCs w:val="26"/>
+        </w:rPr>
+        <w:t>ảnh</w:t>
+      </w:r>
+      <w:r>
+        <w:rPr>
+          <w:rFonts w:ascii="Times New Roman" w:hAnsi="Times New Roman" w:cs="Times New Roman"/>
+          <w:sz w:val="26"/>
+          <w:szCs w:val="26"/>
+          <w:lang w:val="vi-VN"/>
+        </w:rPr>
+        <w:t>.</w:t>
       </w:r>
     </w:p>
     <w:p>
@@ -13790,7 +15605,24 @@
           <w:szCs w:val="26"/>
         </w:rPr>
         <w:lastRenderedPageBreak/>
-        <w:t xml:space="preserve">Nút gửi file </w:t>
+        <w:t xml:space="preserve">Nút gửi </w:t>
+      </w:r>
+      <w:r>
+        <w:rPr>
+          <w:rFonts w:ascii="Times New Roman" w:hAnsi="Times New Roman" w:cs="Times New Roman"/>
+          <w:sz w:val="26"/>
+          <w:szCs w:val="26"/>
+        </w:rPr>
+        <w:t>file</w:t>
+      </w:r>
+      <w:r>
+        <w:rPr>
+          <w:rFonts w:ascii="Times New Roman" w:hAnsi="Times New Roman" w:cs="Times New Roman"/>
+          <w:sz w:val="26"/>
+          <w:szCs w:val="26"/>
+          <w:lang w:val="vi-VN"/>
+        </w:rPr>
+        <w:t>.</w:t>
       </w:r>
     </w:p>
     <w:p>
@@ -13814,7 +15646,33 @@
           <w:sz w:val="26"/>
           <w:szCs w:val="26"/>
         </w:rPr>
-        <w:t xml:space="preserve">Nút emoji </w:t>
+        <w:t xml:space="preserve">Nút </w:t>
+      </w:r>
+      <w:r>
+        <w:rPr>
+          <w:rFonts w:ascii="Times New Roman" w:hAnsi="Times New Roman" w:cs="Times New Roman"/>
+          <w:sz w:val="26"/>
+          <w:szCs w:val="26"/>
+          <w:lang w:val="vi-VN"/>
+        </w:rPr>
+        <w:t xml:space="preserve"> chọn và gửi </w:t>
+      </w:r>
+      <w:r>
+        <w:rPr>
+          <w:rFonts w:ascii="Times New Roman" w:hAnsi="Times New Roman" w:cs="Times New Roman"/>
+          <w:sz w:val="26"/>
+          <w:szCs w:val="26"/>
+        </w:rPr>
+        <w:t>emoji</w:t>
+      </w:r>
+      <w:r>
+        <w:rPr>
+          <w:rFonts w:ascii="Times New Roman" w:hAnsi="Times New Roman" w:cs="Times New Roman"/>
+          <w:sz w:val="26"/>
+          <w:szCs w:val="26"/>
+          <w:lang w:val="vi-VN"/>
+        </w:rPr>
+        <w:t>.</w:t>
       </w:r>
     </w:p>
     <w:p>
@@ -13838,7 +15696,24 @@
           <w:sz w:val="26"/>
           <w:szCs w:val="26"/>
         </w:rPr>
-        <w:t xml:space="preserve">Danh sách online </w:t>
+        <w:t xml:space="preserve">Danh sách </w:t>
+      </w:r>
+      <w:r>
+        <w:rPr>
+          <w:rFonts w:ascii="Times New Roman" w:hAnsi="Times New Roman" w:cs="Times New Roman"/>
+          <w:sz w:val="26"/>
+          <w:szCs w:val="26"/>
+        </w:rPr>
+        <w:t>online</w:t>
+      </w:r>
+      <w:r>
+        <w:rPr>
+          <w:rFonts w:ascii="Times New Roman" w:hAnsi="Times New Roman" w:cs="Times New Roman"/>
+          <w:sz w:val="26"/>
+          <w:szCs w:val="26"/>
+          <w:lang w:val="vi-VN"/>
+        </w:rPr>
+        <w:t>.</w:t>
       </w:r>
     </w:p>
     <w:p>
@@ -13862,7 +15737,24 @@
           <w:sz w:val="26"/>
           <w:szCs w:val="26"/>
         </w:rPr>
-        <w:t xml:space="preserve">Trạng thái đang nhập </w:t>
+        <w:t xml:space="preserve">Trạng thái đang </w:t>
+      </w:r>
+      <w:r>
+        <w:rPr>
+          <w:rFonts w:ascii="Times New Roman" w:hAnsi="Times New Roman" w:cs="Times New Roman"/>
+          <w:sz w:val="26"/>
+          <w:szCs w:val="26"/>
+        </w:rPr>
+        <w:t>nhập</w:t>
+      </w:r>
+      <w:r>
+        <w:rPr>
+          <w:rFonts w:ascii="Times New Roman" w:hAnsi="Times New Roman" w:cs="Times New Roman"/>
+          <w:sz w:val="26"/>
+          <w:szCs w:val="26"/>
+          <w:lang w:val="vi-VN"/>
+        </w:rPr>
+        <w:t>.</w:t>
       </w:r>
     </w:p>
     <w:p>
@@ -14021,7 +15913,24 @@
           <w:sz w:val="26"/>
           <w:szCs w:val="26"/>
         </w:rPr>
-        <w:t xml:space="preserve">Client tự nhận địa chỉ IP Server </w:t>
+        <w:t xml:space="preserve">Client tự nhận địa chỉ IP </w:t>
+      </w:r>
+      <w:r>
+        <w:rPr>
+          <w:rFonts w:ascii="Times New Roman" w:hAnsi="Times New Roman" w:cs="Times New Roman"/>
+          <w:sz w:val="26"/>
+          <w:szCs w:val="26"/>
+        </w:rPr>
+        <w:t>Server</w:t>
+      </w:r>
+      <w:r>
+        <w:rPr>
+          <w:rFonts w:ascii="Times New Roman" w:hAnsi="Times New Roman" w:cs="Times New Roman"/>
+          <w:sz w:val="26"/>
+          <w:szCs w:val="26"/>
+          <w:lang w:val="vi-VN"/>
+        </w:rPr>
+        <w:t>.</w:t>
       </w:r>
     </w:p>
     <w:p>
@@ -14045,7 +15954,24 @@
           <w:sz w:val="26"/>
           <w:szCs w:val="26"/>
         </w:rPr>
-        <w:t xml:space="preserve">Không cần nhập IP thủ công </w:t>
+        <w:t xml:space="preserve">Không cần nhập IP thủ </w:t>
+      </w:r>
+      <w:r>
+        <w:rPr>
+          <w:rFonts w:ascii="Times New Roman" w:hAnsi="Times New Roman" w:cs="Times New Roman"/>
+          <w:sz w:val="26"/>
+          <w:szCs w:val="26"/>
+        </w:rPr>
+        <w:t>công</w:t>
+      </w:r>
+      <w:r>
+        <w:rPr>
+          <w:rFonts w:ascii="Times New Roman" w:hAnsi="Times New Roman" w:cs="Times New Roman"/>
+          <w:sz w:val="26"/>
+          <w:szCs w:val="26"/>
+          <w:lang w:val="vi-VN"/>
+        </w:rPr>
+        <w:t>.</w:t>
       </w:r>
     </w:p>
     <w:p>
@@ -14069,7 +15995,24 @@
           <w:sz w:val="26"/>
           <w:szCs w:val="26"/>
         </w:rPr>
-        <w:t xml:space="preserve">Kết nối thuận tiện hơn </w:t>
+        <w:t xml:space="preserve">Kết nối thuận tiện </w:t>
+      </w:r>
+      <w:r>
+        <w:rPr>
+          <w:rFonts w:ascii="Times New Roman" w:hAnsi="Times New Roman" w:cs="Times New Roman"/>
+          <w:sz w:val="26"/>
+          <w:szCs w:val="26"/>
+        </w:rPr>
+        <w:t>hơn</w:t>
+      </w:r>
+      <w:r>
+        <w:rPr>
+          <w:rFonts w:ascii="Times New Roman" w:hAnsi="Times New Roman" w:cs="Times New Roman"/>
+          <w:sz w:val="26"/>
+          <w:szCs w:val="26"/>
+          <w:lang w:val="vi-VN"/>
+        </w:rPr>
+        <w:t>.</w:t>
       </w:r>
     </w:p>
     <w:p>
@@ -14254,7 +16197,24 @@
           <w:szCs w:val="26"/>
         </w:rPr>
         <w:lastRenderedPageBreak/>
-        <w:t xml:space="preserve">Tên không được để trống </w:t>
+        <w:t xml:space="preserve">Tên không được để </w:t>
+      </w:r>
+      <w:r>
+        <w:rPr>
+          <w:rFonts w:ascii="Times New Roman" w:hAnsi="Times New Roman" w:cs="Times New Roman"/>
+          <w:sz w:val="26"/>
+          <w:szCs w:val="26"/>
+        </w:rPr>
+        <w:t>trống</w:t>
+      </w:r>
+      <w:r>
+        <w:rPr>
+          <w:rFonts w:ascii="Times New Roman" w:hAnsi="Times New Roman" w:cs="Times New Roman"/>
+          <w:sz w:val="26"/>
+          <w:szCs w:val="26"/>
+          <w:lang w:val="vi-VN"/>
+        </w:rPr>
+        <w:t>.</w:t>
       </w:r>
     </w:p>
     <w:p>
@@ -14278,7 +16238,24 @@
           <w:sz w:val="26"/>
           <w:szCs w:val="26"/>
         </w:rPr>
-        <w:t xml:space="preserve">Tên không chứa khoảng trắng </w:t>
+        <w:t xml:space="preserve">Tên không chứa khoảng </w:t>
+      </w:r>
+      <w:r>
+        <w:rPr>
+          <w:rFonts w:ascii="Times New Roman" w:hAnsi="Times New Roman" w:cs="Times New Roman"/>
+          <w:sz w:val="26"/>
+          <w:szCs w:val="26"/>
+        </w:rPr>
+        <w:t>trắng</w:t>
+      </w:r>
+      <w:r>
+        <w:rPr>
+          <w:rFonts w:ascii="Times New Roman" w:hAnsi="Times New Roman" w:cs="Times New Roman"/>
+          <w:sz w:val="26"/>
+          <w:szCs w:val="26"/>
+          <w:lang w:val="vi-VN"/>
+        </w:rPr>
+        <w:t>.</w:t>
       </w:r>
     </w:p>
     <w:p>
@@ -14302,7 +16279,24 @@
           <w:sz w:val="26"/>
           <w:szCs w:val="26"/>
         </w:rPr>
-        <w:t xml:space="preserve">Tên không được trùng với người dùng đang online </w:t>
+        <w:t xml:space="preserve">Tên không được trùng với người dùng đang </w:t>
+      </w:r>
+      <w:r>
+        <w:rPr>
+          <w:rFonts w:ascii="Times New Roman" w:hAnsi="Times New Roman" w:cs="Times New Roman"/>
+          <w:sz w:val="26"/>
+          <w:szCs w:val="26"/>
+        </w:rPr>
+        <w:t>online</w:t>
+      </w:r>
+      <w:r>
+        <w:rPr>
+          <w:rFonts w:ascii="Times New Roman" w:hAnsi="Times New Roman" w:cs="Times New Roman"/>
+          <w:sz w:val="26"/>
+          <w:szCs w:val="26"/>
+          <w:lang w:val="vi-VN"/>
+        </w:rPr>
+        <w:t>.</w:t>
       </w:r>
     </w:p>
     <w:p>
@@ -14363,7 +16357,24 @@
           <w:sz w:val="26"/>
           <w:szCs w:val="26"/>
         </w:rPr>
-        <w:t xml:space="preserve">Tránh nhầm lẫn giữa các người dùng </w:t>
+        <w:t xml:space="preserve">Tránh nhầm lẫn giữa các người </w:t>
+      </w:r>
+      <w:r>
+        <w:rPr>
+          <w:rFonts w:ascii="Times New Roman" w:hAnsi="Times New Roman" w:cs="Times New Roman"/>
+          <w:sz w:val="26"/>
+          <w:szCs w:val="26"/>
+        </w:rPr>
+        <w:t>dùng</w:t>
+      </w:r>
+      <w:r>
+        <w:rPr>
+          <w:rFonts w:ascii="Times New Roman" w:hAnsi="Times New Roman" w:cs="Times New Roman"/>
+          <w:sz w:val="26"/>
+          <w:szCs w:val="26"/>
+          <w:lang w:val="vi-VN"/>
+        </w:rPr>
+        <w:t>.</w:t>
       </w:r>
     </w:p>
     <w:p>
@@ -14387,7 +16398,24 @@
           <w:sz w:val="26"/>
           <w:szCs w:val="26"/>
         </w:rPr>
-        <w:t xml:space="preserve">Quản lý danh sách online chính xác </w:t>
+        <w:t xml:space="preserve">Quản lý danh sách online chính </w:t>
+      </w:r>
+      <w:r>
+        <w:rPr>
+          <w:rFonts w:ascii="Times New Roman" w:hAnsi="Times New Roman" w:cs="Times New Roman"/>
+          <w:sz w:val="26"/>
+          <w:szCs w:val="26"/>
+        </w:rPr>
+        <w:t>xác</w:t>
+      </w:r>
+      <w:r>
+        <w:rPr>
+          <w:rFonts w:ascii="Times New Roman" w:hAnsi="Times New Roman" w:cs="Times New Roman"/>
+          <w:sz w:val="26"/>
+          <w:szCs w:val="26"/>
+          <w:lang w:val="vi-VN"/>
+        </w:rPr>
+        <w:t>.</w:t>
       </w:r>
     </w:p>
     <w:p>
@@ -14411,7 +16439,24 @@
           <w:sz w:val="26"/>
           <w:szCs w:val="26"/>
         </w:rPr>
-        <w:t xml:space="preserve">Đảm bảo định danh riêng cho mỗi Client </w:t>
+        <w:t xml:space="preserve">Đảm bảo định danh riêng cho mỗi </w:t>
+      </w:r>
+      <w:r>
+        <w:rPr>
+          <w:rFonts w:ascii="Times New Roman" w:hAnsi="Times New Roman" w:cs="Times New Roman"/>
+          <w:sz w:val="26"/>
+          <w:szCs w:val="26"/>
+        </w:rPr>
+        <w:t>Client</w:t>
+      </w:r>
+      <w:r>
+        <w:rPr>
+          <w:rFonts w:ascii="Times New Roman" w:hAnsi="Times New Roman" w:cs="Times New Roman"/>
+          <w:sz w:val="26"/>
+          <w:szCs w:val="26"/>
+          <w:lang w:val="vi-VN"/>
+        </w:rPr>
+        <w:t>.</w:t>
       </w:r>
     </w:p>
     <w:p>
@@ -14575,7 +16620,24 @@
           <w:sz w:val="26"/>
           <w:szCs w:val="26"/>
         </w:rPr>
-        <w:t xml:space="preserve">Tên người gửi </w:t>
+        <w:t xml:space="preserve">Tên người </w:t>
+      </w:r>
+      <w:r>
+        <w:rPr>
+          <w:rFonts w:ascii="Times New Roman" w:hAnsi="Times New Roman" w:cs="Times New Roman"/>
+          <w:sz w:val="26"/>
+          <w:szCs w:val="26"/>
+        </w:rPr>
+        <w:t>gửi</w:t>
+      </w:r>
+      <w:r>
+        <w:rPr>
+          <w:rFonts w:ascii="Times New Roman" w:hAnsi="Times New Roman" w:cs="Times New Roman"/>
+          <w:sz w:val="26"/>
+          <w:szCs w:val="26"/>
+          <w:lang w:val="vi-VN"/>
+        </w:rPr>
+        <w:t>.</w:t>
       </w:r>
     </w:p>
     <w:p>
@@ -14599,7 +16661,24 @@
           <w:sz w:val="26"/>
           <w:szCs w:val="26"/>
         </w:rPr>
-        <w:t xml:space="preserve">Thời gian gửi </w:t>
+        <w:t xml:space="preserve">Thời gian </w:t>
+      </w:r>
+      <w:r>
+        <w:rPr>
+          <w:rFonts w:ascii="Times New Roman" w:hAnsi="Times New Roman" w:cs="Times New Roman"/>
+          <w:sz w:val="26"/>
+          <w:szCs w:val="26"/>
+        </w:rPr>
+        <w:t>gửi</w:t>
+      </w:r>
+      <w:r>
+        <w:rPr>
+          <w:rFonts w:ascii="Times New Roman" w:hAnsi="Times New Roman" w:cs="Times New Roman"/>
+          <w:sz w:val="26"/>
+          <w:szCs w:val="26"/>
+          <w:lang w:val="vi-VN"/>
+        </w:rPr>
+        <w:t>.</w:t>
       </w:r>
     </w:p>
     <w:p>
@@ -14623,7 +16702,16 @@
           <w:sz w:val="26"/>
           <w:szCs w:val="26"/>
         </w:rPr>
-        <w:t xml:space="preserve">Avatar </w:t>
+        <w:t>Avatar</w:t>
+      </w:r>
+      <w:r>
+        <w:rPr>
+          <w:rFonts w:ascii="Times New Roman" w:hAnsi="Times New Roman" w:cs="Times New Roman"/>
+          <w:sz w:val="26"/>
+          <w:szCs w:val="26"/>
+          <w:lang w:val="vi-VN"/>
+        </w:rPr>
+        <w:t>.</w:t>
       </w:r>
     </w:p>
     <w:p>
@@ -14647,31 +16735,24 @@
           <w:sz w:val="26"/>
           <w:szCs w:val="26"/>
         </w:rPr>
-        <w:t xml:space="preserve">Bong bóng chat </w:t>
-      </w:r>
-    </w:p>
-    <w:p>
-      <w:pPr>
-        <w:pStyle w:val="ListParagraph"/>
-        <w:numPr>
-          <w:ilvl w:val="0"/>
-          <w:numId w:val="45"/>
-        </w:numPr>
-        <w:spacing w:line="360" w:lineRule="auto"/>
-        <w:jc w:val="both"/>
-        <w:rPr>
-          <w:rFonts w:ascii="Times New Roman" w:hAnsi="Times New Roman" w:cs="Times New Roman"/>
-          <w:sz w:val="26"/>
-          <w:szCs w:val="26"/>
-        </w:rPr>
-      </w:pPr>
-      <w:r>
-        <w:rPr>
-          <w:rFonts w:ascii="Times New Roman" w:hAnsi="Times New Roman" w:cs="Times New Roman"/>
-          <w:sz w:val="26"/>
-          <w:szCs w:val="26"/>
-        </w:rPr>
-        <w:t>Căn trái/phải theo người gửi</w:t>
+        <w:t xml:space="preserve">Căn trái/phải theo người </w:t>
+      </w:r>
+      <w:r>
+        <w:rPr>
+          <w:rFonts w:ascii="Times New Roman" w:hAnsi="Times New Roman" w:cs="Times New Roman"/>
+          <w:sz w:val="26"/>
+          <w:szCs w:val="26"/>
+        </w:rPr>
+        <w:t>gửi</w:t>
+      </w:r>
+      <w:r>
+        <w:rPr>
+          <w:rFonts w:ascii="Times New Roman" w:hAnsi="Times New Roman" w:cs="Times New Roman"/>
+          <w:sz w:val="26"/>
+          <w:szCs w:val="26"/>
+          <w:lang w:val="vi-VN"/>
+        </w:rPr>
+        <w:t>.</w:t>
       </w:r>
     </w:p>
     <w:p>
@@ -14845,7 +16926,24 @@
           <w:sz w:val="26"/>
           <w:szCs w:val="26"/>
         </w:rPr>
-        <w:t xml:space="preserve">Ảnh hiển thị ngay trên cửa sổ chat </w:t>
+        <w:t xml:space="preserve">Ảnh hiển thị ngay trên cửa sổ </w:t>
+      </w:r>
+      <w:r>
+        <w:rPr>
+          <w:rFonts w:ascii="Times New Roman" w:hAnsi="Times New Roman" w:cs="Times New Roman"/>
+          <w:sz w:val="26"/>
+          <w:szCs w:val="26"/>
+        </w:rPr>
+        <w:t>chat</w:t>
+      </w:r>
+      <w:r>
+        <w:rPr>
+          <w:rFonts w:ascii="Times New Roman" w:hAnsi="Times New Roman" w:cs="Times New Roman"/>
+          <w:sz w:val="26"/>
+          <w:szCs w:val="26"/>
+          <w:lang w:val="vi-VN"/>
+        </w:rPr>
+        <w:t>:</w:t>
       </w:r>
     </w:p>
     <w:p>
@@ -14945,7 +17043,24 @@
           <w:szCs w:val="26"/>
         </w:rPr>
         <w:lastRenderedPageBreak/>
-        <w:t xml:space="preserve">Có thể bấm xem ảnh lớn </w:t>
+        <w:t xml:space="preserve">Có thể bấm xem ảnh </w:t>
+      </w:r>
+      <w:r>
+        <w:rPr>
+          <w:rFonts w:ascii="Times New Roman" w:hAnsi="Times New Roman" w:cs="Times New Roman"/>
+          <w:sz w:val="26"/>
+          <w:szCs w:val="26"/>
+        </w:rPr>
+        <w:t>lớn</w:t>
+      </w:r>
+      <w:r>
+        <w:rPr>
+          <w:rFonts w:ascii="Times New Roman" w:hAnsi="Times New Roman" w:cs="Times New Roman"/>
+          <w:sz w:val="26"/>
+          <w:szCs w:val="26"/>
+          <w:lang w:val="vi-VN"/>
+        </w:rPr>
+        <w:t>:</w:t>
       </w:r>
     </w:p>
     <w:p>
@@ -15053,7 +17168,24 @@
           <w:sz w:val="26"/>
           <w:szCs w:val="26"/>
         </w:rPr>
-        <w:t xml:space="preserve">Có thể tải ảnh xuống </w:t>
+        <w:t xml:space="preserve">Có thể tải ảnh </w:t>
+      </w:r>
+      <w:r>
+        <w:rPr>
+          <w:rFonts w:ascii="Times New Roman" w:hAnsi="Times New Roman" w:cs="Times New Roman"/>
+          <w:sz w:val="26"/>
+          <w:szCs w:val="26"/>
+        </w:rPr>
+        <w:t>xuống</w:t>
+      </w:r>
+      <w:r>
+        <w:rPr>
+          <w:rFonts w:ascii="Times New Roman" w:hAnsi="Times New Roman" w:cs="Times New Roman"/>
+          <w:sz w:val="26"/>
+          <w:szCs w:val="26"/>
+          <w:lang w:val="vi-VN"/>
+        </w:rPr>
+        <w:t>:</w:t>
       </w:r>
     </w:p>
     <w:p>
@@ -15246,7 +17378,24 @@
           <w:sz w:val="26"/>
           <w:szCs w:val="26"/>
         </w:rPr>
-        <w:t xml:space="preserve">File lưu vào thư mục received </w:t>
+        <w:t xml:space="preserve">File lưu vào thư mục </w:t>
+      </w:r>
+      <w:r>
+        <w:rPr>
+          <w:rFonts w:ascii="Times New Roman" w:hAnsi="Times New Roman" w:cs="Times New Roman"/>
+          <w:sz w:val="26"/>
+          <w:szCs w:val="26"/>
+        </w:rPr>
+        <w:t>received</w:t>
+      </w:r>
+      <w:r>
+        <w:rPr>
+          <w:rFonts w:ascii="Times New Roman" w:hAnsi="Times New Roman" w:cs="Times New Roman"/>
+          <w:sz w:val="26"/>
+          <w:szCs w:val="26"/>
+          <w:lang w:val="vi-VN"/>
+        </w:rPr>
+        <w:t>:</w:t>
       </w:r>
     </w:p>
     <w:p>
@@ -15354,7 +17503,24 @@
           <w:sz w:val="26"/>
           <w:szCs w:val="26"/>
         </w:rPr>
-        <w:t xml:space="preserve">Hiển thị tên file trên giao diện </w:t>
+        <w:t xml:space="preserve">Hiển thị tên file trên giao </w:t>
+      </w:r>
+      <w:r>
+        <w:rPr>
+          <w:rFonts w:ascii="Times New Roman" w:hAnsi="Times New Roman" w:cs="Times New Roman"/>
+          <w:sz w:val="26"/>
+          <w:szCs w:val="26"/>
+        </w:rPr>
+        <w:t>diện</w:t>
+      </w:r>
+      <w:r>
+        <w:rPr>
+          <w:rFonts w:ascii="Times New Roman" w:hAnsi="Times New Roman" w:cs="Times New Roman"/>
+          <w:sz w:val="26"/>
+          <w:szCs w:val="26"/>
+          <w:lang w:val="vi-VN"/>
+        </w:rPr>
+        <w:t>:</w:t>
       </w:r>
     </w:p>
     <w:p>
@@ -15472,7 +17638,24 @@
           <w:szCs w:val="26"/>
         </w:rPr>
         <w:lastRenderedPageBreak/>
-        <w:t xml:space="preserve">Có thể bấm tải xuống </w:t>
+        <w:t xml:space="preserve">Có thể bấm tải </w:t>
+      </w:r>
+      <w:r>
+        <w:rPr>
+          <w:rFonts w:ascii="Times New Roman" w:hAnsi="Times New Roman" w:cs="Times New Roman"/>
+          <w:sz w:val="26"/>
+          <w:szCs w:val="26"/>
+        </w:rPr>
+        <w:t>xuống</w:t>
+      </w:r>
+      <w:r>
+        <w:rPr>
+          <w:rFonts w:ascii="Times New Roman" w:hAnsi="Times New Roman" w:cs="Times New Roman"/>
+          <w:sz w:val="26"/>
+          <w:szCs w:val="26"/>
+          <w:lang w:val="vi-VN"/>
+        </w:rPr>
+        <w:t>:</w:t>
       </w:r>
     </w:p>
     <w:p>
@@ -15665,7 +17848,24 @@
           <w:sz w:val="26"/>
           <w:szCs w:val="26"/>
         </w:rPr>
-        <w:t xml:space="preserve">Emoji hiển thị trực tiếp trên cửa sổ chat </w:t>
+        <w:t xml:space="preserve">Emoji hiển thị trực tiếp trên cửa sổ </w:t>
+      </w:r>
+      <w:r>
+        <w:rPr>
+          <w:rFonts w:ascii="Times New Roman" w:hAnsi="Times New Roman" w:cs="Times New Roman"/>
+          <w:sz w:val="26"/>
+          <w:szCs w:val="26"/>
+        </w:rPr>
+        <w:t>chat</w:t>
+      </w:r>
+      <w:r>
+        <w:rPr>
+          <w:rFonts w:ascii="Times New Roman" w:hAnsi="Times New Roman" w:cs="Times New Roman"/>
+          <w:sz w:val="26"/>
+          <w:szCs w:val="26"/>
+          <w:lang w:val="vi-VN"/>
+        </w:rPr>
+        <w:t>.</w:t>
       </w:r>
     </w:p>
     <w:p>
@@ -15689,7 +17889,24 @@
           <w:sz w:val="26"/>
           <w:szCs w:val="26"/>
         </w:rPr>
-        <w:t xml:space="preserve">Đồng bộ giữa các Client </w:t>
+        <w:t xml:space="preserve">Đồng bộ giữa các </w:t>
+      </w:r>
+      <w:r>
+        <w:rPr>
+          <w:rFonts w:ascii="Times New Roman" w:hAnsi="Times New Roman" w:cs="Times New Roman"/>
+          <w:sz w:val="26"/>
+          <w:szCs w:val="26"/>
+        </w:rPr>
+        <w:t>Client</w:t>
+      </w:r>
+      <w:r>
+        <w:rPr>
+          <w:rFonts w:ascii="Times New Roman" w:hAnsi="Times New Roman" w:cs="Times New Roman"/>
+          <w:sz w:val="26"/>
+          <w:szCs w:val="26"/>
+          <w:lang w:val="vi-VN"/>
+        </w:rPr>
+        <w:t>.</w:t>
       </w:r>
     </w:p>
     <w:p>
@@ -15713,7 +17930,24 @@
           <w:sz w:val="26"/>
           <w:szCs w:val="26"/>
         </w:rPr>
-        <w:t xml:space="preserve">Giao diện trực quan hơn </w:t>
+        <w:t xml:space="preserve">Giao diện trực quan </w:t>
+      </w:r>
+      <w:r>
+        <w:rPr>
+          <w:rFonts w:ascii="Times New Roman" w:hAnsi="Times New Roman" w:cs="Times New Roman"/>
+          <w:sz w:val="26"/>
+          <w:szCs w:val="26"/>
+        </w:rPr>
+        <w:t>hơn</w:t>
+      </w:r>
+      <w:r>
+        <w:rPr>
+          <w:rFonts w:ascii="Times New Roman" w:hAnsi="Times New Roman" w:cs="Times New Roman"/>
+          <w:sz w:val="26"/>
+          <w:szCs w:val="26"/>
+          <w:lang w:val="vi-VN"/>
+        </w:rPr>
+        <w:t>.</w:t>
       </w:r>
     </w:p>
     <w:p>
@@ -15883,7 +18117,24 @@
           <w:sz w:val="26"/>
           <w:szCs w:val="26"/>
         </w:rPr>
-        <w:t xml:space="preserve">Client gửi tín hiệu typing đến Server </w:t>
+        <w:t xml:space="preserve">Client gửi tín hiệu typing đến </w:t>
+      </w:r>
+      <w:r>
+        <w:rPr>
+          <w:rFonts w:ascii="Times New Roman" w:hAnsi="Times New Roman" w:cs="Times New Roman"/>
+          <w:sz w:val="26"/>
+          <w:szCs w:val="26"/>
+        </w:rPr>
+        <w:t>Server</w:t>
+      </w:r>
+      <w:r>
+        <w:rPr>
+          <w:rFonts w:ascii="Times New Roman" w:hAnsi="Times New Roman" w:cs="Times New Roman"/>
+          <w:sz w:val="26"/>
+          <w:szCs w:val="26"/>
+          <w:lang w:val="vi-VN"/>
+        </w:rPr>
+        <w:t>.</w:t>
       </w:r>
     </w:p>
     <w:p>
@@ -15907,7 +18158,24 @@
           <w:sz w:val="26"/>
           <w:szCs w:val="26"/>
         </w:rPr>
-        <w:t xml:space="preserve">Server chuyển tiếp đến các Client khác </w:t>
+        <w:t xml:space="preserve">Server chuyển tiếp đến các Client </w:t>
+      </w:r>
+      <w:r>
+        <w:rPr>
+          <w:rFonts w:ascii="Times New Roman" w:hAnsi="Times New Roman" w:cs="Times New Roman"/>
+          <w:sz w:val="26"/>
+          <w:szCs w:val="26"/>
+        </w:rPr>
+        <w:t>khác</w:t>
+      </w:r>
+      <w:r>
+        <w:rPr>
+          <w:rFonts w:ascii="Times New Roman" w:hAnsi="Times New Roman" w:cs="Times New Roman"/>
+          <w:sz w:val="26"/>
+          <w:szCs w:val="26"/>
+          <w:lang w:val="vi-VN"/>
+        </w:rPr>
+        <w:t>.</w:t>
       </w:r>
     </w:p>
     <w:p>
@@ -15931,7 +18199,24 @@
           <w:sz w:val="26"/>
           <w:szCs w:val="26"/>
         </w:rPr>
-        <w:t xml:space="preserve">Client nhận sẽ hiển thị trạng thái người gửi đang soạn tin </w:t>
+        <w:t xml:space="preserve">Client nhận sẽ hiển thị trạng thái người gửi đang soạn </w:t>
+      </w:r>
+      <w:r>
+        <w:rPr>
+          <w:rFonts w:ascii="Times New Roman" w:hAnsi="Times New Roman" w:cs="Times New Roman"/>
+          <w:sz w:val="26"/>
+          <w:szCs w:val="26"/>
+        </w:rPr>
+        <w:t>tin</w:t>
+      </w:r>
+      <w:r>
+        <w:rPr>
+          <w:rFonts w:ascii="Times New Roman" w:hAnsi="Times New Roman" w:cs="Times New Roman"/>
+          <w:sz w:val="26"/>
+          <w:szCs w:val="26"/>
+          <w:lang w:val="vi-VN"/>
+        </w:rPr>
+        <w:t>.</w:t>
       </w:r>
     </w:p>
     <w:p>
@@ -16009,7 +18294,24 @@
           <w:sz w:val="26"/>
           <w:szCs w:val="26"/>
         </w:rPr>
-        <w:t xml:space="preserve">Tăng tính tương tác thời gian thực </w:t>
+        <w:t xml:space="preserve">Tăng tính tương tác thời gian </w:t>
+      </w:r>
+      <w:r>
+        <w:rPr>
+          <w:rFonts w:ascii="Times New Roman" w:hAnsi="Times New Roman" w:cs="Times New Roman"/>
+          <w:sz w:val="26"/>
+          <w:szCs w:val="26"/>
+        </w:rPr>
+        <w:t>thực</w:t>
+      </w:r>
+      <w:r>
+        <w:rPr>
+          <w:rFonts w:ascii="Times New Roman" w:hAnsi="Times New Roman" w:cs="Times New Roman"/>
+          <w:sz w:val="26"/>
+          <w:szCs w:val="26"/>
+          <w:lang w:val="vi-VN"/>
+        </w:rPr>
+        <w:t>.</w:t>
       </w:r>
     </w:p>
     <w:p>
@@ -16033,7 +18335,24 @@
           <w:sz w:val="26"/>
           <w:szCs w:val="26"/>
         </w:rPr>
-        <w:t xml:space="preserve">Giúp người dùng biết đối phương đang trả lời </w:t>
+        <w:t xml:space="preserve">Giúp người dùng biết đối phương đang trả </w:t>
+      </w:r>
+      <w:r>
+        <w:rPr>
+          <w:rFonts w:ascii="Times New Roman" w:hAnsi="Times New Roman" w:cs="Times New Roman"/>
+          <w:sz w:val="26"/>
+          <w:szCs w:val="26"/>
+        </w:rPr>
+        <w:t>lời</w:t>
+      </w:r>
+      <w:r>
+        <w:rPr>
+          <w:rFonts w:ascii="Times New Roman" w:hAnsi="Times New Roman" w:cs="Times New Roman"/>
+          <w:sz w:val="26"/>
+          <w:szCs w:val="26"/>
+          <w:lang w:val="vi-VN"/>
+        </w:rPr>
+        <w:t>.</w:t>
       </w:r>
     </w:p>
     <w:p>
@@ -16057,7 +18376,24 @@
           <w:sz w:val="26"/>
           <w:szCs w:val="26"/>
         </w:rPr>
-        <w:t xml:space="preserve">Giao diện giống các ứng dụng chat hiện đại </w:t>
+        <w:t xml:space="preserve">Giao diện giống các ứng dụng chat hiện </w:t>
+      </w:r>
+      <w:r>
+        <w:rPr>
+          <w:rFonts w:ascii="Times New Roman" w:hAnsi="Times New Roman" w:cs="Times New Roman"/>
+          <w:sz w:val="26"/>
+          <w:szCs w:val="26"/>
+        </w:rPr>
+        <w:t>đại</w:t>
+      </w:r>
+      <w:r>
+        <w:rPr>
+          <w:rFonts w:ascii="Times New Roman" w:hAnsi="Times New Roman" w:cs="Times New Roman"/>
+          <w:sz w:val="26"/>
+          <w:szCs w:val="26"/>
+          <w:lang w:val="vi-VN"/>
+        </w:rPr>
+        <w:t>.</w:t>
       </w:r>
     </w:p>
     <w:p>
@@ -16330,7 +18666,24 @@
           <w:sz w:val="26"/>
           <w:szCs w:val="26"/>
         </w:rPr>
-        <w:t xml:space="preserve">Kết nối nhiều Client đồng thời </w:t>
+        <w:t xml:space="preserve">Kết nối nhiều Client đồng </w:t>
+      </w:r>
+      <w:r>
+        <w:rPr>
+          <w:rFonts w:ascii="Times New Roman" w:hAnsi="Times New Roman" w:cs="Times New Roman"/>
+          <w:sz w:val="26"/>
+          <w:szCs w:val="26"/>
+        </w:rPr>
+        <w:t>thời</w:t>
+      </w:r>
+      <w:r>
+        <w:rPr>
+          <w:rFonts w:ascii="Times New Roman" w:hAnsi="Times New Roman" w:cs="Times New Roman"/>
+          <w:sz w:val="26"/>
+          <w:szCs w:val="26"/>
+          <w:lang w:val="vi-VN"/>
+        </w:rPr>
+        <w:t>.</w:t>
       </w:r>
     </w:p>
     <w:p>
@@ -16354,7 +18707,24 @@
           <w:sz w:val="26"/>
           <w:szCs w:val="26"/>
         </w:rPr>
-        <w:t xml:space="preserve">Gửi nhận tin nhắn nhanh </w:t>
+        <w:t xml:space="preserve">Gửi nhận tin nhắn </w:t>
+      </w:r>
+      <w:r>
+        <w:rPr>
+          <w:rFonts w:ascii="Times New Roman" w:hAnsi="Times New Roman" w:cs="Times New Roman"/>
+          <w:sz w:val="26"/>
+          <w:szCs w:val="26"/>
+        </w:rPr>
+        <w:t>nhanh</w:t>
+      </w:r>
+      <w:r>
+        <w:rPr>
+          <w:rFonts w:ascii="Times New Roman" w:hAnsi="Times New Roman" w:cs="Times New Roman"/>
+          <w:sz w:val="26"/>
+          <w:szCs w:val="26"/>
+          <w:lang w:val="vi-VN"/>
+        </w:rPr>
+        <w:t>.</w:t>
       </w:r>
     </w:p>
     <w:p>
@@ -16378,7 +18748,24 @@
           <w:sz w:val="26"/>
           <w:szCs w:val="26"/>
         </w:rPr>
-        <w:t xml:space="preserve">Gửi file và ảnh thành công </w:t>
+        <w:t xml:space="preserve">Gửi file và ảnh thành </w:t>
+      </w:r>
+      <w:r>
+        <w:rPr>
+          <w:rFonts w:ascii="Times New Roman" w:hAnsi="Times New Roman" w:cs="Times New Roman"/>
+          <w:sz w:val="26"/>
+          <w:szCs w:val="26"/>
+        </w:rPr>
+        <w:t>công</w:t>
+      </w:r>
+      <w:r>
+        <w:rPr>
+          <w:rFonts w:ascii="Times New Roman" w:hAnsi="Times New Roman" w:cs="Times New Roman"/>
+          <w:sz w:val="26"/>
+          <w:szCs w:val="26"/>
+          <w:lang w:val="vi-VN"/>
+        </w:rPr>
+        <w:t>.</w:t>
       </w:r>
     </w:p>
     <w:p>
@@ -16402,7 +18789,24 @@
           <w:sz w:val="26"/>
           <w:szCs w:val="26"/>
         </w:rPr>
-        <w:t xml:space="preserve">Danh sách online cập nhật chính xác </w:t>
+        <w:t xml:space="preserve">Danh sách online cập nhật chính </w:t>
+      </w:r>
+      <w:r>
+        <w:rPr>
+          <w:rFonts w:ascii="Times New Roman" w:hAnsi="Times New Roman" w:cs="Times New Roman"/>
+          <w:sz w:val="26"/>
+          <w:szCs w:val="26"/>
+        </w:rPr>
+        <w:t>xác</w:t>
+      </w:r>
+      <w:r>
+        <w:rPr>
+          <w:rFonts w:ascii="Times New Roman" w:hAnsi="Times New Roman" w:cs="Times New Roman"/>
+          <w:sz w:val="26"/>
+          <w:szCs w:val="26"/>
+          <w:lang w:val="vi-VN"/>
+        </w:rPr>
+        <w:t>.</w:t>
       </w:r>
     </w:p>
     <w:p>
@@ -16426,7 +18830,24 @@
           <w:sz w:val="26"/>
           <w:szCs w:val="26"/>
         </w:rPr>
-        <w:t xml:space="preserve">Hoạt động tốt trong mạng LAN </w:t>
+        <w:t xml:space="preserve">Hoạt động tốt trong mạng </w:t>
+      </w:r>
+      <w:r>
+        <w:rPr>
+          <w:rFonts w:ascii="Times New Roman" w:hAnsi="Times New Roman" w:cs="Times New Roman"/>
+          <w:sz w:val="26"/>
+          <w:szCs w:val="26"/>
+        </w:rPr>
+        <w:t>LAN</w:t>
+      </w:r>
+      <w:r>
+        <w:rPr>
+          <w:rFonts w:ascii="Times New Roman" w:hAnsi="Times New Roman" w:cs="Times New Roman"/>
+          <w:sz w:val="26"/>
+          <w:szCs w:val="26"/>
+          <w:lang w:val="vi-VN"/>
+        </w:rPr>
+        <w:t>.</w:t>
       </w:r>
     </w:p>
     <w:p>
@@ -16450,7 +18871,24 @@
           <w:sz w:val="26"/>
           <w:szCs w:val="26"/>
         </w:rPr>
-        <w:t xml:space="preserve">Giao diện trực quan, dễ sử dụng </w:t>
+        <w:t xml:space="preserve">Giao diện trực quan, dễ sử </w:t>
+      </w:r>
+      <w:r>
+        <w:rPr>
+          <w:rFonts w:ascii="Times New Roman" w:hAnsi="Times New Roman" w:cs="Times New Roman"/>
+          <w:sz w:val="26"/>
+          <w:szCs w:val="26"/>
+        </w:rPr>
+        <w:t>dụng</w:t>
+      </w:r>
+      <w:r>
+        <w:rPr>
+          <w:rFonts w:ascii="Times New Roman" w:hAnsi="Times New Roman" w:cs="Times New Roman"/>
+          <w:sz w:val="26"/>
+          <w:szCs w:val="26"/>
+          <w:lang w:val="vi-VN"/>
+        </w:rPr>
+        <w:t>.</w:t>
       </w:r>
     </w:p>
     <w:p>
@@ -16707,7 +19145,24 @@
           <w:sz w:val="26"/>
           <w:szCs w:val="26"/>
         </w:rPr>
-        <w:t>Tin nhắn văn bản</w:t>
+        <w:t xml:space="preserve">Tin nhắn văn </w:t>
+      </w:r>
+      <w:r>
+        <w:rPr>
+          <w:rFonts w:ascii="Times New Roman" w:hAnsi="Times New Roman" w:cs="Times New Roman"/>
+          <w:sz w:val="26"/>
+          <w:szCs w:val="26"/>
+        </w:rPr>
+        <w:t>bản</w:t>
+      </w:r>
+      <w:r>
+        <w:rPr>
+          <w:rFonts w:ascii="Times New Roman" w:hAnsi="Times New Roman" w:cs="Times New Roman"/>
+          <w:sz w:val="26"/>
+          <w:szCs w:val="26"/>
+          <w:lang w:val="vi-VN"/>
+        </w:rPr>
+        <w:t>.</w:t>
       </w:r>
     </w:p>
     <w:p>
@@ -16730,7 +19185,24 @@
           <w:sz w:val="26"/>
           <w:szCs w:val="26"/>
         </w:rPr>
-        <w:t>Hình ảnh</w:t>
+        <w:t xml:space="preserve">Hình </w:t>
+      </w:r>
+      <w:r>
+        <w:rPr>
+          <w:rFonts w:ascii="Times New Roman" w:hAnsi="Times New Roman" w:cs="Times New Roman"/>
+          <w:sz w:val="26"/>
+          <w:szCs w:val="26"/>
+        </w:rPr>
+        <w:t>ảnh</w:t>
+      </w:r>
+      <w:r>
+        <w:rPr>
+          <w:rFonts w:ascii="Times New Roman" w:hAnsi="Times New Roman" w:cs="Times New Roman"/>
+          <w:sz w:val="26"/>
+          <w:szCs w:val="26"/>
+          <w:lang w:val="vi-VN"/>
+        </w:rPr>
+        <w:t>.</w:t>
       </w:r>
     </w:p>
     <w:p>
@@ -16753,7 +19225,24 @@
           <w:sz w:val="26"/>
           <w:szCs w:val="26"/>
         </w:rPr>
-        <w:t>File tài liệu</w:t>
+        <w:t xml:space="preserve">File tài </w:t>
+      </w:r>
+      <w:r>
+        <w:rPr>
+          <w:rFonts w:ascii="Times New Roman" w:hAnsi="Times New Roman" w:cs="Times New Roman"/>
+          <w:sz w:val="26"/>
+          <w:szCs w:val="26"/>
+        </w:rPr>
+        <w:t>liệu</w:t>
+      </w:r>
+      <w:r>
+        <w:rPr>
+          <w:rFonts w:ascii="Times New Roman" w:hAnsi="Times New Roman" w:cs="Times New Roman"/>
+          <w:sz w:val="26"/>
+          <w:szCs w:val="26"/>
+          <w:lang w:val="vi-VN"/>
+        </w:rPr>
+        <w:t>.</w:t>
       </w:r>
     </w:p>
     <w:p>
@@ -16778,6 +19267,15 @@
         </w:rPr>
         <w:t>Emoji</w:t>
       </w:r>
+      <w:r>
+        <w:rPr>
+          <w:rFonts w:ascii="Times New Roman" w:hAnsi="Times New Roman" w:cs="Times New Roman"/>
+          <w:sz w:val="26"/>
+          <w:szCs w:val="26"/>
+          <w:lang w:val="vi-VN"/>
+        </w:rPr>
+        <w:t>.</w:t>
+      </w:r>
     </w:p>
     <w:p>
       <w:pPr>
@@ -17514,7 +20012,24 @@
           <w:sz w:val="26"/>
           <w:szCs w:val="26"/>
         </w:rPr>
-        <w:t>Chat thời gian thực</w:t>
+        <w:t xml:space="preserve">Chat thời gian </w:t>
+      </w:r>
+      <w:r>
+        <w:rPr>
+          <w:rFonts w:ascii="Times New Roman" w:hAnsi="Times New Roman" w:cs="Times New Roman"/>
+          <w:sz w:val="26"/>
+          <w:szCs w:val="26"/>
+        </w:rPr>
+        <w:t>thực</w:t>
+      </w:r>
+      <w:r>
+        <w:rPr>
+          <w:rFonts w:ascii="Times New Roman" w:hAnsi="Times New Roman" w:cs="Times New Roman"/>
+          <w:sz w:val="26"/>
+          <w:szCs w:val="26"/>
+          <w:lang w:val="vi-VN"/>
+        </w:rPr>
+        <w:t>.</w:t>
       </w:r>
     </w:p>
     <w:p>
@@ -17537,7 +20052,24 @@
           <w:sz w:val="26"/>
           <w:szCs w:val="26"/>
         </w:rPr>
-        <w:t>Gửi và nhận file</w:t>
+        <w:t xml:space="preserve">Gửi và nhận </w:t>
+      </w:r>
+      <w:r>
+        <w:rPr>
+          <w:rFonts w:ascii="Times New Roman" w:hAnsi="Times New Roman" w:cs="Times New Roman"/>
+          <w:sz w:val="26"/>
+          <w:szCs w:val="26"/>
+        </w:rPr>
+        <w:t>file</w:t>
+      </w:r>
+      <w:r>
+        <w:rPr>
+          <w:rFonts w:ascii="Times New Roman" w:hAnsi="Times New Roman" w:cs="Times New Roman"/>
+          <w:sz w:val="26"/>
+          <w:szCs w:val="26"/>
+          <w:lang w:val="vi-VN"/>
+        </w:rPr>
+        <w:t>.</w:t>
       </w:r>
     </w:p>
     <w:p>
@@ -17560,7 +20092,24 @@
           <w:sz w:val="26"/>
           <w:szCs w:val="26"/>
         </w:rPr>
-        <w:t>Gửi hình ảnh</w:t>
+        <w:t xml:space="preserve">Gửi hình </w:t>
+      </w:r>
+      <w:r>
+        <w:rPr>
+          <w:rFonts w:ascii="Times New Roman" w:hAnsi="Times New Roman" w:cs="Times New Roman"/>
+          <w:sz w:val="26"/>
+          <w:szCs w:val="26"/>
+        </w:rPr>
+        <w:t>ảnh</w:t>
+      </w:r>
+      <w:r>
+        <w:rPr>
+          <w:rFonts w:ascii="Times New Roman" w:hAnsi="Times New Roman" w:cs="Times New Roman"/>
+          <w:sz w:val="26"/>
+          <w:szCs w:val="26"/>
+          <w:lang w:val="vi-VN"/>
+        </w:rPr>
+        <w:t>.</w:t>
       </w:r>
     </w:p>
     <w:p>
@@ -17583,7 +20132,24 @@
           <w:sz w:val="26"/>
           <w:szCs w:val="26"/>
         </w:rPr>
-        <w:t>Gửi emoji</w:t>
+        <w:t xml:space="preserve">Gửi </w:t>
+      </w:r>
+      <w:r>
+        <w:rPr>
+          <w:rFonts w:ascii="Times New Roman" w:hAnsi="Times New Roman" w:cs="Times New Roman"/>
+          <w:sz w:val="26"/>
+          <w:szCs w:val="26"/>
+        </w:rPr>
+        <w:t>emoji</w:t>
+      </w:r>
+      <w:r>
+        <w:rPr>
+          <w:rFonts w:ascii="Times New Roman" w:hAnsi="Times New Roman" w:cs="Times New Roman"/>
+          <w:sz w:val="26"/>
+          <w:szCs w:val="26"/>
+          <w:lang w:val="vi-VN"/>
+        </w:rPr>
+        <w:t>.</w:t>
       </w:r>
     </w:p>
     <w:p>
@@ -17608,6 +20174,15 @@
         </w:rPr>
         <w:t>Hiển thị trạng thái “đang nhập...”</w:t>
       </w:r>
+      <w:r>
+        <w:rPr>
+          <w:rFonts w:ascii="Times New Roman" w:hAnsi="Times New Roman" w:cs="Times New Roman"/>
+          <w:sz w:val="26"/>
+          <w:szCs w:val="26"/>
+          <w:lang w:val="vi-VN"/>
+        </w:rPr>
+        <w:t>.</w:t>
+      </w:r>
     </w:p>
     <w:p>
       <w:pPr>
@@ -17629,7 +20204,24 @@
           <w:sz w:val="26"/>
           <w:szCs w:val="26"/>
         </w:rPr>
-        <w:t>Hiển thị người dùng online</w:t>
+        <w:t xml:space="preserve">Hiển thị người dùng </w:t>
+      </w:r>
+      <w:r>
+        <w:rPr>
+          <w:rFonts w:ascii="Times New Roman" w:hAnsi="Times New Roman" w:cs="Times New Roman"/>
+          <w:sz w:val="26"/>
+          <w:szCs w:val="26"/>
+        </w:rPr>
+        <w:t>online</w:t>
+      </w:r>
+      <w:r>
+        <w:rPr>
+          <w:rFonts w:ascii="Times New Roman" w:hAnsi="Times New Roman" w:cs="Times New Roman"/>
+          <w:sz w:val="26"/>
+          <w:szCs w:val="26"/>
+          <w:lang w:val="vi-VN"/>
+        </w:rPr>
+        <w:t>.</w:t>
       </w:r>
     </w:p>
     <w:p>
@@ -17652,7 +20244,24 @@
           <w:sz w:val="26"/>
           <w:szCs w:val="26"/>
         </w:rPr>
-        <w:t>Mã hóa dữ liệu bằng Fernet Encryption</w:t>
+        <w:t xml:space="preserve">Mã hóa dữ liệu bằng Fernet </w:t>
+      </w:r>
+      <w:r>
+        <w:rPr>
+          <w:rFonts w:ascii="Times New Roman" w:hAnsi="Times New Roman" w:cs="Times New Roman"/>
+          <w:sz w:val="26"/>
+          <w:szCs w:val="26"/>
+        </w:rPr>
+        <w:t>Encryption</w:t>
+      </w:r>
+      <w:r>
+        <w:rPr>
+          <w:rFonts w:ascii="Times New Roman" w:hAnsi="Times New Roman" w:cs="Times New Roman"/>
+          <w:sz w:val="26"/>
+          <w:szCs w:val="26"/>
+          <w:lang w:val="vi-VN"/>
+        </w:rPr>
+        <w:t>.</w:t>
       </w:r>
     </w:p>
     <w:p>
@@ -17675,7 +20284,24 @@
           <w:sz w:val="26"/>
           <w:szCs w:val="26"/>
         </w:rPr>
-        <w:t>Tự động tìm Server trong mạng LAN</w:t>
+        <w:t xml:space="preserve">Tự động tìm Server trong mạng </w:t>
+      </w:r>
+      <w:r>
+        <w:rPr>
+          <w:rFonts w:ascii="Times New Roman" w:hAnsi="Times New Roman" w:cs="Times New Roman"/>
+          <w:sz w:val="26"/>
+          <w:szCs w:val="26"/>
+        </w:rPr>
+        <w:t>LAN</w:t>
+      </w:r>
+      <w:r>
+        <w:rPr>
+          <w:rFonts w:ascii="Times New Roman" w:hAnsi="Times New Roman" w:cs="Times New Roman"/>
+          <w:sz w:val="26"/>
+          <w:szCs w:val="26"/>
+          <w:lang w:val="vi-VN"/>
+        </w:rPr>
+        <w:t>.</w:t>
       </w:r>
     </w:p>
     <w:p>
@@ -17718,7 +20344,24 @@
           <w:sz w:val="26"/>
           <w:szCs w:val="26"/>
         </w:rPr>
-        <w:t>Socket Programming</w:t>
+        <w:t>Socket P</w:t>
+      </w:r>
+      <w:r>
+        <w:rPr>
+          <w:rFonts w:ascii="Times New Roman" w:hAnsi="Times New Roman" w:cs="Times New Roman"/>
+          <w:sz w:val="26"/>
+          <w:szCs w:val="26"/>
+        </w:rPr>
+        <w:t>rogramming</w:t>
+      </w:r>
+      <w:r>
+        <w:rPr>
+          <w:rFonts w:ascii="Times New Roman" w:hAnsi="Times New Roman" w:cs="Times New Roman"/>
+          <w:sz w:val="26"/>
+          <w:szCs w:val="26"/>
+          <w:lang w:val="vi-VN"/>
+        </w:rPr>
+        <w:t>.</w:t>
       </w:r>
     </w:p>
     <w:p>
@@ -17741,7 +20384,24 @@
           <w:sz w:val="26"/>
           <w:szCs w:val="26"/>
         </w:rPr>
-        <w:t>Giao thức TCP/IP và UDP</w:t>
+        <w:t xml:space="preserve">Giao thức TCP/IP và </w:t>
+      </w:r>
+      <w:r>
+        <w:rPr>
+          <w:rFonts w:ascii="Times New Roman" w:hAnsi="Times New Roman" w:cs="Times New Roman"/>
+          <w:sz w:val="26"/>
+          <w:szCs w:val="26"/>
+        </w:rPr>
+        <w:t>UDP</w:t>
+      </w:r>
+      <w:r>
+        <w:rPr>
+          <w:rFonts w:ascii="Times New Roman" w:hAnsi="Times New Roman" w:cs="Times New Roman"/>
+          <w:sz w:val="26"/>
+          <w:szCs w:val="26"/>
+          <w:lang w:val="vi-VN"/>
+        </w:rPr>
+        <w:t>.</w:t>
       </w:r>
     </w:p>
     <w:p>
@@ -17766,6 +20426,15 @@
         </w:rPr>
         <w:t>Xử lý đa luồng (Threading)</w:t>
       </w:r>
+      <w:r>
+        <w:rPr>
+          <w:rFonts w:ascii="Times New Roman" w:hAnsi="Times New Roman" w:cs="Times New Roman"/>
+          <w:sz w:val="26"/>
+          <w:szCs w:val="26"/>
+          <w:lang w:val="vi-VN"/>
+        </w:rPr>
+        <w:t>.</w:t>
+      </w:r>
     </w:p>
     <w:p>
       <w:pPr>
@@ -17787,7 +20456,24 @@
           <w:sz w:val="26"/>
           <w:szCs w:val="26"/>
         </w:rPr>
-        <w:t>Thiết kế giao diện GUI bằng Tkinter</w:t>
+        <w:t xml:space="preserve">Thiết kế giao diện GUI bằng </w:t>
+      </w:r>
+      <w:r>
+        <w:rPr>
+          <w:rFonts w:ascii="Times New Roman" w:hAnsi="Times New Roman" w:cs="Times New Roman"/>
+          <w:sz w:val="26"/>
+          <w:szCs w:val="26"/>
+        </w:rPr>
+        <w:t>Tkinter</w:t>
+      </w:r>
+      <w:r>
+        <w:rPr>
+          <w:rFonts w:ascii="Times New Roman" w:hAnsi="Times New Roman" w:cs="Times New Roman"/>
+          <w:sz w:val="26"/>
+          <w:szCs w:val="26"/>
+          <w:lang w:val="vi-VN"/>
+        </w:rPr>
+        <w:t>.</w:t>
       </w:r>
     </w:p>
     <w:p>
@@ -17810,7 +20496,24 @@
           <w:sz w:val="26"/>
           <w:szCs w:val="26"/>
         </w:rPr>
-        <w:t>Bảo mật dữ liệu trong ứng dụng mạng</w:t>
+        <w:t xml:space="preserve">Bảo mật dữ liệu trong ứng dụng </w:t>
+      </w:r>
+      <w:r>
+        <w:rPr>
+          <w:rFonts w:ascii="Times New Roman" w:hAnsi="Times New Roman" w:cs="Times New Roman"/>
+          <w:sz w:val="26"/>
+          <w:szCs w:val="26"/>
+        </w:rPr>
+        <w:t>mạng</w:t>
+      </w:r>
+      <w:r>
+        <w:rPr>
+          <w:rFonts w:ascii="Times New Roman" w:hAnsi="Times New Roman" w:cs="Times New Roman"/>
+          <w:sz w:val="26"/>
+          <w:szCs w:val="26"/>
+          <w:lang w:val="vi-VN"/>
+        </w:rPr>
+        <w:t>.</w:t>
       </w:r>
     </w:p>
     <w:p>
@@ -17906,16 +20609,7 @@
             <w:sz w:val="26"/>
             <w:szCs w:val="26"/>
           </w:rPr>
-          <w:t>https://doc</w:t>
-        </w:r>
-        <w:r>
-          <w:rPr>
-            <w:rStyle w:val="Hyperlink"/>
-            <w:rFonts w:ascii="Times New Roman" w:hAnsi="Times New Roman" w:cs="Times New Roman"/>
-            <w:sz w:val="26"/>
-            <w:szCs w:val="26"/>
-          </w:rPr>
-          <w:t>s.python.org/3/</w:t>
+          <w:t>https://docs.python.org/3/</w:t>
         </w:r>
       </w:hyperlink>
     </w:p>
@@ -17970,16 +20664,7 @@
             <w:sz w:val="26"/>
             <w:szCs w:val="26"/>
           </w:rPr>
-          <w:t>https://docs.pytho</w:t>
-        </w:r>
-        <w:r>
-          <w:rPr>
-            <w:rStyle w:val="Hyperlink"/>
-            <w:rFonts w:ascii="Times New Roman" w:hAnsi="Times New Roman" w:cs="Times New Roman"/>
-            <w:sz w:val="26"/>
-            <w:szCs w:val="26"/>
-          </w:rPr>
-          <w:t>n.org/3/howto/sockets.html</w:t>
+          <w:t>https://docs.python.org/3/howto/sockets.html</w:t>
         </w:r>
       </w:hyperlink>
     </w:p>
@@ -18034,16 +20719,7 @@
             <w:sz w:val="26"/>
             <w:szCs w:val="26"/>
           </w:rPr>
-          <w:t>https://docs.python.org/3/libra</w:t>
-        </w:r>
-        <w:r>
-          <w:rPr>
-            <w:rStyle w:val="Hyperlink"/>
-            <w:rFonts w:ascii="Times New Roman" w:hAnsi="Times New Roman" w:cs="Times New Roman"/>
-            <w:sz w:val="26"/>
-            <w:szCs w:val="26"/>
-          </w:rPr>
-          <w:t>ry/tkinter.html</w:t>
+          <w:t>https://docs.python.org/3/library/tkinter.html</w:t>
         </w:r>
       </w:hyperlink>
     </w:p>
@@ -18098,16 +20774,7 @@
             <w:sz w:val="26"/>
             <w:szCs w:val="26"/>
           </w:rPr>
-          <w:t>https://pillow.readthed</w:t>
-        </w:r>
-        <w:r>
-          <w:rPr>
-            <w:rStyle w:val="Hyperlink"/>
-            <w:rFonts w:ascii="Times New Roman" w:hAnsi="Times New Roman" w:cs="Times New Roman"/>
-            <w:sz w:val="26"/>
-            <w:szCs w:val="26"/>
-          </w:rPr>
-          <w:t>ocs.io/</w:t>
+          <w:t>https://pillow.readthedocs.io/</w:t>
         </w:r>
       </w:hyperlink>
     </w:p>
@@ -18162,16 +20829,7 @@
             <w:sz w:val="26"/>
             <w:szCs w:val="26"/>
           </w:rPr>
-          <w:t>https://cryptograph</w:t>
-        </w:r>
-        <w:r>
-          <w:rPr>
-            <w:rStyle w:val="Hyperlink"/>
-            <w:rFonts w:ascii="Times New Roman" w:hAnsi="Times New Roman" w:cs="Times New Roman"/>
-            <w:sz w:val="26"/>
-            <w:szCs w:val="26"/>
-          </w:rPr>
-          <w:t>y.io/en/latest/fernet/</w:t>
+          <w:t>https://cryptography.io/en/latest/fernet/</w:t>
         </w:r>
       </w:hyperlink>
     </w:p>
@@ -18214,14 +20872,128 @@
     <w:p>
       <w:pPr>
         <w:spacing w:line="360" w:lineRule="auto"/>
-        <w:jc w:val="both"/>
-        <w:rPr>
-          <w:rFonts w:ascii="Times New Roman" w:hAnsi="Times New Roman" w:cs="Times New Roman"/>
-          <w:sz w:val="26"/>
-          <w:szCs w:val="26"/>
-          <w:lang w:val="vi-VN"/>
-        </w:rPr>
-      </w:pPr>
+        <w:rPr>
+          <w:rFonts w:ascii="Times New Roman" w:hAnsi="Times New Roman" w:cs="Times New Roman"/>
+          <w:sz w:val="26"/>
+          <w:szCs w:val="26"/>
+          <w:lang w:val="vi-VN"/>
+        </w:rPr>
+      </w:pPr>
+      <w:r>
+        <w:rPr>
+          <w:rFonts w:ascii="Times New Roman" w:hAnsi="Times New Roman" w:cs="Times New Roman"/>
+          <w:sz w:val="26"/>
+          <w:szCs w:val="26"/>
+          <w:lang w:val="vi-VN"/>
+        </w:rPr>
+        <w:t>PHỤ LỤC:</w:t>
+      </w:r>
+    </w:p>
+    <w:p>
+      <w:pPr>
+        <w:spacing w:line="360" w:lineRule="auto"/>
+        <w:rPr>
+          <w:rFonts w:ascii="Times New Roman" w:hAnsi="Times New Roman" w:cs="Times New Roman"/>
+          <w:b/>
+          <w:bCs/>
+          <w:sz w:val="26"/>
+          <w:szCs w:val="26"/>
+        </w:rPr>
+      </w:pPr>
+      <w:r>
+        <w:rPr>
+          <w:rFonts w:ascii="Times New Roman" w:hAnsi="Times New Roman" w:cs="Times New Roman"/>
+          <w:b/>
+          <w:bCs/>
+          <w:sz w:val="26"/>
+          <w:szCs w:val="26"/>
+        </w:rPr>
+        <w:t>Phụ lục 1: Mã nguồn chương trình</w:t>
+      </w:r>
+    </w:p>
+    <w:p>
+      <w:pPr>
+        <w:spacing w:line="360" w:lineRule="auto"/>
+        <w:rPr>
+          <w:rFonts w:ascii="Times New Roman" w:hAnsi="Times New Roman" w:cs="Times New Roman"/>
+          <w:sz w:val="26"/>
+          <w:szCs w:val="26"/>
+        </w:rPr>
+      </w:pPr>
+      <w:r>
+        <w:rPr>
+          <w:rFonts w:ascii="Times New Roman" w:hAnsi="Times New Roman" w:cs="Times New Roman"/>
+          <w:sz w:val="26"/>
+          <w:szCs w:val="26"/>
+        </w:rPr>
+        <w:t>GitHub Repository:</w:t>
+      </w:r>
+      <w:r>
+        <w:rPr>
+          <w:rFonts w:ascii="Times New Roman" w:hAnsi="Times New Roman" w:cs="Times New Roman"/>
+          <w:sz w:val="26"/>
+          <w:szCs w:val="26"/>
+          <w:lang w:val="vi-VN"/>
+        </w:rPr>
+        <w:t xml:space="preserve"> </w:t>
+      </w:r>
+      <w:r>
+        <w:rPr>
+          <w:rFonts w:ascii="Times New Roman" w:hAnsi="Times New Roman" w:cs="Times New Roman"/>
+          <w:sz w:val="26"/>
+          <w:szCs w:val="26"/>
+        </w:rPr>
+        <w:fldChar w:fldCharType="begin"/>
+      </w:r>
+      <w:r>
+        <w:rPr>
+          <w:rFonts w:ascii="Times New Roman" w:hAnsi="Times New Roman" w:cs="Times New Roman"/>
+          <w:sz w:val="26"/>
+          <w:szCs w:val="26"/>
+        </w:rPr>
+        <w:instrText>HYPERLINK "</w:instrText>
+      </w:r>
+      <w:r>
+        <w:rPr>
+          <w:rFonts w:ascii="Times New Roman" w:hAnsi="Times New Roman" w:cs="Times New Roman"/>
+          <w:sz w:val="26"/>
+          <w:szCs w:val="26"/>
+        </w:rPr>
+        <w:instrText>https://github.com/22T1020662/THUC-TAP-TOT-NGHIEP</w:instrText>
+      </w:r>
+      <w:r>
+        <w:rPr>
+          <w:rFonts w:ascii="Times New Roman" w:hAnsi="Times New Roman" w:cs="Times New Roman"/>
+          <w:sz w:val="26"/>
+          <w:szCs w:val="26"/>
+        </w:rPr>
+        <w:instrText>"</w:instrText>
+      </w:r>
+      <w:r>
+        <w:rPr>
+          <w:rFonts w:ascii="Times New Roman" w:hAnsi="Times New Roman" w:cs="Times New Roman"/>
+          <w:sz w:val="26"/>
+          <w:szCs w:val="26"/>
+        </w:rPr>
+        <w:fldChar w:fldCharType="separate"/>
+      </w:r>
+      <w:r>
+        <w:rPr>
+          <w:rStyle w:val="Hyperlink"/>
+          <w:rFonts w:ascii="Times New Roman" w:hAnsi="Times New Roman" w:cs="Times New Roman"/>
+          <w:sz w:val="26"/>
+          <w:szCs w:val="26"/>
+        </w:rPr>
+        <w:t>https://github.com/22T1020662/THUC-TAP-TOT-NGHIEP</w:t>
+      </w:r>
+      <w:r>
+        <w:rPr>
+          <w:rFonts w:ascii="Times New Roman" w:hAnsi="Times New Roman" w:cs="Times New Roman"/>
+          <w:sz w:val="26"/>
+          <w:szCs w:val="26"/>
+        </w:rPr>
+        <w:fldChar w:fldCharType="end"/>
+      </w:r>
     </w:p>
     <w:p>
       <w:pPr>

--- a/baibaocao.docx
+++ b/baibaocao.docx
@@ -551,8 +551,8 @@
           <w:rFonts w:asciiTheme="minorHAnsi" w:eastAsiaTheme="minorHAnsi" w:hAnsiTheme="minorHAnsi" w:cstheme="minorBidi"/>
           <w:color w:val="auto"/>
           <w:kern w:val="2"/>
-          <w:sz w:val="24"/>
-          <w:szCs w:val="24"/>
+          <w:sz w:val="22"/>
+          <w:szCs w:val="22"/>
           <w14:ligatures w14:val="standardContextual"/>
         </w:rPr>
         <w:id w:val="1871248189"/>
@@ -566,6 +566,8 @@
           <w:b/>
           <w:bCs/>
           <w:noProof/>
+          <w:sz w:val="24"/>
+          <w:szCs w:val="24"/>
         </w:rPr>
       </w:sdtEndPr>
       <w:sdtContent>
@@ -578,6 +580,8 @@
               <w:b/>
               <w:bCs/>
               <w:color w:val="auto"/>
+              <w:sz w:val="28"/>
+              <w:szCs w:val="28"/>
               <w:lang w:val="vi-VN"/>
             </w:rPr>
           </w:pPr>
@@ -587,6 +591,8 @@
               <w:b/>
               <w:bCs/>
               <w:color w:val="auto"/>
+              <w:sz w:val="28"/>
+              <w:szCs w:val="28"/>
             </w:rPr>
             <w:t>MỤC</w:t>
           </w:r>
@@ -596,6 +602,8 @@
               <w:b/>
               <w:bCs/>
               <w:color w:val="auto"/>
+              <w:sz w:val="28"/>
+              <w:szCs w:val="28"/>
               <w:lang w:val="vi-VN"/>
             </w:rPr>
             <w:t xml:space="preserve"> LỤC</w:t>
@@ -604,78 +612,69 @@
         <w:p>
           <w:pPr>
             <w:pStyle w:val="TOC1"/>
-            <w:tabs>
-              <w:tab w:val="right" w:leader="dot" w:pos="9395"/>
-            </w:tabs>
             <w:rPr>
               <w:rFonts w:eastAsiaTheme="minorEastAsia"/>
-              <w:noProof/>
             </w:rPr>
           </w:pPr>
           <w:r>
+            <w:rPr>
+              <w:noProof w:val="0"/>
+            </w:rPr>
             <w:fldChar w:fldCharType="begin"/>
           </w:r>
           <w:r>
             <w:instrText xml:space="preserve"> TOC \o "1-3" \h \z \u </w:instrText>
           </w:r>
           <w:r>
+            <w:rPr>
+              <w:noProof w:val="0"/>
+            </w:rPr>
             <w:fldChar w:fldCharType="separate"/>
           </w:r>
-          <w:hyperlink w:anchor="_Toc229851565" w:history="1">
+          <w:hyperlink w:anchor="_Toc230434733" w:history="1">
             <w:r>
               <w:rPr>
                 <w:rStyle w:val="Hyperlink"/>
-                <w:rFonts w:ascii="Times New Roman" w:hAnsi="Times New Roman" w:cs="Times New Roman"/>
-                <w:b/>
-                <w:bCs/>
-                <w:noProof/>
               </w:rPr>
               <w:t>1. Giới thiệu đề tài</w:t>
             </w:r>
             <w:r>
               <w:rPr>
-                <w:noProof/>
                 <w:webHidden/>
               </w:rPr>
               <w:tab/>
             </w:r>
             <w:r>
               <w:rPr>
-                <w:noProof/>
                 <w:webHidden/>
               </w:rPr>
               <w:fldChar w:fldCharType="begin"/>
             </w:r>
             <w:r>
               <w:rPr>
-                <w:noProof/>
-                <w:webHidden/>
-              </w:rPr>
-              <w:instrText xml:space="preserve"> PAGEREF _Toc229851565 \h </w:instrText>
-            </w:r>
-            <w:r>
-              <w:rPr>
-                <w:noProof/>
-                <w:webHidden/>
-              </w:rPr>
-            </w:r>
-            <w:r>
-              <w:rPr>
-                <w:noProof/>
+                <w:webHidden/>
+              </w:rPr>
+              <w:instrText xml:space="preserve"> PAGEREF _Toc230434733 \h </w:instrText>
+            </w:r>
+            <w:r>
+              <w:rPr>
+                <w:webHidden/>
+              </w:rPr>
+            </w:r>
+            <w:r>
+              <w:rPr>
                 <w:webHidden/>
               </w:rPr>
               <w:fldChar w:fldCharType="separate"/>
             </w:r>
             <w:r>
               <w:rPr>
-                <w:noProof/>
-                <w:webHidden/>
-              </w:rPr>
-              <w:t>4</w:t>
-            </w:r>
-            <w:r>
-              <w:rPr>
-                <w:noProof/>
+                <w:webHidden/>
+              </w:rPr>
+              <w:t>1</w:t>
+            </w:r>
+            <w:r>
+              <w:rPr>
                 <w:webHidden/>
               </w:rPr>
               <w:fldChar w:fldCharType="end"/>
@@ -685,69 +684,54 @@
         <w:p>
           <w:pPr>
             <w:pStyle w:val="TOC1"/>
-            <w:tabs>
-              <w:tab w:val="right" w:leader="dot" w:pos="9395"/>
-            </w:tabs>
             <w:rPr>
               <w:rFonts w:eastAsiaTheme="minorEastAsia"/>
-              <w:noProof/>
             </w:rPr>
           </w:pPr>
-          <w:hyperlink w:anchor="_Toc229851566" w:history="1">
+          <w:hyperlink w:anchor="_Toc230434734" w:history="1">
             <w:r>
               <w:rPr>
                 <w:rStyle w:val="Hyperlink"/>
-                <w:rFonts w:ascii="Times New Roman" w:hAnsi="Times New Roman" w:cs="Times New Roman"/>
-                <w:b/>
-                <w:bCs/>
-                <w:noProof/>
               </w:rPr>
               <w:t>2. Mục tiêu đề tài</w:t>
             </w:r>
             <w:r>
               <w:rPr>
-                <w:noProof/>
                 <w:webHidden/>
               </w:rPr>
               <w:tab/>
             </w:r>
             <w:r>
               <w:rPr>
-                <w:noProof/>
                 <w:webHidden/>
               </w:rPr>
               <w:fldChar w:fldCharType="begin"/>
             </w:r>
             <w:r>
               <w:rPr>
-                <w:noProof/>
-                <w:webHidden/>
-              </w:rPr>
-              <w:instrText xml:space="preserve"> PAGEREF _Toc229851566 \h </w:instrText>
-            </w:r>
-            <w:r>
-              <w:rPr>
-                <w:noProof/>
-                <w:webHidden/>
-              </w:rPr>
-            </w:r>
-            <w:r>
-              <w:rPr>
-                <w:noProof/>
+                <w:webHidden/>
+              </w:rPr>
+              <w:instrText xml:space="preserve"> PAGEREF _Toc230434734 \h </w:instrText>
+            </w:r>
+            <w:r>
+              <w:rPr>
+                <w:webHidden/>
+              </w:rPr>
+            </w:r>
+            <w:r>
+              <w:rPr>
                 <w:webHidden/>
               </w:rPr>
               <w:fldChar w:fldCharType="separate"/>
             </w:r>
             <w:r>
               <w:rPr>
-                <w:noProof/>
-                <w:webHidden/>
-              </w:rPr>
-              <w:t>4</w:t>
-            </w:r>
-            <w:r>
-              <w:rPr>
-                <w:noProof/>
+                <w:webHidden/>
+              </w:rPr>
+              <w:t>1</w:t>
+            </w:r>
+            <w:r>
+              <w:rPr>
                 <w:webHidden/>
               </w:rPr>
               <w:fldChar w:fldCharType="end"/>
@@ -757,69 +741,54 @@
         <w:p>
           <w:pPr>
             <w:pStyle w:val="TOC1"/>
-            <w:tabs>
-              <w:tab w:val="right" w:leader="dot" w:pos="9395"/>
-            </w:tabs>
             <w:rPr>
               <w:rFonts w:eastAsiaTheme="minorEastAsia"/>
-              <w:noProof/>
             </w:rPr>
           </w:pPr>
-          <w:hyperlink w:anchor="_Toc229851567" w:history="1">
+          <w:hyperlink w:anchor="_Toc230434735" w:history="1">
             <w:r>
               <w:rPr>
                 <w:rStyle w:val="Hyperlink"/>
-                <w:rFonts w:ascii="Times New Roman" w:hAnsi="Times New Roman" w:cs="Times New Roman"/>
-                <w:b/>
-                <w:bCs/>
-                <w:noProof/>
               </w:rPr>
               <w:t>3. Kiến thức sử dụng</w:t>
             </w:r>
             <w:r>
               <w:rPr>
-                <w:noProof/>
                 <w:webHidden/>
               </w:rPr>
               <w:tab/>
             </w:r>
             <w:r>
               <w:rPr>
-                <w:noProof/>
                 <w:webHidden/>
               </w:rPr>
               <w:fldChar w:fldCharType="begin"/>
             </w:r>
             <w:r>
               <w:rPr>
-                <w:noProof/>
-                <w:webHidden/>
-              </w:rPr>
-              <w:instrText xml:space="preserve"> PAGEREF _Toc229851567 \h </w:instrText>
-            </w:r>
-            <w:r>
-              <w:rPr>
-                <w:noProof/>
-                <w:webHidden/>
-              </w:rPr>
-            </w:r>
-            <w:r>
-              <w:rPr>
-                <w:noProof/>
+                <w:webHidden/>
+              </w:rPr>
+              <w:instrText xml:space="preserve"> PAGEREF _Toc230434735 \h </w:instrText>
+            </w:r>
+            <w:r>
+              <w:rPr>
+                <w:webHidden/>
+              </w:rPr>
+            </w:r>
+            <w:r>
+              <w:rPr>
                 <w:webHidden/>
               </w:rPr>
               <w:fldChar w:fldCharType="separate"/>
             </w:r>
             <w:r>
               <w:rPr>
-                <w:noProof/>
-                <w:webHidden/>
-              </w:rPr>
-              <w:t>5</w:t>
-            </w:r>
-            <w:r>
-              <w:rPr>
-                <w:noProof/>
+                <w:webHidden/>
+              </w:rPr>
+              <w:t>2</w:t>
+            </w:r>
+            <w:r>
+              <w:rPr>
                 <w:webHidden/>
               </w:rPr>
               <w:fldChar w:fldCharType="end"/>
@@ -833,7 +802,7 @@
               <w:rFonts w:asciiTheme="minorHAnsi" w:eastAsiaTheme="minorEastAsia" w:hAnsiTheme="minorHAnsi" w:cstheme="minorBidi"/>
             </w:rPr>
           </w:pPr>
-          <w:hyperlink w:anchor="_Toc229851568" w:history="1">
+          <w:hyperlink w:anchor="_Toc230434736" w:history="1">
             <w:r>
               <w:rPr>
                 <w:rStyle w:val="Hyperlink"/>
@@ -856,7 +825,7 @@
               <w:rPr>
                 <w:webHidden/>
               </w:rPr>
-              <w:instrText xml:space="preserve"> PAGEREF _Toc229851568 \h </w:instrText>
+              <w:instrText xml:space="preserve"> PAGEREF _Toc230434736 \h </w:instrText>
             </w:r>
             <w:r>
               <w:rPr>
@@ -873,7 +842,7 @@
               <w:rPr>
                 <w:webHidden/>
               </w:rPr>
-              <w:t>5</w:t>
+              <w:t>2</w:t>
             </w:r>
             <w:r>
               <w:rPr>
@@ -890,7 +859,7 @@
               <w:rFonts w:asciiTheme="minorHAnsi" w:eastAsiaTheme="minorEastAsia" w:hAnsiTheme="minorHAnsi" w:cstheme="minorBidi"/>
             </w:rPr>
           </w:pPr>
-          <w:hyperlink w:anchor="_Toc229851569" w:history="1">
+          <w:hyperlink w:anchor="_Toc230434737" w:history="1">
             <w:r>
               <w:rPr>
                 <w:rStyle w:val="Hyperlink"/>
@@ -913,7 +882,7 @@
               <w:rPr>
                 <w:webHidden/>
               </w:rPr>
-              <w:instrText xml:space="preserve"> PAGEREF _Toc229851569 \h </w:instrText>
+              <w:instrText xml:space="preserve"> PAGEREF _Toc230434737 \h </w:instrText>
             </w:r>
             <w:r>
               <w:rPr>
@@ -930,7 +899,7 @@
               <w:rPr>
                 <w:webHidden/>
               </w:rPr>
-              <w:t>5</w:t>
+              <w:t>2</w:t>
             </w:r>
             <w:r>
               <w:rPr>
@@ -947,7 +916,7 @@
               <w:rFonts w:asciiTheme="minorHAnsi" w:eastAsiaTheme="minorEastAsia" w:hAnsiTheme="minorHAnsi" w:cstheme="minorBidi"/>
             </w:rPr>
           </w:pPr>
-          <w:hyperlink w:anchor="_Toc229851570" w:history="1">
+          <w:hyperlink w:anchor="_Toc230434738" w:history="1">
             <w:r>
               <w:rPr>
                 <w:rStyle w:val="Hyperlink"/>
@@ -970,7 +939,7 @@
               <w:rPr>
                 <w:webHidden/>
               </w:rPr>
-              <w:instrText xml:space="preserve"> PAGEREF _Toc229851570 \h </w:instrText>
+              <w:instrText xml:space="preserve"> PAGEREF _Toc230434738 \h </w:instrText>
             </w:r>
             <w:r>
               <w:rPr>
@@ -987,7 +956,7 @@
               <w:rPr>
                 <w:webHidden/>
               </w:rPr>
-              <w:t>5</w:t>
+              <w:t>3</w:t>
             </w:r>
             <w:r>
               <w:rPr>
@@ -1004,7 +973,7 @@
               <w:rFonts w:asciiTheme="minorHAnsi" w:eastAsiaTheme="minorEastAsia" w:hAnsiTheme="minorHAnsi" w:cstheme="minorBidi"/>
             </w:rPr>
           </w:pPr>
-          <w:hyperlink w:anchor="_Toc229851571" w:history="1">
+          <w:hyperlink w:anchor="_Toc230434739" w:history="1">
             <w:r>
               <w:rPr>
                 <w:rStyle w:val="Hyperlink"/>
@@ -1027,7 +996,7 @@
               <w:rPr>
                 <w:webHidden/>
               </w:rPr>
-              <w:instrText xml:space="preserve"> PAGEREF _Toc229851571 \h </w:instrText>
+              <w:instrText xml:space="preserve"> PAGEREF _Toc230434739 \h </w:instrText>
             </w:r>
             <w:r>
               <w:rPr>
@@ -1044,7 +1013,7 @@
               <w:rPr>
                 <w:webHidden/>
               </w:rPr>
-              <w:t>6</w:t>
+              <w:t>3</w:t>
             </w:r>
             <w:r>
               <w:rPr>
@@ -1061,7 +1030,7 @@
               <w:rFonts w:asciiTheme="minorHAnsi" w:eastAsiaTheme="minorEastAsia" w:hAnsiTheme="minorHAnsi" w:cstheme="minorBidi"/>
             </w:rPr>
           </w:pPr>
-          <w:hyperlink w:anchor="_Toc229851572" w:history="1">
+          <w:hyperlink w:anchor="_Toc230434740" w:history="1">
             <w:r>
               <w:rPr>
                 <w:rStyle w:val="Hyperlink"/>
@@ -1084,7 +1053,7 @@
               <w:rPr>
                 <w:webHidden/>
               </w:rPr>
-              <w:instrText xml:space="preserve"> PAGEREF _Toc229851572 \h </w:instrText>
+              <w:instrText xml:space="preserve"> PAGEREF _Toc230434740 \h </w:instrText>
             </w:r>
             <w:r>
               <w:rPr>
@@ -1101,93 +1070,10 @@
               <w:rPr>
                 <w:webHidden/>
               </w:rPr>
-              <w:t>7</w:t>
-            </w:r>
-            <w:r>
-              <w:rPr>
-                <w:webHidden/>
-              </w:rPr>
-              <w:fldChar w:fldCharType="end"/>
-            </w:r>
-          </w:hyperlink>
-        </w:p>
-        <w:p>
-          <w:pPr>
-            <w:pStyle w:val="TOC1"/>
-            <w:tabs>
-              <w:tab w:val="right" w:leader="dot" w:pos="9395"/>
-            </w:tabs>
-            <w:rPr>
-              <w:rFonts w:eastAsiaTheme="minorEastAsia"/>
-              <w:noProof/>
-            </w:rPr>
-          </w:pPr>
-          <w:hyperlink w:anchor="_Toc229851573" w:history="1">
-            <w:r>
-              <w:rPr>
-                <w:rStyle w:val="Hyperlink"/>
-                <w:rFonts w:ascii="Times New Roman" w:hAnsi="Times New Roman" w:cs="Times New Roman"/>
-                <w:b/>
-                <w:bCs/>
-                <w:noProof/>
-              </w:rPr>
-              <w:t>4. Mô hình hệ thống</w:t>
-            </w:r>
-            <w:r>
-              <w:rPr>
-                <w:rStyle w:val="Hyperlink"/>
-                <w:rFonts w:ascii="Times New Roman" w:hAnsi="Times New Roman" w:cs="Times New Roman"/>
-                <w:b/>
-                <w:bCs/>
-                <w:noProof/>
-                <w:lang w:val="vi-VN"/>
-              </w:rPr>
-              <w:t xml:space="preserve"> và cấu trúc chương trình</w:t>
-            </w:r>
-            <w:r>
-              <w:rPr>
-                <w:noProof/>
-                <w:webHidden/>
-              </w:rPr>
-              <w:tab/>
-            </w:r>
-            <w:r>
-              <w:rPr>
-                <w:noProof/>
-                <w:webHidden/>
-              </w:rPr>
-              <w:fldChar w:fldCharType="begin"/>
-            </w:r>
-            <w:r>
-              <w:rPr>
-                <w:noProof/>
-                <w:webHidden/>
-              </w:rPr>
-              <w:instrText xml:space="preserve"> PAGEREF _Toc229851573 \h </w:instrText>
-            </w:r>
-            <w:r>
-              <w:rPr>
-                <w:noProof/>
-                <w:webHidden/>
-              </w:rPr>
-            </w:r>
-            <w:r>
-              <w:rPr>
-                <w:noProof/>
-                <w:webHidden/>
-              </w:rPr>
-              <w:fldChar w:fldCharType="separate"/>
-            </w:r>
-            <w:r>
-              <w:rPr>
-                <w:noProof/>
-                <w:webHidden/>
-              </w:rPr>
-              <w:t>7</w:t>
-            </w:r>
-            <w:r>
-              <w:rPr>
-                <w:noProof/>
+              <w:t>4</w:t>
+            </w:r>
+            <w:r>
+              <w:rPr>
                 <w:webHidden/>
               </w:rPr>
               <w:fldChar w:fldCharType="end"/>
@@ -1201,13 +1087,76 @@
               <w:rFonts w:asciiTheme="minorHAnsi" w:eastAsiaTheme="minorEastAsia" w:hAnsiTheme="minorHAnsi" w:cstheme="minorBidi"/>
             </w:rPr>
           </w:pPr>
-          <w:hyperlink w:anchor="_Toc229851574" w:history="1">
+          <w:hyperlink w:anchor="_Toc230434741" w:history="1">
+            <w:r>
+              <w:rPr>
+                <w:rStyle w:val="Hyperlink"/>
+              </w:rPr>
+              <w:t>3.6 Kiến trúc hệ thống</w:t>
+            </w:r>
+            <w:r>
+              <w:rPr>
+                <w:webHidden/>
+              </w:rPr>
+              <w:tab/>
+            </w:r>
+            <w:r>
+              <w:rPr>
+                <w:webHidden/>
+              </w:rPr>
+              <w:fldChar w:fldCharType="begin"/>
+            </w:r>
+            <w:r>
+              <w:rPr>
+                <w:webHidden/>
+              </w:rPr>
+              <w:instrText xml:space="preserve"> PAGEREF _Toc230434741 \h </w:instrText>
+            </w:r>
+            <w:r>
+              <w:rPr>
+                <w:webHidden/>
+              </w:rPr>
+            </w:r>
+            <w:r>
+              <w:rPr>
+                <w:webHidden/>
+              </w:rPr>
+              <w:fldChar w:fldCharType="separate"/>
+            </w:r>
+            <w:r>
+              <w:rPr>
+                <w:webHidden/>
+              </w:rPr>
+              <w:t>4</w:t>
+            </w:r>
+            <w:r>
+              <w:rPr>
+                <w:webHidden/>
+              </w:rPr>
+              <w:fldChar w:fldCharType="end"/>
+            </w:r>
+          </w:hyperlink>
+        </w:p>
+        <w:p>
+          <w:pPr>
+            <w:pStyle w:val="TOC1"/>
+            <w:rPr>
+              <w:rFonts w:eastAsiaTheme="minorEastAsia"/>
+            </w:rPr>
+          </w:pPr>
+          <w:hyperlink w:anchor="_Toc230434742" w:history="1">
+            <w:r>
+              <w:rPr>
+                <w:rStyle w:val="Hyperlink"/>
+              </w:rPr>
+              <w:t>4. Mô hình hệ thống</w:t>
+            </w:r>
             <w:r>
               <w:rPr>
                 <w:rStyle w:val="Hyperlink"/>
                 <w:lang w:val="vi-VN"/>
               </w:rPr>
-              <w:t>4.1. Mô hình hệ thống</w:t>
+              <w:t xml:space="preserve"> và cấu trúc chương trình</w:t>
             </w:r>
             <w:r>
               <w:rPr>
@@ -1225,7 +1174,7 @@
               <w:rPr>
                 <w:webHidden/>
               </w:rPr>
-              <w:instrText xml:space="preserve"> PAGEREF _Toc229851574 \h </w:instrText>
+              <w:instrText xml:space="preserve"> PAGEREF _Toc230434742 \h </w:instrText>
             </w:r>
             <w:r>
               <w:rPr>
@@ -1242,7 +1191,7 @@
               <w:rPr>
                 <w:webHidden/>
               </w:rPr>
-              <w:t>7</w:t>
+              <w:t>5</w:t>
             </w:r>
             <w:r>
               <w:rPr>
@@ -1259,12 +1208,13 @@
               <w:rFonts w:asciiTheme="minorHAnsi" w:eastAsiaTheme="minorEastAsia" w:hAnsiTheme="minorHAnsi" w:cstheme="minorBidi"/>
             </w:rPr>
           </w:pPr>
-          <w:hyperlink w:anchor="_Toc229851575" w:history="1">
+          <w:hyperlink w:anchor="_Toc230434743" w:history="1">
             <w:r>
               <w:rPr>
                 <w:rStyle w:val="Hyperlink"/>
-              </w:rPr>
-              <w:t>4.2 Cấu trúc thư mục chương trình</w:t>
+                <w:lang w:val="vi-VN"/>
+              </w:rPr>
+              <w:t>4.1. Mô hình hệ thống</w:t>
             </w:r>
             <w:r>
               <w:rPr>
@@ -1282,7 +1232,7 @@
               <w:rPr>
                 <w:webHidden/>
               </w:rPr>
-              <w:instrText xml:space="preserve"> PAGEREF _Toc229851575 \h </w:instrText>
+              <w:instrText xml:space="preserve"> PAGEREF _Toc230434743 \h </w:instrText>
             </w:r>
             <w:r>
               <w:rPr>
@@ -1299,82 +1249,10 @@
               <w:rPr>
                 <w:webHidden/>
               </w:rPr>
-              <w:t>8</w:t>
-            </w:r>
-            <w:r>
-              <w:rPr>
-                <w:webHidden/>
-              </w:rPr>
-              <w:fldChar w:fldCharType="end"/>
-            </w:r>
-          </w:hyperlink>
-        </w:p>
-        <w:p>
-          <w:pPr>
-            <w:pStyle w:val="TOC1"/>
-            <w:tabs>
-              <w:tab w:val="right" w:leader="dot" w:pos="9395"/>
-            </w:tabs>
-            <w:rPr>
-              <w:rFonts w:eastAsiaTheme="minorEastAsia"/>
-              <w:noProof/>
-            </w:rPr>
-          </w:pPr>
-          <w:hyperlink w:anchor="_Toc229851576" w:history="1">
-            <w:r>
-              <w:rPr>
-                <w:rStyle w:val="Hyperlink"/>
-                <w:rFonts w:ascii="Times New Roman" w:hAnsi="Times New Roman" w:cs="Times New Roman"/>
-                <w:b/>
-                <w:bCs/>
-                <w:noProof/>
-              </w:rPr>
-              <w:t>5. Phân tích chức năng hệ thống</w:t>
-            </w:r>
-            <w:r>
-              <w:rPr>
-                <w:noProof/>
-                <w:webHidden/>
-              </w:rPr>
-              <w:tab/>
-            </w:r>
-            <w:r>
-              <w:rPr>
-                <w:noProof/>
-                <w:webHidden/>
-              </w:rPr>
-              <w:fldChar w:fldCharType="begin"/>
-            </w:r>
-            <w:r>
-              <w:rPr>
-                <w:noProof/>
-                <w:webHidden/>
-              </w:rPr>
-              <w:instrText xml:space="preserve"> PAGEREF _Toc229851576 \h </w:instrText>
-            </w:r>
-            <w:r>
-              <w:rPr>
-                <w:noProof/>
-                <w:webHidden/>
-              </w:rPr>
-            </w:r>
-            <w:r>
-              <w:rPr>
-                <w:noProof/>
-                <w:webHidden/>
-              </w:rPr>
-              <w:fldChar w:fldCharType="separate"/>
-            </w:r>
-            <w:r>
-              <w:rPr>
-                <w:noProof/>
-                <w:webHidden/>
-              </w:rPr>
-              <w:t>9</w:t>
-            </w:r>
-            <w:r>
-              <w:rPr>
-                <w:noProof/>
+              <w:t>5</w:t>
+            </w:r>
+            <w:r>
+              <w:rPr>
                 <w:webHidden/>
               </w:rPr>
               <w:fldChar w:fldCharType="end"/>
@@ -1388,12 +1266,12 @@
               <w:rFonts w:asciiTheme="minorHAnsi" w:eastAsiaTheme="minorEastAsia" w:hAnsiTheme="minorHAnsi" w:cstheme="minorBidi"/>
             </w:rPr>
           </w:pPr>
-          <w:hyperlink w:anchor="_Toc229851577" w:history="1">
+          <w:hyperlink w:anchor="_Toc230434744" w:history="1">
             <w:r>
               <w:rPr>
                 <w:rStyle w:val="Hyperlink"/>
               </w:rPr>
-              <w:t>5.1 Chức năng tìm Server tự động</w:t>
+              <w:t>4.2 Cấu trúc thư mục chương trình</w:t>
             </w:r>
             <w:r>
               <w:rPr>
@@ -1411,7 +1289,7 @@
               <w:rPr>
                 <w:webHidden/>
               </w:rPr>
-              <w:instrText xml:space="preserve"> PAGEREF _Toc229851577 \h </w:instrText>
+              <w:instrText xml:space="preserve"> PAGEREF _Toc230434744 \h </w:instrText>
             </w:r>
             <w:r>
               <w:rPr>
@@ -1428,7 +1306,64 @@
               <w:rPr>
                 <w:webHidden/>
               </w:rPr>
-              <w:t>9</w:t>
+              <w:t>6</w:t>
+            </w:r>
+            <w:r>
+              <w:rPr>
+                <w:webHidden/>
+              </w:rPr>
+              <w:fldChar w:fldCharType="end"/>
+            </w:r>
+          </w:hyperlink>
+        </w:p>
+        <w:p>
+          <w:pPr>
+            <w:pStyle w:val="TOC1"/>
+            <w:rPr>
+              <w:rFonts w:eastAsiaTheme="minorEastAsia"/>
+            </w:rPr>
+          </w:pPr>
+          <w:hyperlink w:anchor="_Toc230434745" w:history="1">
+            <w:r>
+              <w:rPr>
+                <w:rStyle w:val="Hyperlink"/>
+              </w:rPr>
+              <w:t>5. Phân tích chức năng hệ thống</w:t>
+            </w:r>
+            <w:r>
+              <w:rPr>
+                <w:webHidden/>
+              </w:rPr>
+              <w:tab/>
+            </w:r>
+            <w:r>
+              <w:rPr>
+                <w:webHidden/>
+              </w:rPr>
+              <w:fldChar w:fldCharType="begin"/>
+            </w:r>
+            <w:r>
+              <w:rPr>
+                <w:webHidden/>
+              </w:rPr>
+              <w:instrText xml:space="preserve"> PAGEREF _Toc230434745 \h </w:instrText>
+            </w:r>
+            <w:r>
+              <w:rPr>
+                <w:webHidden/>
+              </w:rPr>
+            </w:r>
+            <w:r>
+              <w:rPr>
+                <w:webHidden/>
+              </w:rPr>
+              <w:fldChar w:fldCharType="separate"/>
+            </w:r>
+            <w:r>
+              <w:rPr>
+                <w:webHidden/>
+              </w:rPr>
+              <w:t>7</w:t>
             </w:r>
             <w:r>
               <w:rPr>
@@ -1445,12 +1380,12 @@
               <w:rFonts w:asciiTheme="minorHAnsi" w:eastAsiaTheme="minorEastAsia" w:hAnsiTheme="minorHAnsi" w:cstheme="minorBidi"/>
             </w:rPr>
           </w:pPr>
-          <w:hyperlink w:anchor="_Toc229851578" w:history="1">
+          <w:hyperlink w:anchor="_Toc230434746" w:history="1">
             <w:r>
               <w:rPr>
                 <w:rStyle w:val="Hyperlink"/>
               </w:rPr>
-              <w:t>5.2 Chức năng đăng nhập</w:t>
+              <w:t>5.1 Chức năng tìm Server tự động</w:t>
             </w:r>
             <w:r>
               <w:rPr>
@@ -1468,7 +1403,7 @@
               <w:rPr>
                 <w:webHidden/>
               </w:rPr>
-              <w:instrText xml:space="preserve"> PAGEREF _Toc229851578 \h </w:instrText>
+              <w:instrText xml:space="preserve"> PAGEREF _Toc230434746 \h </w:instrText>
             </w:r>
             <w:r>
               <w:rPr>
@@ -1485,7 +1420,7 @@
               <w:rPr>
                 <w:webHidden/>
               </w:rPr>
-              <w:t>9</w:t>
+              <w:t>7</w:t>
             </w:r>
             <w:r>
               <w:rPr>
@@ -1502,12 +1437,12 @@
               <w:rFonts w:asciiTheme="minorHAnsi" w:eastAsiaTheme="minorEastAsia" w:hAnsiTheme="minorHAnsi" w:cstheme="minorBidi"/>
             </w:rPr>
           </w:pPr>
-          <w:hyperlink w:anchor="_Toc229851579" w:history="1">
+          <w:hyperlink w:anchor="_Toc230434747" w:history="1">
             <w:r>
               <w:rPr>
                 <w:rStyle w:val="Hyperlink"/>
               </w:rPr>
-              <w:t>5.3 Chức năng gửi tin nhắn</w:t>
+              <w:t>5.2 Chức năng đăng nhập</w:t>
             </w:r>
             <w:r>
               <w:rPr>
@@ -1525,7 +1460,7 @@
               <w:rPr>
                 <w:webHidden/>
               </w:rPr>
-              <w:instrText xml:space="preserve"> PAGEREF _Toc229851579 \h </w:instrText>
+              <w:instrText xml:space="preserve"> PAGEREF _Toc230434747 \h </w:instrText>
             </w:r>
             <w:r>
               <w:rPr>
@@ -1542,7 +1477,7 @@
               <w:rPr>
                 <w:webHidden/>
               </w:rPr>
-              <w:t>10</w:t>
+              <w:t>7</w:t>
             </w:r>
             <w:r>
               <w:rPr>
@@ -1559,11 +1494,68 @@
               <w:rFonts w:asciiTheme="minorHAnsi" w:eastAsiaTheme="minorEastAsia" w:hAnsiTheme="minorHAnsi" w:cstheme="minorBidi"/>
             </w:rPr>
           </w:pPr>
-          <w:hyperlink w:anchor="_Toc229851580" w:history="1">
+          <w:hyperlink w:anchor="_Toc230434748" w:history="1">
             <w:r>
               <w:rPr>
                 <w:rStyle w:val="Hyperlink"/>
               </w:rPr>
+              <w:t>5.3 Chức năng gửi tin nhắn</w:t>
+            </w:r>
+            <w:r>
+              <w:rPr>
+                <w:webHidden/>
+              </w:rPr>
+              <w:tab/>
+            </w:r>
+            <w:r>
+              <w:rPr>
+                <w:webHidden/>
+              </w:rPr>
+              <w:fldChar w:fldCharType="begin"/>
+            </w:r>
+            <w:r>
+              <w:rPr>
+                <w:webHidden/>
+              </w:rPr>
+              <w:instrText xml:space="preserve"> PAGEREF _Toc230434748 \h </w:instrText>
+            </w:r>
+            <w:r>
+              <w:rPr>
+                <w:webHidden/>
+              </w:rPr>
+            </w:r>
+            <w:r>
+              <w:rPr>
+                <w:webHidden/>
+              </w:rPr>
+              <w:fldChar w:fldCharType="separate"/>
+            </w:r>
+            <w:r>
+              <w:rPr>
+                <w:webHidden/>
+              </w:rPr>
+              <w:t>8</w:t>
+            </w:r>
+            <w:r>
+              <w:rPr>
+                <w:webHidden/>
+              </w:rPr>
+              <w:fldChar w:fldCharType="end"/>
+            </w:r>
+          </w:hyperlink>
+        </w:p>
+        <w:p>
+          <w:pPr>
+            <w:pStyle w:val="TOC2"/>
+            <w:rPr>
+              <w:rFonts w:asciiTheme="minorHAnsi" w:eastAsiaTheme="minorEastAsia" w:hAnsiTheme="minorHAnsi" w:cstheme="minorBidi"/>
+            </w:rPr>
+          </w:pPr>
+          <w:hyperlink w:anchor="_Toc230434749" w:history="1">
+            <w:r>
+              <w:rPr>
+                <w:rStyle w:val="Hyperlink"/>
+              </w:rPr>
               <w:t>5.4 Chức năng gửi hình ảnh</w:t>
             </w:r>
             <w:r>
@@ -1582,7 +1574,7 @@
               <w:rPr>
                 <w:webHidden/>
               </w:rPr>
-              <w:instrText xml:space="preserve"> PAGEREF _Toc229851580 \h </w:instrText>
+              <w:instrText xml:space="preserve"> PAGEREF _Toc230434749 \h </w:instrText>
             </w:r>
             <w:r>
               <w:rPr>
@@ -1599,7 +1591,7 @@
               <w:rPr>
                 <w:webHidden/>
               </w:rPr>
-              <w:t>10</w:t>
+              <w:t>8</w:t>
             </w:r>
             <w:r>
               <w:rPr>
@@ -1619,7 +1611,7 @@
               <w:rFonts w:asciiTheme="minorHAnsi" w:eastAsiaTheme="minorEastAsia" w:hAnsiTheme="minorHAnsi" w:cstheme="minorBidi"/>
             </w:rPr>
           </w:pPr>
-          <w:hyperlink w:anchor="_Toc229851581" w:history="1">
+          <w:hyperlink w:anchor="_Toc230434750" w:history="1">
             <w:r>
               <w:rPr>
                 <w:rStyle w:val="Hyperlink"/>
@@ -1642,7 +1634,7 @@
               <w:rPr>
                 <w:webHidden/>
               </w:rPr>
-              <w:instrText xml:space="preserve"> PAGEREF _Toc229851581 \h </w:instrText>
+              <w:instrText xml:space="preserve"> PAGEREF _Toc230434750 \h </w:instrText>
             </w:r>
             <w:r>
               <w:rPr>
@@ -1659,7 +1651,7 @@
               <w:rPr>
                 <w:webHidden/>
               </w:rPr>
-              <w:t>10</w:t>
+              <w:t>8</w:t>
             </w:r>
             <w:r>
               <w:rPr>
@@ -1676,7 +1668,7 @@
               <w:rFonts w:asciiTheme="minorHAnsi" w:eastAsiaTheme="minorEastAsia" w:hAnsiTheme="minorHAnsi" w:cstheme="minorBidi"/>
             </w:rPr>
           </w:pPr>
-          <w:hyperlink w:anchor="_Toc229851582" w:history="1">
+          <w:hyperlink w:anchor="_Toc230434751" w:history="1">
             <w:r>
               <w:rPr>
                 <w:rStyle w:val="Hyperlink"/>
@@ -1699,7 +1691,7 @@
               <w:rPr>
                 <w:webHidden/>
               </w:rPr>
-              <w:instrText xml:space="preserve"> PAGEREF _Toc229851582 \h </w:instrText>
+              <w:instrText xml:space="preserve"> PAGEREF _Toc230434751 \h </w:instrText>
             </w:r>
             <w:r>
               <w:rPr>
@@ -1716,7 +1708,7 @@
               <w:rPr>
                 <w:webHidden/>
               </w:rPr>
-              <w:t>10</w:t>
+              <w:t>8</w:t>
             </w:r>
             <w:r>
               <w:rPr>
@@ -1733,7 +1725,7 @@
               <w:rFonts w:asciiTheme="minorHAnsi" w:eastAsiaTheme="minorEastAsia" w:hAnsiTheme="minorHAnsi" w:cstheme="minorBidi"/>
             </w:rPr>
           </w:pPr>
-          <w:hyperlink w:anchor="_Toc229851583" w:history="1">
+          <w:hyperlink w:anchor="_Toc230434752" w:history="1">
             <w:r>
               <w:rPr>
                 <w:rStyle w:val="Hyperlink"/>
@@ -1756,7 +1748,7 @@
               <w:rPr>
                 <w:webHidden/>
               </w:rPr>
-              <w:instrText xml:space="preserve"> PAGEREF _Toc229851583 \h </w:instrText>
+              <w:instrText xml:space="preserve"> PAGEREF _Toc230434752 \h </w:instrText>
             </w:r>
             <w:r>
               <w:rPr>
@@ -1773,7 +1765,7 @@
               <w:rPr>
                 <w:webHidden/>
               </w:rPr>
-              <w:t>10</w:t>
+              <w:t>8</w:t>
             </w:r>
             <w:r>
               <w:rPr>
@@ -1790,7 +1782,7 @@
               <w:rFonts w:asciiTheme="minorHAnsi" w:eastAsiaTheme="minorEastAsia" w:hAnsiTheme="minorHAnsi" w:cstheme="minorBidi"/>
             </w:rPr>
           </w:pPr>
-          <w:hyperlink w:anchor="_Toc229851584" w:history="1">
+          <w:hyperlink w:anchor="_Toc230434753" w:history="1">
             <w:r>
               <w:rPr>
                 <w:rStyle w:val="Hyperlink"/>
@@ -1813,7 +1805,7 @@
               <w:rPr>
                 <w:webHidden/>
               </w:rPr>
-              <w:instrText xml:space="preserve"> PAGEREF _Toc229851584 \h </w:instrText>
+              <w:instrText xml:space="preserve"> PAGEREF _Toc230434753 \h </w:instrText>
             </w:r>
             <w:r>
               <w:rPr>
@@ -1830,7 +1822,7 @@
               <w:rPr>
                 <w:webHidden/>
               </w:rPr>
-              <w:t>11</w:t>
+              <w:t>9</w:t>
             </w:r>
             <w:r>
               <w:rPr>
@@ -1843,80 +1835,61 @@
         <w:p>
           <w:pPr>
             <w:pStyle w:val="TOC1"/>
-            <w:tabs>
-              <w:tab w:val="right" w:leader="dot" w:pos="9395"/>
-            </w:tabs>
             <w:rPr>
               <w:rFonts w:eastAsiaTheme="minorEastAsia"/>
-              <w:noProof/>
             </w:rPr>
           </w:pPr>
-          <w:hyperlink w:anchor="_Toc229851585" w:history="1">
+          <w:hyperlink w:anchor="_Toc230434754" w:history="1">
             <w:r>
               <w:rPr>
                 <w:rStyle w:val="Hyperlink"/>
-                <w:rFonts w:ascii="Times New Roman" w:hAnsi="Times New Roman" w:cs="Times New Roman"/>
-                <w:b/>
-                <w:bCs/>
-                <w:noProof/>
               </w:rPr>
               <w:t>6. Quy trình hoạt động</w:t>
             </w:r>
             <w:r>
               <w:rPr>
                 <w:rStyle w:val="Hyperlink"/>
-                <w:rFonts w:ascii="Times New Roman" w:hAnsi="Times New Roman" w:cs="Times New Roman"/>
-                <w:b/>
-                <w:bCs/>
-                <w:noProof/>
                 <w:lang w:val="vi-VN"/>
               </w:rPr>
               <w:t xml:space="preserve"> của hệ thống</w:t>
             </w:r>
             <w:r>
               <w:rPr>
-                <w:noProof/>
                 <w:webHidden/>
               </w:rPr>
               <w:tab/>
             </w:r>
             <w:r>
               <w:rPr>
-                <w:noProof/>
                 <w:webHidden/>
               </w:rPr>
               <w:fldChar w:fldCharType="begin"/>
             </w:r>
             <w:r>
               <w:rPr>
-                <w:noProof/>
-                <w:webHidden/>
-              </w:rPr>
-              <w:instrText xml:space="preserve"> PAGEREF _Toc229851585 \h </w:instrText>
-            </w:r>
-            <w:r>
-              <w:rPr>
-                <w:noProof/>
-                <w:webHidden/>
-              </w:rPr>
-            </w:r>
-            <w:r>
-              <w:rPr>
-                <w:noProof/>
+                <w:webHidden/>
+              </w:rPr>
+              <w:instrText xml:space="preserve"> PAGEREF _Toc230434754 \h </w:instrText>
+            </w:r>
+            <w:r>
+              <w:rPr>
+                <w:webHidden/>
+              </w:rPr>
+            </w:r>
+            <w:r>
+              <w:rPr>
                 <w:webHidden/>
               </w:rPr>
               <w:fldChar w:fldCharType="separate"/>
             </w:r>
             <w:r>
               <w:rPr>
-                <w:noProof/>
-                <w:webHidden/>
-              </w:rPr>
-              <w:t>11</w:t>
-            </w:r>
-            <w:r>
-              <w:rPr>
-                <w:noProof/>
+                <w:webHidden/>
+              </w:rPr>
+              <w:t>9</w:t>
+            </w:r>
+            <w:r>
+              <w:rPr>
                 <w:webHidden/>
               </w:rPr>
               <w:fldChar w:fldCharType="end"/>
@@ -1930,7 +1903,7 @@
               <w:rFonts w:asciiTheme="minorHAnsi" w:eastAsiaTheme="minorEastAsia" w:hAnsiTheme="minorHAnsi" w:cstheme="minorBidi"/>
             </w:rPr>
           </w:pPr>
-          <w:hyperlink w:anchor="_Toc229851586" w:history="1">
+          <w:hyperlink w:anchor="_Toc230434755" w:history="1">
             <w:r>
               <w:rPr>
                 <w:rStyle w:val="Hyperlink"/>
@@ -1953,7 +1926,7 @@
               <w:rPr>
                 <w:webHidden/>
               </w:rPr>
-              <w:instrText xml:space="preserve"> PAGEREF _Toc229851586 \h </w:instrText>
+              <w:instrText xml:space="preserve"> PAGEREF _Toc230434755 \h </w:instrText>
             </w:r>
             <w:r>
               <w:rPr>
@@ -1970,7 +1943,7 @@
               <w:rPr>
                 <w:webHidden/>
               </w:rPr>
-              <w:t>11</w:t>
+              <w:t>9</w:t>
             </w:r>
             <w:r>
               <w:rPr>
@@ -1987,7 +1960,7 @@
               <w:rFonts w:asciiTheme="minorHAnsi" w:eastAsiaTheme="minorEastAsia" w:hAnsiTheme="minorHAnsi" w:cstheme="minorBidi"/>
             </w:rPr>
           </w:pPr>
-          <w:hyperlink w:anchor="_Toc229851587" w:history="1">
+          <w:hyperlink w:anchor="_Toc230434756" w:history="1">
             <w:r>
               <w:rPr>
                 <w:rStyle w:val="Hyperlink"/>
@@ -2010,7 +1983,7 @@
               <w:rPr>
                 <w:webHidden/>
               </w:rPr>
-              <w:instrText xml:space="preserve"> PAGEREF _Toc229851587 \h </w:instrText>
+              <w:instrText xml:space="preserve"> PAGEREF _Toc230434756 \h </w:instrText>
             </w:r>
             <w:r>
               <w:rPr>
@@ -2027,7 +2000,7 @@
               <w:rPr>
                 <w:webHidden/>
               </w:rPr>
-              <w:t>12</w:t>
+              <w:t>10</w:t>
             </w:r>
             <w:r>
               <w:rPr>
@@ -2044,7 +2017,7 @@
               <w:rFonts w:asciiTheme="minorHAnsi" w:eastAsiaTheme="minorEastAsia" w:hAnsiTheme="minorHAnsi" w:cstheme="minorBidi"/>
             </w:rPr>
           </w:pPr>
-          <w:hyperlink w:anchor="_Toc229851588" w:history="1">
+          <w:hyperlink w:anchor="_Toc230434757" w:history="1">
             <w:r>
               <w:rPr>
                 <w:rStyle w:val="Hyperlink"/>
@@ -2067,7 +2040,7 @@
               <w:rPr>
                 <w:webHidden/>
               </w:rPr>
-              <w:instrText xml:space="preserve"> PAGEREF _Toc229851588 \h </w:instrText>
+              <w:instrText xml:space="preserve"> PAGEREF _Toc230434757 \h </w:instrText>
             </w:r>
             <w:r>
               <w:rPr>
@@ -2084,7 +2057,7 @@
               <w:rPr>
                 <w:webHidden/>
               </w:rPr>
-              <w:t>12</w:t>
+              <w:t>10</w:t>
             </w:r>
             <w:r>
               <w:rPr>
@@ -2101,7 +2074,7 @@
               <w:rFonts w:asciiTheme="minorHAnsi" w:eastAsiaTheme="minorEastAsia" w:hAnsiTheme="minorHAnsi" w:cstheme="minorBidi"/>
             </w:rPr>
           </w:pPr>
-          <w:hyperlink w:anchor="_Toc229851589" w:history="1">
+          <w:hyperlink w:anchor="_Toc230434758" w:history="1">
             <w:r>
               <w:rPr>
                 <w:rStyle w:val="Hyperlink"/>
@@ -2131,7 +2104,7 @@
               <w:rPr>
                 <w:webHidden/>
               </w:rPr>
-              <w:instrText xml:space="preserve"> PAGEREF _Toc229851589 \h </w:instrText>
+              <w:instrText xml:space="preserve"> PAGEREF _Toc230434758 \h </w:instrText>
             </w:r>
             <w:r>
               <w:rPr>
@@ -2148,7 +2121,7 @@
               <w:rPr>
                 <w:webHidden/>
               </w:rPr>
-              <w:t>13</w:t>
+              <w:t>11</w:t>
             </w:r>
             <w:r>
               <w:rPr>
@@ -2165,7 +2138,7 @@
               <w:rFonts w:asciiTheme="minorHAnsi" w:eastAsiaTheme="minorEastAsia" w:hAnsiTheme="minorHAnsi" w:cstheme="minorBidi"/>
             </w:rPr>
           </w:pPr>
-          <w:hyperlink w:anchor="_Toc229851590" w:history="1">
+          <w:hyperlink w:anchor="_Toc230434759" w:history="1">
             <w:r>
               <w:rPr>
                 <w:rStyle w:val="Hyperlink"/>
@@ -2188,7 +2161,7 @@
               <w:rPr>
                 <w:webHidden/>
               </w:rPr>
-              <w:instrText xml:space="preserve"> PAGEREF _Toc229851590 \h </w:instrText>
+              <w:instrText xml:space="preserve"> PAGEREF _Toc230434759 \h </w:instrText>
             </w:r>
             <w:r>
               <w:rPr>
@@ -2205,7 +2178,7 @@
               <w:rPr>
                 <w:webHidden/>
               </w:rPr>
-              <w:t>14</w:t>
+              <w:t>12</w:t>
             </w:r>
             <w:r>
               <w:rPr>
@@ -2222,7 +2195,7 @@
               <w:rFonts w:asciiTheme="minorHAnsi" w:eastAsiaTheme="minorEastAsia" w:hAnsiTheme="minorHAnsi" w:cstheme="minorBidi"/>
             </w:rPr>
           </w:pPr>
-          <w:hyperlink w:anchor="_Toc229851591" w:history="1">
+          <w:hyperlink w:anchor="_Toc230434760" w:history="1">
             <w:r>
               <w:rPr>
                 <w:rStyle w:val="Hyperlink"/>
@@ -2245,7 +2218,7 @@
               <w:rPr>
                 <w:webHidden/>
               </w:rPr>
-              <w:instrText xml:space="preserve"> PAGEREF _Toc229851591 \h </w:instrText>
+              <w:instrText xml:space="preserve"> PAGEREF _Toc230434760 \h </w:instrText>
             </w:r>
             <w:r>
               <w:rPr>
@@ -2262,7 +2235,7 @@
               <w:rPr>
                 <w:webHidden/>
               </w:rPr>
-              <w:t>16</w:t>
+              <w:t>14</w:t>
             </w:r>
             <w:r>
               <w:rPr>
@@ -2279,7 +2252,7 @@
               <w:rFonts w:asciiTheme="minorHAnsi" w:eastAsiaTheme="minorEastAsia" w:hAnsiTheme="minorHAnsi" w:cstheme="minorBidi"/>
             </w:rPr>
           </w:pPr>
-          <w:hyperlink w:anchor="_Toc229851592" w:history="1">
+          <w:hyperlink w:anchor="_Toc230434761" w:history="1">
             <w:r>
               <w:rPr>
                 <w:rStyle w:val="Hyperlink"/>
@@ -2302,7 +2275,7 @@
               <w:rPr>
                 <w:webHidden/>
               </w:rPr>
-              <w:instrText xml:space="preserve"> PAGEREF _Toc229851592 \h </w:instrText>
+              <w:instrText xml:space="preserve"> PAGEREF _Toc230434761 \h </w:instrText>
             </w:r>
             <w:r>
               <w:rPr>
@@ -2319,7 +2292,7 @@
               <w:rPr>
                 <w:webHidden/>
               </w:rPr>
-              <w:t>17</w:t>
+              <w:t>15</w:t>
             </w:r>
             <w:r>
               <w:rPr>
@@ -2332,80 +2305,61 @@
         <w:p>
           <w:pPr>
             <w:pStyle w:val="TOC1"/>
-            <w:tabs>
-              <w:tab w:val="right" w:leader="dot" w:pos="9395"/>
-            </w:tabs>
             <w:rPr>
               <w:rFonts w:eastAsiaTheme="minorEastAsia"/>
-              <w:noProof/>
             </w:rPr>
           </w:pPr>
-          <w:hyperlink w:anchor="_Toc229851593" w:history="1">
+          <w:hyperlink w:anchor="_Toc230434762" w:history="1">
             <w:r>
               <w:rPr>
                 <w:rStyle w:val="Hyperlink"/>
-                <w:rFonts w:ascii="Times New Roman" w:hAnsi="Times New Roman" w:cs="Times New Roman"/>
-                <w:b/>
-                <w:bCs/>
-                <w:noProof/>
               </w:rPr>
               <w:t>7. Kết</w:t>
             </w:r>
             <w:r>
               <w:rPr>
                 <w:rStyle w:val="Hyperlink"/>
-                <w:rFonts w:ascii="Times New Roman" w:hAnsi="Times New Roman" w:cs="Times New Roman"/>
-                <w:b/>
-                <w:bCs/>
-                <w:noProof/>
                 <w:lang w:val="vi-VN"/>
               </w:rPr>
               <w:t xml:space="preserve"> quả thực nghiệm và giao diện demo</w:t>
             </w:r>
             <w:r>
               <w:rPr>
-                <w:noProof/>
                 <w:webHidden/>
               </w:rPr>
               <w:tab/>
             </w:r>
             <w:r>
               <w:rPr>
-                <w:noProof/>
                 <w:webHidden/>
               </w:rPr>
               <w:fldChar w:fldCharType="begin"/>
             </w:r>
             <w:r>
               <w:rPr>
-                <w:noProof/>
-                <w:webHidden/>
-              </w:rPr>
-              <w:instrText xml:space="preserve"> PAGEREF _Toc229851593 \h </w:instrText>
-            </w:r>
-            <w:r>
-              <w:rPr>
-                <w:noProof/>
-                <w:webHidden/>
-              </w:rPr>
-            </w:r>
-            <w:r>
-              <w:rPr>
-                <w:noProof/>
+                <w:webHidden/>
+              </w:rPr>
+              <w:instrText xml:space="preserve"> PAGEREF _Toc230434762 \h </w:instrText>
+            </w:r>
+            <w:r>
+              <w:rPr>
+                <w:webHidden/>
+              </w:rPr>
+            </w:r>
+            <w:r>
+              <w:rPr>
                 <w:webHidden/>
               </w:rPr>
               <w:fldChar w:fldCharType="separate"/>
             </w:r>
             <w:r>
               <w:rPr>
-                <w:noProof/>
-                <w:webHidden/>
-              </w:rPr>
-              <w:t>18</w:t>
-            </w:r>
-            <w:r>
-              <w:rPr>
-                <w:noProof/>
+                <w:webHidden/>
+              </w:rPr>
+              <w:t>16</w:t>
+            </w:r>
+            <w:r>
+              <w:rPr>
                 <w:webHidden/>
               </w:rPr>
               <w:fldChar w:fldCharType="end"/>
@@ -2419,7 +2373,7 @@
               <w:rFonts w:asciiTheme="minorHAnsi" w:eastAsiaTheme="minorEastAsia" w:hAnsiTheme="minorHAnsi" w:cstheme="minorBidi"/>
             </w:rPr>
           </w:pPr>
-          <w:hyperlink w:anchor="_Toc229851594" w:history="1">
+          <w:hyperlink w:anchor="_Toc230434763" w:history="1">
             <w:r>
               <w:rPr>
                 <w:rStyle w:val="Hyperlink"/>
@@ -2442,7 +2396,7 @@
               <w:rPr>
                 <w:webHidden/>
               </w:rPr>
-              <w:instrText xml:space="preserve"> PAGEREF _Toc229851594 \h </w:instrText>
+              <w:instrText xml:space="preserve"> PAGEREF _Toc230434763 \h </w:instrText>
             </w:r>
             <w:r>
               <w:rPr>
@@ -2459,7 +2413,7 @@
               <w:rPr>
                 <w:webHidden/>
               </w:rPr>
-              <w:t>18</w:t>
+              <w:t>16</w:t>
             </w:r>
             <w:r>
               <w:rPr>
@@ -2476,7 +2430,7 @@
               <w:rFonts w:asciiTheme="minorHAnsi" w:eastAsiaTheme="minorEastAsia" w:hAnsiTheme="minorHAnsi" w:cstheme="minorBidi"/>
             </w:rPr>
           </w:pPr>
-          <w:hyperlink w:anchor="_Toc229851595" w:history="1">
+          <w:hyperlink w:anchor="_Toc230434764" w:history="1">
             <w:r>
               <w:rPr>
                 <w:rStyle w:val="Hyperlink"/>
@@ -2499,7 +2453,7 @@
               <w:rPr>
                 <w:webHidden/>
               </w:rPr>
-              <w:instrText xml:space="preserve"> PAGEREF _Toc229851595 \h </w:instrText>
+              <w:instrText xml:space="preserve"> PAGEREF _Toc230434764 \h </w:instrText>
             </w:r>
             <w:r>
               <w:rPr>
@@ -2516,7 +2470,7 @@
               <w:rPr>
                 <w:webHidden/>
               </w:rPr>
-              <w:t>18</w:t>
+              <w:t>16</w:t>
             </w:r>
             <w:r>
               <w:rPr>
@@ -2533,7 +2487,7 @@
               <w:rFonts w:asciiTheme="minorHAnsi" w:eastAsiaTheme="minorEastAsia" w:hAnsiTheme="minorHAnsi" w:cstheme="minorBidi"/>
             </w:rPr>
           </w:pPr>
-          <w:hyperlink w:anchor="_Toc229851596" w:history="1">
+          <w:hyperlink w:anchor="_Toc230434765" w:history="1">
             <w:r>
               <w:rPr>
                 <w:rStyle w:val="Hyperlink"/>
@@ -2556,7 +2510,7 @@
               <w:rPr>
                 <w:webHidden/>
               </w:rPr>
-              <w:instrText xml:space="preserve"> PAGEREF _Toc229851596 \h </w:instrText>
+              <w:instrText xml:space="preserve"> PAGEREF _Toc230434765 \h </w:instrText>
             </w:r>
             <w:r>
               <w:rPr>
@@ -2573,7 +2527,7 @@
               <w:rPr>
                 <w:webHidden/>
               </w:rPr>
-              <w:t>19</w:t>
+              <w:t>17</w:t>
             </w:r>
             <w:r>
               <w:rPr>
@@ -2590,7 +2544,7 @@
               <w:rFonts w:asciiTheme="minorHAnsi" w:eastAsiaTheme="minorEastAsia" w:hAnsiTheme="minorHAnsi" w:cstheme="minorBidi"/>
             </w:rPr>
           </w:pPr>
-          <w:hyperlink w:anchor="_Toc229851597" w:history="1">
+          <w:hyperlink w:anchor="_Toc230434766" w:history="1">
             <w:r>
               <w:rPr>
                 <w:rStyle w:val="Hyperlink"/>
@@ -2613,7 +2567,7 @@
               <w:rPr>
                 <w:webHidden/>
               </w:rPr>
-              <w:instrText xml:space="preserve"> PAGEREF _Toc229851597 \h </w:instrText>
+              <w:instrText xml:space="preserve"> PAGEREF _Toc230434766 \h </w:instrText>
             </w:r>
             <w:r>
               <w:rPr>
@@ -2630,7 +2584,7 @@
               <w:rPr>
                 <w:webHidden/>
               </w:rPr>
-              <w:t>20</w:t>
+              <w:t>18</w:t>
             </w:r>
             <w:r>
               <w:rPr>
@@ -2647,7 +2601,7 @@
               <w:rFonts w:asciiTheme="minorHAnsi" w:eastAsiaTheme="minorEastAsia" w:hAnsiTheme="minorHAnsi" w:cstheme="minorBidi"/>
             </w:rPr>
           </w:pPr>
-          <w:hyperlink w:anchor="_Toc229851598" w:history="1">
+          <w:hyperlink w:anchor="_Toc230434767" w:history="1">
             <w:r>
               <w:rPr>
                 <w:rStyle w:val="Hyperlink"/>
@@ -2670,7 +2624,7 @@
               <w:rPr>
                 <w:webHidden/>
               </w:rPr>
-              <w:instrText xml:space="preserve"> PAGEREF _Toc229851598 \h </w:instrText>
+              <w:instrText xml:space="preserve"> PAGEREF _Toc230434767 \h </w:instrText>
             </w:r>
             <w:r>
               <w:rPr>
@@ -2687,7 +2641,7 @@
               <w:rPr>
                 <w:webHidden/>
               </w:rPr>
-              <w:t>20</w:t>
+              <w:t>18</w:t>
             </w:r>
             <w:r>
               <w:rPr>
@@ -2704,7 +2658,7 @@
               <w:rFonts w:asciiTheme="minorHAnsi" w:eastAsiaTheme="minorEastAsia" w:hAnsiTheme="minorHAnsi" w:cstheme="minorBidi"/>
             </w:rPr>
           </w:pPr>
-          <w:hyperlink w:anchor="_Toc229851599" w:history="1">
+          <w:hyperlink w:anchor="_Toc230434768" w:history="1">
             <w:r>
               <w:rPr>
                 <w:rStyle w:val="Hyperlink"/>
@@ -2727,7 +2681,7 @@
               <w:rPr>
                 <w:webHidden/>
               </w:rPr>
-              <w:instrText xml:space="preserve"> PAGEREF _Toc229851599 \h </w:instrText>
+              <w:instrText xml:space="preserve"> PAGEREF _Toc230434768 \h </w:instrText>
             </w:r>
             <w:r>
               <w:rPr>
@@ -2744,7 +2698,7 @@
               <w:rPr>
                 <w:webHidden/>
               </w:rPr>
-              <w:t>21</w:t>
+              <w:t>19</w:t>
             </w:r>
             <w:r>
               <w:rPr>
@@ -2761,7 +2715,7 @@
               <w:rFonts w:asciiTheme="minorHAnsi" w:eastAsiaTheme="minorEastAsia" w:hAnsiTheme="minorHAnsi" w:cstheme="minorBidi"/>
             </w:rPr>
           </w:pPr>
-          <w:hyperlink w:anchor="_Toc229851600" w:history="1">
+          <w:hyperlink w:anchor="_Toc230434769" w:history="1">
             <w:r>
               <w:rPr>
                 <w:rStyle w:val="Hyperlink"/>
@@ -2784,7 +2738,7 @@
               <w:rPr>
                 <w:webHidden/>
               </w:rPr>
-              <w:instrText xml:space="preserve"> PAGEREF _Toc229851600 \h </w:instrText>
+              <w:instrText xml:space="preserve"> PAGEREF _Toc230434769 \h </w:instrText>
             </w:r>
             <w:r>
               <w:rPr>
@@ -2801,7 +2755,7 @@
               <w:rPr>
                 <w:webHidden/>
               </w:rPr>
-              <w:t>22</w:t>
+              <w:t>19</w:t>
             </w:r>
             <w:r>
               <w:rPr>
@@ -2818,7 +2772,7 @@
               <w:rFonts w:asciiTheme="minorHAnsi" w:eastAsiaTheme="minorEastAsia" w:hAnsiTheme="minorHAnsi" w:cstheme="minorBidi"/>
             </w:rPr>
           </w:pPr>
-          <w:hyperlink w:anchor="_Toc229851601" w:history="1">
+          <w:hyperlink w:anchor="_Toc230434770" w:history="1">
             <w:r>
               <w:rPr>
                 <w:rStyle w:val="Hyperlink"/>
@@ -2841,7 +2795,7 @@
               <w:rPr>
                 <w:webHidden/>
               </w:rPr>
-              <w:instrText xml:space="preserve"> PAGEREF _Toc229851601 \h </w:instrText>
+              <w:instrText xml:space="preserve"> PAGEREF _Toc230434770 \h </w:instrText>
             </w:r>
             <w:r>
               <w:rPr>
@@ -2858,7 +2812,7 @@
               <w:rPr>
                 <w:webHidden/>
               </w:rPr>
-              <w:t>24</w:t>
+              <w:t>21</w:t>
             </w:r>
             <w:r>
               <w:rPr>
@@ -2875,7 +2829,7 @@
               <w:rFonts w:asciiTheme="minorHAnsi" w:eastAsiaTheme="minorEastAsia" w:hAnsiTheme="minorHAnsi" w:cstheme="minorBidi"/>
             </w:rPr>
           </w:pPr>
-          <w:hyperlink w:anchor="_Toc229851602" w:history="1">
+          <w:hyperlink w:anchor="_Toc230434771" w:history="1">
             <w:r>
               <w:rPr>
                 <w:rStyle w:val="Hyperlink"/>
@@ -2898,7 +2852,7 @@
               <w:rPr>
                 <w:webHidden/>
               </w:rPr>
-              <w:instrText xml:space="preserve"> PAGEREF _Toc229851602 \h </w:instrText>
+              <w:instrText xml:space="preserve"> PAGEREF _Toc230434771 \h </w:instrText>
             </w:r>
             <w:r>
               <w:rPr>
@@ -2915,7 +2869,7 @@
               <w:rPr>
                 <w:webHidden/>
               </w:rPr>
-              <w:t>25</w:t>
+              <w:t>22</w:t>
             </w:r>
             <w:r>
               <w:rPr>
@@ -2932,7 +2886,7 @@
               <w:rFonts w:asciiTheme="minorHAnsi" w:eastAsiaTheme="minorEastAsia" w:hAnsiTheme="minorHAnsi" w:cstheme="minorBidi"/>
             </w:rPr>
           </w:pPr>
-          <w:hyperlink w:anchor="_Toc229851603" w:history="1">
+          <w:hyperlink w:anchor="_Toc230434772" w:history="1">
             <w:r>
               <w:rPr>
                 <w:rStyle w:val="Hyperlink"/>
@@ -2955,7 +2909,7 @@
               <w:rPr>
                 <w:webHidden/>
               </w:rPr>
-              <w:instrText xml:space="preserve"> PAGEREF _Toc229851603 \h </w:instrText>
+              <w:instrText xml:space="preserve"> PAGEREF _Toc230434772 \h </w:instrText>
             </w:r>
             <w:r>
               <w:rPr>
@@ -2972,7 +2926,7 @@
               <w:rPr>
                 <w:webHidden/>
               </w:rPr>
-              <w:t>26</w:t>
+              <w:t>23</w:t>
             </w:r>
             <w:r>
               <w:rPr>
@@ -2989,7 +2943,7 @@
               <w:rFonts w:asciiTheme="minorHAnsi" w:eastAsiaTheme="minorEastAsia" w:hAnsiTheme="minorHAnsi" w:cstheme="minorBidi"/>
             </w:rPr>
           </w:pPr>
-          <w:hyperlink w:anchor="_Toc229851604" w:history="1">
+          <w:hyperlink w:anchor="_Toc230434773" w:history="1">
             <w:r>
               <w:rPr>
                 <w:rStyle w:val="Hyperlink"/>
@@ -3012,7 +2966,7 @@
               <w:rPr>
                 <w:webHidden/>
               </w:rPr>
-              <w:instrText xml:space="preserve"> PAGEREF _Toc229851604 \h </w:instrText>
+              <w:instrText xml:space="preserve"> PAGEREF _Toc230434773 \h </w:instrText>
             </w:r>
             <w:r>
               <w:rPr>
@@ -3029,7 +2983,7 @@
               <w:rPr>
                 <w:webHidden/>
               </w:rPr>
-              <w:t>26</w:t>
+              <w:t>23</w:t>
             </w:r>
             <w:r>
               <w:rPr>
@@ -3046,7 +3000,7 @@
               <w:rFonts w:asciiTheme="minorHAnsi" w:eastAsiaTheme="minorEastAsia" w:hAnsiTheme="minorHAnsi" w:cstheme="minorBidi"/>
             </w:rPr>
           </w:pPr>
-          <w:hyperlink w:anchor="_Toc229851605" w:history="1">
+          <w:hyperlink w:anchor="_Toc230434774" w:history="1">
             <w:r>
               <w:rPr>
                 <w:rStyle w:val="Hyperlink"/>
@@ -3069,7 +3023,7 @@
               <w:rPr>
                 <w:webHidden/>
               </w:rPr>
-              <w:instrText xml:space="preserve"> PAGEREF _Toc229851605 \h </w:instrText>
+              <w:instrText xml:space="preserve"> PAGEREF _Toc230434774 \h </w:instrText>
             </w:r>
             <w:r>
               <w:rPr>
@@ -3086,7 +3040,7 @@
               <w:rPr>
                 <w:webHidden/>
               </w:rPr>
-              <w:t>27</w:t>
+              <w:t>24</w:t>
             </w:r>
             <w:r>
               <w:rPr>
@@ -3099,69 +3053,54 @@
         <w:p>
           <w:pPr>
             <w:pStyle w:val="TOC1"/>
-            <w:tabs>
-              <w:tab w:val="right" w:leader="dot" w:pos="9395"/>
-            </w:tabs>
             <w:rPr>
               <w:rFonts w:eastAsiaTheme="minorEastAsia"/>
-              <w:noProof/>
             </w:rPr>
           </w:pPr>
-          <w:hyperlink w:anchor="_Toc229851606" w:history="1">
+          <w:hyperlink w:anchor="_Toc230434775" w:history="1">
             <w:r>
               <w:rPr>
                 <w:rStyle w:val="Hyperlink"/>
-                <w:rFonts w:ascii="Times New Roman" w:hAnsi="Times New Roman" w:cs="Times New Roman"/>
-                <w:b/>
-                <w:bCs/>
-                <w:noProof/>
               </w:rPr>
               <w:t>8. Ưu điểm</w:t>
             </w:r>
             <w:r>
               <w:rPr>
-                <w:noProof/>
                 <w:webHidden/>
               </w:rPr>
               <w:tab/>
             </w:r>
             <w:r>
               <w:rPr>
-                <w:noProof/>
                 <w:webHidden/>
               </w:rPr>
               <w:fldChar w:fldCharType="begin"/>
             </w:r>
             <w:r>
               <w:rPr>
-                <w:noProof/>
-                <w:webHidden/>
-              </w:rPr>
-              <w:instrText xml:space="preserve"> PAGEREF _Toc229851606 \h </w:instrText>
-            </w:r>
-            <w:r>
-              <w:rPr>
-                <w:noProof/>
-                <w:webHidden/>
-              </w:rPr>
-            </w:r>
-            <w:r>
-              <w:rPr>
-                <w:noProof/>
+                <w:webHidden/>
+              </w:rPr>
+              <w:instrText xml:space="preserve"> PAGEREF _Toc230434775 \h </w:instrText>
+            </w:r>
+            <w:r>
+              <w:rPr>
+                <w:webHidden/>
+              </w:rPr>
+            </w:r>
+            <w:r>
+              <w:rPr>
                 <w:webHidden/>
               </w:rPr>
               <w:fldChar w:fldCharType="separate"/>
             </w:r>
             <w:r>
               <w:rPr>
-                <w:noProof/>
-                <w:webHidden/>
-              </w:rPr>
-              <w:t>27</w:t>
-            </w:r>
-            <w:r>
-              <w:rPr>
-                <w:noProof/>
+                <w:webHidden/>
+              </w:rPr>
+              <w:t>24</w:t>
+            </w:r>
+            <w:r>
+              <w:rPr>
                 <w:webHidden/>
               </w:rPr>
               <w:fldChar w:fldCharType="end"/>
@@ -3171,69 +3110,54 @@
         <w:p>
           <w:pPr>
             <w:pStyle w:val="TOC1"/>
-            <w:tabs>
-              <w:tab w:val="right" w:leader="dot" w:pos="9395"/>
-            </w:tabs>
             <w:rPr>
               <w:rFonts w:eastAsiaTheme="minorEastAsia"/>
-              <w:noProof/>
             </w:rPr>
           </w:pPr>
-          <w:hyperlink w:anchor="_Toc229851607" w:history="1">
+          <w:hyperlink w:anchor="_Toc230434776" w:history="1">
             <w:r>
               <w:rPr>
                 <w:rStyle w:val="Hyperlink"/>
-                <w:rFonts w:ascii="Times New Roman" w:hAnsi="Times New Roman" w:cs="Times New Roman"/>
-                <w:b/>
-                <w:bCs/>
-                <w:noProof/>
               </w:rPr>
               <w:t>9. Nhược điểm</w:t>
             </w:r>
             <w:r>
               <w:rPr>
-                <w:noProof/>
                 <w:webHidden/>
               </w:rPr>
               <w:tab/>
             </w:r>
             <w:r>
               <w:rPr>
-                <w:noProof/>
                 <w:webHidden/>
               </w:rPr>
               <w:fldChar w:fldCharType="begin"/>
             </w:r>
             <w:r>
               <w:rPr>
-                <w:noProof/>
-                <w:webHidden/>
-              </w:rPr>
-              <w:instrText xml:space="preserve"> PAGEREF _Toc229851607 \h </w:instrText>
-            </w:r>
-            <w:r>
-              <w:rPr>
-                <w:noProof/>
-                <w:webHidden/>
-              </w:rPr>
-            </w:r>
-            <w:r>
-              <w:rPr>
-                <w:noProof/>
+                <w:webHidden/>
+              </w:rPr>
+              <w:instrText xml:space="preserve"> PAGEREF _Toc230434776 \h </w:instrText>
+            </w:r>
+            <w:r>
+              <w:rPr>
+                <w:webHidden/>
+              </w:rPr>
+            </w:r>
+            <w:r>
+              <w:rPr>
                 <w:webHidden/>
               </w:rPr>
               <w:fldChar w:fldCharType="separate"/>
             </w:r>
             <w:r>
               <w:rPr>
-                <w:noProof/>
-                <w:webHidden/>
-              </w:rPr>
-              <w:t>28</w:t>
-            </w:r>
-            <w:r>
-              <w:rPr>
-                <w:noProof/>
+                <w:webHidden/>
+              </w:rPr>
+              <w:t>25</w:t>
+            </w:r>
+            <w:r>
+              <w:rPr>
                 <w:webHidden/>
               </w:rPr>
               <w:fldChar w:fldCharType="end"/>
@@ -3243,69 +3167,54 @@
         <w:p>
           <w:pPr>
             <w:pStyle w:val="TOC1"/>
-            <w:tabs>
-              <w:tab w:val="right" w:leader="dot" w:pos="9395"/>
-            </w:tabs>
             <w:rPr>
               <w:rFonts w:eastAsiaTheme="minorEastAsia"/>
-              <w:noProof/>
             </w:rPr>
           </w:pPr>
-          <w:hyperlink w:anchor="_Toc229851608" w:history="1">
+          <w:hyperlink w:anchor="_Toc230434777" w:history="1">
             <w:r>
               <w:rPr>
                 <w:rStyle w:val="Hyperlink"/>
-                <w:rFonts w:ascii="Times New Roman" w:hAnsi="Times New Roman" w:cs="Times New Roman"/>
-                <w:b/>
-                <w:bCs/>
-                <w:noProof/>
               </w:rPr>
               <w:t>10. Hướng phát triển</w:t>
             </w:r>
             <w:r>
               <w:rPr>
-                <w:noProof/>
                 <w:webHidden/>
               </w:rPr>
               <w:tab/>
             </w:r>
             <w:r>
               <w:rPr>
-                <w:noProof/>
                 <w:webHidden/>
               </w:rPr>
               <w:fldChar w:fldCharType="begin"/>
             </w:r>
             <w:r>
               <w:rPr>
-                <w:noProof/>
-                <w:webHidden/>
-              </w:rPr>
-              <w:instrText xml:space="preserve"> PAGEREF _Toc229851608 \h </w:instrText>
-            </w:r>
-            <w:r>
-              <w:rPr>
-                <w:noProof/>
-                <w:webHidden/>
-              </w:rPr>
-            </w:r>
-            <w:r>
-              <w:rPr>
-                <w:noProof/>
+                <w:webHidden/>
+              </w:rPr>
+              <w:instrText xml:space="preserve"> PAGEREF _Toc230434777 \h </w:instrText>
+            </w:r>
+            <w:r>
+              <w:rPr>
+                <w:webHidden/>
+              </w:rPr>
+            </w:r>
+            <w:r>
+              <w:rPr>
                 <w:webHidden/>
               </w:rPr>
               <w:fldChar w:fldCharType="separate"/>
             </w:r>
             <w:r>
               <w:rPr>
-                <w:noProof/>
-                <w:webHidden/>
-              </w:rPr>
-              <w:t>28</w:t>
-            </w:r>
-            <w:r>
-              <w:rPr>
-                <w:noProof/>
+                <w:webHidden/>
+              </w:rPr>
+              <w:t>25</w:t>
+            </w:r>
+            <w:r>
+              <w:rPr>
                 <w:webHidden/>
               </w:rPr>
               <w:fldChar w:fldCharType="end"/>
@@ -3315,69 +3224,54 @@
         <w:p>
           <w:pPr>
             <w:pStyle w:val="TOC1"/>
-            <w:tabs>
-              <w:tab w:val="right" w:leader="dot" w:pos="9395"/>
-            </w:tabs>
             <w:rPr>
               <w:rFonts w:eastAsiaTheme="minorEastAsia"/>
-              <w:noProof/>
             </w:rPr>
           </w:pPr>
-          <w:hyperlink w:anchor="_Toc229851609" w:history="1">
+          <w:hyperlink w:anchor="_Toc230434778" w:history="1">
             <w:r>
               <w:rPr>
                 <w:rStyle w:val="Hyperlink"/>
-                <w:rFonts w:ascii="Times New Roman" w:hAnsi="Times New Roman" w:cs="Times New Roman"/>
-                <w:b/>
-                <w:bCs/>
-                <w:noProof/>
               </w:rPr>
               <w:t>11. Kết luận</w:t>
             </w:r>
             <w:r>
               <w:rPr>
-                <w:noProof/>
                 <w:webHidden/>
               </w:rPr>
               <w:tab/>
             </w:r>
             <w:r>
               <w:rPr>
-                <w:noProof/>
                 <w:webHidden/>
               </w:rPr>
               <w:fldChar w:fldCharType="begin"/>
             </w:r>
             <w:r>
               <w:rPr>
-                <w:noProof/>
-                <w:webHidden/>
-              </w:rPr>
-              <w:instrText xml:space="preserve"> PAGEREF _Toc229851609 \h </w:instrText>
-            </w:r>
-            <w:r>
-              <w:rPr>
-                <w:noProof/>
-                <w:webHidden/>
-              </w:rPr>
-            </w:r>
-            <w:r>
-              <w:rPr>
-                <w:noProof/>
+                <w:webHidden/>
+              </w:rPr>
+              <w:instrText xml:space="preserve"> PAGEREF _Toc230434778 \h </w:instrText>
+            </w:r>
+            <w:r>
+              <w:rPr>
+                <w:webHidden/>
+              </w:rPr>
+            </w:r>
+            <w:r>
+              <w:rPr>
                 <w:webHidden/>
               </w:rPr>
               <w:fldChar w:fldCharType="separate"/>
             </w:r>
             <w:r>
               <w:rPr>
-                <w:noProof/>
-                <w:webHidden/>
-              </w:rPr>
-              <w:t>29</w:t>
-            </w:r>
-            <w:r>
-              <w:rPr>
-                <w:noProof/>
+                <w:webHidden/>
+              </w:rPr>
+              <w:t>26</w:t>
+            </w:r>
+            <w:r>
+              <w:rPr>
                 <w:webHidden/>
               </w:rPr>
               <w:fldChar w:fldCharType="end"/>
@@ -3466,38 +3360,30 @@
     <w:p>
       <w:pPr>
         <w:pStyle w:val="TOC1"/>
-        <w:tabs>
-          <w:tab w:val="right" w:leader="dot" w:pos="9395"/>
-        </w:tabs>
-        <w:rPr>
-          <w:rFonts w:ascii="Times New Roman" w:eastAsiaTheme="minorEastAsia" w:hAnsi="Times New Roman" w:cs="Times New Roman"/>
-          <w:noProof/>
-        </w:rPr>
-      </w:pPr>
-      <w:r>
-        <w:rPr>
-          <w:rFonts w:ascii="Times New Roman" w:hAnsi="Times New Roman" w:cs="Times New Roman"/>
-          <w:b/>
-          <w:bCs/>
-          <w:noProof/>
+        <w:rPr>
+          <w:rFonts w:eastAsiaTheme="minorEastAsia"/>
+          <w:b w:val="0"/>
+          <w:bCs w:val="0"/>
+        </w:rPr>
+      </w:pPr>
+      <w:r>
+        <w:rPr>
+          <w:b w:val="0"/>
+          <w:bCs w:val="0"/>
         </w:rPr>
         <w:fldChar w:fldCharType="begin"/>
       </w:r>
       <w:r>
         <w:rPr>
-          <w:rFonts w:ascii="Times New Roman" w:hAnsi="Times New Roman" w:cs="Times New Roman"/>
-          <w:b/>
-          <w:bCs/>
-          <w:noProof/>
+          <w:b w:val="0"/>
+          <w:bCs w:val="0"/>
         </w:rPr>
         <w:instrText xml:space="preserve"> TOC \h \z \t "P1,1" </w:instrText>
       </w:r>
       <w:r>
         <w:rPr>
-          <w:rFonts w:ascii="Times New Roman" w:hAnsi="Times New Roman" w:cs="Times New Roman"/>
-          <w:b/>
-          <w:bCs/>
-          <w:noProof/>
+          <w:b w:val="0"/>
+          <w:bCs w:val="0"/>
         </w:rPr>
         <w:fldChar w:fldCharType="separate"/>
       </w:r>
@@ -3505,62 +3391,62 @@
         <w:r>
           <w:rPr>
             <w:rStyle w:val="Hyperlink"/>
-            <w:rFonts w:ascii="Times New Roman" w:hAnsi="Times New Roman" w:cs="Times New Roman"/>
-            <w:noProof/>
+            <w:b w:val="0"/>
+            <w:bCs w:val="0"/>
           </w:rPr>
           <w:t>Hình 3.1: Quy trình hoạt động của mã hóa Fernet</w:t>
         </w:r>
         <w:r>
           <w:rPr>
-            <w:rFonts w:ascii="Times New Roman" w:hAnsi="Times New Roman" w:cs="Times New Roman"/>
-            <w:noProof/>
+            <w:b w:val="0"/>
+            <w:bCs w:val="0"/>
             <w:webHidden/>
           </w:rPr>
           <w:tab/>
         </w:r>
         <w:r>
           <w:rPr>
-            <w:rFonts w:ascii="Times New Roman" w:hAnsi="Times New Roman" w:cs="Times New Roman"/>
-            <w:noProof/>
+            <w:b w:val="0"/>
+            <w:bCs w:val="0"/>
             <w:webHidden/>
           </w:rPr>
           <w:fldChar w:fldCharType="begin"/>
         </w:r>
         <w:r>
           <w:rPr>
-            <w:rFonts w:ascii="Times New Roman" w:hAnsi="Times New Roman" w:cs="Times New Roman"/>
-            <w:noProof/>
+            <w:b w:val="0"/>
+            <w:bCs w:val="0"/>
             <w:webHidden/>
           </w:rPr>
           <w:instrText xml:space="preserve"> PAGEREF _Toc229851722 \h </w:instrText>
         </w:r>
         <w:r>
           <w:rPr>
-            <w:rFonts w:ascii="Times New Roman" w:hAnsi="Times New Roman" w:cs="Times New Roman"/>
-            <w:noProof/>
+            <w:b w:val="0"/>
+            <w:bCs w:val="0"/>
             <w:webHidden/>
           </w:rPr>
         </w:r>
         <w:r>
           <w:rPr>
-            <w:rFonts w:ascii="Times New Roman" w:hAnsi="Times New Roman" w:cs="Times New Roman"/>
-            <w:noProof/>
+            <w:b w:val="0"/>
+            <w:bCs w:val="0"/>
             <w:webHidden/>
           </w:rPr>
           <w:fldChar w:fldCharType="separate"/>
         </w:r>
         <w:r>
           <w:rPr>
-            <w:rFonts w:ascii="Times New Roman" w:hAnsi="Times New Roman" w:cs="Times New Roman"/>
-            <w:noProof/>
+            <w:b w:val="0"/>
+            <w:bCs w:val="0"/>
             <w:webHidden/>
           </w:rPr>
           <w:t>6</w:t>
         </w:r>
         <w:r>
           <w:rPr>
-            <w:rFonts w:ascii="Times New Roman" w:hAnsi="Times New Roman" w:cs="Times New Roman"/>
-            <w:noProof/>
+            <w:b w:val="0"/>
+            <w:bCs w:val="0"/>
             <w:webHidden/>
           </w:rPr>
           <w:fldChar w:fldCharType="end"/>
@@ -3570,74 +3456,72 @@
     <w:p>
       <w:pPr>
         <w:pStyle w:val="TOC1"/>
-        <w:tabs>
-          <w:tab w:val="right" w:leader="dot" w:pos="9395"/>
-        </w:tabs>
-        <w:rPr>
-          <w:rFonts w:ascii="Times New Roman" w:eastAsiaTheme="minorEastAsia" w:hAnsi="Times New Roman" w:cs="Times New Roman"/>
-          <w:noProof/>
+        <w:rPr>
+          <w:rFonts w:eastAsiaTheme="minorEastAsia"/>
+          <w:b w:val="0"/>
+          <w:bCs w:val="0"/>
         </w:rPr>
       </w:pPr>
       <w:hyperlink w:anchor="_Toc229851723" w:history="1">
         <w:r>
           <w:rPr>
             <w:rStyle w:val="Hyperlink"/>
-            <w:rFonts w:ascii="Times New Roman" w:hAnsi="Times New Roman" w:cs="Times New Roman"/>
-            <w:noProof/>
+            <w:b w:val="0"/>
+            <w:bCs w:val="0"/>
           </w:rPr>
           <w:t>Hình 4.1: Sơ đồ hoạt động của hệ thống chat</w:t>
         </w:r>
         <w:r>
           <w:rPr>
-            <w:rFonts w:ascii="Times New Roman" w:hAnsi="Times New Roman" w:cs="Times New Roman"/>
-            <w:noProof/>
+            <w:b w:val="0"/>
+            <w:bCs w:val="0"/>
             <w:webHidden/>
           </w:rPr>
           <w:tab/>
         </w:r>
         <w:r>
           <w:rPr>
-            <w:rFonts w:ascii="Times New Roman" w:hAnsi="Times New Roman" w:cs="Times New Roman"/>
-            <w:noProof/>
+            <w:b w:val="0"/>
+            <w:bCs w:val="0"/>
             <w:webHidden/>
           </w:rPr>
           <w:fldChar w:fldCharType="begin"/>
         </w:r>
         <w:r>
           <w:rPr>
-            <w:rFonts w:ascii="Times New Roman" w:hAnsi="Times New Roman" w:cs="Times New Roman"/>
-            <w:noProof/>
+            <w:b w:val="0"/>
+            <w:bCs w:val="0"/>
             <w:webHidden/>
           </w:rPr>
           <w:instrText xml:space="preserve"> PAGEREF _Toc229851723 \h </w:instrText>
         </w:r>
         <w:r>
           <w:rPr>
-            <w:rFonts w:ascii="Times New Roman" w:hAnsi="Times New Roman" w:cs="Times New Roman"/>
-            <w:noProof/>
+            <w:b w:val="0"/>
+            <w:bCs w:val="0"/>
             <w:webHidden/>
           </w:rPr>
         </w:r>
         <w:r>
           <w:rPr>
-            <w:rFonts w:ascii="Times New Roman" w:hAnsi="Times New Roman" w:cs="Times New Roman"/>
-            <w:noProof/>
+            <w:b w:val="0"/>
+            <w:bCs w:val="0"/>
             <w:webHidden/>
           </w:rPr>
           <w:fldChar w:fldCharType="separate"/>
         </w:r>
         <w:r>
           <w:rPr>
-            <w:rFonts w:ascii="Times New Roman" w:hAnsi="Times New Roman" w:cs="Times New Roman"/>
-            <w:noProof/>
+            <w:b w:val="0"/>
+            <w:bCs w:val="0"/>
             <w:webHidden/>
           </w:rPr>
           <w:t>8</w:t>
         </w:r>
         <w:r>
           <w:rPr>
-            <w:rFonts w:ascii="Times New Roman" w:hAnsi="Times New Roman" w:cs="Times New Roman"/>
-            <w:noProof/>
+            <w:b w:val="0"/>
+            <w:bCs w:val="0"/>
             <w:webHidden/>
           </w:rPr>
           <w:fldChar w:fldCharType="end"/>
@@ -3647,74 +3531,72 @@
     <w:p>
       <w:pPr>
         <w:pStyle w:val="TOC1"/>
-        <w:tabs>
-          <w:tab w:val="right" w:leader="dot" w:pos="9395"/>
-        </w:tabs>
-        <w:rPr>
-          <w:rFonts w:ascii="Times New Roman" w:eastAsiaTheme="minorEastAsia" w:hAnsi="Times New Roman" w:cs="Times New Roman"/>
-          <w:noProof/>
+        <w:rPr>
+          <w:rFonts w:eastAsiaTheme="minorEastAsia"/>
+          <w:b w:val="0"/>
+          <w:bCs w:val="0"/>
         </w:rPr>
       </w:pPr>
       <w:hyperlink w:anchor="_Toc229851724" w:history="1">
         <w:r>
           <w:rPr>
             <w:rStyle w:val="Hyperlink"/>
-            <w:rFonts w:ascii="Times New Roman" w:hAnsi="Times New Roman" w:cs="Times New Roman"/>
-            <w:noProof/>
+            <w:b w:val="0"/>
+            <w:bCs w:val="0"/>
           </w:rPr>
           <w:t>Hình 7.1. Giao diện Server khi hệ thống hoạt động</w:t>
         </w:r>
         <w:r>
           <w:rPr>
-            <w:rFonts w:ascii="Times New Roman" w:hAnsi="Times New Roman" w:cs="Times New Roman"/>
-            <w:noProof/>
+            <w:b w:val="0"/>
+            <w:bCs w:val="0"/>
             <w:webHidden/>
           </w:rPr>
           <w:tab/>
         </w:r>
         <w:r>
           <w:rPr>
-            <w:rFonts w:ascii="Times New Roman" w:hAnsi="Times New Roman" w:cs="Times New Roman"/>
-            <w:noProof/>
+            <w:b w:val="0"/>
+            <w:bCs w:val="0"/>
             <w:webHidden/>
           </w:rPr>
           <w:fldChar w:fldCharType="begin"/>
         </w:r>
         <w:r>
           <w:rPr>
-            <w:rFonts w:ascii="Times New Roman" w:hAnsi="Times New Roman" w:cs="Times New Roman"/>
-            <w:noProof/>
+            <w:b w:val="0"/>
+            <w:bCs w:val="0"/>
             <w:webHidden/>
           </w:rPr>
           <w:instrText xml:space="preserve"> PAGEREF _Toc229851724 \h </w:instrText>
         </w:r>
         <w:r>
           <w:rPr>
-            <w:rFonts w:ascii="Times New Roman" w:hAnsi="Times New Roman" w:cs="Times New Roman"/>
-            <w:noProof/>
+            <w:b w:val="0"/>
+            <w:bCs w:val="0"/>
             <w:webHidden/>
           </w:rPr>
         </w:r>
         <w:r>
           <w:rPr>
-            <w:rFonts w:ascii="Times New Roman" w:hAnsi="Times New Roman" w:cs="Times New Roman"/>
-            <w:noProof/>
+            <w:b w:val="0"/>
+            <w:bCs w:val="0"/>
             <w:webHidden/>
           </w:rPr>
           <w:fldChar w:fldCharType="separate"/>
         </w:r>
         <w:r>
           <w:rPr>
-            <w:rFonts w:ascii="Times New Roman" w:hAnsi="Times New Roman" w:cs="Times New Roman"/>
-            <w:noProof/>
+            <w:b w:val="0"/>
+            <w:bCs w:val="0"/>
             <w:webHidden/>
           </w:rPr>
           <w:t>19</w:t>
         </w:r>
         <w:r>
           <w:rPr>
-            <w:rFonts w:ascii="Times New Roman" w:hAnsi="Times New Roman" w:cs="Times New Roman"/>
-            <w:noProof/>
+            <w:b w:val="0"/>
+            <w:bCs w:val="0"/>
             <w:webHidden/>
           </w:rPr>
           <w:fldChar w:fldCharType="end"/>
@@ -3724,74 +3606,72 @@
     <w:p>
       <w:pPr>
         <w:pStyle w:val="TOC1"/>
-        <w:tabs>
-          <w:tab w:val="right" w:leader="dot" w:pos="9395"/>
-        </w:tabs>
-        <w:rPr>
-          <w:rFonts w:ascii="Times New Roman" w:eastAsiaTheme="minorEastAsia" w:hAnsi="Times New Roman" w:cs="Times New Roman"/>
-          <w:noProof/>
+        <w:rPr>
+          <w:rFonts w:eastAsiaTheme="minorEastAsia"/>
+          <w:b w:val="0"/>
+          <w:bCs w:val="0"/>
         </w:rPr>
       </w:pPr>
       <w:hyperlink w:anchor="_Toc229851725" w:history="1">
         <w:r>
           <w:rPr>
             <w:rStyle w:val="Hyperlink"/>
-            <w:rFonts w:ascii="Times New Roman" w:hAnsi="Times New Roman" w:cs="Times New Roman"/>
-            <w:noProof/>
+            <w:b w:val="0"/>
+            <w:bCs w:val="0"/>
           </w:rPr>
           <w:t>Hình 7.2: Giao diện Server khi có các Client hoạt động</w:t>
         </w:r>
         <w:r>
           <w:rPr>
-            <w:rFonts w:ascii="Times New Roman" w:hAnsi="Times New Roman" w:cs="Times New Roman"/>
-            <w:noProof/>
+            <w:b w:val="0"/>
+            <w:bCs w:val="0"/>
             <w:webHidden/>
           </w:rPr>
           <w:tab/>
         </w:r>
         <w:r>
           <w:rPr>
-            <w:rFonts w:ascii="Times New Roman" w:hAnsi="Times New Roman" w:cs="Times New Roman"/>
-            <w:noProof/>
+            <w:b w:val="0"/>
+            <w:bCs w:val="0"/>
             <w:webHidden/>
           </w:rPr>
           <w:fldChar w:fldCharType="begin"/>
         </w:r>
         <w:r>
           <w:rPr>
-            <w:rFonts w:ascii="Times New Roman" w:hAnsi="Times New Roman" w:cs="Times New Roman"/>
-            <w:noProof/>
+            <w:b w:val="0"/>
+            <w:bCs w:val="0"/>
             <w:webHidden/>
           </w:rPr>
           <w:instrText xml:space="preserve"> PAGEREF _Toc229851725 \h </w:instrText>
         </w:r>
         <w:r>
           <w:rPr>
-            <w:rFonts w:ascii="Times New Roman" w:hAnsi="Times New Roman" w:cs="Times New Roman"/>
-            <w:noProof/>
+            <w:b w:val="0"/>
+            <w:bCs w:val="0"/>
             <w:webHidden/>
           </w:rPr>
         </w:r>
         <w:r>
           <w:rPr>
-            <w:rFonts w:ascii="Times New Roman" w:hAnsi="Times New Roman" w:cs="Times New Roman"/>
-            <w:noProof/>
+            <w:b w:val="0"/>
+            <w:bCs w:val="0"/>
             <w:webHidden/>
           </w:rPr>
           <w:fldChar w:fldCharType="separate"/>
         </w:r>
         <w:r>
           <w:rPr>
-            <w:rFonts w:ascii="Times New Roman" w:hAnsi="Times New Roman" w:cs="Times New Roman"/>
-            <w:noProof/>
+            <w:b w:val="0"/>
+            <w:bCs w:val="0"/>
             <w:webHidden/>
           </w:rPr>
           <w:t>19</w:t>
         </w:r>
         <w:r>
           <w:rPr>
-            <w:rFonts w:ascii="Times New Roman" w:hAnsi="Times New Roman" w:cs="Times New Roman"/>
-            <w:noProof/>
+            <w:b w:val="0"/>
+            <w:bCs w:val="0"/>
             <w:webHidden/>
           </w:rPr>
           <w:fldChar w:fldCharType="end"/>
@@ -3801,74 +3681,72 @@
     <w:p>
       <w:pPr>
         <w:pStyle w:val="TOC1"/>
-        <w:tabs>
-          <w:tab w:val="right" w:leader="dot" w:pos="9395"/>
-        </w:tabs>
-        <w:rPr>
-          <w:rFonts w:ascii="Times New Roman" w:eastAsiaTheme="minorEastAsia" w:hAnsi="Times New Roman" w:cs="Times New Roman"/>
-          <w:noProof/>
+        <w:rPr>
+          <w:rFonts w:eastAsiaTheme="minorEastAsia"/>
+          <w:b w:val="0"/>
+          <w:bCs w:val="0"/>
         </w:rPr>
       </w:pPr>
       <w:hyperlink w:anchor="_Toc229851726" w:history="1">
         <w:r>
           <w:rPr>
             <w:rStyle w:val="Hyperlink"/>
-            <w:rFonts w:ascii="Times New Roman" w:hAnsi="Times New Roman" w:cs="Times New Roman"/>
-            <w:noProof/>
+            <w:b w:val="0"/>
+            <w:bCs w:val="0"/>
           </w:rPr>
           <w:t>Hình 7.3. Giao diện chính của Client</w:t>
         </w:r>
         <w:r>
           <w:rPr>
-            <w:rFonts w:ascii="Times New Roman" w:hAnsi="Times New Roman" w:cs="Times New Roman"/>
-            <w:noProof/>
+            <w:b w:val="0"/>
+            <w:bCs w:val="0"/>
             <w:webHidden/>
           </w:rPr>
           <w:tab/>
         </w:r>
         <w:r>
           <w:rPr>
-            <w:rFonts w:ascii="Times New Roman" w:hAnsi="Times New Roman" w:cs="Times New Roman"/>
-            <w:noProof/>
+            <w:b w:val="0"/>
+            <w:bCs w:val="0"/>
             <w:webHidden/>
           </w:rPr>
           <w:fldChar w:fldCharType="begin"/>
         </w:r>
         <w:r>
           <w:rPr>
-            <w:rFonts w:ascii="Times New Roman" w:hAnsi="Times New Roman" w:cs="Times New Roman"/>
-            <w:noProof/>
+            <w:b w:val="0"/>
+            <w:bCs w:val="0"/>
             <w:webHidden/>
           </w:rPr>
           <w:instrText xml:space="preserve"> PAGEREF _Toc229851726 \h </w:instrText>
         </w:r>
         <w:r>
           <w:rPr>
-            <w:rFonts w:ascii="Times New Roman" w:hAnsi="Times New Roman" w:cs="Times New Roman"/>
-            <w:noProof/>
+            <w:b w:val="0"/>
+            <w:bCs w:val="0"/>
             <w:webHidden/>
           </w:rPr>
         </w:r>
         <w:r>
           <w:rPr>
-            <w:rFonts w:ascii="Times New Roman" w:hAnsi="Times New Roman" w:cs="Times New Roman"/>
-            <w:noProof/>
+            <w:b w:val="0"/>
+            <w:bCs w:val="0"/>
             <w:webHidden/>
           </w:rPr>
           <w:fldChar w:fldCharType="separate"/>
         </w:r>
         <w:r>
           <w:rPr>
-            <w:rFonts w:ascii="Times New Roman" w:hAnsi="Times New Roman" w:cs="Times New Roman"/>
-            <w:noProof/>
+            <w:b w:val="0"/>
+            <w:bCs w:val="0"/>
             <w:webHidden/>
           </w:rPr>
           <w:t>20</w:t>
         </w:r>
         <w:r>
           <w:rPr>
-            <w:rFonts w:ascii="Times New Roman" w:hAnsi="Times New Roman" w:cs="Times New Roman"/>
-            <w:noProof/>
+            <w:b w:val="0"/>
+            <w:bCs w:val="0"/>
             <w:webHidden/>
           </w:rPr>
           <w:fldChar w:fldCharType="end"/>
@@ -3878,74 +3756,72 @@
     <w:p>
       <w:pPr>
         <w:pStyle w:val="TOC1"/>
-        <w:tabs>
-          <w:tab w:val="right" w:leader="dot" w:pos="9395"/>
-        </w:tabs>
-        <w:rPr>
-          <w:rFonts w:ascii="Times New Roman" w:eastAsiaTheme="minorEastAsia" w:hAnsi="Times New Roman" w:cs="Times New Roman"/>
-          <w:noProof/>
+        <w:rPr>
+          <w:rFonts w:eastAsiaTheme="minorEastAsia"/>
+          <w:b w:val="0"/>
+          <w:bCs w:val="0"/>
         </w:rPr>
       </w:pPr>
       <w:hyperlink w:anchor="_Toc229851727" w:history="1">
         <w:r>
           <w:rPr>
             <w:rStyle w:val="Hyperlink"/>
-            <w:rFonts w:ascii="Times New Roman" w:hAnsi="Times New Roman" w:cs="Times New Roman"/>
-            <w:noProof/>
+            <w:b w:val="0"/>
+            <w:bCs w:val="0"/>
           </w:rPr>
           <w:t>Hình 7.4. Kết quả dò tìm Server tự động</w:t>
         </w:r>
         <w:r>
           <w:rPr>
-            <w:rFonts w:ascii="Times New Roman" w:hAnsi="Times New Roman" w:cs="Times New Roman"/>
-            <w:noProof/>
+            <w:b w:val="0"/>
+            <w:bCs w:val="0"/>
             <w:webHidden/>
           </w:rPr>
           <w:tab/>
         </w:r>
         <w:r>
           <w:rPr>
-            <w:rFonts w:ascii="Times New Roman" w:hAnsi="Times New Roman" w:cs="Times New Roman"/>
-            <w:noProof/>
+            <w:b w:val="0"/>
+            <w:bCs w:val="0"/>
             <w:webHidden/>
           </w:rPr>
           <w:fldChar w:fldCharType="begin"/>
         </w:r>
         <w:r>
           <w:rPr>
-            <w:rFonts w:ascii="Times New Roman" w:hAnsi="Times New Roman" w:cs="Times New Roman"/>
-            <w:noProof/>
+            <w:b w:val="0"/>
+            <w:bCs w:val="0"/>
             <w:webHidden/>
           </w:rPr>
           <w:instrText xml:space="preserve"> PAGEREF _Toc229851727 \h </w:instrText>
         </w:r>
         <w:r>
           <w:rPr>
-            <w:rFonts w:ascii="Times New Roman" w:hAnsi="Times New Roman" w:cs="Times New Roman"/>
-            <w:noProof/>
+            <w:b w:val="0"/>
+            <w:bCs w:val="0"/>
             <w:webHidden/>
           </w:rPr>
         </w:r>
         <w:r>
           <w:rPr>
-            <w:rFonts w:ascii="Times New Roman" w:hAnsi="Times New Roman" w:cs="Times New Roman"/>
-            <w:noProof/>
+            <w:b w:val="0"/>
+            <w:bCs w:val="0"/>
             <w:webHidden/>
           </w:rPr>
           <w:fldChar w:fldCharType="separate"/>
         </w:r>
         <w:r>
           <w:rPr>
-            <w:rFonts w:ascii="Times New Roman" w:hAnsi="Times New Roman" w:cs="Times New Roman"/>
-            <w:noProof/>
+            <w:b w:val="0"/>
+            <w:bCs w:val="0"/>
             <w:webHidden/>
           </w:rPr>
           <w:t>20</w:t>
         </w:r>
         <w:r>
           <w:rPr>
-            <w:rFonts w:ascii="Times New Roman" w:hAnsi="Times New Roman" w:cs="Times New Roman"/>
-            <w:noProof/>
+            <w:b w:val="0"/>
+            <w:bCs w:val="0"/>
             <w:webHidden/>
           </w:rPr>
           <w:fldChar w:fldCharType="end"/>
@@ -3955,74 +3831,72 @@
     <w:p>
       <w:pPr>
         <w:pStyle w:val="TOC1"/>
-        <w:tabs>
-          <w:tab w:val="right" w:leader="dot" w:pos="9395"/>
-        </w:tabs>
-        <w:rPr>
-          <w:rFonts w:ascii="Times New Roman" w:eastAsiaTheme="minorEastAsia" w:hAnsi="Times New Roman" w:cs="Times New Roman"/>
-          <w:noProof/>
+        <w:rPr>
+          <w:rFonts w:eastAsiaTheme="minorEastAsia"/>
+          <w:b w:val="0"/>
+          <w:bCs w:val="0"/>
         </w:rPr>
       </w:pPr>
       <w:hyperlink w:anchor="_Toc229851728" w:history="1">
         <w:r>
           <w:rPr>
             <w:rStyle w:val="Hyperlink"/>
-            <w:rFonts w:ascii="Times New Roman" w:hAnsi="Times New Roman" w:cs="Times New Roman"/>
-            <w:noProof/>
+            <w:b w:val="0"/>
+            <w:bCs w:val="0"/>
           </w:rPr>
           <w:t>Hình 7.5. Kết quả kiểm tra tên đăng nhập bị trùng</w:t>
         </w:r>
         <w:r>
           <w:rPr>
-            <w:rFonts w:ascii="Times New Roman" w:hAnsi="Times New Roman" w:cs="Times New Roman"/>
-            <w:noProof/>
+            <w:b w:val="0"/>
+            <w:bCs w:val="0"/>
             <w:webHidden/>
           </w:rPr>
           <w:tab/>
         </w:r>
         <w:r>
           <w:rPr>
-            <w:rFonts w:ascii="Times New Roman" w:hAnsi="Times New Roman" w:cs="Times New Roman"/>
-            <w:noProof/>
+            <w:b w:val="0"/>
+            <w:bCs w:val="0"/>
             <w:webHidden/>
           </w:rPr>
           <w:fldChar w:fldCharType="begin"/>
         </w:r>
         <w:r>
           <w:rPr>
-            <w:rFonts w:ascii="Times New Roman" w:hAnsi="Times New Roman" w:cs="Times New Roman"/>
-            <w:noProof/>
+            <w:b w:val="0"/>
+            <w:bCs w:val="0"/>
             <w:webHidden/>
           </w:rPr>
           <w:instrText xml:space="preserve"> PAGEREF _Toc229851728 \h </w:instrText>
         </w:r>
         <w:r>
           <w:rPr>
-            <w:rFonts w:ascii="Times New Roman" w:hAnsi="Times New Roman" w:cs="Times New Roman"/>
-            <w:noProof/>
+            <w:b w:val="0"/>
+            <w:bCs w:val="0"/>
             <w:webHidden/>
           </w:rPr>
         </w:r>
         <w:r>
           <w:rPr>
-            <w:rFonts w:ascii="Times New Roman" w:hAnsi="Times New Roman" w:cs="Times New Roman"/>
-            <w:noProof/>
+            <w:b w:val="0"/>
+            <w:bCs w:val="0"/>
             <w:webHidden/>
           </w:rPr>
           <w:fldChar w:fldCharType="separate"/>
         </w:r>
         <w:r>
           <w:rPr>
-            <w:rFonts w:ascii="Times New Roman" w:hAnsi="Times New Roman" w:cs="Times New Roman"/>
-            <w:noProof/>
+            <w:b w:val="0"/>
+            <w:bCs w:val="0"/>
             <w:webHidden/>
           </w:rPr>
           <w:t>21</w:t>
         </w:r>
         <w:r>
           <w:rPr>
-            <w:rFonts w:ascii="Times New Roman" w:hAnsi="Times New Roman" w:cs="Times New Roman"/>
-            <w:noProof/>
+            <w:b w:val="0"/>
+            <w:bCs w:val="0"/>
             <w:webHidden/>
           </w:rPr>
           <w:fldChar w:fldCharType="end"/>
@@ -4032,74 +3906,72 @@
     <w:p>
       <w:pPr>
         <w:pStyle w:val="TOC1"/>
-        <w:tabs>
-          <w:tab w:val="right" w:leader="dot" w:pos="9395"/>
-        </w:tabs>
-        <w:rPr>
-          <w:rFonts w:ascii="Times New Roman" w:eastAsiaTheme="minorEastAsia" w:hAnsi="Times New Roman" w:cs="Times New Roman"/>
-          <w:noProof/>
+        <w:rPr>
+          <w:rFonts w:eastAsiaTheme="minorEastAsia"/>
+          <w:b w:val="0"/>
+          <w:bCs w:val="0"/>
         </w:rPr>
       </w:pPr>
       <w:hyperlink w:anchor="_Toc229851729" w:history="1">
         <w:r>
           <w:rPr>
             <w:rStyle w:val="Hyperlink"/>
-            <w:rFonts w:ascii="Times New Roman" w:hAnsi="Times New Roman" w:cs="Times New Roman"/>
-            <w:noProof/>
+            <w:b w:val="0"/>
+            <w:bCs w:val="0"/>
           </w:rPr>
           <w:t>Hình 7.6. Kết quả gửi tin nhắn văn bản</w:t>
         </w:r>
         <w:r>
           <w:rPr>
-            <w:rFonts w:ascii="Times New Roman" w:hAnsi="Times New Roman" w:cs="Times New Roman"/>
-            <w:noProof/>
+            <w:b w:val="0"/>
+            <w:bCs w:val="0"/>
             <w:webHidden/>
           </w:rPr>
           <w:tab/>
         </w:r>
         <w:r>
           <w:rPr>
-            <w:rFonts w:ascii="Times New Roman" w:hAnsi="Times New Roman" w:cs="Times New Roman"/>
-            <w:noProof/>
+            <w:b w:val="0"/>
+            <w:bCs w:val="0"/>
             <w:webHidden/>
           </w:rPr>
           <w:fldChar w:fldCharType="begin"/>
         </w:r>
         <w:r>
           <w:rPr>
-            <w:rFonts w:ascii="Times New Roman" w:hAnsi="Times New Roman" w:cs="Times New Roman"/>
-            <w:noProof/>
+            <w:b w:val="0"/>
+            <w:bCs w:val="0"/>
             <w:webHidden/>
           </w:rPr>
           <w:instrText xml:space="preserve"> PAGEREF _Toc229851729 \h </w:instrText>
         </w:r>
         <w:r>
           <w:rPr>
-            <w:rFonts w:ascii="Times New Roman" w:hAnsi="Times New Roman" w:cs="Times New Roman"/>
-            <w:noProof/>
+            <w:b w:val="0"/>
+            <w:bCs w:val="0"/>
             <w:webHidden/>
           </w:rPr>
         </w:r>
         <w:r>
           <w:rPr>
-            <w:rFonts w:ascii="Times New Roman" w:hAnsi="Times New Roman" w:cs="Times New Roman"/>
-            <w:noProof/>
+            <w:b w:val="0"/>
+            <w:bCs w:val="0"/>
             <w:webHidden/>
           </w:rPr>
           <w:fldChar w:fldCharType="separate"/>
         </w:r>
         <w:r>
           <w:rPr>
-            <w:rFonts w:ascii="Times New Roman" w:hAnsi="Times New Roman" w:cs="Times New Roman"/>
-            <w:noProof/>
+            <w:b w:val="0"/>
+            <w:bCs w:val="0"/>
             <w:webHidden/>
           </w:rPr>
           <w:t>22</w:t>
         </w:r>
         <w:r>
           <w:rPr>
-            <w:rFonts w:ascii="Times New Roman" w:hAnsi="Times New Roman" w:cs="Times New Roman"/>
-            <w:noProof/>
+            <w:b w:val="0"/>
+            <w:bCs w:val="0"/>
             <w:webHidden/>
           </w:rPr>
           <w:fldChar w:fldCharType="end"/>
@@ -4109,74 +3981,72 @@
     <w:p>
       <w:pPr>
         <w:pStyle w:val="TOC1"/>
-        <w:tabs>
-          <w:tab w:val="right" w:leader="dot" w:pos="9395"/>
-        </w:tabs>
-        <w:rPr>
-          <w:rFonts w:ascii="Times New Roman" w:eastAsiaTheme="minorEastAsia" w:hAnsi="Times New Roman" w:cs="Times New Roman"/>
-          <w:noProof/>
+        <w:rPr>
+          <w:rFonts w:eastAsiaTheme="minorEastAsia"/>
+          <w:b w:val="0"/>
+          <w:bCs w:val="0"/>
         </w:rPr>
       </w:pPr>
       <w:hyperlink w:anchor="_Toc229851730" w:history="1">
         <w:r>
           <w:rPr>
             <w:rStyle w:val="Hyperlink"/>
-            <w:rFonts w:ascii="Times New Roman" w:hAnsi="Times New Roman" w:cs="Times New Roman"/>
-            <w:noProof/>
+            <w:b w:val="0"/>
+            <w:bCs w:val="0"/>
           </w:rPr>
           <w:t>Hình 7.7: Kết quả hiển thị hình ảnh</w:t>
         </w:r>
         <w:r>
           <w:rPr>
-            <w:rFonts w:ascii="Times New Roman" w:hAnsi="Times New Roman" w:cs="Times New Roman"/>
-            <w:noProof/>
+            <w:b w:val="0"/>
+            <w:bCs w:val="0"/>
             <w:webHidden/>
           </w:rPr>
           <w:tab/>
         </w:r>
         <w:r>
           <w:rPr>
-            <w:rFonts w:ascii="Times New Roman" w:hAnsi="Times New Roman" w:cs="Times New Roman"/>
-            <w:noProof/>
+            <w:b w:val="0"/>
+            <w:bCs w:val="0"/>
             <w:webHidden/>
           </w:rPr>
           <w:fldChar w:fldCharType="begin"/>
         </w:r>
         <w:r>
           <w:rPr>
-            <w:rFonts w:ascii="Times New Roman" w:hAnsi="Times New Roman" w:cs="Times New Roman"/>
-            <w:noProof/>
+            <w:b w:val="0"/>
+            <w:bCs w:val="0"/>
             <w:webHidden/>
           </w:rPr>
           <w:instrText xml:space="preserve"> PAGEREF _Toc229851730 \h </w:instrText>
         </w:r>
         <w:r>
           <w:rPr>
-            <w:rFonts w:ascii="Times New Roman" w:hAnsi="Times New Roman" w:cs="Times New Roman"/>
-            <w:noProof/>
+            <w:b w:val="0"/>
+            <w:bCs w:val="0"/>
             <w:webHidden/>
           </w:rPr>
         </w:r>
         <w:r>
           <w:rPr>
-            <w:rFonts w:ascii="Times New Roman" w:hAnsi="Times New Roman" w:cs="Times New Roman"/>
-            <w:noProof/>
+            <w:b w:val="0"/>
+            <w:bCs w:val="0"/>
             <w:webHidden/>
           </w:rPr>
           <w:fldChar w:fldCharType="separate"/>
         </w:r>
         <w:r>
           <w:rPr>
-            <w:rFonts w:ascii="Times New Roman" w:hAnsi="Times New Roman" w:cs="Times New Roman"/>
-            <w:noProof/>
+            <w:b w:val="0"/>
+            <w:bCs w:val="0"/>
             <w:webHidden/>
           </w:rPr>
           <w:t>22</w:t>
         </w:r>
         <w:r>
           <w:rPr>
-            <w:rFonts w:ascii="Times New Roman" w:hAnsi="Times New Roman" w:cs="Times New Roman"/>
-            <w:noProof/>
+            <w:b w:val="0"/>
+            <w:bCs w:val="0"/>
             <w:webHidden/>
           </w:rPr>
           <w:fldChar w:fldCharType="end"/>
@@ -4186,74 +4056,72 @@
     <w:p>
       <w:pPr>
         <w:pStyle w:val="TOC1"/>
-        <w:tabs>
-          <w:tab w:val="right" w:leader="dot" w:pos="9395"/>
-        </w:tabs>
-        <w:rPr>
-          <w:rFonts w:ascii="Times New Roman" w:eastAsiaTheme="minorEastAsia" w:hAnsi="Times New Roman" w:cs="Times New Roman"/>
-          <w:noProof/>
+        <w:rPr>
+          <w:rFonts w:eastAsiaTheme="minorEastAsia"/>
+          <w:b w:val="0"/>
+          <w:bCs w:val="0"/>
         </w:rPr>
       </w:pPr>
       <w:hyperlink w:anchor="_Toc229851731" w:history="1">
         <w:r>
           <w:rPr>
             <w:rStyle w:val="Hyperlink"/>
-            <w:rFonts w:ascii="Times New Roman" w:hAnsi="Times New Roman" w:cs="Times New Roman"/>
-            <w:noProof/>
+            <w:b w:val="0"/>
+            <w:bCs w:val="0"/>
           </w:rPr>
           <w:t>Hình 7.8: Kết quả phóng to hình ảnh</w:t>
         </w:r>
         <w:r>
           <w:rPr>
-            <w:rFonts w:ascii="Times New Roman" w:hAnsi="Times New Roman" w:cs="Times New Roman"/>
-            <w:noProof/>
+            <w:b w:val="0"/>
+            <w:bCs w:val="0"/>
             <w:webHidden/>
           </w:rPr>
           <w:tab/>
         </w:r>
         <w:r>
           <w:rPr>
-            <w:rFonts w:ascii="Times New Roman" w:hAnsi="Times New Roman" w:cs="Times New Roman"/>
-            <w:noProof/>
+            <w:b w:val="0"/>
+            <w:bCs w:val="0"/>
             <w:webHidden/>
           </w:rPr>
           <w:fldChar w:fldCharType="begin"/>
         </w:r>
         <w:r>
           <w:rPr>
-            <w:rFonts w:ascii="Times New Roman" w:hAnsi="Times New Roman" w:cs="Times New Roman"/>
-            <w:noProof/>
+            <w:b w:val="0"/>
+            <w:bCs w:val="0"/>
             <w:webHidden/>
           </w:rPr>
           <w:instrText xml:space="preserve"> PAGEREF _Toc229851731 \h </w:instrText>
         </w:r>
         <w:r>
           <w:rPr>
-            <w:rFonts w:ascii="Times New Roman" w:hAnsi="Times New Roman" w:cs="Times New Roman"/>
-            <w:noProof/>
+            <w:b w:val="0"/>
+            <w:bCs w:val="0"/>
             <w:webHidden/>
           </w:rPr>
         </w:r>
         <w:r>
           <w:rPr>
-            <w:rFonts w:ascii="Times New Roman" w:hAnsi="Times New Roman" w:cs="Times New Roman"/>
-            <w:noProof/>
+            <w:b w:val="0"/>
+            <w:bCs w:val="0"/>
             <w:webHidden/>
           </w:rPr>
           <w:fldChar w:fldCharType="separate"/>
         </w:r>
         <w:r>
           <w:rPr>
-            <w:rFonts w:ascii="Times New Roman" w:hAnsi="Times New Roman" w:cs="Times New Roman"/>
-            <w:noProof/>
+            <w:b w:val="0"/>
+            <w:bCs w:val="0"/>
             <w:webHidden/>
           </w:rPr>
           <w:t>23</w:t>
         </w:r>
         <w:r>
           <w:rPr>
-            <w:rFonts w:ascii="Times New Roman" w:hAnsi="Times New Roman" w:cs="Times New Roman"/>
-            <w:noProof/>
+            <w:b w:val="0"/>
+            <w:bCs w:val="0"/>
             <w:webHidden/>
           </w:rPr>
           <w:fldChar w:fldCharType="end"/>
@@ -4263,74 +4131,72 @@
     <w:p>
       <w:pPr>
         <w:pStyle w:val="TOC1"/>
-        <w:tabs>
-          <w:tab w:val="right" w:leader="dot" w:pos="9395"/>
-        </w:tabs>
-        <w:rPr>
-          <w:rFonts w:ascii="Times New Roman" w:eastAsiaTheme="minorEastAsia" w:hAnsi="Times New Roman" w:cs="Times New Roman"/>
-          <w:noProof/>
+        <w:rPr>
+          <w:rFonts w:eastAsiaTheme="minorEastAsia"/>
+          <w:b w:val="0"/>
+          <w:bCs w:val="0"/>
         </w:rPr>
       </w:pPr>
       <w:hyperlink w:anchor="_Toc229851732" w:history="1">
         <w:r>
           <w:rPr>
             <w:rStyle w:val="Hyperlink"/>
-            <w:rFonts w:ascii="Times New Roman" w:hAnsi="Times New Roman" w:cs="Times New Roman"/>
-            <w:noProof/>
+            <w:b w:val="0"/>
+            <w:bCs w:val="0"/>
           </w:rPr>
           <w:t>Hình 7.9: Kết quả tải và  lưu hình ảnh</w:t>
         </w:r>
         <w:r>
           <w:rPr>
-            <w:rFonts w:ascii="Times New Roman" w:hAnsi="Times New Roman" w:cs="Times New Roman"/>
-            <w:noProof/>
+            <w:b w:val="0"/>
+            <w:bCs w:val="0"/>
             <w:webHidden/>
           </w:rPr>
           <w:tab/>
         </w:r>
         <w:r>
           <w:rPr>
-            <w:rFonts w:ascii="Times New Roman" w:hAnsi="Times New Roman" w:cs="Times New Roman"/>
-            <w:noProof/>
+            <w:b w:val="0"/>
+            <w:bCs w:val="0"/>
             <w:webHidden/>
           </w:rPr>
           <w:fldChar w:fldCharType="begin"/>
         </w:r>
         <w:r>
           <w:rPr>
-            <w:rFonts w:ascii="Times New Roman" w:hAnsi="Times New Roman" w:cs="Times New Roman"/>
-            <w:noProof/>
+            <w:b w:val="0"/>
+            <w:bCs w:val="0"/>
             <w:webHidden/>
           </w:rPr>
           <w:instrText xml:space="preserve"> PAGEREF _Toc229851732 \h </w:instrText>
         </w:r>
         <w:r>
           <w:rPr>
-            <w:rFonts w:ascii="Times New Roman" w:hAnsi="Times New Roman" w:cs="Times New Roman"/>
-            <w:noProof/>
+            <w:b w:val="0"/>
+            <w:bCs w:val="0"/>
             <w:webHidden/>
           </w:rPr>
         </w:r>
         <w:r>
           <w:rPr>
-            <w:rFonts w:ascii="Times New Roman" w:hAnsi="Times New Roman" w:cs="Times New Roman"/>
-            <w:noProof/>
+            <w:b w:val="0"/>
+            <w:bCs w:val="0"/>
             <w:webHidden/>
           </w:rPr>
           <w:fldChar w:fldCharType="separate"/>
         </w:r>
         <w:r>
           <w:rPr>
-            <w:rFonts w:ascii="Times New Roman" w:hAnsi="Times New Roman" w:cs="Times New Roman"/>
-            <w:noProof/>
+            <w:b w:val="0"/>
+            <w:bCs w:val="0"/>
             <w:webHidden/>
           </w:rPr>
           <w:t>23</w:t>
         </w:r>
         <w:r>
           <w:rPr>
-            <w:rFonts w:ascii="Times New Roman" w:hAnsi="Times New Roman" w:cs="Times New Roman"/>
-            <w:noProof/>
+            <w:b w:val="0"/>
+            <w:bCs w:val="0"/>
             <w:webHidden/>
           </w:rPr>
           <w:fldChar w:fldCharType="end"/>
@@ -4340,74 +4206,72 @@
     <w:p>
       <w:pPr>
         <w:pStyle w:val="TOC1"/>
-        <w:tabs>
-          <w:tab w:val="right" w:leader="dot" w:pos="9395"/>
-        </w:tabs>
-        <w:rPr>
-          <w:rFonts w:ascii="Times New Roman" w:eastAsiaTheme="minorEastAsia" w:hAnsi="Times New Roman" w:cs="Times New Roman"/>
-          <w:noProof/>
+        <w:rPr>
+          <w:rFonts w:eastAsiaTheme="minorEastAsia"/>
+          <w:b w:val="0"/>
+          <w:bCs w:val="0"/>
         </w:rPr>
       </w:pPr>
       <w:hyperlink w:anchor="_Toc229851733" w:history="1">
         <w:r>
           <w:rPr>
             <w:rStyle w:val="Hyperlink"/>
-            <w:rFonts w:ascii="Times New Roman" w:hAnsi="Times New Roman" w:cs="Times New Roman"/>
-            <w:noProof/>
+            <w:b w:val="0"/>
+            <w:bCs w:val="0"/>
           </w:rPr>
           <w:t>Hình 7.10: Kết quả file được lưu vào mục received</w:t>
         </w:r>
         <w:r>
           <w:rPr>
-            <w:rFonts w:ascii="Times New Roman" w:hAnsi="Times New Roman" w:cs="Times New Roman"/>
-            <w:noProof/>
+            <w:b w:val="0"/>
+            <w:bCs w:val="0"/>
             <w:webHidden/>
           </w:rPr>
           <w:tab/>
         </w:r>
         <w:r>
           <w:rPr>
-            <w:rFonts w:ascii="Times New Roman" w:hAnsi="Times New Roman" w:cs="Times New Roman"/>
-            <w:noProof/>
+            <w:b w:val="0"/>
+            <w:bCs w:val="0"/>
             <w:webHidden/>
           </w:rPr>
           <w:fldChar w:fldCharType="begin"/>
         </w:r>
         <w:r>
           <w:rPr>
-            <w:rFonts w:ascii="Times New Roman" w:hAnsi="Times New Roman" w:cs="Times New Roman"/>
-            <w:noProof/>
+            <w:b w:val="0"/>
+            <w:bCs w:val="0"/>
             <w:webHidden/>
           </w:rPr>
           <w:instrText xml:space="preserve"> PAGEREF _Toc229851733 \h </w:instrText>
         </w:r>
         <w:r>
           <w:rPr>
-            <w:rFonts w:ascii="Times New Roman" w:hAnsi="Times New Roman" w:cs="Times New Roman"/>
-            <w:noProof/>
+            <w:b w:val="0"/>
+            <w:bCs w:val="0"/>
             <w:webHidden/>
           </w:rPr>
         </w:r>
         <w:r>
           <w:rPr>
-            <w:rFonts w:ascii="Times New Roman" w:hAnsi="Times New Roman" w:cs="Times New Roman"/>
-            <w:noProof/>
+            <w:b w:val="0"/>
+            <w:bCs w:val="0"/>
             <w:webHidden/>
           </w:rPr>
           <w:fldChar w:fldCharType="separate"/>
         </w:r>
         <w:r>
           <w:rPr>
-            <w:rFonts w:ascii="Times New Roman" w:hAnsi="Times New Roman" w:cs="Times New Roman"/>
-            <w:noProof/>
+            <w:b w:val="0"/>
+            <w:bCs w:val="0"/>
             <w:webHidden/>
           </w:rPr>
           <w:t>24</w:t>
         </w:r>
         <w:r>
           <w:rPr>
-            <w:rFonts w:ascii="Times New Roman" w:hAnsi="Times New Roman" w:cs="Times New Roman"/>
-            <w:noProof/>
+            <w:b w:val="0"/>
+            <w:bCs w:val="0"/>
             <w:webHidden/>
           </w:rPr>
           <w:fldChar w:fldCharType="end"/>
@@ -4417,74 +4281,72 @@
     <w:p>
       <w:pPr>
         <w:pStyle w:val="TOC1"/>
-        <w:tabs>
-          <w:tab w:val="right" w:leader="dot" w:pos="9395"/>
-        </w:tabs>
-        <w:rPr>
-          <w:rFonts w:ascii="Times New Roman" w:eastAsiaTheme="minorEastAsia" w:hAnsi="Times New Roman" w:cs="Times New Roman"/>
-          <w:noProof/>
+        <w:rPr>
+          <w:rFonts w:eastAsiaTheme="minorEastAsia"/>
+          <w:b w:val="0"/>
+          <w:bCs w:val="0"/>
         </w:rPr>
       </w:pPr>
       <w:hyperlink w:anchor="_Toc229851734" w:history="1">
         <w:r>
           <w:rPr>
             <w:rStyle w:val="Hyperlink"/>
-            <w:rFonts w:ascii="Times New Roman" w:hAnsi="Times New Roman" w:cs="Times New Roman"/>
-            <w:noProof/>
+            <w:b w:val="0"/>
+            <w:bCs w:val="0"/>
           </w:rPr>
           <w:t>Hình 7.11: Kết quả hiển thị file</w:t>
         </w:r>
         <w:r>
           <w:rPr>
-            <w:rFonts w:ascii="Times New Roman" w:hAnsi="Times New Roman" w:cs="Times New Roman"/>
-            <w:noProof/>
+            <w:b w:val="0"/>
+            <w:bCs w:val="0"/>
             <w:webHidden/>
           </w:rPr>
           <w:tab/>
         </w:r>
         <w:r>
           <w:rPr>
-            <w:rFonts w:ascii="Times New Roman" w:hAnsi="Times New Roman" w:cs="Times New Roman"/>
-            <w:noProof/>
+            <w:b w:val="0"/>
+            <w:bCs w:val="0"/>
             <w:webHidden/>
           </w:rPr>
           <w:fldChar w:fldCharType="begin"/>
         </w:r>
         <w:r>
           <w:rPr>
-            <w:rFonts w:ascii="Times New Roman" w:hAnsi="Times New Roman" w:cs="Times New Roman"/>
-            <w:noProof/>
+            <w:b w:val="0"/>
+            <w:bCs w:val="0"/>
             <w:webHidden/>
           </w:rPr>
           <w:instrText xml:space="preserve"> PAGEREF _Toc229851734 \h </w:instrText>
         </w:r>
         <w:r>
           <w:rPr>
-            <w:rFonts w:ascii="Times New Roman" w:hAnsi="Times New Roman" w:cs="Times New Roman"/>
-            <w:noProof/>
+            <w:b w:val="0"/>
+            <w:bCs w:val="0"/>
             <w:webHidden/>
           </w:rPr>
         </w:r>
         <w:r>
           <w:rPr>
-            <w:rFonts w:ascii="Times New Roman" w:hAnsi="Times New Roman" w:cs="Times New Roman"/>
-            <w:noProof/>
+            <w:b w:val="0"/>
+            <w:bCs w:val="0"/>
             <w:webHidden/>
           </w:rPr>
           <w:fldChar w:fldCharType="separate"/>
         </w:r>
         <w:r>
           <w:rPr>
-            <w:rFonts w:ascii="Times New Roman" w:hAnsi="Times New Roman" w:cs="Times New Roman"/>
-            <w:noProof/>
+            <w:b w:val="0"/>
+            <w:bCs w:val="0"/>
             <w:webHidden/>
           </w:rPr>
           <w:t>24</w:t>
         </w:r>
         <w:r>
           <w:rPr>
-            <w:rFonts w:ascii="Times New Roman" w:hAnsi="Times New Roman" w:cs="Times New Roman"/>
-            <w:noProof/>
+            <w:b w:val="0"/>
+            <w:bCs w:val="0"/>
             <w:webHidden/>
           </w:rPr>
           <w:fldChar w:fldCharType="end"/>
@@ -4494,74 +4356,72 @@
     <w:p>
       <w:pPr>
         <w:pStyle w:val="TOC1"/>
-        <w:tabs>
-          <w:tab w:val="right" w:leader="dot" w:pos="9395"/>
-        </w:tabs>
-        <w:rPr>
-          <w:rFonts w:ascii="Times New Roman" w:eastAsiaTheme="minorEastAsia" w:hAnsi="Times New Roman" w:cs="Times New Roman"/>
-          <w:noProof/>
+        <w:rPr>
+          <w:rFonts w:eastAsiaTheme="minorEastAsia"/>
+          <w:b w:val="0"/>
+          <w:bCs w:val="0"/>
         </w:rPr>
       </w:pPr>
       <w:hyperlink w:anchor="_Toc229851735" w:history="1">
         <w:r>
           <w:rPr>
             <w:rStyle w:val="Hyperlink"/>
-            <w:rFonts w:ascii="Times New Roman" w:hAnsi="Times New Roman" w:cs="Times New Roman"/>
-            <w:noProof/>
+            <w:b w:val="0"/>
+            <w:bCs w:val="0"/>
           </w:rPr>
           <w:t>Hình 7.12: Kết quả  tải file xuống</w:t>
         </w:r>
         <w:r>
           <w:rPr>
-            <w:rFonts w:ascii="Times New Roman" w:hAnsi="Times New Roman" w:cs="Times New Roman"/>
-            <w:noProof/>
+            <w:b w:val="0"/>
+            <w:bCs w:val="0"/>
             <w:webHidden/>
           </w:rPr>
           <w:tab/>
         </w:r>
         <w:r>
           <w:rPr>
-            <w:rFonts w:ascii="Times New Roman" w:hAnsi="Times New Roman" w:cs="Times New Roman"/>
-            <w:noProof/>
+            <w:b w:val="0"/>
+            <w:bCs w:val="0"/>
             <w:webHidden/>
           </w:rPr>
           <w:fldChar w:fldCharType="begin"/>
         </w:r>
         <w:r>
           <w:rPr>
-            <w:rFonts w:ascii="Times New Roman" w:hAnsi="Times New Roman" w:cs="Times New Roman"/>
-            <w:noProof/>
+            <w:b w:val="0"/>
+            <w:bCs w:val="0"/>
             <w:webHidden/>
           </w:rPr>
           <w:instrText xml:space="preserve"> PAGEREF _Toc229851735 \h </w:instrText>
         </w:r>
         <w:r>
           <w:rPr>
-            <w:rFonts w:ascii="Times New Roman" w:hAnsi="Times New Roman" w:cs="Times New Roman"/>
-            <w:noProof/>
+            <w:b w:val="0"/>
+            <w:bCs w:val="0"/>
             <w:webHidden/>
           </w:rPr>
         </w:r>
         <w:r>
           <w:rPr>
-            <w:rFonts w:ascii="Times New Roman" w:hAnsi="Times New Roman" w:cs="Times New Roman"/>
-            <w:noProof/>
+            <w:b w:val="0"/>
+            <w:bCs w:val="0"/>
             <w:webHidden/>
           </w:rPr>
           <w:fldChar w:fldCharType="separate"/>
         </w:r>
         <w:r>
           <w:rPr>
-            <w:rFonts w:ascii="Times New Roman" w:hAnsi="Times New Roman" w:cs="Times New Roman"/>
-            <w:noProof/>
+            <w:b w:val="0"/>
+            <w:bCs w:val="0"/>
             <w:webHidden/>
           </w:rPr>
           <w:t>25</w:t>
         </w:r>
         <w:r>
           <w:rPr>
-            <w:rFonts w:ascii="Times New Roman" w:hAnsi="Times New Roman" w:cs="Times New Roman"/>
-            <w:noProof/>
+            <w:b w:val="0"/>
+            <w:bCs w:val="0"/>
             <w:webHidden/>
           </w:rPr>
           <w:fldChar w:fldCharType="end"/>
@@ -4571,74 +4431,72 @@
     <w:p>
       <w:pPr>
         <w:pStyle w:val="TOC1"/>
-        <w:tabs>
-          <w:tab w:val="right" w:leader="dot" w:pos="9395"/>
-        </w:tabs>
-        <w:rPr>
-          <w:rFonts w:ascii="Times New Roman" w:eastAsiaTheme="minorEastAsia" w:hAnsi="Times New Roman" w:cs="Times New Roman"/>
-          <w:noProof/>
+        <w:rPr>
+          <w:rFonts w:eastAsiaTheme="minorEastAsia"/>
+          <w:b w:val="0"/>
+          <w:bCs w:val="0"/>
         </w:rPr>
       </w:pPr>
       <w:hyperlink w:anchor="_Toc229851736" w:history="1">
         <w:r>
           <w:rPr>
             <w:rStyle w:val="Hyperlink"/>
-            <w:rFonts w:ascii="Times New Roman" w:hAnsi="Times New Roman" w:cs="Times New Roman"/>
-            <w:noProof/>
+            <w:b w:val="0"/>
+            <w:bCs w:val="0"/>
           </w:rPr>
           <w:t>Hình 7.13. Kết quả gửi emoji</w:t>
         </w:r>
         <w:r>
           <w:rPr>
-            <w:rFonts w:ascii="Times New Roman" w:hAnsi="Times New Roman" w:cs="Times New Roman"/>
-            <w:noProof/>
+            <w:b w:val="0"/>
+            <w:bCs w:val="0"/>
             <w:webHidden/>
           </w:rPr>
           <w:tab/>
         </w:r>
         <w:r>
           <w:rPr>
-            <w:rFonts w:ascii="Times New Roman" w:hAnsi="Times New Roman" w:cs="Times New Roman"/>
-            <w:noProof/>
+            <w:b w:val="0"/>
+            <w:bCs w:val="0"/>
             <w:webHidden/>
           </w:rPr>
           <w:fldChar w:fldCharType="begin"/>
         </w:r>
         <w:r>
           <w:rPr>
-            <w:rFonts w:ascii="Times New Roman" w:hAnsi="Times New Roman" w:cs="Times New Roman"/>
-            <w:noProof/>
+            <w:b w:val="0"/>
+            <w:bCs w:val="0"/>
             <w:webHidden/>
           </w:rPr>
           <w:instrText xml:space="preserve"> PAGEREF _Toc229851736 \h </w:instrText>
         </w:r>
         <w:r>
           <w:rPr>
-            <w:rFonts w:ascii="Times New Roman" w:hAnsi="Times New Roman" w:cs="Times New Roman"/>
-            <w:noProof/>
+            <w:b w:val="0"/>
+            <w:bCs w:val="0"/>
             <w:webHidden/>
           </w:rPr>
         </w:r>
         <w:r>
           <w:rPr>
-            <w:rFonts w:ascii="Times New Roman" w:hAnsi="Times New Roman" w:cs="Times New Roman"/>
-            <w:noProof/>
+            <w:b w:val="0"/>
+            <w:bCs w:val="0"/>
             <w:webHidden/>
           </w:rPr>
           <w:fldChar w:fldCharType="separate"/>
         </w:r>
         <w:r>
           <w:rPr>
-            <w:rFonts w:ascii="Times New Roman" w:hAnsi="Times New Roman" w:cs="Times New Roman"/>
-            <w:noProof/>
+            <w:b w:val="0"/>
+            <w:bCs w:val="0"/>
             <w:webHidden/>
           </w:rPr>
           <w:t>25</w:t>
         </w:r>
         <w:r>
           <w:rPr>
-            <w:rFonts w:ascii="Times New Roman" w:hAnsi="Times New Roman" w:cs="Times New Roman"/>
-            <w:noProof/>
+            <w:b w:val="0"/>
+            <w:bCs w:val="0"/>
             <w:webHidden/>
           </w:rPr>
           <w:fldChar w:fldCharType="end"/>
@@ -4648,74 +4506,72 @@
     <w:p>
       <w:pPr>
         <w:pStyle w:val="TOC1"/>
-        <w:tabs>
-          <w:tab w:val="right" w:leader="dot" w:pos="9395"/>
-        </w:tabs>
-        <w:rPr>
-          <w:rFonts w:ascii="Times New Roman" w:eastAsiaTheme="minorEastAsia" w:hAnsi="Times New Roman" w:cs="Times New Roman"/>
-          <w:noProof/>
+        <w:rPr>
+          <w:rFonts w:eastAsiaTheme="minorEastAsia"/>
+          <w:b w:val="0"/>
+          <w:bCs w:val="0"/>
         </w:rPr>
       </w:pPr>
       <w:hyperlink w:anchor="_Toc229851737" w:history="1">
         <w:r>
           <w:rPr>
             <w:rStyle w:val="Hyperlink"/>
-            <w:rFonts w:ascii="Times New Roman" w:hAnsi="Times New Roman" w:cs="Times New Roman"/>
-            <w:noProof/>
+            <w:b w:val="0"/>
+            <w:bCs w:val="0"/>
           </w:rPr>
           <w:t>Hình 7.14. Kết quả hiển thị trạng thái đang nhập</w:t>
         </w:r>
         <w:r>
           <w:rPr>
-            <w:rFonts w:ascii="Times New Roman" w:hAnsi="Times New Roman" w:cs="Times New Roman"/>
-            <w:noProof/>
+            <w:b w:val="0"/>
+            <w:bCs w:val="0"/>
             <w:webHidden/>
           </w:rPr>
           <w:tab/>
         </w:r>
         <w:r>
           <w:rPr>
-            <w:rFonts w:ascii="Times New Roman" w:hAnsi="Times New Roman" w:cs="Times New Roman"/>
-            <w:noProof/>
+            <w:b w:val="0"/>
+            <w:bCs w:val="0"/>
             <w:webHidden/>
           </w:rPr>
           <w:fldChar w:fldCharType="begin"/>
         </w:r>
         <w:r>
           <w:rPr>
-            <w:rFonts w:ascii="Times New Roman" w:hAnsi="Times New Roman" w:cs="Times New Roman"/>
-            <w:noProof/>
+            <w:b w:val="0"/>
+            <w:bCs w:val="0"/>
             <w:webHidden/>
           </w:rPr>
           <w:instrText xml:space="preserve"> PAGEREF _Toc229851737 \h </w:instrText>
         </w:r>
         <w:r>
           <w:rPr>
-            <w:rFonts w:ascii="Times New Roman" w:hAnsi="Times New Roman" w:cs="Times New Roman"/>
-            <w:noProof/>
+            <w:b w:val="0"/>
+            <w:bCs w:val="0"/>
             <w:webHidden/>
           </w:rPr>
         </w:r>
         <w:r>
           <w:rPr>
-            <w:rFonts w:ascii="Times New Roman" w:hAnsi="Times New Roman" w:cs="Times New Roman"/>
-            <w:noProof/>
+            <w:b w:val="0"/>
+            <w:bCs w:val="0"/>
             <w:webHidden/>
           </w:rPr>
           <w:fldChar w:fldCharType="separate"/>
         </w:r>
         <w:r>
           <w:rPr>
-            <w:rFonts w:ascii="Times New Roman" w:hAnsi="Times New Roman" w:cs="Times New Roman"/>
-            <w:noProof/>
+            <w:b w:val="0"/>
+            <w:bCs w:val="0"/>
             <w:webHidden/>
           </w:rPr>
           <w:t>26</w:t>
         </w:r>
         <w:r>
           <w:rPr>
-            <w:rFonts w:ascii="Times New Roman" w:hAnsi="Times New Roman" w:cs="Times New Roman"/>
-            <w:noProof/>
+            <w:b w:val="0"/>
+            <w:bCs w:val="0"/>
             <w:webHidden/>
           </w:rPr>
           <w:fldChar w:fldCharType="end"/>
@@ -4725,15 +4581,14 @@
     <w:p>
       <w:pPr>
         <w:rPr>
-          <w:b/>
-          <w:bCs/>
           <w:noProof/>
           <w:lang w:val="vi-VN"/>
         </w:rPr>
         <w:sectPr>
           <w:footerReference w:type="default" r:id="rId10"/>
           <w:pgSz w:w="12240" w:h="15840"/>
-          <w:pgMar w:top="851" w:right="1134" w:bottom="851" w:left="1701" w:header="709" w:footer="709" w:gutter="0"/>
+          <w:pgMar w:top="851" w:right="1134" w:bottom="851" w:left="1701" w:header="709" w:footer="283" w:gutter="0"/>
+          <w:pgNumType w:start="1"/>
           <w:cols w:space="708"/>
           <w:docGrid w:linePitch="360"/>
         </w:sectPr>
@@ -4741,20 +4596,12 @@
       <w:r>
         <w:rPr>
           <w:rFonts w:ascii="Times New Roman" w:hAnsi="Times New Roman" w:cs="Times New Roman"/>
-          <w:b/>
-          <w:bCs/>
           <w:noProof/>
         </w:rPr>
         <w:fldChar w:fldCharType="end"/>
       </w:r>
     </w:p>
-    <w:p>
-      <w:pPr>
-        <w:rPr>
-          <w:lang w:val="vi-VN"/>
-        </w:rPr>
-      </w:pPr>
-    </w:p>
+    <w:p/>
     <w:p>
       <w:pPr>
         <w:pStyle w:val="Heading1"/>
@@ -4767,7 +4614,7 @@
           <w:szCs w:val="26"/>
         </w:rPr>
       </w:pPr>
-      <w:bookmarkStart w:id="0" w:name="_Toc229851565"/>
+      <w:bookmarkStart w:id="0" w:name="_Toc230434733"/>
       <w:r>
         <w:rPr>
           <w:rFonts w:ascii="Times New Roman" w:hAnsi="Times New Roman" w:cs="Times New Roman"/>
@@ -4862,7 +4709,7 @@
           <w:lang w:val="vi-VN"/>
         </w:rPr>
       </w:pPr>
-      <w:bookmarkStart w:id="1" w:name="_Toc229851566"/>
+      <w:bookmarkStart w:id="1" w:name="_Toc230434734"/>
       <w:r>
         <w:rPr>
           <w:rFonts w:ascii="Times New Roman" w:hAnsi="Times New Roman" w:cs="Times New Roman"/>
@@ -5133,6 +4980,11 @@
     </w:p>
     <w:p>
       <w:pPr>
+        <w:jc w:val="center"/>
+      </w:pPr>
+    </w:p>
+    <w:p>
+      <w:pPr>
         <w:pStyle w:val="ListParagraph"/>
         <w:numPr>
           <w:ilvl w:val="0"/>
@@ -5152,6 +5004,7 @@
           <w:sz w:val="26"/>
           <w:szCs w:val="26"/>
         </w:rPr>
+        <w:lastRenderedPageBreak/>
         <w:t xml:space="preserve">Áp dụng cơ chế mã hóa dữ liệu bằng Fernet Encryption nhằm tăng tính bảo mật cho nội dung trao đổi giữa Client và Server. </w:t>
       </w:r>
     </w:p>
@@ -5176,7 +5029,6 @@
           <w:sz w:val="26"/>
           <w:szCs w:val="26"/>
         </w:rPr>
-        <w:lastRenderedPageBreak/>
         <w:t xml:space="preserve">Hiển thị trạng thái “đang nhập...” (typing) để nâng cao tính tương tác khi chat. </w:t>
       </w:r>
     </w:p>
@@ -5233,7 +5085,7 @@
           <w:szCs w:val="26"/>
         </w:rPr>
       </w:pPr>
-      <w:bookmarkStart w:id="2" w:name="_Toc229851567"/>
+      <w:bookmarkStart w:id="2" w:name="_Toc230434735"/>
       <w:r>
         <w:rPr>
           <w:rFonts w:ascii="Times New Roman" w:hAnsi="Times New Roman" w:cs="Times New Roman"/>
@@ -5259,7 +5111,7 @@
           <w:szCs w:val="26"/>
         </w:rPr>
       </w:pPr>
-      <w:bookmarkStart w:id="3" w:name="_Toc229851568"/>
+      <w:bookmarkStart w:id="3" w:name="_Toc230434736"/>
       <w:r>
         <w:rPr>
           <w:rFonts w:ascii="Times New Roman" w:hAnsi="Times New Roman" w:cs="Times New Roman"/>
@@ -5374,7 +5226,7 @@
           <w:szCs w:val="26"/>
         </w:rPr>
       </w:pPr>
-      <w:bookmarkStart w:id="4" w:name="_Toc229851569"/>
+      <w:bookmarkStart w:id="4" w:name="_Toc230434737"/>
       <w:r>
         <w:rPr>
           <w:rFonts w:ascii="Times New Roman" w:hAnsi="Times New Roman" w:cs="Times New Roman"/>
@@ -5536,7 +5388,7 @@
           <w:szCs w:val="26"/>
         </w:rPr>
       </w:pPr>
-      <w:bookmarkStart w:id="5" w:name="_Toc229851570"/>
+      <w:bookmarkStart w:id="5" w:name="_Toc230434738"/>
       <w:r>
         <w:rPr>
           <w:rFonts w:ascii="Times New Roman" w:hAnsi="Times New Roman" w:cs="Times New Roman"/>
@@ -5546,6 +5398,7 @@
           <w:sz w:val="26"/>
           <w:szCs w:val="26"/>
         </w:rPr>
+        <w:lastRenderedPageBreak/>
         <w:t>3.3 Tkinter</w:t>
       </w:r>
       <w:bookmarkEnd w:id="5"/>
@@ -5597,7 +5450,6 @@
           <w:sz w:val="26"/>
           <w:szCs w:val="26"/>
         </w:rPr>
-        <w:lastRenderedPageBreak/>
         <w:t>Các chức năng GUI được xây dựng bằng Tkinter gồm:</w:t>
       </w:r>
     </w:p>
@@ -5938,7 +5790,7 @@
           <w:szCs w:val="26"/>
         </w:rPr>
       </w:pPr>
-      <w:bookmarkStart w:id="6" w:name="_Toc229851571"/>
+      <w:bookmarkStart w:id="6" w:name="_Toc230434739"/>
       <w:r>
         <w:rPr>
           <w:rFonts w:ascii="Times New Roman" w:hAnsi="Times New Roman" w:cs="Times New Roman"/>
@@ -5981,18 +5833,6 @@
         </w:rPr>
         <w:t xml:space="preserve"> </w:t>
       </w:r>
-    </w:p>
-    <w:p>
-      <w:pPr>
-        <w:spacing w:line="360" w:lineRule="auto"/>
-        <w:ind w:firstLine="567"/>
-        <w:jc w:val="both"/>
-        <w:rPr>
-          <w:rFonts w:ascii="Times New Roman" w:hAnsi="Times New Roman" w:cs="Times New Roman"/>
-          <w:sz w:val="26"/>
-          <w:szCs w:val="26"/>
-        </w:rPr>
-      </w:pPr>
       <w:r>
         <w:rPr>
           <w:rFonts w:ascii="Times New Roman" w:hAnsi="Times New Roman" w:cs="Times New Roman"/>
@@ -6020,6 +5860,16 @@
         </w:rPr>
         <w:t>from cryptography.fernet import Fernet</w:t>
       </w:r>
+      <w:r>
+        <w:rPr>
+          <w:rFonts w:ascii="Times New Roman" w:hAnsi="Times New Roman" w:cs="Times New Roman"/>
+          <w:i/>
+          <w:iCs/>
+          <w:sz w:val="26"/>
+          <w:szCs w:val="26"/>
+        </w:rPr>
+        <w:t>.</w:t>
+      </w:r>
     </w:p>
     <w:p>
       <w:pPr>
@@ -6060,9 +5910,9 @@
           <w:szCs w:val="26"/>
         </w:rPr>
         <w:drawing>
-          <wp:inline distT="0" distB="0" distL="0" distR="0" wp14:anchorId="4176BD4C" wp14:editId="5295F0CB">
-            <wp:extent cx="5365115" cy="2889849"/>
-            <wp:effectExtent l="0" t="0" r="6985" b="6350"/>
+          <wp:inline distT="0" distB="0" distL="0" distR="0" wp14:anchorId="4176BD4C" wp14:editId="440D6AB8">
+            <wp:extent cx="5097780" cy="2734573"/>
+            <wp:effectExtent l="0" t="0" r="7620" b="8890"/>
             <wp:docPr id="424532391" name="Picture 1"/>
             <wp:cNvGraphicFramePr>
               <a:graphicFrameLocks xmlns:a="http://schemas.openxmlformats.org/drawingml/2006/main" noChangeAspect="1"/>
@@ -6083,7 +5933,7 @@
                   <pic:spPr>
                     <a:xfrm>
                       <a:off x="0" y="0"/>
-                      <a:ext cx="5570496" cy="3000475"/>
+                      <a:ext cx="5356759" cy="2873495"/>
                     </a:xfrm>
                     <a:prstGeom prst="rect">
                       <a:avLst/>
@@ -6121,6 +5971,7 @@
           <w:sz w:val="26"/>
           <w:szCs w:val="26"/>
         </w:rPr>
+        <w:lastRenderedPageBreak/>
         <w:t>Cụ thể:</w:t>
       </w:r>
     </w:p>
@@ -6144,7 +5995,6 @@
           <w:sz w:val="26"/>
           <w:szCs w:val="26"/>
         </w:rPr>
-        <w:lastRenderedPageBreak/>
         <w:t xml:space="preserve">Dữ liệu chat được chuyển thành JSON. </w:t>
       </w:r>
     </w:p>
@@ -6296,7 +6146,7 @@
           <w:szCs w:val="26"/>
         </w:rPr>
       </w:pPr>
-      <w:bookmarkStart w:id="8" w:name="_Toc229851572"/>
+      <w:bookmarkStart w:id="8" w:name="_Toc230434740"/>
       <w:r>
         <w:rPr>
           <w:rFonts w:ascii="Times New Roman" w:hAnsi="Times New Roman" w:cs="Times New Roman"/>
@@ -6483,7 +6333,7 @@
     </w:p>
     <w:p>
       <w:pPr>
-        <w:pStyle w:val="Heading1"/>
+        <w:pStyle w:val="Heading2"/>
         <w:rPr>
           <w:rFonts w:ascii="Times New Roman" w:hAnsi="Times New Roman" w:cs="Times New Roman"/>
           <w:b/>
@@ -6491,10 +6341,9 @@
           <w:color w:val="auto"/>
           <w:sz w:val="26"/>
           <w:szCs w:val="26"/>
-          <w:lang w:val="vi-VN"/>
-        </w:rPr>
-      </w:pPr>
-      <w:bookmarkStart w:id="9" w:name="_Toc229851573"/>
+        </w:rPr>
+      </w:pPr>
+      <w:bookmarkStart w:id="9" w:name="_Toc230434741"/>
       <w:r>
         <w:rPr>
           <w:rFonts w:ascii="Times New Roman" w:hAnsi="Times New Roman" w:cs="Times New Roman"/>
@@ -6504,9 +6353,379 @@
           <w:sz w:val="26"/>
           <w:szCs w:val="26"/>
         </w:rPr>
-        <w:t>4. Mô hình hệ thống</w:t>
-      </w:r>
-      <w:r>
+        <w:t>3.6 Kiến trúc hệ thống</w:t>
+      </w:r>
+      <w:bookmarkEnd w:id="9"/>
+    </w:p>
+    <w:p>
+      <w:pPr>
+        <w:spacing w:line="360" w:lineRule="auto"/>
+        <w:ind w:firstLine="567"/>
+        <w:jc w:val="both"/>
+        <w:rPr>
+          <w:rFonts w:ascii="Times New Roman" w:hAnsi="Times New Roman" w:cs="Times New Roman"/>
+          <w:sz w:val="26"/>
+          <w:szCs w:val="26"/>
+        </w:rPr>
+      </w:pPr>
+      <w:r>
+        <w:rPr>
+          <w:rFonts w:ascii="Times New Roman" w:hAnsi="Times New Roman" w:cs="Times New Roman"/>
+          <w:sz w:val="26"/>
+          <w:szCs w:val="26"/>
+        </w:rPr>
+        <w:t>Hệ thống được xây dựng theo kiến trúc Client–Server gồm một Server trung tâm và nhiều Client kết nối thông qua mạng LAN nội bộ. Trong mô hình này, Server đóng vai trò quản lý và điều phối toàn bộ hoạt động trao đổi dữ liệu giữa các Client.</w:t>
+      </w:r>
+    </w:p>
+    <w:p>
+      <w:pPr>
+        <w:spacing w:line="360" w:lineRule="auto"/>
+        <w:ind w:firstLine="567"/>
+        <w:jc w:val="both"/>
+        <w:rPr>
+          <w:rFonts w:ascii="Times New Roman" w:hAnsi="Times New Roman" w:cs="Times New Roman"/>
+          <w:sz w:val="26"/>
+          <w:szCs w:val="26"/>
+        </w:rPr>
+      </w:pPr>
+      <w:r>
+        <w:rPr>
+          <w:rFonts w:ascii="Times New Roman" w:hAnsi="Times New Roman" w:cs="Times New Roman"/>
+          <w:sz w:val="26"/>
+          <w:szCs w:val="26"/>
+        </w:rPr>
+        <w:t>Server chịu trách nhiệm:</w:t>
+      </w:r>
+    </w:p>
+    <w:p>
+      <w:pPr>
+        <w:pStyle w:val="ListParagraph"/>
+        <w:numPr>
+          <w:ilvl w:val="0"/>
+          <w:numId w:val="59"/>
+        </w:numPr>
+        <w:spacing w:line="360" w:lineRule="auto"/>
+        <w:jc w:val="both"/>
+        <w:rPr>
+          <w:rFonts w:ascii="Times New Roman" w:hAnsi="Times New Roman" w:cs="Times New Roman"/>
+          <w:sz w:val="26"/>
+          <w:szCs w:val="26"/>
+        </w:rPr>
+      </w:pPr>
+      <w:r>
+        <w:rPr>
+          <w:rFonts w:ascii="Times New Roman" w:hAnsi="Times New Roman" w:cs="Times New Roman"/>
+          <w:sz w:val="26"/>
+          <w:szCs w:val="26"/>
+        </w:rPr>
+        <w:t xml:space="preserve">Tiếp nhận và quản lý kết nối từ nhiều Client đồng thời </w:t>
+      </w:r>
+    </w:p>
+    <w:p>
+      <w:pPr>
+        <w:pStyle w:val="ListParagraph"/>
+        <w:numPr>
+          <w:ilvl w:val="0"/>
+          <w:numId w:val="59"/>
+        </w:numPr>
+        <w:spacing w:line="360" w:lineRule="auto"/>
+        <w:jc w:val="both"/>
+        <w:rPr>
+          <w:rFonts w:ascii="Times New Roman" w:hAnsi="Times New Roman" w:cs="Times New Roman"/>
+          <w:sz w:val="26"/>
+          <w:szCs w:val="26"/>
+        </w:rPr>
+      </w:pPr>
+      <w:r>
+        <w:rPr>
+          <w:rFonts w:ascii="Times New Roman" w:hAnsi="Times New Roman" w:cs="Times New Roman"/>
+          <w:sz w:val="26"/>
+          <w:szCs w:val="26"/>
+        </w:rPr>
+        <w:t xml:space="preserve">Xử lý dữ liệu nhận được từ các Client </w:t>
+      </w:r>
+    </w:p>
+    <w:p>
+      <w:pPr>
+        <w:pStyle w:val="ListParagraph"/>
+        <w:numPr>
+          <w:ilvl w:val="0"/>
+          <w:numId w:val="59"/>
+        </w:numPr>
+        <w:spacing w:line="360" w:lineRule="auto"/>
+        <w:jc w:val="both"/>
+        <w:rPr>
+          <w:rFonts w:ascii="Times New Roman" w:hAnsi="Times New Roman" w:cs="Times New Roman"/>
+          <w:sz w:val="26"/>
+          <w:szCs w:val="26"/>
+        </w:rPr>
+      </w:pPr>
+      <w:r>
+        <w:rPr>
+          <w:rFonts w:ascii="Times New Roman" w:hAnsi="Times New Roman" w:cs="Times New Roman"/>
+          <w:sz w:val="26"/>
+          <w:szCs w:val="26"/>
+        </w:rPr>
+        <w:t xml:space="preserve">Broadcast tin nhắn đến các Client khác trong hệ thống </w:t>
+      </w:r>
+    </w:p>
+    <w:p>
+      <w:pPr>
+        <w:pStyle w:val="ListParagraph"/>
+        <w:numPr>
+          <w:ilvl w:val="0"/>
+          <w:numId w:val="59"/>
+        </w:numPr>
+        <w:spacing w:line="360" w:lineRule="auto"/>
+        <w:jc w:val="both"/>
+        <w:rPr>
+          <w:rFonts w:ascii="Times New Roman" w:hAnsi="Times New Roman" w:cs="Times New Roman"/>
+          <w:sz w:val="26"/>
+          <w:szCs w:val="26"/>
+        </w:rPr>
+      </w:pPr>
+      <w:r>
+        <w:rPr>
+          <w:rFonts w:ascii="Times New Roman" w:hAnsi="Times New Roman" w:cs="Times New Roman"/>
+          <w:sz w:val="26"/>
+          <w:szCs w:val="26"/>
+        </w:rPr>
+        <w:t xml:space="preserve">Quản lý danh sách người dùng online </w:t>
+      </w:r>
+    </w:p>
+    <w:p>
+      <w:pPr>
+        <w:pStyle w:val="ListParagraph"/>
+        <w:numPr>
+          <w:ilvl w:val="0"/>
+          <w:numId w:val="59"/>
+        </w:numPr>
+        <w:spacing w:line="360" w:lineRule="auto"/>
+        <w:jc w:val="both"/>
+        <w:rPr>
+          <w:rFonts w:ascii="Times New Roman" w:hAnsi="Times New Roman" w:cs="Times New Roman"/>
+          <w:sz w:val="26"/>
+          <w:szCs w:val="26"/>
+        </w:rPr>
+      </w:pPr>
+      <w:r>
+        <w:rPr>
+          <w:rFonts w:ascii="Times New Roman" w:hAnsi="Times New Roman" w:cs="Times New Roman"/>
+          <w:sz w:val="26"/>
+          <w:szCs w:val="26"/>
+        </w:rPr>
+        <w:t xml:space="preserve">Kiểm tra tên đăng nhập và trạng thái kết nối </w:t>
+      </w:r>
+    </w:p>
+    <w:p>
+      <w:pPr>
+        <w:pStyle w:val="ListParagraph"/>
+        <w:numPr>
+          <w:ilvl w:val="0"/>
+          <w:numId w:val="59"/>
+        </w:numPr>
+        <w:spacing w:line="360" w:lineRule="auto"/>
+        <w:jc w:val="both"/>
+        <w:rPr>
+          <w:rFonts w:ascii="Times New Roman" w:hAnsi="Times New Roman" w:cs="Times New Roman"/>
+          <w:sz w:val="26"/>
+          <w:szCs w:val="26"/>
+        </w:rPr>
+      </w:pPr>
+      <w:r>
+        <w:rPr>
+          <w:rFonts w:ascii="Times New Roman" w:hAnsi="Times New Roman" w:cs="Times New Roman"/>
+          <w:sz w:val="26"/>
+          <w:szCs w:val="26"/>
+        </w:rPr>
+        <w:t xml:space="preserve">Xử lý các chức năng như chat riêng tư, typing status và truyền file </w:t>
+      </w:r>
+    </w:p>
+    <w:p>
+      <w:pPr>
+        <w:spacing w:line="360" w:lineRule="auto"/>
+        <w:ind w:firstLine="567"/>
+        <w:jc w:val="both"/>
+        <w:rPr>
+          <w:rFonts w:ascii="Times New Roman" w:hAnsi="Times New Roman" w:cs="Times New Roman"/>
+          <w:sz w:val="26"/>
+          <w:szCs w:val="26"/>
+        </w:rPr>
+      </w:pPr>
+      <w:r>
+        <w:rPr>
+          <w:rFonts w:ascii="Times New Roman" w:hAnsi="Times New Roman" w:cs="Times New Roman"/>
+          <w:sz w:val="26"/>
+          <w:szCs w:val="26"/>
+        </w:rPr>
+        <w:lastRenderedPageBreak/>
+        <w:t>Client đóng vai trò là chương trình phía người dùng với các chức năng:</w:t>
+      </w:r>
+    </w:p>
+    <w:p>
+      <w:pPr>
+        <w:pStyle w:val="ListParagraph"/>
+        <w:numPr>
+          <w:ilvl w:val="0"/>
+          <w:numId w:val="60"/>
+        </w:numPr>
+        <w:spacing w:line="360" w:lineRule="auto"/>
+        <w:jc w:val="both"/>
+        <w:rPr>
+          <w:rFonts w:ascii="Times New Roman" w:hAnsi="Times New Roman" w:cs="Times New Roman"/>
+          <w:sz w:val="26"/>
+          <w:szCs w:val="26"/>
+        </w:rPr>
+      </w:pPr>
+      <w:r>
+        <w:rPr>
+          <w:rFonts w:ascii="Times New Roman" w:hAnsi="Times New Roman" w:cs="Times New Roman"/>
+          <w:sz w:val="26"/>
+          <w:szCs w:val="26"/>
+        </w:rPr>
+        <w:t xml:space="preserve">Hiển thị giao diện chat </w:t>
+      </w:r>
+    </w:p>
+    <w:p>
+      <w:pPr>
+        <w:pStyle w:val="ListParagraph"/>
+        <w:numPr>
+          <w:ilvl w:val="0"/>
+          <w:numId w:val="60"/>
+        </w:numPr>
+        <w:spacing w:line="360" w:lineRule="auto"/>
+        <w:jc w:val="both"/>
+        <w:rPr>
+          <w:rFonts w:ascii="Times New Roman" w:hAnsi="Times New Roman" w:cs="Times New Roman"/>
+          <w:sz w:val="26"/>
+          <w:szCs w:val="26"/>
+        </w:rPr>
+      </w:pPr>
+      <w:r>
+        <w:rPr>
+          <w:rFonts w:ascii="Times New Roman" w:hAnsi="Times New Roman" w:cs="Times New Roman"/>
+          <w:sz w:val="26"/>
+          <w:szCs w:val="26"/>
+        </w:rPr>
+        <w:t xml:space="preserve">Gửi và nhận dữ liệu từ Server </w:t>
+      </w:r>
+    </w:p>
+    <w:p>
+      <w:pPr>
+        <w:pStyle w:val="ListParagraph"/>
+        <w:numPr>
+          <w:ilvl w:val="0"/>
+          <w:numId w:val="60"/>
+        </w:numPr>
+        <w:spacing w:line="360" w:lineRule="auto"/>
+        <w:jc w:val="both"/>
+        <w:rPr>
+          <w:rFonts w:ascii="Times New Roman" w:hAnsi="Times New Roman" w:cs="Times New Roman"/>
+          <w:sz w:val="26"/>
+          <w:szCs w:val="26"/>
+        </w:rPr>
+      </w:pPr>
+      <w:r>
+        <w:rPr>
+          <w:rFonts w:ascii="Times New Roman" w:hAnsi="Times New Roman" w:cs="Times New Roman"/>
+          <w:sz w:val="26"/>
+          <w:szCs w:val="26"/>
+        </w:rPr>
+        <w:t xml:space="preserve">Hiển thị tin nhắn, hình ảnh, file và emoji </w:t>
+      </w:r>
+    </w:p>
+    <w:p>
+      <w:pPr>
+        <w:pStyle w:val="ListParagraph"/>
+        <w:numPr>
+          <w:ilvl w:val="0"/>
+          <w:numId w:val="60"/>
+        </w:numPr>
+        <w:spacing w:line="360" w:lineRule="auto"/>
+        <w:jc w:val="both"/>
+        <w:rPr>
+          <w:rFonts w:ascii="Times New Roman" w:hAnsi="Times New Roman" w:cs="Times New Roman"/>
+          <w:sz w:val="26"/>
+          <w:szCs w:val="26"/>
+        </w:rPr>
+      </w:pPr>
+      <w:r>
+        <w:rPr>
+          <w:rFonts w:ascii="Times New Roman" w:hAnsi="Times New Roman" w:cs="Times New Roman"/>
+          <w:sz w:val="26"/>
+          <w:szCs w:val="26"/>
+        </w:rPr>
+        <w:t xml:space="preserve">Hiển thị danh sách người dùng online </w:t>
+      </w:r>
+    </w:p>
+    <w:p>
+      <w:pPr>
+        <w:pStyle w:val="ListParagraph"/>
+        <w:numPr>
+          <w:ilvl w:val="0"/>
+          <w:numId w:val="60"/>
+        </w:numPr>
+        <w:spacing w:line="360" w:lineRule="auto"/>
+        <w:jc w:val="both"/>
+        <w:rPr>
+          <w:rFonts w:ascii="Times New Roman" w:hAnsi="Times New Roman" w:cs="Times New Roman"/>
+          <w:sz w:val="26"/>
+          <w:szCs w:val="26"/>
+        </w:rPr>
+      </w:pPr>
+      <w:r>
+        <w:rPr>
+          <w:rFonts w:ascii="Times New Roman" w:hAnsi="Times New Roman" w:cs="Times New Roman"/>
+          <w:sz w:val="26"/>
+          <w:szCs w:val="26"/>
+        </w:rPr>
+        <w:t xml:space="preserve">Tương tác với người dùng thông qua giao diện GUI </w:t>
+      </w:r>
+    </w:p>
+    <w:p>
+      <w:pPr>
+        <w:spacing w:line="360" w:lineRule="auto"/>
+        <w:ind w:firstLine="567"/>
+        <w:jc w:val="both"/>
+        <w:rPr>
+          <w:rFonts w:ascii="Times New Roman" w:hAnsi="Times New Roman" w:cs="Times New Roman"/>
+          <w:sz w:val="26"/>
+          <w:szCs w:val="26"/>
+        </w:rPr>
+      </w:pPr>
+      <w:r>
+        <w:rPr>
+          <w:rFonts w:ascii="Times New Roman" w:hAnsi="Times New Roman" w:cs="Times New Roman"/>
+          <w:sz w:val="26"/>
+          <w:szCs w:val="26"/>
+        </w:rPr>
+        <w:t>Trong hệ thống, giao thức TCP được sử dụng cho quá trình truyền dữ liệu chính nhằm đảm bảo độ tin cậy và tính toàn vẹn của dữ liệu. Bên cạnh đó, UDP Broadcast được sử dụng để hỗ trợ chức năng tự động dò tìm Server trong mạng LAN.</w:t>
+      </w:r>
+    </w:p>
+    <w:p>
+      <w:pPr>
+        <w:spacing w:line="360" w:lineRule="auto"/>
+        <w:ind w:firstLine="567"/>
+        <w:jc w:val="both"/>
+        <w:rPr>
+          <w:rFonts w:ascii="Times New Roman" w:hAnsi="Times New Roman" w:cs="Times New Roman"/>
+          <w:sz w:val="26"/>
+          <w:szCs w:val="26"/>
+          <w:lang w:val="vi-VN"/>
+        </w:rPr>
+      </w:pPr>
+      <w:r>
+        <w:rPr>
+          <w:rFonts w:ascii="Times New Roman" w:hAnsi="Times New Roman" w:cs="Times New Roman"/>
+          <w:sz w:val="26"/>
+          <w:szCs w:val="26"/>
+        </w:rPr>
+        <w:t>Dữ liệu truyền giữa Client và Server được đóng gói dưới dạng JSON và mã hóa bằng Fernet Encryption trước khi gửi qua Socket nhằm tăng tính bảo mật cho hệ thống.</w:t>
+      </w:r>
+    </w:p>
+    <w:p>
+      <w:pPr>
+        <w:pStyle w:val="Heading1"/>
         <w:rPr>
           <w:rFonts w:ascii="Times New Roman" w:hAnsi="Times New Roman" w:cs="Times New Roman"/>
           <w:b/>
@@ -6516,13 +6735,9 @@
           <w:szCs w:val="26"/>
           <w:lang w:val="vi-VN"/>
         </w:rPr>
-        <w:t xml:space="preserve"> và cấu trúc chương trình</w:t>
-      </w:r>
-      <w:bookmarkEnd w:id="9"/>
-    </w:p>
-    <w:p>
-      <w:pPr>
-        <w:pStyle w:val="Heading2"/>
+      </w:pPr>
+      <w:bookmarkStart w:id="10" w:name="_Toc230434742"/>
+      <w:r>
         <w:rPr>
           <w:rFonts w:ascii="Times New Roman" w:hAnsi="Times New Roman" w:cs="Times New Roman"/>
           <w:b/>
@@ -6530,10 +6745,9 @@
           <w:color w:val="auto"/>
           <w:sz w:val="26"/>
           <w:szCs w:val="26"/>
-          <w:lang w:val="vi-VN"/>
-        </w:rPr>
-      </w:pPr>
-      <w:bookmarkStart w:id="10" w:name="_Toc229851574"/>
+        </w:rPr>
+        <w:t>4. Mô hình hệ thống</w:t>
+      </w:r>
       <w:r>
         <w:rPr>
           <w:rFonts w:ascii="Times New Roman" w:hAnsi="Times New Roman" w:cs="Times New Roman"/>
@@ -6544,9 +6758,37 @@
           <w:szCs w:val="26"/>
           <w:lang w:val="vi-VN"/>
         </w:rPr>
+        <w:t xml:space="preserve"> và cấu trúc chương trình</w:t>
+      </w:r>
+      <w:bookmarkEnd w:id="10"/>
+    </w:p>
+    <w:p>
+      <w:pPr>
+        <w:pStyle w:val="Heading2"/>
+        <w:rPr>
+          <w:rFonts w:ascii="Times New Roman" w:hAnsi="Times New Roman" w:cs="Times New Roman"/>
+          <w:b/>
+          <w:bCs/>
+          <w:color w:val="auto"/>
+          <w:sz w:val="26"/>
+          <w:szCs w:val="26"/>
+          <w:lang w:val="vi-VN"/>
+        </w:rPr>
+      </w:pPr>
+      <w:bookmarkStart w:id="11" w:name="_Toc230434743"/>
+      <w:r>
+        <w:rPr>
+          <w:rFonts w:ascii="Times New Roman" w:hAnsi="Times New Roman" w:cs="Times New Roman"/>
+          <w:b/>
+          <w:bCs/>
+          <w:color w:val="auto"/>
+          <w:sz w:val="26"/>
+          <w:szCs w:val="26"/>
+          <w:lang w:val="vi-VN"/>
+        </w:rPr>
         <w:t>4.1. Mô hình hệ thống</w:t>
       </w:r>
-      <w:bookmarkEnd w:id="10"/>
+      <w:bookmarkEnd w:id="11"/>
     </w:p>
     <w:p>
       <w:pPr>
@@ -6853,11 +7095,11 @@
       <w:pPr>
         <w:pStyle w:val="P1"/>
       </w:pPr>
-      <w:bookmarkStart w:id="11" w:name="_Toc229851723"/>
+      <w:bookmarkStart w:id="12" w:name="_Toc229851723"/>
       <w:r>
         <w:t>Hình 4.1: Sơ đồ hoạt động của hệ thống chat</w:t>
       </w:r>
-      <w:bookmarkEnd w:id="11"/>
+      <w:bookmarkEnd w:id="12"/>
     </w:p>
     <w:p>
       <w:pPr>
@@ -7101,7 +7343,7 @@
           <w:szCs w:val="26"/>
         </w:rPr>
       </w:pPr>
-      <w:bookmarkStart w:id="12" w:name="_Toc229851575"/>
+      <w:bookmarkStart w:id="13" w:name="_Toc230434744"/>
       <w:r>
         <w:rPr>
           <w:rFonts w:ascii="Times New Roman" w:hAnsi="Times New Roman" w:cs="Times New Roman"/>
@@ -7113,7 +7355,7 @@
         </w:rPr>
         <w:t>4.2 Cấu trúc thư mục chương trình</w:t>
       </w:r>
-      <w:bookmarkEnd w:id="12"/>
+      <w:bookmarkEnd w:id="13"/>
     </w:p>
     <w:p>
       <w:pPr>
@@ -7779,7 +8021,7 @@
           <w:szCs w:val="26"/>
         </w:rPr>
       </w:pPr>
-      <w:bookmarkStart w:id="13" w:name="_Toc229851576"/>
+      <w:bookmarkStart w:id="14" w:name="_Toc230434745"/>
       <w:r>
         <w:rPr>
           <w:rFonts w:ascii="Times New Roman" w:hAnsi="Times New Roman" w:cs="Times New Roman"/>
@@ -7791,7 +8033,7 @@
         </w:rPr>
         <w:t>5. Phân tích chức năng hệ thống</w:t>
       </w:r>
-      <w:bookmarkEnd w:id="13"/>
+      <w:bookmarkEnd w:id="14"/>
     </w:p>
     <w:p>
       <w:pPr>
@@ -7805,7 +8047,7 @@
           <w:szCs w:val="26"/>
         </w:rPr>
       </w:pPr>
-      <w:bookmarkStart w:id="14" w:name="_Toc229851577"/>
+      <w:bookmarkStart w:id="15" w:name="_Toc230434746"/>
       <w:r>
         <w:rPr>
           <w:rFonts w:ascii="Times New Roman" w:hAnsi="Times New Roman" w:cs="Times New Roman"/>
@@ -7817,7 +8059,7 @@
         </w:rPr>
         <w:t>5.1 Chức năng tìm Server tự động</w:t>
       </w:r>
-      <w:bookmarkEnd w:id="14"/>
+      <w:bookmarkEnd w:id="15"/>
     </w:p>
     <w:p>
       <w:pPr>
@@ -7992,7 +8234,7 @@
           <w:szCs w:val="26"/>
         </w:rPr>
       </w:pPr>
-      <w:bookmarkStart w:id="15" w:name="_Toc229851578"/>
+      <w:bookmarkStart w:id="16" w:name="_Toc230434747"/>
       <w:r>
         <w:rPr>
           <w:rFonts w:ascii="Times New Roman" w:hAnsi="Times New Roman" w:cs="Times New Roman"/>
@@ -8004,7 +8246,7 @@
         </w:rPr>
         <w:t>5.2 Chức năng đăng nhập</w:t>
       </w:r>
-      <w:bookmarkEnd w:id="15"/>
+      <w:bookmarkEnd w:id="16"/>
     </w:p>
     <w:p>
       <w:pPr>
@@ -8398,7 +8640,7 @@
           <w:szCs w:val="26"/>
         </w:rPr>
       </w:pPr>
-      <w:bookmarkStart w:id="16" w:name="_Toc229851579"/>
+      <w:bookmarkStart w:id="17" w:name="_Toc230434748"/>
       <w:r>
         <w:rPr>
           <w:rFonts w:ascii="Times New Roman" w:hAnsi="Times New Roman" w:cs="Times New Roman"/>
@@ -8411,7 +8653,7 @@
         <w:lastRenderedPageBreak/>
         <w:t>5.3 Chức năng gửi tin nhắn</w:t>
       </w:r>
-      <w:bookmarkEnd w:id="16"/>
+      <w:bookmarkEnd w:id="17"/>
     </w:p>
     <w:p>
       <w:pPr>
@@ -8677,7 +8919,7 @@
           <w:szCs w:val="26"/>
         </w:rPr>
       </w:pPr>
-      <w:bookmarkStart w:id="17" w:name="_Toc229851580"/>
+      <w:bookmarkStart w:id="18" w:name="_Toc230434749"/>
       <w:r>
         <w:rPr>
           <w:rFonts w:ascii="Times New Roman" w:hAnsi="Times New Roman" w:cs="Times New Roman"/>
@@ -8689,7 +8931,7 @@
         </w:rPr>
         <w:t>5.4 Chức năng gửi hình ảnh</w:t>
       </w:r>
-      <w:bookmarkEnd w:id="17"/>
+      <w:bookmarkEnd w:id="18"/>
     </w:p>
     <w:p>
       <w:pPr>
@@ -8985,7 +9227,7 @@
           <w:szCs w:val="26"/>
         </w:rPr>
       </w:pPr>
-      <w:bookmarkStart w:id="18" w:name="_Toc229851581"/>
+      <w:bookmarkStart w:id="19" w:name="_Toc230434750"/>
       <w:r>
         <w:rPr>
           <w:rFonts w:ascii="Times New Roman" w:hAnsi="Times New Roman" w:cs="Times New Roman"/>
@@ -8996,7 +9238,7 @@
         </w:rPr>
         <w:t>Chức năng gửi file</w:t>
       </w:r>
-      <w:bookmarkEnd w:id="18"/>
+      <w:bookmarkEnd w:id="19"/>
     </w:p>
     <w:p>
       <w:pPr>
@@ -9319,7 +9561,7 @@
           <w:szCs w:val="26"/>
         </w:rPr>
       </w:pPr>
-      <w:bookmarkStart w:id="19" w:name="_Toc229851582"/>
+      <w:bookmarkStart w:id="20" w:name="_Toc230434751"/>
       <w:r>
         <w:rPr>
           <w:rFonts w:ascii="Times New Roman" w:hAnsi="Times New Roman" w:cs="Times New Roman"/>
@@ -9331,7 +9573,7 @@
         </w:rPr>
         <w:t>5.6 Chức năng gửi emoji</w:t>
       </w:r>
-      <w:bookmarkEnd w:id="19"/>
+      <w:bookmarkEnd w:id="20"/>
     </w:p>
     <w:p>
       <w:pPr>
@@ -9506,7 +9748,7 @@
           <w:szCs w:val="26"/>
         </w:rPr>
       </w:pPr>
-      <w:bookmarkStart w:id="20" w:name="_Toc229851583"/>
+      <w:bookmarkStart w:id="21" w:name="_Toc230434752"/>
       <w:r>
         <w:rPr>
           <w:rFonts w:ascii="Times New Roman" w:hAnsi="Times New Roman" w:cs="Times New Roman"/>
@@ -9518,7 +9760,7 @@
         </w:rPr>
         <w:t>5.7 Chức năng hiển thị online</w:t>
       </w:r>
-      <w:bookmarkEnd w:id="20"/>
+      <w:bookmarkEnd w:id="21"/>
     </w:p>
     <w:p>
       <w:pPr>
@@ -9710,7 +9952,7 @@
           <w:szCs w:val="26"/>
         </w:rPr>
       </w:pPr>
-      <w:bookmarkStart w:id="21" w:name="_Toc229851584"/>
+      <w:bookmarkStart w:id="22" w:name="_Toc230434753"/>
       <w:r>
         <w:rPr>
           <w:rFonts w:ascii="Times New Roman" w:hAnsi="Times New Roman" w:cs="Times New Roman"/>
@@ -9722,7 +9964,7 @@
         </w:rPr>
         <w:t>5.8 Chức năng trạng thái đang nhập</w:t>
       </w:r>
-      <w:bookmarkEnd w:id="21"/>
+      <w:bookmarkEnd w:id="22"/>
     </w:p>
     <w:p>
       <w:pPr>
@@ -9880,7 +10122,7 @@
           <w:lang w:val="vi-VN"/>
         </w:rPr>
       </w:pPr>
-      <w:bookmarkStart w:id="22" w:name="_Toc229851585"/>
+      <w:bookmarkStart w:id="23" w:name="_Toc230434754"/>
       <w:r>
         <w:rPr>
           <w:rFonts w:ascii="Times New Roman" w:hAnsi="Times New Roman" w:cs="Times New Roman"/>
@@ -9904,7 +10146,7 @@
         </w:rPr>
         <w:t xml:space="preserve"> của hệ thống</w:t>
       </w:r>
-      <w:bookmarkEnd w:id="22"/>
+      <w:bookmarkEnd w:id="23"/>
     </w:p>
     <w:p>
       <w:pPr>
@@ -9918,7 +10160,7 @@
           <w:szCs w:val="26"/>
         </w:rPr>
       </w:pPr>
-      <w:bookmarkStart w:id="23" w:name="_Toc229851586"/>
+      <w:bookmarkStart w:id="24" w:name="_Toc230434755"/>
       <w:r>
         <w:rPr>
           <w:rFonts w:ascii="Times New Roman" w:hAnsi="Times New Roman" w:cs="Times New Roman"/>
@@ -9930,7 +10172,7 @@
         </w:rPr>
         <w:t>6.1 Giai đoạn tìm kiếm Server trong mạng LAN</w:t>
       </w:r>
-      <w:bookmarkEnd w:id="23"/>
+      <w:bookmarkEnd w:id="24"/>
     </w:p>
     <w:p>
       <w:pPr>
@@ -10127,9 +10369,9 @@
           <w:szCs w:val="26"/>
         </w:rPr>
         <w:drawing>
-          <wp:inline distT="0" distB="0" distL="0" distR="0" wp14:anchorId="2B5E37DB" wp14:editId="7012216D">
-            <wp:extent cx="4864239" cy="2622430"/>
-            <wp:effectExtent l="0" t="0" r="0" b="6985"/>
+          <wp:inline distT="0" distB="0" distL="0" distR="0" wp14:anchorId="2B5E37DB" wp14:editId="550DA60B">
+            <wp:extent cx="4247268" cy="2260121"/>
+            <wp:effectExtent l="0" t="0" r="1270" b="6985"/>
             <wp:docPr id="1491179228" name="Picture 1"/>
             <wp:cNvGraphicFramePr>
               <a:graphicFrameLocks xmlns:a="http://schemas.openxmlformats.org/drawingml/2006/main" noChangeAspect="1"/>
@@ -10150,7 +10392,7 @@
                   <pic:spPr>
                     <a:xfrm>
                       <a:off x="0" y="0"/>
-                      <a:ext cx="5114603" cy="2757408"/>
+                      <a:ext cx="4497719" cy="2393395"/>
                     </a:xfrm>
                     <a:prstGeom prst="rect">
                       <a:avLst/>
@@ -10205,7 +10447,6 @@
           <w:szCs w:val="26"/>
           <w:lang w:val="vi-VN"/>
         </w:rPr>
-        <w:lastRenderedPageBreak/>
         <w:t>T</w:t>
       </w:r>
       <w:r>
@@ -10306,6 +10547,7 @@
           <w:szCs w:val="26"/>
           <w:lang w:val="vi-VN"/>
         </w:rPr>
+        <w:lastRenderedPageBreak/>
         <w:t>T</w:t>
       </w:r>
       <w:r>
@@ -10346,7 +10588,7 @@
           <w:szCs w:val="26"/>
         </w:rPr>
       </w:pPr>
-      <w:bookmarkStart w:id="24" w:name="_Toc229851587"/>
+      <w:bookmarkStart w:id="25" w:name="_Toc230434756"/>
       <w:r>
         <w:rPr>
           <w:rFonts w:ascii="Times New Roman" w:hAnsi="Times New Roman" w:cs="Times New Roman"/>
@@ -10358,7 +10600,7 @@
         </w:rPr>
         <w:t>6.2 Giai đoạn thiết lập kết nối TCP</w:t>
       </w:r>
-      <w:bookmarkEnd w:id="24"/>
+      <w:bookmarkEnd w:id="25"/>
     </w:p>
     <w:p>
       <w:pPr>
@@ -10400,9 +10642,9 @@
           <w:szCs w:val="26"/>
         </w:rPr>
         <w:drawing>
-          <wp:inline distT="0" distB="0" distL="0" distR="0" wp14:anchorId="33AD5A16" wp14:editId="7834B09A">
-            <wp:extent cx="2781248" cy="224287"/>
-            <wp:effectExtent l="0" t="0" r="635" b="4445"/>
+          <wp:inline distT="0" distB="0" distL="0" distR="0" wp14:anchorId="33AD5A16" wp14:editId="7A15D3FE">
+            <wp:extent cx="2779613" cy="284672"/>
+            <wp:effectExtent l="0" t="0" r="1905" b="1270"/>
             <wp:docPr id="1899485657" name="Picture 1"/>
             <wp:cNvGraphicFramePr>
               <a:graphicFrameLocks xmlns:a="http://schemas.openxmlformats.org/drawingml/2006/main" noChangeAspect="1"/>
@@ -10423,7 +10665,7 @@
                   <pic:spPr>
                     <a:xfrm>
                       <a:off x="0" y="0"/>
-                      <a:ext cx="2847046" cy="229593"/>
+                      <a:ext cx="2848967" cy="291775"/>
                     </a:xfrm>
                     <a:prstGeom prst="rect">
                       <a:avLst/>
@@ -10667,7 +10909,7 @@
     <w:p>
       <w:pPr>
         <w:spacing w:line="360" w:lineRule="auto"/>
-        <w:jc w:val="both"/>
+        <w:jc w:val="center"/>
         <w:rPr>
           <w:rFonts w:ascii="Times New Roman" w:hAnsi="Times New Roman" w:cs="Times New Roman"/>
           <w:b/>
@@ -10685,9 +10927,9 @@
           <w:szCs w:val="26"/>
         </w:rPr>
         <w:drawing>
-          <wp:inline distT="0" distB="0" distL="0" distR="0" wp14:anchorId="7276442E" wp14:editId="1F220F9E">
-            <wp:extent cx="5957404" cy="508958"/>
-            <wp:effectExtent l="0" t="0" r="5715" b="5715"/>
+          <wp:inline distT="0" distB="0" distL="0" distR="0" wp14:anchorId="7276442E" wp14:editId="2A334744">
+            <wp:extent cx="5640687" cy="603849"/>
+            <wp:effectExtent l="0" t="0" r="0" b="6350"/>
             <wp:docPr id="96052984" name="Picture 1"/>
             <wp:cNvGraphicFramePr>
               <a:graphicFrameLocks xmlns:a="http://schemas.openxmlformats.org/drawingml/2006/main" noChangeAspect="1"/>
@@ -10708,7 +10950,7 @@
                   <pic:spPr>
                     <a:xfrm>
                       <a:off x="0" y="0"/>
-                      <a:ext cx="6049558" cy="516831"/>
+                      <a:ext cx="5785797" cy="619383"/>
                     </a:xfrm>
                     <a:prstGeom prst="rect">
                       <a:avLst/>
@@ -10733,7 +10975,7 @@
           <w:szCs w:val="26"/>
         </w:rPr>
       </w:pPr>
-      <w:bookmarkStart w:id="25" w:name="_Toc229851588"/>
+      <w:bookmarkStart w:id="26" w:name="_Toc230434757"/>
       <w:r>
         <w:rPr>
           <w:rFonts w:ascii="Times New Roman" w:hAnsi="Times New Roman" w:cs="Times New Roman"/>
@@ -10745,7 +10987,7 @@
         </w:rPr>
         <w:t>6.3 Giai đoạn đăng nhập người dùng</w:t>
       </w:r>
-      <w:bookmarkEnd w:id="25"/>
+      <w:bookmarkEnd w:id="26"/>
     </w:p>
     <w:p>
       <w:pPr>
@@ -10807,9 +11049,9 @@
           <w:szCs w:val="26"/>
         </w:rPr>
         <w:drawing>
-          <wp:inline distT="0" distB="0" distL="0" distR="0" wp14:anchorId="2BCEF760" wp14:editId="5A120454">
-            <wp:extent cx="2833268" cy="595223"/>
-            <wp:effectExtent l="0" t="0" r="5715" b="0"/>
+          <wp:inline distT="0" distB="0" distL="0" distR="0" wp14:anchorId="2BCEF760" wp14:editId="4E9741F0">
+            <wp:extent cx="2832181" cy="759125"/>
+            <wp:effectExtent l="0" t="0" r="6350" b="3175"/>
             <wp:docPr id="1642696318" name="Picture 1"/>
             <wp:cNvGraphicFramePr>
               <a:graphicFrameLocks xmlns:a="http://schemas.openxmlformats.org/drawingml/2006/main" noChangeAspect="1"/>
@@ -10830,7 +11072,7 @@
                   <pic:spPr>
                     <a:xfrm>
                       <a:off x="0" y="0"/>
-                      <a:ext cx="3002951" cy="630871"/>
+                      <a:ext cx="3011411" cy="807165"/>
                     </a:xfrm>
                     <a:prstGeom prst="rect">
                       <a:avLst/>
@@ -11031,7 +11273,6 @@
           <w:sz w:val="26"/>
           <w:szCs w:val="26"/>
         </w:rPr>
-        <w:lastRenderedPageBreak/>
         <w:t>Nếu tên không hợp lệ, Server sẽ gửi phản hồi lỗi như:</w:t>
       </w:r>
     </w:p>
@@ -11055,10 +11296,11 @@
           <w:szCs w:val="26"/>
           <w:lang w:val="vi-VN"/>
         </w:rPr>
+        <w:lastRenderedPageBreak/>
         <w:drawing>
-          <wp:inline distT="0" distB="0" distL="0" distR="0" wp14:anchorId="72CEC073" wp14:editId="32AD8733">
-            <wp:extent cx="5203221" cy="2355012"/>
-            <wp:effectExtent l="0" t="0" r="0" b="7620"/>
+          <wp:inline distT="0" distB="0" distL="0" distR="0" wp14:anchorId="72CEC073" wp14:editId="71BDF841">
+            <wp:extent cx="5202267" cy="2268747"/>
+            <wp:effectExtent l="0" t="0" r="0" b="0"/>
             <wp:docPr id="1553867899" name="Picture 1"/>
             <wp:cNvGraphicFramePr>
               <a:graphicFrameLocks xmlns:a="http://schemas.openxmlformats.org/drawingml/2006/main" noChangeAspect="1"/>
@@ -11079,7 +11321,7 @@
                   <pic:spPr>
                     <a:xfrm>
                       <a:off x="0" y="0"/>
-                      <a:ext cx="5315060" cy="2405631"/>
+                      <a:ext cx="5319495" cy="2319871"/>
                     </a:xfrm>
                     <a:prstGeom prst="rect">
                       <a:avLst/>
@@ -11303,9 +11545,9 @@
           <w:szCs w:val="26"/>
         </w:rPr>
         <w:drawing>
-          <wp:inline distT="0" distB="0" distL="0" distR="0" wp14:anchorId="7D6563DF" wp14:editId="435194C0">
-            <wp:extent cx="6164127" cy="526212"/>
-            <wp:effectExtent l="0" t="0" r="0" b="7620"/>
+          <wp:inline distT="0" distB="0" distL="0" distR="0" wp14:anchorId="7D6563DF" wp14:editId="32B66247">
+            <wp:extent cx="6159068" cy="465827"/>
+            <wp:effectExtent l="0" t="0" r="0" b="0"/>
             <wp:docPr id="1555622729" name="Picture 1"/>
             <wp:cNvGraphicFramePr>
               <a:graphicFrameLocks xmlns:a="http://schemas.openxmlformats.org/drawingml/2006/main" noChangeAspect="1"/>
@@ -11326,7 +11568,7 @@
                   <pic:spPr>
                     <a:xfrm>
                       <a:off x="0" y="0"/>
-                      <a:ext cx="6793858" cy="579970"/>
+                      <a:ext cx="6812403" cy="515240"/>
                     </a:xfrm>
                     <a:prstGeom prst="rect">
                       <a:avLst/>
@@ -11352,7 +11594,7 @@
           <w:lang w:val="vi-VN"/>
         </w:rPr>
       </w:pPr>
-      <w:bookmarkStart w:id="26" w:name="_Toc229851589"/>
+      <w:bookmarkStart w:id="27" w:name="_Toc230434758"/>
       <w:r>
         <w:rPr>
           <w:rFonts w:ascii="Times New Roman" w:hAnsi="Times New Roman" w:cs="Times New Roman"/>
@@ -11399,7 +11641,7 @@
         </w:rPr>
         <w:t>nhắn</w:t>
       </w:r>
-      <w:bookmarkEnd w:id="26"/>
+      <w:bookmarkEnd w:id="27"/>
     </w:p>
     <w:p>
       <w:pPr>
@@ -11442,9 +11684,9 @@
           <w:szCs w:val="26"/>
         </w:rPr>
         <w:drawing>
-          <wp:inline distT="0" distB="0" distL="0" distR="0" wp14:anchorId="15472273" wp14:editId="51D4A71B">
-            <wp:extent cx="2711437" cy="776378"/>
-            <wp:effectExtent l="0" t="0" r="0" b="5080"/>
+          <wp:inline distT="0" distB="0" distL="0" distR="0" wp14:anchorId="15472273" wp14:editId="2ED7FA81">
+            <wp:extent cx="2710012" cy="672860"/>
+            <wp:effectExtent l="0" t="0" r="0" b="0"/>
             <wp:docPr id="940686244" name="Picture 1"/>
             <wp:cNvGraphicFramePr>
               <a:graphicFrameLocks xmlns:a="http://schemas.openxmlformats.org/drawingml/2006/main" noChangeAspect="1"/>
@@ -11465,7 +11707,7 @@
                   <pic:spPr>
                     <a:xfrm>
                       <a:off x="0" y="0"/>
-                      <a:ext cx="2864597" cy="820233"/>
+                      <a:ext cx="2874060" cy="713591"/>
                     </a:xfrm>
                     <a:prstGeom prst="rect">
                       <a:avLst/>
@@ -11683,7 +11925,6 @@
           <w:sz w:val="26"/>
           <w:szCs w:val="26"/>
         </w:rPr>
-        <w:lastRenderedPageBreak/>
         <w:t xml:space="preserve">Server broadcast tới các Client </w:t>
       </w:r>
       <w:r>
@@ -11763,6 +12004,7 @@
           <w:sz w:val="26"/>
           <w:szCs w:val="26"/>
         </w:rPr>
+        <w:lastRenderedPageBreak/>
         <w:t xml:space="preserve">Quy trình truyền </w:t>
       </w:r>
       <w:r>
@@ -12134,7 +12376,7 @@
           <w:szCs w:val="26"/>
         </w:rPr>
       </w:pPr>
-      <w:bookmarkStart w:id="27" w:name="_Toc229851590"/>
+      <w:bookmarkStart w:id="28" w:name="_Toc230434759"/>
       <w:r>
         <w:rPr>
           <w:rFonts w:ascii="Times New Roman" w:hAnsi="Times New Roman" w:cs="Times New Roman"/>
@@ -12146,7 +12388,7 @@
         </w:rPr>
         <w:t>6.5 Giai đoạn gửi và nhận hình ảnh</w:t>
       </w:r>
-      <w:bookmarkEnd w:id="27"/>
+      <w:bookmarkEnd w:id="28"/>
     </w:p>
     <w:p>
       <w:pPr>
@@ -12471,9 +12713,9 @@
           <w:szCs w:val="26"/>
         </w:rPr>
         <w:drawing>
-          <wp:inline distT="0" distB="0" distL="0" distR="0" wp14:anchorId="401C242C" wp14:editId="118DB481">
-            <wp:extent cx="1984075" cy="621030"/>
-            <wp:effectExtent l="0" t="0" r="0" b="7620"/>
+          <wp:inline distT="0" distB="0" distL="0" distR="0" wp14:anchorId="401C242C" wp14:editId="2561B63D">
+            <wp:extent cx="1982295" cy="698740"/>
+            <wp:effectExtent l="0" t="0" r="0" b="6350"/>
             <wp:docPr id="769088924" name="Picture 1"/>
             <wp:cNvGraphicFramePr>
               <a:graphicFrameLocks xmlns:a="http://schemas.openxmlformats.org/drawingml/2006/main" noChangeAspect="1"/>
@@ -12494,7 +12736,7 @@
                   <pic:spPr>
                     <a:xfrm>
                       <a:off x="0" y="0"/>
-                      <a:ext cx="2201055" cy="688946"/>
+                      <a:ext cx="2209534" cy="778840"/>
                     </a:xfrm>
                     <a:prstGeom prst="rect">
                       <a:avLst/>
@@ -12524,7 +12766,6 @@
           <w:sz w:val="26"/>
           <w:szCs w:val="26"/>
         </w:rPr>
-        <w:lastRenderedPageBreak/>
         <w:t>Sau khi nhận dữ liệu:</w:t>
       </w:r>
     </w:p>
@@ -12629,6 +12870,7 @@
           <w:sz w:val="26"/>
           <w:szCs w:val="26"/>
         </w:rPr>
+        <w:lastRenderedPageBreak/>
         <w:t>Code xử lý nén ảnh:</w:t>
       </w:r>
     </w:p>
@@ -12654,9 +12896,9 @@
           <w:szCs w:val="26"/>
         </w:rPr>
         <w:drawing>
-          <wp:inline distT="0" distB="0" distL="0" distR="0" wp14:anchorId="1593DD43" wp14:editId="31FBCD90">
-            <wp:extent cx="2121535" cy="905774"/>
-            <wp:effectExtent l="0" t="0" r="0" b="8890"/>
+          <wp:inline distT="0" distB="0" distL="0" distR="0" wp14:anchorId="1593DD43" wp14:editId="06628698">
+            <wp:extent cx="2120671" cy="957532"/>
+            <wp:effectExtent l="0" t="0" r="0" b="0"/>
             <wp:docPr id="473913990" name="Picture 1"/>
             <wp:cNvGraphicFramePr>
               <a:graphicFrameLocks xmlns:a="http://schemas.openxmlformats.org/drawingml/2006/main" noChangeAspect="1"/>
@@ -12677,7 +12919,7 @@
                   <pic:spPr>
                     <a:xfrm>
                       <a:off x="0" y="0"/>
-                      <a:ext cx="2207080" cy="942297"/>
+                      <a:ext cx="2222465" cy="1003494"/>
                     </a:xfrm>
                     <a:prstGeom prst="rect">
                       <a:avLst/>
@@ -12876,9 +13118,9 @@
           <w:szCs w:val="26"/>
         </w:rPr>
         <w:drawing>
-          <wp:inline distT="0" distB="0" distL="0" distR="0" wp14:anchorId="5250BF7E" wp14:editId="49AC8D21">
-            <wp:extent cx="2846211" cy="198407"/>
-            <wp:effectExtent l="0" t="0" r="0" b="0"/>
+          <wp:inline distT="0" distB="0" distL="0" distR="0" wp14:anchorId="5250BF7E" wp14:editId="412F7D43">
+            <wp:extent cx="2842100" cy="301925"/>
+            <wp:effectExtent l="0" t="0" r="0" b="3175"/>
             <wp:docPr id="1512443325" name="Picture 1"/>
             <wp:cNvGraphicFramePr>
               <a:graphicFrameLocks xmlns:a="http://schemas.openxmlformats.org/drawingml/2006/main" noChangeAspect="1"/>
@@ -12899,7 +13141,7 @@
                   <pic:spPr>
                     <a:xfrm>
                       <a:off x="0" y="0"/>
-                      <a:ext cx="2989455" cy="208392"/>
+                      <a:ext cx="2999750" cy="318673"/>
                     </a:xfrm>
                     <a:prstGeom prst="rect">
                       <a:avLst/>
@@ -12991,9 +13233,9 @@
           <w:lang w:val="vi-VN"/>
         </w:rPr>
         <w:drawing>
-          <wp:inline distT="0" distB="0" distL="0" distR="0" wp14:anchorId="4AEA99D7" wp14:editId="685FBDE1">
-            <wp:extent cx="5962440" cy="577970"/>
-            <wp:effectExtent l="0" t="0" r="635" b="0"/>
+          <wp:inline distT="0" distB="0" distL="0" distR="0" wp14:anchorId="4AEA99D7" wp14:editId="05B1E910">
+            <wp:extent cx="5954209" cy="664234"/>
+            <wp:effectExtent l="0" t="0" r="8890" b="2540"/>
             <wp:docPr id="1634183776" name="Picture 1"/>
             <wp:cNvGraphicFramePr>
               <a:graphicFrameLocks xmlns:a="http://schemas.openxmlformats.org/drawingml/2006/main" noChangeAspect="1"/>
@@ -13014,7 +13256,7 @@
                   <pic:spPr>
                     <a:xfrm>
                       <a:off x="0" y="0"/>
-                      <a:ext cx="6047721" cy="586237"/>
+                      <a:ext cx="6122208" cy="682975"/>
                     </a:xfrm>
                     <a:prstGeom prst="rect">
                       <a:avLst/>
@@ -13210,9 +13452,9 @@
           <w:szCs w:val="26"/>
         </w:rPr>
         <w:drawing>
-          <wp:inline distT="0" distB="0" distL="0" distR="0" wp14:anchorId="27383835" wp14:editId="1D88FE5C">
-            <wp:extent cx="4281370" cy="207034"/>
-            <wp:effectExtent l="0" t="0" r="5080" b="2540"/>
+          <wp:inline distT="0" distB="0" distL="0" distR="0" wp14:anchorId="27383835" wp14:editId="14604995">
+            <wp:extent cx="4278998" cy="250166"/>
+            <wp:effectExtent l="0" t="0" r="0" b="0"/>
             <wp:docPr id="1437014835" name="Picture 1"/>
             <wp:cNvGraphicFramePr>
               <a:graphicFrameLocks xmlns:a="http://schemas.openxmlformats.org/drawingml/2006/main" noChangeAspect="1"/>
@@ -13233,7 +13475,7 @@
                   <pic:spPr>
                     <a:xfrm>
                       <a:off x="0" y="0"/>
-                      <a:ext cx="4690004" cy="226794"/>
+                      <a:ext cx="4720881" cy="276000"/>
                     </a:xfrm>
                     <a:prstGeom prst="rect">
                       <a:avLst/>
@@ -13264,7 +13506,6 @@
           <w:sz w:val="26"/>
           <w:szCs w:val="26"/>
         </w:rPr>
-        <w:lastRenderedPageBreak/>
         <w:t>Ngoài ra, ảnh trong khung chat cũng được căn trái/phải tương tự tin nhắn văn bản:</w:t>
       </w:r>
       <w:r>
@@ -13359,7 +13600,7 @@
           <w:szCs w:val="26"/>
         </w:rPr>
       </w:pPr>
-      <w:bookmarkStart w:id="28" w:name="_Toc229851591"/>
+      <w:bookmarkStart w:id="29" w:name="_Toc230434760"/>
       <w:r>
         <w:rPr>
           <w:rFonts w:ascii="Times New Roman" w:hAnsi="Times New Roman" w:cs="Times New Roman"/>
@@ -13369,9 +13610,10 @@
           <w:sz w:val="26"/>
           <w:szCs w:val="26"/>
         </w:rPr>
+        <w:lastRenderedPageBreak/>
         <w:t>6.6 Giai đoạn gửi và nhận file</w:t>
       </w:r>
-      <w:bookmarkEnd w:id="28"/>
+      <w:bookmarkEnd w:id="29"/>
     </w:p>
     <w:p>
       <w:pPr>
@@ -13655,9 +13897,9 @@
           <w:szCs w:val="26"/>
         </w:rPr>
         <w:drawing>
-          <wp:inline distT="0" distB="0" distL="0" distR="0" wp14:anchorId="2DE3F2B2" wp14:editId="3B8353A9">
-            <wp:extent cx="2431878" cy="396816"/>
-            <wp:effectExtent l="0" t="0" r="0" b="3810"/>
+          <wp:inline distT="0" distB="0" distL="0" distR="0" wp14:anchorId="2DE3F2B2" wp14:editId="2489B9D0">
+            <wp:extent cx="2425932" cy="379562"/>
+            <wp:effectExtent l="0" t="0" r="0" b="1905"/>
             <wp:docPr id="858761673" name="Picture 1"/>
             <wp:cNvGraphicFramePr>
               <a:graphicFrameLocks xmlns:a="http://schemas.openxmlformats.org/drawingml/2006/main" noChangeAspect="1"/>
@@ -13678,7 +13920,7 @@
                   <pic:spPr>
                     <a:xfrm>
                       <a:off x="0" y="0"/>
-                      <a:ext cx="2527216" cy="412373"/>
+                      <a:ext cx="2550884" cy="399112"/>
                     </a:xfrm>
                     <a:prstGeom prst="rect">
                       <a:avLst/>
@@ -13731,9 +13973,9 @@
           <w:szCs w:val="26"/>
         </w:rPr>
         <w:drawing>
-          <wp:inline distT="0" distB="0" distL="0" distR="0" wp14:anchorId="36649224" wp14:editId="2794EC82">
-            <wp:extent cx="1847984" cy="1026543"/>
-            <wp:effectExtent l="0" t="0" r="0" b="2540"/>
+          <wp:inline distT="0" distB="0" distL="0" distR="0" wp14:anchorId="36649224" wp14:editId="785D2011">
+            <wp:extent cx="1847193" cy="957532"/>
+            <wp:effectExtent l="0" t="0" r="1270" b="0"/>
             <wp:docPr id="619866956" name="Picture 1"/>
             <wp:cNvGraphicFramePr>
               <a:graphicFrameLocks xmlns:a="http://schemas.openxmlformats.org/drawingml/2006/main" noChangeAspect="1"/>
@@ -13754,7 +13996,7 @@
                   <pic:spPr>
                     <a:xfrm>
                       <a:off x="0" y="0"/>
-                      <a:ext cx="1933491" cy="1074042"/>
+                      <a:ext cx="1938485" cy="1004855"/>
                     </a:xfrm>
                     <a:prstGeom prst="rect">
                       <a:avLst/>
@@ -13983,7 +14225,6 @@
           <w:sz w:val="26"/>
           <w:szCs w:val="26"/>
         </w:rPr>
-        <w:lastRenderedPageBreak/>
         <w:drawing>
           <wp:inline distT="0" distB="0" distL="0" distR="0" wp14:anchorId="04F3DD05" wp14:editId="790B2979">
             <wp:extent cx="2696162" cy="1190445"/>
@@ -14038,6 +14279,7 @@
           <w:sz w:val="26"/>
           <w:szCs w:val="26"/>
         </w:rPr>
+        <w:lastRenderedPageBreak/>
         <w:t>Quy trình gửi file:</w:t>
       </w:r>
     </w:p>
@@ -14065,9 +14307,9 @@
           <w:lang w:val="vi-VN"/>
         </w:rPr>
         <w:drawing>
-          <wp:inline distT="0" distB="0" distL="0" distR="0" wp14:anchorId="2C13B914" wp14:editId="1E16BF5F">
-            <wp:extent cx="5959879" cy="819509"/>
-            <wp:effectExtent l="0" t="0" r="3175" b="0"/>
+          <wp:inline distT="0" distB="0" distL="0" distR="0" wp14:anchorId="2C13B914" wp14:editId="5E62DC19">
+            <wp:extent cx="5957269" cy="698740"/>
+            <wp:effectExtent l="0" t="0" r="5715" b="6350"/>
             <wp:docPr id="1841047788" name="Picture 1"/>
             <wp:cNvGraphicFramePr>
               <a:graphicFrameLocks xmlns:a="http://schemas.openxmlformats.org/drawingml/2006/main" noChangeAspect="1"/>
@@ -14088,7 +14330,7 @@
                   <pic:spPr>
                     <a:xfrm>
                       <a:off x="0" y="0"/>
-                      <a:ext cx="6093788" cy="837922"/>
+                      <a:ext cx="6104917" cy="716058"/>
                     </a:xfrm>
                     <a:prstGeom prst="rect">
                       <a:avLst/>
@@ -14113,7 +14355,7 @@
           <w:szCs w:val="26"/>
         </w:rPr>
       </w:pPr>
-      <w:bookmarkStart w:id="29" w:name="_Toc229851592"/>
+      <w:bookmarkStart w:id="30" w:name="_Toc230434761"/>
       <w:r>
         <w:rPr>
           <w:rFonts w:ascii="Times New Roman" w:hAnsi="Times New Roman" w:cs="Times New Roman"/>
@@ -14125,7 +14367,7 @@
         </w:rPr>
         <w:t>6.7 Giai đoạn gửi và nhận emoji</w:t>
       </w:r>
-      <w:bookmarkEnd w:id="29"/>
+      <w:bookmarkEnd w:id="30"/>
     </w:p>
     <w:p>
       <w:pPr>
@@ -14185,9 +14427,9 @@
           <w:szCs w:val="26"/>
         </w:rPr>
         <w:drawing>
-          <wp:inline distT="0" distB="0" distL="0" distR="0" wp14:anchorId="46BA66BA" wp14:editId="6EA8120A">
-            <wp:extent cx="1945605" cy="793630"/>
-            <wp:effectExtent l="0" t="0" r="0" b="6985"/>
+          <wp:inline distT="0" distB="0" distL="0" distR="0" wp14:anchorId="46BA66BA" wp14:editId="31BA6B52">
+            <wp:extent cx="1944344" cy="715992"/>
+            <wp:effectExtent l="0" t="0" r="0" b="8255"/>
             <wp:docPr id="1743481443" name="Picture 1"/>
             <wp:cNvGraphicFramePr>
               <a:graphicFrameLocks xmlns:a="http://schemas.openxmlformats.org/drawingml/2006/main" noChangeAspect="1"/>
@@ -14208,7 +14450,7 @@
                   <pic:spPr>
                     <a:xfrm>
                       <a:off x="0" y="0"/>
-                      <a:ext cx="2007919" cy="819048"/>
+                      <a:ext cx="2013514" cy="741463"/>
                     </a:xfrm>
                     <a:prstGeom prst="rect">
                       <a:avLst/>
@@ -14457,7 +14699,6 @@
           <w:sz w:val="26"/>
           <w:szCs w:val="26"/>
         </w:rPr>
-        <w:lastRenderedPageBreak/>
         <w:t xml:space="preserve">Các Client được đồng bộ dữ liệu theo thời gian </w:t>
       </w:r>
       <w:r>
@@ -14619,7 +14860,7 @@
           <w:lang w:val="vi-VN"/>
         </w:rPr>
       </w:pPr>
-      <w:bookmarkStart w:id="30" w:name="_Toc229851593"/>
+      <w:bookmarkStart w:id="31" w:name="_Toc230434762"/>
       <w:r>
         <w:rPr>
           <w:rFonts w:ascii="Times New Roman" w:hAnsi="Times New Roman" w:cs="Times New Roman"/>
@@ -14629,6 +14870,7 @@
           <w:sz w:val="26"/>
           <w:szCs w:val="26"/>
         </w:rPr>
+        <w:lastRenderedPageBreak/>
         <w:t xml:space="preserve">7. </w:t>
       </w:r>
       <w:r>
@@ -14654,7 +14896,7 @@
         </w:rPr>
         <w:t xml:space="preserve"> quả thực nghiệm và giao diện demo</w:t>
       </w:r>
-      <w:bookmarkEnd w:id="30"/>
+      <w:bookmarkEnd w:id="31"/>
     </w:p>
     <w:p>
       <w:pPr>
@@ -14668,7 +14910,7 @@
           <w:szCs w:val="26"/>
         </w:rPr>
       </w:pPr>
-      <w:bookmarkStart w:id="31" w:name="_Toc229851594"/>
+      <w:bookmarkStart w:id="32" w:name="_Toc230434763"/>
       <w:r>
         <w:rPr>
           <w:rFonts w:ascii="Times New Roman" w:hAnsi="Times New Roman" w:cs="Times New Roman"/>
@@ -14680,7 +14922,7 @@
         </w:rPr>
         <w:t>7.1 Môi trường thực hiện</w:t>
       </w:r>
-      <w:bookmarkEnd w:id="31"/>
+      <w:bookmarkEnd w:id="32"/>
     </w:p>
     <w:p>
       <w:pPr>
@@ -14980,7 +15222,7 @@
           <w:szCs w:val="26"/>
         </w:rPr>
       </w:pPr>
-      <w:bookmarkStart w:id="32" w:name="_Toc229851595"/>
+      <w:bookmarkStart w:id="33" w:name="_Toc230434764"/>
       <w:r>
         <w:rPr>
           <w:rFonts w:ascii="Times New Roman" w:hAnsi="Times New Roman" w:cs="Times New Roman"/>
@@ -14992,7 +15234,7 @@
         </w:rPr>
         <w:t>7.2 Kết quả giao diện Server</w:t>
       </w:r>
-      <w:bookmarkEnd w:id="32"/>
+      <w:bookmarkEnd w:id="33"/>
     </w:p>
     <w:p>
       <w:pPr>
@@ -15236,11 +15478,10 @@
           <w:sz w:val="26"/>
           <w:szCs w:val="26"/>
         </w:rPr>
-        <w:lastRenderedPageBreak/>
         <w:drawing>
-          <wp:inline distT="0" distB="0" distL="0" distR="0" wp14:anchorId="04C08D5B" wp14:editId="357C79BC">
-            <wp:extent cx="5184140" cy="2941607"/>
-            <wp:effectExtent l="0" t="0" r="0" b="0"/>
+          <wp:inline distT="0" distB="0" distL="0" distR="0" wp14:anchorId="04C08D5B" wp14:editId="25D5633C">
+            <wp:extent cx="5046453" cy="2519499"/>
+            <wp:effectExtent l="0" t="0" r="1905" b="0"/>
             <wp:docPr id="68222474" name="Picture 1"/>
             <wp:cNvGraphicFramePr>
               <a:graphicFrameLocks xmlns:a="http://schemas.openxmlformats.org/drawingml/2006/main" noChangeAspect="1"/>
@@ -15262,7 +15503,7 @@
                   <pic:spPr bwMode="auto">
                     <a:xfrm>
                       <a:off x="0" y="0"/>
-                      <a:ext cx="5212946" cy="2957952"/>
+                      <a:ext cx="5105885" cy="2549171"/>
                     </a:xfrm>
                     <a:prstGeom prst="rect">
                       <a:avLst/>
@@ -15287,11 +15528,11 @@
       <w:pPr>
         <w:pStyle w:val="P1"/>
       </w:pPr>
-      <w:bookmarkStart w:id="33" w:name="_Toc229851724"/>
+      <w:bookmarkStart w:id="34" w:name="_Toc229851724"/>
       <w:r>
         <w:t>Hình 7.1. Giao diện Server khi hệ thống hoạt động</w:t>
       </w:r>
-      <w:bookmarkEnd w:id="33"/>
+      <w:bookmarkEnd w:id="34"/>
     </w:p>
     <w:p>
       <w:pPr>
@@ -15317,10 +15558,11 @@
           <w:szCs w:val="26"/>
           <w:lang w:val="vi-VN"/>
         </w:rPr>
+        <w:lastRenderedPageBreak/>
         <w:drawing>
-          <wp:inline distT="0" distB="0" distL="0" distR="0" wp14:anchorId="5F6F116B" wp14:editId="016B26BE">
-            <wp:extent cx="5397374" cy="3001992"/>
-            <wp:effectExtent l="0" t="0" r="0" b="8255"/>
+          <wp:inline distT="0" distB="0" distL="0" distR="0" wp14:anchorId="5F6F116B" wp14:editId="74CCAE85">
+            <wp:extent cx="5059557" cy="2958861"/>
+            <wp:effectExtent l="0" t="0" r="8255" b="0"/>
             <wp:docPr id="1876899944" name="Picture 1"/>
             <wp:cNvGraphicFramePr>
               <a:graphicFrameLocks xmlns:a="http://schemas.openxmlformats.org/drawingml/2006/main" noChangeAspect="1"/>
@@ -15342,7 +15584,7 @@
                   <pic:spPr bwMode="auto">
                     <a:xfrm>
                       <a:off x="0" y="0"/>
-                      <a:ext cx="5443333" cy="3027554"/>
+                      <a:ext cx="5159992" cy="3017596"/>
                     </a:xfrm>
                     <a:prstGeom prst="rect">
                       <a:avLst/>
@@ -15367,11 +15609,11 @@
       <w:pPr>
         <w:pStyle w:val="P1"/>
       </w:pPr>
-      <w:bookmarkStart w:id="34" w:name="_Toc229851725"/>
+      <w:bookmarkStart w:id="35" w:name="_Toc229851725"/>
       <w:r>
         <w:t>Hình 7.2: Giao diện Server khi có các Client hoạt động</w:t>
       </w:r>
-      <w:bookmarkEnd w:id="34"/>
+      <w:bookmarkEnd w:id="35"/>
     </w:p>
     <w:p>
       <w:pPr>
@@ -15385,7 +15627,7 @@
           <w:szCs w:val="26"/>
         </w:rPr>
       </w:pPr>
-      <w:bookmarkStart w:id="35" w:name="_Toc229851596"/>
+      <w:bookmarkStart w:id="36" w:name="_Toc230434765"/>
       <w:r>
         <w:rPr>
           <w:rFonts w:ascii="Times New Roman" w:hAnsi="Times New Roman" w:cs="Times New Roman"/>
@@ -15397,7 +15639,7 @@
         </w:rPr>
         <w:t>7.3 Kết quả giao diện Client</w:t>
       </w:r>
-      <w:bookmarkEnd w:id="35"/>
+      <w:bookmarkEnd w:id="36"/>
     </w:p>
     <w:p>
       <w:pPr>
@@ -15455,6 +15697,39 @@
           <w:rFonts w:ascii="Times New Roman" w:hAnsi="Times New Roman" w:cs="Times New Roman"/>
           <w:sz w:val="26"/>
           <w:szCs w:val="26"/>
+        </w:rPr>
+        <w:t xml:space="preserve">, </w:t>
+      </w:r>
+      <w:r>
+        <w:rPr>
+          <w:rFonts w:ascii="Times New Roman" w:hAnsi="Times New Roman" w:cs="Times New Roman"/>
+          <w:sz w:val="26"/>
+          <w:szCs w:val="26"/>
+          <w:lang w:val="vi-VN"/>
+        </w:rPr>
+        <w:t>ô</w:t>
+      </w:r>
+      <w:r>
+        <w:rPr>
+          <w:rFonts w:ascii="Times New Roman" w:hAnsi="Times New Roman" w:cs="Times New Roman"/>
+          <w:sz w:val="26"/>
+          <w:szCs w:val="26"/>
+        </w:rPr>
+        <w:t xml:space="preserve"> nhập nội </w:t>
+      </w:r>
+      <w:r>
+        <w:rPr>
+          <w:rFonts w:ascii="Times New Roman" w:hAnsi="Times New Roman" w:cs="Times New Roman"/>
+          <w:sz w:val="26"/>
+          <w:szCs w:val="26"/>
+        </w:rPr>
+        <w:t>dung</w:t>
+      </w:r>
+      <w:r>
+        <w:rPr>
+          <w:rFonts w:ascii="Times New Roman" w:hAnsi="Times New Roman" w:cs="Times New Roman"/>
+          <w:sz w:val="26"/>
+          <w:szCs w:val="26"/>
           <w:lang w:val="vi-VN"/>
         </w:rPr>
         <w:t>.</w:t>
@@ -15481,15 +15756,74 @@
           <w:sz w:val="26"/>
           <w:szCs w:val="26"/>
         </w:rPr>
-        <w:t xml:space="preserve">Ô nhập nội </w:t>
-      </w:r>
-      <w:r>
-        <w:rPr>
-          <w:rFonts w:ascii="Times New Roman" w:hAnsi="Times New Roman" w:cs="Times New Roman"/>
-          <w:sz w:val="26"/>
-          <w:szCs w:val="26"/>
-        </w:rPr>
-        <w:t>dung</w:t>
+        <w:t xml:space="preserve">Nút </w:t>
+      </w:r>
+      <w:r>
+        <w:rPr>
+          <w:rFonts w:ascii="Times New Roman" w:hAnsi="Times New Roman" w:cs="Times New Roman"/>
+          <w:sz w:val="26"/>
+          <w:szCs w:val="26"/>
+        </w:rPr>
+        <w:t>gửi</w:t>
+      </w:r>
+      <w:r>
+        <w:rPr>
+          <w:rFonts w:ascii="Times New Roman" w:hAnsi="Times New Roman" w:cs="Times New Roman"/>
+          <w:sz w:val="26"/>
+          <w:szCs w:val="26"/>
+          <w:lang w:val="vi-VN"/>
+        </w:rPr>
+        <w:t xml:space="preserve"> tin </w:t>
+      </w:r>
+      <w:r>
+        <w:rPr>
+          <w:rFonts w:ascii="Times New Roman" w:hAnsi="Times New Roman" w:cs="Times New Roman"/>
+          <w:sz w:val="26"/>
+          <w:szCs w:val="26"/>
+          <w:lang w:val="vi-VN"/>
+        </w:rPr>
+        <w:t xml:space="preserve">nhắn, </w:t>
+      </w:r>
+      <w:r>
+        <w:rPr>
+          <w:rFonts w:ascii="Times New Roman" w:hAnsi="Times New Roman" w:cs="Times New Roman"/>
+          <w:sz w:val="26"/>
+          <w:szCs w:val="26"/>
+        </w:rPr>
+        <w:t xml:space="preserve">gửi </w:t>
+      </w:r>
+      <w:r>
+        <w:rPr>
+          <w:rFonts w:ascii="Times New Roman" w:hAnsi="Times New Roman" w:cs="Times New Roman"/>
+          <w:sz w:val="26"/>
+          <w:szCs w:val="26"/>
+        </w:rPr>
+        <w:t>ảnh</w:t>
+      </w:r>
+      <w:r>
+        <w:rPr>
+          <w:rFonts w:ascii="Times New Roman" w:hAnsi="Times New Roman" w:cs="Times New Roman"/>
+          <w:sz w:val="26"/>
+          <w:szCs w:val="26"/>
+          <w:lang w:val="vi-VN"/>
+        </w:rPr>
+        <w:t xml:space="preserve">, </w:t>
+      </w:r>
+      <w:r>
+        <w:rPr>
+          <w:rFonts w:ascii="Times New Roman" w:hAnsi="Times New Roman" w:cs="Times New Roman"/>
+          <w:sz w:val="26"/>
+          <w:szCs w:val="26"/>
+        </w:rPr>
+        <w:t xml:space="preserve">gửi </w:t>
+      </w:r>
+      <w:r>
+        <w:rPr>
+          <w:rFonts w:ascii="Times New Roman" w:hAnsi="Times New Roman" w:cs="Times New Roman"/>
+          <w:sz w:val="26"/>
+          <w:szCs w:val="26"/>
+        </w:rPr>
+        <w:t>file</w:t>
       </w:r>
       <w:r>
         <w:rPr>
@@ -15529,17 +15863,26 @@
           <w:rFonts w:ascii="Times New Roman" w:hAnsi="Times New Roman" w:cs="Times New Roman"/>
           <w:sz w:val="26"/>
           <w:szCs w:val="26"/>
-        </w:rPr>
-        <w:t>gửi</w:t>
-      </w:r>
-      <w:r>
-        <w:rPr>
-          <w:rFonts w:ascii="Times New Roman" w:hAnsi="Times New Roman" w:cs="Times New Roman"/>
-          <w:sz w:val="26"/>
-          <w:szCs w:val="26"/>
-          <w:lang w:val="vi-VN"/>
-        </w:rPr>
-        <w:t xml:space="preserve"> tin nhắn.</w:t>
+          <w:lang w:val="vi-VN"/>
+        </w:rPr>
+        <w:t xml:space="preserve"> chọn và gửi </w:t>
+      </w:r>
+      <w:r>
+        <w:rPr>
+          <w:rFonts w:ascii="Times New Roman" w:hAnsi="Times New Roman" w:cs="Times New Roman"/>
+          <w:sz w:val="26"/>
+          <w:szCs w:val="26"/>
+        </w:rPr>
+        <w:t>emoji</w:t>
+      </w:r>
+      <w:r>
+        <w:rPr>
+          <w:rFonts w:ascii="Times New Roman" w:hAnsi="Times New Roman" w:cs="Times New Roman"/>
+          <w:sz w:val="26"/>
+          <w:szCs w:val="26"/>
+          <w:lang w:val="vi-VN"/>
+        </w:rPr>
+        <w:t>.</w:t>
       </w:r>
     </w:p>
     <w:p>
@@ -15563,15 +15906,15 @@
           <w:sz w:val="26"/>
           <w:szCs w:val="26"/>
         </w:rPr>
-        <w:t xml:space="preserve">Nút gửi </w:t>
-      </w:r>
-      <w:r>
-        <w:rPr>
-          <w:rFonts w:ascii="Times New Roman" w:hAnsi="Times New Roman" w:cs="Times New Roman"/>
-          <w:sz w:val="26"/>
-          <w:szCs w:val="26"/>
-        </w:rPr>
-        <w:t>ảnh</w:t>
+        <w:t xml:space="preserve">Danh sách </w:t>
+      </w:r>
+      <w:r>
+        <w:rPr>
+          <w:rFonts w:ascii="Times New Roman" w:hAnsi="Times New Roman" w:cs="Times New Roman"/>
+          <w:sz w:val="26"/>
+          <w:szCs w:val="26"/>
+        </w:rPr>
+        <w:t>online</w:t>
       </w:r>
       <w:r>
         <w:rPr>
@@ -15604,16 +15947,15 @@
           <w:sz w:val="26"/>
           <w:szCs w:val="26"/>
         </w:rPr>
-        <w:lastRenderedPageBreak/>
-        <w:t xml:space="preserve">Nút gửi </w:t>
-      </w:r>
-      <w:r>
-        <w:rPr>
-          <w:rFonts w:ascii="Times New Roman" w:hAnsi="Times New Roman" w:cs="Times New Roman"/>
-          <w:sz w:val="26"/>
-          <w:szCs w:val="26"/>
-        </w:rPr>
-        <w:t>file</w:t>
+        <w:t xml:space="preserve">Trạng thái đang </w:t>
+      </w:r>
+      <w:r>
+        <w:rPr>
+          <w:rFonts w:ascii="Times New Roman" w:hAnsi="Times New Roman" w:cs="Times New Roman"/>
+          <w:sz w:val="26"/>
+          <w:szCs w:val="26"/>
+        </w:rPr>
+        <w:t>nhập</w:t>
       </w:r>
       <w:r>
         <w:rPr>
@@ -15627,138 +15969,6 @@
     </w:p>
     <w:p>
       <w:pPr>
-        <w:pStyle w:val="ListParagraph"/>
-        <w:numPr>
-          <w:ilvl w:val="0"/>
-          <w:numId w:val="42"/>
-        </w:numPr>
-        <w:spacing w:line="360" w:lineRule="auto"/>
-        <w:jc w:val="both"/>
-        <w:rPr>
-          <w:rFonts w:ascii="Times New Roman" w:hAnsi="Times New Roman" w:cs="Times New Roman"/>
-          <w:sz w:val="26"/>
-          <w:szCs w:val="26"/>
-        </w:rPr>
-      </w:pPr>
-      <w:r>
-        <w:rPr>
-          <w:rFonts w:ascii="Times New Roman" w:hAnsi="Times New Roman" w:cs="Times New Roman"/>
-          <w:sz w:val="26"/>
-          <w:szCs w:val="26"/>
-        </w:rPr>
-        <w:t xml:space="preserve">Nút </w:t>
-      </w:r>
-      <w:r>
-        <w:rPr>
-          <w:rFonts w:ascii="Times New Roman" w:hAnsi="Times New Roman" w:cs="Times New Roman"/>
-          <w:sz w:val="26"/>
-          <w:szCs w:val="26"/>
-          <w:lang w:val="vi-VN"/>
-        </w:rPr>
-        <w:t xml:space="preserve"> chọn và gửi </w:t>
-      </w:r>
-      <w:r>
-        <w:rPr>
-          <w:rFonts w:ascii="Times New Roman" w:hAnsi="Times New Roman" w:cs="Times New Roman"/>
-          <w:sz w:val="26"/>
-          <w:szCs w:val="26"/>
-        </w:rPr>
-        <w:t>emoji</w:t>
-      </w:r>
-      <w:r>
-        <w:rPr>
-          <w:rFonts w:ascii="Times New Roman" w:hAnsi="Times New Roman" w:cs="Times New Roman"/>
-          <w:sz w:val="26"/>
-          <w:szCs w:val="26"/>
-          <w:lang w:val="vi-VN"/>
-        </w:rPr>
-        <w:t>.</w:t>
-      </w:r>
-    </w:p>
-    <w:p>
-      <w:pPr>
-        <w:pStyle w:val="ListParagraph"/>
-        <w:numPr>
-          <w:ilvl w:val="0"/>
-          <w:numId w:val="42"/>
-        </w:numPr>
-        <w:spacing w:line="360" w:lineRule="auto"/>
-        <w:jc w:val="both"/>
-        <w:rPr>
-          <w:rFonts w:ascii="Times New Roman" w:hAnsi="Times New Roman" w:cs="Times New Roman"/>
-          <w:sz w:val="26"/>
-          <w:szCs w:val="26"/>
-        </w:rPr>
-      </w:pPr>
-      <w:r>
-        <w:rPr>
-          <w:rFonts w:ascii="Times New Roman" w:hAnsi="Times New Roman" w:cs="Times New Roman"/>
-          <w:sz w:val="26"/>
-          <w:szCs w:val="26"/>
-        </w:rPr>
-        <w:t xml:space="preserve">Danh sách </w:t>
-      </w:r>
-      <w:r>
-        <w:rPr>
-          <w:rFonts w:ascii="Times New Roman" w:hAnsi="Times New Roman" w:cs="Times New Roman"/>
-          <w:sz w:val="26"/>
-          <w:szCs w:val="26"/>
-        </w:rPr>
-        <w:t>online</w:t>
-      </w:r>
-      <w:r>
-        <w:rPr>
-          <w:rFonts w:ascii="Times New Roman" w:hAnsi="Times New Roman" w:cs="Times New Roman"/>
-          <w:sz w:val="26"/>
-          <w:szCs w:val="26"/>
-          <w:lang w:val="vi-VN"/>
-        </w:rPr>
-        <w:t>.</w:t>
-      </w:r>
-    </w:p>
-    <w:p>
-      <w:pPr>
-        <w:pStyle w:val="ListParagraph"/>
-        <w:numPr>
-          <w:ilvl w:val="0"/>
-          <w:numId w:val="42"/>
-        </w:numPr>
-        <w:spacing w:line="360" w:lineRule="auto"/>
-        <w:jc w:val="both"/>
-        <w:rPr>
-          <w:rFonts w:ascii="Times New Roman" w:hAnsi="Times New Roman" w:cs="Times New Roman"/>
-          <w:sz w:val="26"/>
-          <w:szCs w:val="26"/>
-        </w:rPr>
-      </w:pPr>
-      <w:r>
-        <w:rPr>
-          <w:rFonts w:ascii="Times New Roman" w:hAnsi="Times New Roman" w:cs="Times New Roman"/>
-          <w:sz w:val="26"/>
-          <w:szCs w:val="26"/>
-        </w:rPr>
-        <w:t xml:space="preserve">Trạng thái đang </w:t>
-      </w:r>
-      <w:r>
-        <w:rPr>
-          <w:rFonts w:ascii="Times New Roman" w:hAnsi="Times New Roman" w:cs="Times New Roman"/>
-          <w:sz w:val="26"/>
-          <w:szCs w:val="26"/>
-        </w:rPr>
-        <w:t>nhập</w:t>
-      </w:r>
-      <w:r>
-        <w:rPr>
-          <w:rFonts w:ascii="Times New Roman" w:hAnsi="Times New Roman" w:cs="Times New Roman"/>
-          <w:sz w:val="26"/>
-          <w:szCs w:val="26"/>
-          <w:lang w:val="vi-VN"/>
-        </w:rPr>
-        <w:t>.</w:t>
-      </w:r>
-    </w:p>
-    <w:p>
-      <w:pPr>
         <w:spacing w:line="360" w:lineRule="auto"/>
         <w:jc w:val="center"/>
         <w:rPr>
@@ -15775,9 +15985,9 @@
           <w:szCs w:val="26"/>
         </w:rPr>
         <w:drawing>
-          <wp:inline distT="0" distB="0" distL="0" distR="0" wp14:anchorId="793FAEA2" wp14:editId="6D0199EB">
-            <wp:extent cx="4754031" cy="2570672"/>
-            <wp:effectExtent l="0" t="0" r="8890" b="1270"/>
+          <wp:inline distT="0" distB="0" distL="0" distR="0" wp14:anchorId="793FAEA2" wp14:editId="1E862C5C">
+            <wp:extent cx="5105000" cy="2760453"/>
+            <wp:effectExtent l="0" t="0" r="635" b="1905"/>
             <wp:docPr id="216314076" name="Picture 1"/>
             <wp:cNvGraphicFramePr>
               <a:graphicFrameLocks xmlns:a="http://schemas.openxmlformats.org/drawingml/2006/main" noChangeAspect="1"/>
@@ -15799,7 +16009,7 @@
                   <pic:spPr bwMode="auto">
                     <a:xfrm>
                       <a:off x="0" y="0"/>
-                      <a:ext cx="4800601" cy="2595854"/>
+                      <a:ext cx="5206280" cy="2815218"/>
                     </a:xfrm>
                     <a:prstGeom prst="rect">
                       <a:avLst/>
@@ -15824,7 +16034,7 @@
       <w:pPr>
         <w:pStyle w:val="P1"/>
       </w:pPr>
-      <w:bookmarkStart w:id="36" w:name="_Toc229851726"/>
+      <w:bookmarkStart w:id="37" w:name="_Toc229851726"/>
       <w:r>
         <w:t>Hình 7.</w:t>
       </w:r>
@@ -15834,7 +16044,7 @@
       <w:r>
         <w:t>. Giao diện chính của Client</w:t>
       </w:r>
-      <w:bookmarkEnd w:id="36"/>
+      <w:bookmarkEnd w:id="37"/>
     </w:p>
     <w:p>
       <w:pPr>
@@ -15848,7 +16058,7 @@
           <w:szCs w:val="26"/>
         </w:rPr>
       </w:pPr>
-      <w:bookmarkStart w:id="37" w:name="_Toc229851597"/>
+      <w:bookmarkStart w:id="38" w:name="_Toc230434766"/>
       <w:r>
         <w:rPr>
           <w:rFonts w:ascii="Times New Roman" w:hAnsi="Times New Roman" w:cs="Times New Roman"/>
@@ -15858,9 +16068,10 @@
           <w:sz w:val="26"/>
           <w:szCs w:val="26"/>
         </w:rPr>
+        <w:lastRenderedPageBreak/>
         <w:t>7.4 Kết quả tự động tìm Server</w:t>
       </w:r>
-      <w:bookmarkEnd w:id="37"/>
+      <w:bookmarkEnd w:id="38"/>
     </w:p>
     <w:p>
       <w:pPr>
@@ -15932,22 +16143,15 @@
         </w:rPr>
         <w:t>.</w:t>
       </w:r>
-    </w:p>
-    <w:p>
-      <w:pPr>
-        <w:pStyle w:val="ListParagraph"/>
-        <w:numPr>
-          <w:ilvl w:val="0"/>
-          <w:numId w:val="47"/>
-        </w:numPr>
-        <w:spacing w:line="360" w:lineRule="auto"/>
-        <w:jc w:val="both"/>
-        <w:rPr>
-          <w:rFonts w:ascii="Times New Roman" w:hAnsi="Times New Roman" w:cs="Times New Roman"/>
-          <w:sz w:val="26"/>
-          <w:szCs w:val="26"/>
-        </w:rPr>
-      </w:pPr>
+      <w:r>
+        <w:rPr>
+          <w:rFonts w:ascii="Times New Roman" w:hAnsi="Times New Roman" w:cs="Times New Roman"/>
+          <w:sz w:val="26"/>
+          <w:szCs w:val="26"/>
+          <w:lang w:val="vi-VN"/>
+        </w:rPr>
+        <w:t xml:space="preserve"> </w:t>
+      </w:r>
       <w:r>
         <w:rPr>
           <w:rFonts w:ascii="Times New Roman" w:hAnsi="Times New Roman" w:cs="Times New Roman"/>
@@ -15973,22 +16177,15 @@
         </w:rPr>
         <w:t>.</w:t>
       </w:r>
-    </w:p>
-    <w:p>
-      <w:pPr>
-        <w:pStyle w:val="ListParagraph"/>
-        <w:numPr>
-          <w:ilvl w:val="0"/>
-          <w:numId w:val="47"/>
-        </w:numPr>
-        <w:spacing w:line="360" w:lineRule="auto"/>
-        <w:jc w:val="both"/>
-        <w:rPr>
-          <w:rFonts w:ascii="Times New Roman" w:hAnsi="Times New Roman" w:cs="Times New Roman"/>
-          <w:sz w:val="26"/>
-          <w:szCs w:val="26"/>
-        </w:rPr>
-      </w:pPr>
+      <w:r>
+        <w:rPr>
+          <w:rFonts w:ascii="Times New Roman" w:hAnsi="Times New Roman" w:cs="Times New Roman"/>
+          <w:sz w:val="26"/>
+          <w:szCs w:val="26"/>
+          <w:lang w:val="vi-VN"/>
+        </w:rPr>
+        <w:t xml:space="preserve"> </w:t>
+      </w:r>
       <w:r>
         <w:rPr>
           <w:rFonts w:ascii="Times New Roman" w:hAnsi="Times New Roman" w:cs="Times New Roman"/>
@@ -16035,9 +16232,9 @@
           <w:lang w:val="vi-VN"/>
         </w:rPr>
         <w:drawing>
-          <wp:inline distT="0" distB="0" distL="0" distR="0" wp14:anchorId="3B2FB200" wp14:editId="13B5EE93">
-            <wp:extent cx="4877431" cy="491706"/>
-            <wp:effectExtent l="0" t="0" r="0" b="3810"/>
+          <wp:inline distT="0" distB="0" distL="0" distR="0" wp14:anchorId="3B2FB200" wp14:editId="77303AE8">
+            <wp:extent cx="4741680" cy="543464"/>
+            <wp:effectExtent l="0" t="0" r="1905" b="9525"/>
             <wp:docPr id="1490489940" name="Picture 1"/>
             <wp:cNvGraphicFramePr>
               <a:graphicFrameLocks xmlns:a="http://schemas.openxmlformats.org/drawingml/2006/main" noChangeAspect="1"/>
@@ -16058,7 +16255,7 @@
                   <pic:spPr>
                     <a:xfrm>
                       <a:off x="0" y="0"/>
-                      <a:ext cx="4992120" cy="503268"/>
+                      <a:ext cx="4999626" cy="573028"/>
                     </a:xfrm>
                     <a:prstGeom prst="rect">
                       <a:avLst/>
@@ -16075,7 +16272,7 @@
       <w:pPr>
         <w:pStyle w:val="P1"/>
       </w:pPr>
-      <w:bookmarkStart w:id="38" w:name="_Toc229851727"/>
+      <w:bookmarkStart w:id="39" w:name="_Toc229851727"/>
       <w:r>
         <w:t>Hình 7.</w:t>
       </w:r>
@@ -16085,7 +16282,7 @@
       <w:r>
         <w:t>. Kết quả dò tìm Server tự động</w:t>
       </w:r>
-      <w:bookmarkEnd w:id="38"/>
+      <w:bookmarkEnd w:id="39"/>
     </w:p>
     <w:p>
       <w:pPr>
@@ -16099,7 +16296,7 @@
           <w:szCs w:val="26"/>
         </w:rPr>
       </w:pPr>
-      <w:bookmarkStart w:id="39" w:name="_Toc229851598"/>
+      <w:bookmarkStart w:id="40" w:name="_Toc230434767"/>
       <w:r>
         <w:rPr>
           <w:rFonts w:ascii="Times New Roman" w:hAnsi="Times New Roman" w:cs="Times New Roman"/>
@@ -16133,7 +16330,7 @@
         </w:rPr>
         <w:t xml:space="preserve"> Kết quả kiểm tra tên đăng nhập trùng</w:t>
       </w:r>
-      <w:bookmarkEnd w:id="39"/>
+      <w:bookmarkEnd w:id="40"/>
     </w:p>
     <w:p>
       <w:pPr>
@@ -16196,7 +16393,6 @@
           <w:sz w:val="26"/>
           <w:szCs w:val="26"/>
         </w:rPr>
-        <w:lastRenderedPageBreak/>
         <w:t xml:space="preserve">Tên không được để </w:t>
       </w:r>
       <w:r>
@@ -16214,31 +16410,15 @@
           <w:szCs w:val="26"/>
           <w:lang w:val="vi-VN"/>
         </w:rPr>
-        <w:t>.</w:t>
-      </w:r>
-    </w:p>
-    <w:p>
-      <w:pPr>
-        <w:pStyle w:val="ListParagraph"/>
-        <w:numPr>
-          <w:ilvl w:val="0"/>
-          <w:numId w:val="43"/>
-        </w:numPr>
-        <w:spacing w:line="360" w:lineRule="auto"/>
-        <w:jc w:val="both"/>
-        <w:rPr>
-          <w:rFonts w:ascii="Times New Roman" w:hAnsi="Times New Roman" w:cs="Times New Roman"/>
-          <w:sz w:val="26"/>
-          <w:szCs w:val="26"/>
-        </w:rPr>
-      </w:pPr>
-      <w:r>
-        <w:rPr>
-          <w:rFonts w:ascii="Times New Roman" w:hAnsi="Times New Roman" w:cs="Times New Roman"/>
-          <w:sz w:val="26"/>
-          <w:szCs w:val="26"/>
-        </w:rPr>
-        <w:t xml:space="preserve">Tên không chứa khoảng </w:t>
+        <w:t xml:space="preserve">, </w:t>
+      </w:r>
+      <w:r>
+        <w:rPr>
+          <w:rFonts w:ascii="Times New Roman" w:hAnsi="Times New Roman" w:cs="Times New Roman"/>
+          <w:sz w:val="26"/>
+          <w:szCs w:val="26"/>
+        </w:rPr>
+        <w:t xml:space="preserve">không chứa khoảng </w:t>
       </w:r>
       <w:r>
         <w:rPr>
@@ -16255,31 +16435,15 @@
           <w:szCs w:val="26"/>
           <w:lang w:val="vi-VN"/>
         </w:rPr>
-        <w:t>.</w:t>
-      </w:r>
-    </w:p>
-    <w:p>
-      <w:pPr>
-        <w:pStyle w:val="ListParagraph"/>
-        <w:numPr>
-          <w:ilvl w:val="0"/>
-          <w:numId w:val="43"/>
-        </w:numPr>
-        <w:spacing w:line="360" w:lineRule="auto"/>
-        <w:jc w:val="both"/>
-        <w:rPr>
-          <w:rFonts w:ascii="Times New Roman" w:hAnsi="Times New Roman" w:cs="Times New Roman"/>
-          <w:sz w:val="26"/>
-          <w:szCs w:val="26"/>
-        </w:rPr>
-      </w:pPr>
-      <w:r>
-        <w:rPr>
-          <w:rFonts w:ascii="Times New Roman" w:hAnsi="Times New Roman" w:cs="Times New Roman"/>
-          <w:sz w:val="26"/>
-          <w:szCs w:val="26"/>
-        </w:rPr>
-        <w:t xml:space="preserve">Tên không được trùng với người dùng đang </w:t>
+        <w:t xml:space="preserve">, </w:t>
+      </w:r>
+      <w:r>
+        <w:rPr>
+          <w:rFonts w:ascii="Times New Roman" w:hAnsi="Times New Roman" w:cs="Times New Roman"/>
+          <w:sz w:val="26"/>
+          <w:szCs w:val="26"/>
+        </w:rPr>
+        <w:t xml:space="preserve">không được trùng với người dùng đang </w:t>
       </w:r>
       <w:r>
         <w:rPr>
@@ -16376,22 +16540,15 @@
         </w:rPr>
         <w:t>.</w:t>
       </w:r>
-    </w:p>
-    <w:p>
-      <w:pPr>
-        <w:pStyle w:val="ListParagraph"/>
-        <w:numPr>
-          <w:ilvl w:val="0"/>
-          <w:numId w:val="44"/>
-        </w:numPr>
-        <w:spacing w:line="360" w:lineRule="auto"/>
-        <w:jc w:val="both"/>
-        <w:rPr>
-          <w:rFonts w:ascii="Times New Roman" w:hAnsi="Times New Roman" w:cs="Times New Roman"/>
-          <w:sz w:val="26"/>
-          <w:szCs w:val="26"/>
-        </w:rPr>
-      </w:pPr>
+      <w:r>
+        <w:rPr>
+          <w:rFonts w:ascii="Times New Roman" w:hAnsi="Times New Roman" w:cs="Times New Roman"/>
+          <w:sz w:val="26"/>
+          <w:szCs w:val="26"/>
+          <w:lang w:val="vi-VN"/>
+        </w:rPr>
+        <w:t xml:space="preserve"> </w:t>
+      </w:r>
       <w:r>
         <w:rPr>
           <w:rFonts w:ascii="Times New Roman" w:hAnsi="Times New Roman" w:cs="Times New Roman"/>
@@ -16417,22 +16574,15 @@
         </w:rPr>
         <w:t>.</w:t>
       </w:r>
-    </w:p>
-    <w:p>
-      <w:pPr>
-        <w:pStyle w:val="ListParagraph"/>
-        <w:numPr>
-          <w:ilvl w:val="0"/>
-          <w:numId w:val="44"/>
-        </w:numPr>
-        <w:spacing w:line="360" w:lineRule="auto"/>
-        <w:jc w:val="both"/>
-        <w:rPr>
-          <w:rFonts w:ascii="Times New Roman" w:hAnsi="Times New Roman" w:cs="Times New Roman"/>
-          <w:sz w:val="26"/>
-          <w:szCs w:val="26"/>
-        </w:rPr>
-      </w:pPr>
+      <w:r>
+        <w:rPr>
+          <w:rFonts w:ascii="Times New Roman" w:hAnsi="Times New Roman" w:cs="Times New Roman"/>
+          <w:sz w:val="26"/>
+          <w:szCs w:val="26"/>
+          <w:lang w:val="vi-VN"/>
+        </w:rPr>
+        <w:t xml:space="preserve"> </w:t>
+      </w:r>
       <w:r>
         <w:rPr>
           <w:rFonts w:ascii="Times New Roman" w:hAnsi="Times New Roman" w:cs="Times New Roman"/>
@@ -16479,9 +16629,9 @@
           <w:lang w:val="vi-VN"/>
         </w:rPr>
         <w:drawing>
-          <wp:inline distT="0" distB="0" distL="0" distR="0" wp14:anchorId="199A7E3F" wp14:editId="6E08A3C1">
-            <wp:extent cx="4571181" cy="2639683"/>
-            <wp:effectExtent l="0" t="0" r="1270" b="8890"/>
+          <wp:inline distT="0" distB="0" distL="0" distR="0" wp14:anchorId="199A7E3F" wp14:editId="2F8314C3">
+            <wp:extent cx="4572000" cy="2420620"/>
+            <wp:effectExtent l="0" t="0" r="0" b="0"/>
             <wp:docPr id="2084138046" name="Picture 1"/>
             <wp:cNvGraphicFramePr>
               <a:graphicFrameLocks xmlns:a="http://schemas.openxmlformats.org/drawingml/2006/main" noChangeAspect="1"/>
@@ -16502,7 +16652,7 @@
                   <pic:spPr>
                     <a:xfrm>
                       <a:off x="0" y="0"/>
-                      <a:ext cx="4623924" cy="2670140"/>
+                      <a:ext cx="4648180" cy="2460953"/>
                     </a:xfrm>
                     <a:prstGeom prst="rect">
                       <a:avLst/>
@@ -16519,7 +16669,7 @@
       <w:pPr>
         <w:pStyle w:val="P1"/>
       </w:pPr>
-      <w:bookmarkStart w:id="40" w:name="_Toc229851728"/>
+      <w:bookmarkStart w:id="41" w:name="_Toc229851728"/>
       <w:r>
         <w:t>Hình 7.</w:t>
       </w:r>
@@ -16529,7 +16679,7 @@
       <w:r>
         <w:t>. Kết quả kiểm tra tên đăng nhập bị trùng</w:t>
       </w:r>
-      <w:bookmarkEnd w:id="40"/>
+      <w:bookmarkEnd w:id="41"/>
     </w:p>
     <w:p>
       <w:pPr>
@@ -16543,7 +16693,7 @@
           <w:szCs w:val="26"/>
         </w:rPr>
       </w:pPr>
-      <w:bookmarkStart w:id="41" w:name="_Toc229851599"/>
+      <w:bookmarkStart w:id="42" w:name="_Toc230434768"/>
       <w:r>
         <w:rPr>
           <w:rFonts w:ascii="Times New Roman" w:hAnsi="Times New Roman" w:cs="Times New Roman"/>
@@ -16553,6 +16703,7 @@
           <w:sz w:val="26"/>
           <w:szCs w:val="26"/>
         </w:rPr>
+        <w:lastRenderedPageBreak/>
         <w:t>7.</w:t>
       </w:r>
       <w:r>
@@ -16577,7 +16728,7 @@
         </w:rPr>
         <w:t xml:space="preserve"> Kết quả gửi và nhận tin nhắn</w:t>
       </w:r>
-      <w:bookmarkEnd w:id="41"/>
+      <w:bookmarkEnd w:id="42"/>
     </w:p>
     <w:p>
       <w:pPr>
@@ -16637,126 +16788,69 @@
           <w:szCs w:val="26"/>
           <w:lang w:val="vi-VN"/>
         </w:rPr>
+        <w:t xml:space="preserve">, </w:t>
+      </w:r>
+      <w:r>
+        <w:rPr>
+          <w:rFonts w:ascii="Times New Roman" w:hAnsi="Times New Roman" w:cs="Times New Roman"/>
+          <w:sz w:val="26"/>
+          <w:szCs w:val="26"/>
+        </w:rPr>
+        <w:t>t</w:t>
+      </w:r>
+      <w:r>
+        <w:rPr>
+          <w:rFonts w:ascii="Times New Roman" w:hAnsi="Times New Roman" w:cs="Times New Roman"/>
+          <w:sz w:val="26"/>
+          <w:szCs w:val="26"/>
+        </w:rPr>
+        <w:t xml:space="preserve">hời gian </w:t>
+      </w:r>
+      <w:r>
+        <w:rPr>
+          <w:rFonts w:ascii="Times New Roman" w:hAnsi="Times New Roman" w:cs="Times New Roman"/>
+          <w:sz w:val="26"/>
+          <w:szCs w:val="26"/>
+        </w:rPr>
+        <w:t>gửi</w:t>
+      </w:r>
+      <w:r>
+        <w:rPr>
+          <w:rFonts w:ascii="Times New Roman" w:hAnsi="Times New Roman" w:cs="Times New Roman"/>
+          <w:sz w:val="26"/>
+          <w:szCs w:val="26"/>
+          <w:lang w:val="vi-VN"/>
+        </w:rPr>
+        <w:t>, avatar, c</w:t>
+      </w:r>
+      <w:r>
+        <w:rPr>
+          <w:rFonts w:ascii="Times New Roman" w:hAnsi="Times New Roman" w:cs="Times New Roman"/>
+          <w:sz w:val="26"/>
+          <w:szCs w:val="26"/>
+        </w:rPr>
+        <w:t xml:space="preserve">ăn trái/phải theo người </w:t>
+      </w:r>
+      <w:r>
+        <w:rPr>
+          <w:rFonts w:ascii="Times New Roman" w:hAnsi="Times New Roman" w:cs="Times New Roman"/>
+          <w:sz w:val="26"/>
+          <w:szCs w:val="26"/>
+        </w:rPr>
+        <w:t>gửi</w:t>
+      </w:r>
+      <w:r>
+        <w:rPr>
+          <w:rFonts w:ascii="Times New Roman" w:hAnsi="Times New Roman" w:cs="Times New Roman"/>
+          <w:sz w:val="26"/>
+          <w:szCs w:val="26"/>
+          <w:lang w:val="vi-VN"/>
+        </w:rPr>
         <w:t>.</w:t>
       </w:r>
     </w:p>
     <w:p>
       <w:pPr>
-        <w:pStyle w:val="ListParagraph"/>
-        <w:numPr>
-          <w:ilvl w:val="0"/>
-          <w:numId w:val="45"/>
-        </w:numPr>
-        <w:spacing w:line="360" w:lineRule="auto"/>
-        <w:jc w:val="both"/>
-        <w:rPr>
-          <w:rFonts w:ascii="Times New Roman" w:hAnsi="Times New Roman" w:cs="Times New Roman"/>
-          <w:sz w:val="26"/>
-          <w:szCs w:val="26"/>
-        </w:rPr>
-      </w:pPr>
-      <w:r>
-        <w:rPr>
-          <w:rFonts w:ascii="Times New Roman" w:hAnsi="Times New Roman" w:cs="Times New Roman"/>
-          <w:sz w:val="26"/>
-          <w:szCs w:val="26"/>
-        </w:rPr>
-        <w:t xml:space="preserve">Thời gian </w:t>
-      </w:r>
-      <w:r>
-        <w:rPr>
-          <w:rFonts w:ascii="Times New Roman" w:hAnsi="Times New Roman" w:cs="Times New Roman"/>
-          <w:sz w:val="26"/>
-          <w:szCs w:val="26"/>
-        </w:rPr>
-        <w:t>gửi</w:t>
-      </w:r>
-      <w:r>
-        <w:rPr>
-          <w:rFonts w:ascii="Times New Roman" w:hAnsi="Times New Roman" w:cs="Times New Roman"/>
-          <w:sz w:val="26"/>
-          <w:szCs w:val="26"/>
-          <w:lang w:val="vi-VN"/>
-        </w:rPr>
-        <w:t>.</w:t>
-      </w:r>
-    </w:p>
-    <w:p>
-      <w:pPr>
-        <w:pStyle w:val="ListParagraph"/>
-        <w:numPr>
-          <w:ilvl w:val="0"/>
-          <w:numId w:val="45"/>
-        </w:numPr>
-        <w:spacing w:line="360" w:lineRule="auto"/>
-        <w:jc w:val="both"/>
-        <w:rPr>
-          <w:rFonts w:ascii="Times New Roman" w:hAnsi="Times New Roman" w:cs="Times New Roman"/>
-          <w:sz w:val="26"/>
-          <w:szCs w:val="26"/>
-        </w:rPr>
-      </w:pPr>
-      <w:r>
-        <w:rPr>
-          <w:rFonts w:ascii="Times New Roman" w:hAnsi="Times New Roman" w:cs="Times New Roman"/>
-          <w:sz w:val="26"/>
-          <w:szCs w:val="26"/>
-        </w:rPr>
-        <w:t>Avatar</w:t>
-      </w:r>
-      <w:r>
-        <w:rPr>
-          <w:rFonts w:ascii="Times New Roman" w:hAnsi="Times New Roman" w:cs="Times New Roman"/>
-          <w:sz w:val="26"/>
-          <w:szCs w:val="26"/>
-          <w:lang w:val="vi-VN"/>
-        </w:rPr>
-        <w:t>.</w:t>
-      </w:r>
-    </w:p>
-    <w:p>
-      <w:pPr>
-        <w:pStyle w:val="ListParagraph"/>
-        <w:numPr>
-          <w:ilvl w:val="0"/>
-          <w:numId w:val="45"/>
-        </w:numPr>
-        <w:spacing w:line="360" w:lineRule="auto"/>
-        <w:jc w:val="both"/>
-        <w:rPr>
-          <w:rFonts w:ascii="Times New Roman" w:hAnsi="Times New Roman" w:cs="Times New Roman"/>
-          <w:sz w:val="26"/>
-          <w:szCs w:val="26"/>
-        </w:rPr>
-      </w:pPr>
-      <w:r>
-        <w:rPr>
-          <w:rFonts w:ascii="Times New Roman" w:hAnsi="Times New Roman" w:cs="Times New Roman"/>
-          <w:sz w:val="26"/>
-          <w:szCs w:val="26"/>
-        </w:rPr>
-        <w:t xml:space="preserve">Căn trái/phải theo người </w:t>
-      </w:r>
-      <w:r>
-        <w:rPr>
-          <w:rFonts w:ascii="Times New Roman" w:hAnsi="Times New Roman" w:cs="Times New Roman"/>
-          <w:sz w:val="26"/>
-          <w:szCs w:val="26"/>
-        </w:rPr>
-        <w:t>gửi</w:t>
-      </w:r>
-      <w:r>
-        <w:rPr>
-          <w:rFonts w:ascii="Times New Roman" w:hAnsi="Times New Roman" w:cs="Times New Roman"/>
-          <w:sz w:val="26"/>
-          <w:szCs w:val="26"/>
-          <w:lang w:val="vi-VN"/>
-        </w:rPr>
-        <w:t>.</w:t>
-      </w:r>
-    </w:p>
-    <w:p>
-      <w:pPr>
         <w:spacing w:line="360" w:lineRule="auto"/>
         <w:jc w:val="center"/>
         <w:rPr>
@@ -16774,11 +16868,10 @@
           <w:szCs w:val="26"/>
           <w:lang w:val="vi-VN"/>
         </w:rPr>
-        <w:lastRenderedPageBreak/>
         <w:drawing>
-          <wp:inline distT="0" distB="0" distL="0" distR="0" wp14:anchorId="5697E4C9" wp14:editId="06A4D6B5">
-            <wp:extent cx="5243195" cy="3191774"/>
-            <wp:effectExtent l="0" t="0" r="0" b="8890"/>
+          <wp:inline distT="0" distB="0" distL="0" distR="0" wp14:anchorId="5697E4C9" wp14:editId="0231F5E5">
+            <wp:extent cx="4373593" cy="2662406"/>
+            <wp:effectExtent l="0" t="0" r="8255" b="5080"/>
             <wp:docPr id="47093880" name="Picture 1"/>
             <wp:cNvGraphicFramePr>
               <a:graphicFrameLocks xmlns:a="http://schemas.openxmlformats.org/drawingml/2006/main" noChangeAspect="1"/>
@@ -16800,7 +16893,7 @@
                   <pic:spPr bwMode="auto">
                     <a:xfrm>
                       <a:off x="0" y="0"/>
-                      <a:ext cx="5253028" cy="3197759"/>
+                      <a:ext cx="4392044" cy="2673638"/>
                     </a:xfrm>
                     <a:prstGeom prst="rect">
                       <a:avLst/>
@@ -16825,7 +16918,7 @@
       <w:pPr>
         <w:pStyle w:val="P1"/>
       </w:pPr>
-      <w:bookmarkStart w:id="42" w:name="_Toc229851729"/>
+      <w:bookmarkStart w:id="43" w:name="_Toc229851729"/>
       <w:r>
         <w:t>Hình 7.</w:t>
       </w:r>
@@ -16835,7 +16928,7 @@
       <w:r>
         <w:t>. Kết quả gửi tin nhắn văn bản</w:t>
       </w:r>
-      <w:bookmarkEnd w:id="42"/>
+      <w:bookmarkEnd w:id="43"/>
     </w:p>
     <w:p>
       <w:pPr>
@@ -16849,7 +16942,7 @@
           <w:szCs w:val="26"/>
         </w:rPr>
       </w:pPr>
-      <w:bookmarkStart w:id="43" w:name="_Toc229851600"/>
+      <w:bookmarkStart w:id="44" w:name="_Toc230434769"/>
       <w:r>
         <w:rPr>
           <w:rFonts w:ascii="Times New Roman" w:hAnsi="Times New Roman" w:cs="Times New Roman"/>
@@ -16883,7 +16976,7 @@
         </w:rPr>
         <w:t xml:space="preserve"> Kết quả gửi hình ảnh</w:t>
       </w:r>
-      <w:bookmarkEnd w:id="43"/>
+      <w:bookmarkEnd w:id="44"/>
     </w:p>
     <w:p>
       <w:pPr>
@@ -16949,7 +17042,7 @@
     <w:p>
       <w:pPr>
         <w:spacing w:line="360" w:lineRule="auto"/>
-        <w:jc w:val="both"/>
+        <w:jc w:val="center"/>
         <w:rPr>
           <w:rFonts w:ascii="Times New Roman" w:hAnsi="Times New Roman" w:cs="Times New Roman"/>
           <w:sz w:val="26"/>
@@ -16966,9 +17059,9 @@
           <w:lang w:val="vi-VN"/>
         </w:rPr>
         <w:drawing>
-          <wp:inline distT="0" distB="0" distL="0" distR="0" wp14:anchorId="63946182" wp14:editId="43334F6F">
-            <wp:extent cx="5615940" cy="3338423"/>
-            <wp:effectExtent l="0" t="0" r="3810" b="0"/>
+          <wp:inline distT="0" distB="0" distL="0" distR="0" wp14:anchorId="63946182" wp14:editId="4D0CBAE0">
+            <wp:extent cx="4875857" cy="2898476"/>
+            <wp:effectExtent l="0" t="0" r="1270" b="0"/>
             <wp:docPr id="303636305" name="Picture 1"/>
             <wp:cNvGraphicFramePr>
               <a:graphicFrameLocks xmlns:a="http://schemas.openxmlformats.org/drawingml/2006/main" noChangeAspect="1"/>
@@ -16990,7 +17083,7 @@
                   <pic:spPr bwMode="auto">
                     <a:xfrm>
                       <a:off x="0" y="0"/>
-                      <a:ext cx="5638502" cy="3351835"/>
+                      <a:ext cx="4908365" cy="2917800"/>
                     </a:xfrm>
                     <a:prstGeom prst="rect">
                       <a:avLst/>
@@ -17015,11 +17108,11 @@
       <w:pPr>
         <w:pStyle w:val="P1"/>
       </w:pPr>
-      <w:bookmarkStart w:id="44" w:name="_Toc229851730"/>
+      <w:bookmarkStart w:id="45" w:name="_Toc229851730"/>
       <w:r>
         <w:t>Hình 7.7: Kết quả hiển thị hình ảnh</w:t>
       </w:r>
-      <w:bookmarkEnd w:id="44"/>
+      <w:bookmarkEnd w:id="45"/>
     </w:p>
     <w:p>
       <w:pPr>
@@ -17066,7 +17159,7 @@
     <w:p>
       <w:pPr>
         <w:spacing w:line="360" w:lineRule="auto"/>
-        <w:jc w:val="both"/>
+        <w:jc w:val="center"/>
         <w:rPr>
           <w:rFonts w:ascii="Times New Roman" w:hAnsi="Times New Roman" w:cs="Times New Roman"/>
           <w:sz w:val="26"/>
@@ -17083,9 +17176,9 @@
           <w:lang w:val="vi-VN"/>
         </w:rPr>
         <w:drawing>
-          <wp:inline distT="0" distB="0" distL="0" distR="0" wp14:anchorId="750E4C58" wp14:editId="06A1E296">
-            <wp:extent cx="5970905" cy="3398808"/>
-            <wp:effectExtent l="0" t="0" r="0" b="0"/>
+          <wp:inline distT="0" distB="0" distL="0" distR="0" wp14:anchorId="750E4C58" wp14:editId="773FE17A">
+            <wp:extent cx="5242034" cy="3096883"/>
+            <wp:effectExtent l="0" t="0" r="0" b="8890"/>
             <wp:docPr id="2050283743" name="Picture 1"/>
             <wp:cNvGraphicFramePr>
               <a:graphicFrameLocks xmlns:a="http://schemas.openxmlformats.org/drawingml/2006/main" noChangeAspect="1"/>
@@ -17107,7 +17200,7 @@
                   <pic:spPr bwMode="auto">
                     <a:xfrm>
                       <a:off x="0" y="0"/>
-                      <a:ext cx="5983061" cy="3405728"/>
+                      <a:ext cx="5272544" cy="3114908"/>
                     </a:xfrm>
                     <a:prstGeom prst="rect">
                       <a:avLst/>
@@ -17132,7 +17225,7 @@
       <w:pPr>
         <w:pStyle w:val="P1"/>
       </w:pPr>
-      <w:bookmarkStart w:id="45" w:name="_Toc229851731"/>
+      <w:bookmarkStart w:id="46" w:name="_Toc229851731"/>
       <w:r>
         <w:t>Hình 7.</w:t>
       </w:r>
@@ -17145,7 +17238,12 @@
       <w:r>
         <w:t>phóng to hình ảnh</w:t>
       </w:r>
-      <w:bookmarkEnd w:id="45"/>
+      <w:bookmarkEnd w:id="46"/>
+    </w:p>
+    <w:p>
+      <w:pPr>
+        <w:pStyle w:val="P1"/>
+      </w:pPr>
     </w:p>
     <w:p>
       <w:pPr>
@@ -17191,7 +17289,7 @@
     <w:p>
       <w:pPr>
         <w:spacing w:line="360" w:lineRule="auto"/>
-        <w:jc w:val="both"/>
+        <w:jc w:val="center"/>
         <w:rPr>
           <w:rFonts w:ascii="Times New Roman" w:hAnsi="Times New Roman" w:cs="Times New Roman"/>
           <w:sz w:val="26"/>
@@ -17208,9 +17306,9 @@
           <w:lang w:val="vi-VN"/>
         </w:rPr>
         <w:drawing>
-          <wp:inline distT="0" distB="0" distL="0" distR="0" wp14:anchorId="2BDA430B" wp14:editId="040C3697">
-            <wp:extent cx="5970905" cy="3433314"/>
-            <wp:effectExtent l="0" t="0" r="0" b="0"/>
+          <wp:inline distT="0" distB="0" distL="0" distR="0" wp14:anchorId="2BDA430B" wp14:editId="5AFC748D">
+            <wp:extent cx="5249545" cy="3433314"/>
+            <wp:effectExtent l="0" t="0" r="8255" b="0"/>
             <wp:docPr id="172418615" name="Picture 1"/>
             <wp:cNvGraphicFramePr>
               <a:graphicFrameLocks xmlns:a="http://schemas.openxmlformats.org/drawingml/2006/main" noChangeAspect="1"/>
@@ -17232,7 +17330,7 @@
                   <pic:spPr bwMode="auto">
                     <a:xfrm>
                       <a:off x="0" y="0"/>
-                      <a:ext cx="5981778" cy="3439566"/>
+                      <a:ext cx="5279963" cy="3453208"/>
                     </a:xfrm>
                     <a:prstGeom prst="rect">
                       <a:avLst/>
@@ -17257,7 +17355,7 @@
       <w:pPr>
         <w:pStyle w:val="P1"/>
       </w:pPr>
-      <w:bookmarkStart w:id="46" w:name="_Toc229851732"/>
+      <w:bookmarkStart w:id="47" w:name="_Toc229851732"/>
       <w:r>
         <w:t>Hình 7.</w:t>
       </w:r>
@@ -17276,7 +17374,7 @@
       <w:r>
         <w:t>lưu hình ảnh</w:t>
       </w:r>
-      <w:bookmarkEnd w:id="46"/>
+      <w:bookmarkEnd w:id="47"/>
     </w:p>
     <w:p>
       <w:pPr>
@@ -17290,7 +17388,7 @@
           <w:szCs w:val="26"/>
         </w:rPr>
       </w:pPr>
-      <w:bookmarkStart w:id="47" w:name="_Toc229851601"/>
+      <w:bookmarkStart w:id="48" w:name="_Toc230434770"/>
       <w:r>
         <w:rPr>
           <w:rFonts w:ascii="Times New Roman" w:hAnsi="Times New Roman" w:cs="Times New Roman"/>
@@ -17325,7 +17423,7 @@
         </w:rPr>
         <w:t xml:space="preserve"> Kết quả gửi file</w:t>
       </w:r>
-      <w:bookmarkEnd w:id="47"/>
+      <w:bookmarkEnd w:id="48"/>
     </w:p>
     <w:p>
       <w:pPr>
@@ -17401,7 +17499,7 @@
     <w:p>
       <w:pPr>
         <w:spacing w:line="360" w:lineRule="auto"/>
-        <w:jc w:val="both"/>
+        <w:jc w:val="center"/>
         <w:rPr>
           <w:rFonts w:ascii="Times New Roman" w:hAnsi="Times New Roman" w:cs="Times New Roman"/>
           <w:sz w:val="26"/>
@@ -17418,9 +17516,9 @@
           <w:lang w:val="vi-VN"/>
         </w:rPr>
         <w:drawing>
-          <wp:inline distT="0" distB="0" distL="0" distR="0" wp14:anchorId="008D6A43" wp14:editId="60A6B89E">
-            <wp:extent cx="5624195" cy="3071003"/>
-            <wp:effectExtent l="0" t="0" r="0" b="0"/>
+          <wp:inline distT="0" distB="0" distL="0" distR="0" wp14:anchorId="008D6A43" wp14:editId="05F659E9">
+            <wp:extent cx="5106429" cy="3157268"/>
+            <wp:effectExtent l="0" t="0" r="0" b="5080"/>
             <wp:docPr id="1213151086" name="Picture 1"/>
             <wp:cNvGraphicFramePr>
               <a:graphicFrameLocks xmlns:a="http://schemas.openxmlformats.org/drawingml/2006/main" noChangeAspect="1"/>
@@ -17442,7 +17540,7 @@
                   <pic:spPr bwMode="auto">
                     <a:xfrm>
                       <a:off x="0" y="0"/>
-                      <a:ext cx="5631887" cy="3075203"/>
+                      <a:ext cx="5131237" cy="3172607"/>
                     </a:xfrm>
                     <a:prstGeom prst="rect">
                       <a:avLst/>
@@ -17467,7 +17565,7 @@
       <w:pPr>
         <w:pStyle w:val="P1"/>
       </w:pPr>
-      <w:bookmarkStart w:id="48" w:name="_Toc229851733"/>
+      <w:bookmarkStart w:id="49" w:name="_Toc229851733"/>
       <w:r>
         <w:t>Hình 7.</w:t>
       </w:r>
@@ -17480,7 +17578,12 @@
       <w:r>
         <w:t>file được lưu vào mục received</w:t>
       </w:r>
-      <w:bookmarkEnd w:id="48"/>
+      <w:bookmarkEnd w:id="49"/>
+    </w:p>
+    <w:p>
+      <w:pPr>
+        <w:pStyle w:val="P1"/>
+      </w:pPr>
     </w:p>
     <w:p>
       <w:pPr>
@@ -17526,7 +17629,7 @@
     <w:p>
       <w:pPr>
         <w:spacing w:line="360" w:lineRule="auto"/>
-        <w:jc w:val="both"/>
+        <w:jc w:val="center"/>
         <w:rPr>
           <w:rFonts w:ascii="Times New Roman" w:hAnsi="Times New Roman" w:cs="Times New Roman"/>
           <w:sz w:val="26"/>
@@ -17543,8 +17646,8 @@
           <w:lang w:val="vi-VN"/>
         </w:rPr>
         <w:drawing>
-          <wp:inline distT="0" distB="0" distL="0" distR="0" wp14:anchorId="3CB4D9AF" wp14:editId="1E34756A">
-            <wp:extent cx="5607050" cy="3114135"/>
+          <wp:inline distT="0" distB="0" distL="0" distR="0" wp14:anchorId="3CB4D9AF" wp14:editId="390C3EFD">
+            <wp:extent cx="5166360" cy="2958860"/>
             <wp:effectExtent l="0" t="0" r="0" b="0"/>
             <wp:docPr id="889304085" name="Picture 1"/>
             <wp:cNvGraphicFramePr>
@@ -17567,7 +17670,7 @@
                   <pic:spPr bwMode="auto">
                     <a:xfrm>
                       <a:off x="0" y="0"/>
-                      <a:ext cx="5612630" cy="3117234"/>
+                      <a:ext cx="5182845" cy="2968301"/>
                     </a:xfrm>
                     <a:prstGeom prst="rect">
                       <a:avLst/>
@@ -17592,7 +17695,7 @@
       <w:pPr>
         <w:pStyle w:val="P1"/>
       </w:pPr>
-      <w:bookmarkStart w:id="49" w:name="_Toc229851734"/>
+      <w:bookmarkStart w:id="50" w:name="_Toc229851734"/>
       <w:r>
         <w:t>Hình 7.</w:t>
       </w:r>
@@ -17611,7 +17714,7 @@
       <w:r>
         <w:t>file</w:t>
       </w:r>
-      <w:bookmarkEnd w:id="49"/>
+      <w:bookmarkEnd w:id="50"/>
       <w:r>
         <w:t xml:space="preserve"> </w:t>
       </w:r>
@@ -17661,7 +17764,7 @@
     <w:p>
       <w:pPr>
         <w:spacing w:line="360" w:lineRule="auto"/>
-        <w:jc w:val="both"/>
+        <w:jc w:val="center"/>
         <w:rPr>
           <w:rFonts w:ascii="Times New Roman" w:hAnsi="Times New Roman" w:cs="Times New Roman"/>
           <w:sz w:val="26"/>
@@ -17678,9 +17781,9 @@
           <w:lang w:val="vi-VN"/>
         </w:rPr>
         <w:drawing>
-          <wp:inline distT="0" distB="0" distL="0" distR="0" wp14:anchorId="0164BCB0" wp14:editId="5996ECC6">
-            <wp:extent cx="5390983" cy="2915728"/>
-            <wp:effectExtent l="0" t="0" r="635" b="0"/>
+          <wp:inline distT="0" distB="0" distL="0" distR="0" wp14:anchorId="0164BCB0" wp14:editId="7BB2894C">
+            <wp:extent cx="5106838" cy="2762047"/>
+            <wp:effectExtent l="0" t="0" r="0" b="635"/>
             <wp:docPr id="1009597356" name="Picture 1"/>
             <wp:cNvGraphicFramePr>
               <a:graphicFrameLocks xmlns:a="http://schemas.openxmlformats.org/drawingml/2006/main" noChangeAspect="1"/>
@@ -17702,7 +17805,7 @@
                   <pic:spPr bwMode="auto">
                     <a:xfrm>
                       <a:off x="0" y="0"/>
-                      <a:ext cx="5407019" cy="2924401"/>
+                      <a:ext cx="5126700" cy="2772790"/>
                     </a:xfrm>
                     <a:prstGeom prst="rect">
                       <a:avLst/>
@@ -17727,7 +17830,7 @@
       <w:pPr>
         <w:pStyle w:val="P1"/>
       </w:pPr>
-      <w:bookmarkStart w:id="50" w:name="_Toc229851735"/>
+      <w:bookmarkStart w:id="51" w:name="_Toc229851735"/>
       <w:r>
         <w:t>Hình 7.</w:t>
       </w:r>
@@ -17740,7 +17843,7 @@
       <w:r>
         <w:t xml:space="preserve"> tải file xuống</w:t>
       </w:r>
-      <w:bookmarkEnd w:id="50"/>
+      <w:bookmarkEnd w:id="51"/>
     </w:p>
     <w:p>
       <w:pPr>
@@ -17754,7 +17857,7 @@
           <w:szCs w:val="26"/>
         </w:rPr>
       </w:pPr>
-      <w:bookmarkStart w:id="51" w:name="_Toc229851602"/>
+      <w:bookmarkStart w:id="52" w:name="_Toc230434771"/>
       <w:r>
         <w:rPr>
           <w:rFonts w:ascii="Times New Roman" w:hAnsi="Times New Roman" w:cs="Times New Roman"/>
@@ -17788,7 +17891,7 @@
         </w:rPr>
         <w:t xml:space="preserve"> Kết quả gửi emoji</w:t>
       </w:r>
-      <w:bookmarkEnd w:id="51"/>
+      <w:bookmarkEnd w:id="52"/>
     </w:p>
     <w:p>
       <w:pPr>
@@ -17954,7 +18057,7 @@
       <w:pPr>
         <w:spacing w:line="360" w:lineRule="auto"/>
         <w:ind w:left="567"/>
-        <w:jc w:val="both"/>
+        <w:jc w:val="center"/>
         <w:rPr>
           <w:rFonts w:ascii="Times New Roman" w:hAnsi="Times New Roman" w:cs="Times New Roman"/>
           <w:sz w:val="26"/>
@@ -17971,9 +18074,9 @@
           <w:lang w:val="vi-VN"/>
         </w:rPr>
         <w:drawing>
-          <wp:inline distT="0" distB="0" distL="0" distR="0" wp14:anchorId="6A3E0F84" wp14:editId="19640F2D">
-            <wp:extent cx="5235300" cy="2648310"/>
-            <wp:effectExtent l="0" t="0" r="3810" b="0"/>
+          <wp:inline distT="0" distB="0" distL="0" distR="0" wp14:anchorId="6A3E0F84" wp14:editId="3274FF74">
+            <wp:extent cx="5124090" cy="2626252"/>
+            <wp:effectExtent l="0" t="0" r="635" b="3175"/>
             <wp:docPr id="737591530" name="Picture 1"/>
             <wp:cNvGraphicFramePr>
               <a:graphicFrameLocks xmlns:a="http://schemas.openxmlformats.org/drawingml/2006/main" noChangeAspect="1"/>
@@ -17995,7 +18098,7 @@
                   <pic:spPr bwMode="auto">
                     <a:xfrm>
                       <a:off x="0" y="0"/>
-                      <a:ext cx="5264152" cy="2662905"/>
+                      <a:ext cx="5174115" cy="2651891"/>
                     </a:xfrm>
                     <a:prstGeom prst="rect">
                       <a:avLst/>
@@ -18020,7 +18123,7 @@
       <w:pPr>
         <w:pStyle w:val="P1"/>
       </w:pPr>
-      <w:bookmarkStart w:id="52" w:name="_Toc229851736"/>
+      <w:bookmarkStart w:id="53" w:name="_Toc229851736"/>
       <w:r>
         <w:t>Hình 7.</w:t>
       </w:r>
@@ -18030,7 +18133,7 @@
       <w:r>
         <w:t>. Kết quả gửi emoji</w:t>
       </w:r>
-      <w:bookmarkEnd w:id="52"/>
+      <w:bookmarkEnd w:id="53"/>
     </w:p>
     <w:p>
       <w:pPr>
@@ -18044,7 +18147,7 @@
           <w:szCs w:val="26"/>
         </w:rPr>
       </w:pPr>
-      <w:bookmarkStart w:id="53" w:name="_Toc229851603"/>
+      <w:bookmarkStart w:id="54" w:name="_Toc230434772"/>
       <w:r>
         <w:rPr>
           <w:rFonts w:ascii="Times New Roman" w:hAnsi="Times New Roman" w:cs="Times New Roman"/>
@@ -18057,7 +18160,7 @@
         <w:lastRenderedPageBreak/>
         <w:t>7.10 Kết quả hiển thị trạng thái đang nhập</w:t>
       </w:r>
-      <w:bookmarkEnd w:id="53"/>
+      <w:bookmarkEnd w:id="54"/>
     </w:p>
     <w:p>
       <w:pPr>
@@ -18466,7 +18569,7 @@
       <w:pPr>
         <w:pStyle w:val="P1"/>
       </w:pPr>
-      <w:bookmarkStart w:id="54" w:name="_Toc229851737"/>
+      <w:bookmarkStart w:id="55" w:name="_Toc229851737"/>
       <w:r>
         <w:t>Hình 7.</w:t>
       </w:r>
@@ -18476,7 +18579,7 @@
       <w:r>
         <w:t>. Kết quả hiển thị trạng thái đang nhập</w:t>
       </w:r>
-      <w:bookmarkEnd w:id="54"/>
+      <w:bookmarkEnd w:id="55"/>
     </w:p>
     <w:p>
       <w:pPr>
@@ -18492,7 +18595,7 @@
           <w:szCs w:val="26"/>
         </w:rPr>
       </w:pPr>
-      <w:bookmarkStart w:id="55" w:name="_Toc229851604"/>
+      <w:bookmarkStart w:id="56" w:name="_Toc230434773"/>
       <w:r>
         <w:rPr>
           <w:rFonts w:ascii="Times New Roman" w:hAnsi="Times New Roman" w:cs="Times New Roman"/>
@@ -18504,7 +18607,7 @@
         </w:rPr>
         <w:t>7.11 Kết quả chat riêng tư</w:t>
       </w:r>
-      <w:bookmarkEnd w:id="55"/>
+      <w:bookmarkEnd w:id="56"/>
     </w:p>
     <w:p>
       <w:pPr>
@@ -18588,7 +18691,7 @@
           <w:szCs w:val="26"/>
         </w:rPr>
       </w:pPr>
-      <w:bookmarkStart w:id="56" w:name="_Toc229851605"/>
+      <w:bookmarkStart w:id="57" w:name="_Toc230434774"/>
       <w:r>
         <w:rPr>
           <w:rFonts w:ascii="Times New Roman" w:hAnsi="Times New Roman" w:cs="Times New Roman"/>
@@ -18623,7 +18726,7 @@
         </w:rPr>
         <w:t xml:space="preserve"> Đánh giá kết quả</w:t>
       </w:r>
-      <w:bookmarkEnd w:id="56"/>
+      <w:bookmarkEnd w:id="57"/>
     </w:p>
     <w:p>
       <w:pPr>
@@ -18924,7 +19027,7 @@
           <w:lang w:val="vi-VN"/>
         </w:rPr>
       </w:pPr>
-      <w:bookmarkStart w:id="57" w:name="_Toc229851606"/>
+      <w:bookmarkStart w:id="58" w:name="_Toc230434775"/>
       <w:r>
         <w:rPr>
           <w:rFonts w:ascii="Times New Roman" w:hAnsi="Times New Roman" w:cs="Times New Roman"/>
@@ -18947,7 +19050,7 @@
         </w:rPr>
         <w:t>. Ưu điểm</w:t>
       </w:r>
-      <w:bookmarkEnd w:id="57"/>
+      <w:bookmarkEnd w:id="58"/>
       <w:r>
         <w:rPr>
           <w:rFonts w:ascii="Times New Roman" w:hAnsi="Times New Roman" w:cs="Times New Roman"/>
@@ -19386,7 +19489,7 @@
           <w:szCs w:val="26"/>
         </w:rPr>
       </w:pPr>
-      <w:bookmarkStart w:id="58" w:name="_Toc229851607"/>
+      <w:bookmarkStart w:id="59" w:name="_Toc230434776"/>
       <w:r>
         <w:rPr>
           <w:rFonts w:ascii="Times New Roman" w:hAnsi="Times New Roman" w:cs="Times New Roman"/>
@@ -19409,7 +19512,7 @@
         </w:rPr>
         <w:t>. Nhược điểm</w:t>
       </w:r>
-      <w:bookmarkEnd w:id="58"/>
+      <w:bookmarkEnd w:id="59"/>
     </w:p>
     <w:p>
       <w:pPr>
@@ -19588,7 +19691,7 @@
           <w:szCs w:val="26"/>
         </w:rPr>
       </w:pPr>
-      <w:bookmarkStart w:id="59" w:name="_Toc229851608"/>
+      <w:bookmarkStart w:id="60" w:name="_Toc230434777"/>
       <w:r>
         <w:rPr>
           <w:rFonts w:ascii="Times New Roman" w:hAnsi="Times New Roman" w:cs="Times New Roman"/>
@@ -19611,7 +19714,7 @@
         </w:rPr>
         <w:t>. Hướng phát triển</w:t>
       </w:r>
-      <w:bookmarkEnd w:id="59"/>
+      <w:bookmarkEnd w:id="60"/>
     </w:p>
     <w:p>
       <w:pPr>
@@ -19910,7 +20013,7 @@
           <w:szCs w:val="26"/>
         </w:rPr>
       </w:pPr>
-      <w:bookmarkStart w:id="60" w:name="_Toc229851609"/>
+      <w:bookmarkStart w:id="61" w:name="_Toc230434778"/>
       <w:r>
         <w:rPr>
           <w:rFonts w:ascii="Times New Roman" w:hAnsi="Times New Roman" w:cs="Times New Roman"/>
@@ -19933,7 +20036,7 @@
         </w:rPr>
         <w:t>. Kết luận</w:t>
       </w:r>
-      <w:bookmarkEnd w:id="60"/>
+      <w:bookmarkEnd w:id="61"/>
     </w:p>
     <w:p>
       <w:pPr>
@@ -20876,18 +20979,8 @@
           <w:rFonts w:ascii="Times New Roman" w:hAnsi="Times New Roman" w:cs="Times New Roman"/>
           <w:sz w:val="26"/>
           <w:szCs w:val="26"/>
-          <w:lang w:val="vi-VN"/>
-        </w:rPr>
-      </w:pPr>
-      <w:r>
-        <w:rPr>
-          <w:rFonts w:ascii="Times New Roman" w:hAnsi="Times New Roman" w:cs="Times New Roman"/>
-          <w:sz w:val="26"/>
-          <w:szCs w:val="26"/>
-          <w:lang w:val="vi-VN"/>
-        </w:rPr>
-        <w:t>PHỤ LỤC:</w:t>
-      </w:r>
+        </w:rPr>
+      </w:pPr>
     </w:p>
     <w:p>
       <w:pPr>
@@ -20898,6 +20991,7 @@
           <w:bCs/>
           <w:sz w:val="26"/>
           <w:szCs w:val="26"/>
+          <w:lang w:val="vi-VN"/>
         </w:rPr>
       </w:pPr>
       <w:r>
@@ -20907,6 +21001,29 @@
           <w:bCs/>
           <w:sz w:val="26"/>
           <w:szCs w:val="26"/>
+          <w:lang w:val="vi-VN"/>
+        </w:rPr>
+        <w:t>PHỤ LỤC:</w:t>
+      </w:r>
+    </w:p>
+    <w:p>
+      <w:pPr>
+        <w:spacing w:line="360" w:lineRule="auto"/>
+        <w:rPr>
+          <w:rFonts w:ascii="Times New Roman" w:hAnsi="Times New Roman" w:cs="Times New Roman"/>
+          <w:b/>
+          <w:bCs/>
+          <w:sz w:val="26"/>
+          <w:szCs w:val="26"/>
+        </w:rPr>
+      </w:pPr>
+      <w:r>
+        <w:rPr>
+          <w:rFonts w:ascii="Times New Roman" w:hAnsi="Times New Roman" w:cs="Times New Roman"/>
+          <w:b/>
+          <w:bCs/>
+          <w:sz w:val="26"/>
+          <w:szCs w:val="26"/>
         </w:rPr>
         <w:t>Phụ lục 1: Mã nguồn chương trình</w:t>
       </w:r>
@@ -20933,67 +21050,20 @@
           <w:rFonts w:ascii="Times New Roman" w:hAnsi="Times New Roman" w:cs="Times New Roman"/>
           <w:sz w:val="26"/>
           <w:szCs w:val="26"/>
-          <w:lang w:val="vi-VN"/>
         </w:rPr>
         <w:t xml:space="preserve"> </w:t>
       </w:r>
-      <w:r>
-        <w:rPr>
-          <w:rFonts w:ascii="Times New Roman" w:hAnsi="Times New Roman" w:cs="Times New Roman"/>
-          <w:sz w:val="26"/>
-          <w:szCs w:val="26"/>
-        </w:rPr>
-        <w:fldChar w:fldCharType="begin"/>
-      </w:r>
-      <w:r>
-        <w:rPr>
-          <w:rFonts w:ascii="Times New Roman" w:hAnsi="Times New Roman" w:cs="Times New Roman"/>
-          <w:sz w:val="26"/>
-          <w:szCs w:val="26"/>
-        </w:rPr>
-        <w:instrText>HYPERLINK "</w:instrText>
-      </w:r>
-      <w:r>
-        <w:rPr>
-          <w:rFonts w:ascii="Times New Roman" w:hAnsi="Times New Roman" w:cs="Times New Roman"/>
-          <w:sz w:val="26"/>
-          <w:szCs w:val="26"/>
-        </w:rPr>
-        <w:instrText>https://github.com/22T1020662/THUC-TAP-TOT-NGHIEP</w:instrText>
-      </w:r>
-      <w:r>
-        <w:rPr>
-          <w:rFonts w:ascii="Times New Roman" w:hAnsi="Times New Roman" w:cs="Times New Roman"/>
-          <w:sz w:val="26"/>
-          <w:szCs w:val="26"/>
-        </w:rPr>
-        <w:instrText>"</w:instrText>
-      </w:r>
-      <w:r>
-        <w:rPr>
-          <w:rFonts w:ascii="Times New Roman" w:hAnsi="Times New Roman" w:cs="Times New Roman"/>
-          <w:sz w:val="26"/>
-          <w:szCs w:val="26"/>
-        </w:rPr>
-        <w:fldChar w:fldCharType="separate"/>
-      </w:r>
-      <w:r>
-        <w:rPr>
-          <w:rStyle w:val="Hyperlink"/>
-          <w:rFonts w:ascii="Times New Roman" w:hAnsi="Times New Roman" w:cs="Times New Roman"/>
-          <w:sz w:val="26"/>
-          <w:szCs w:val="26"/>
-        </w:rPr>
-        <w:t>https://github.com/22T1020662/THUC-TAP-TOT-NGHIEP</w:t>
-      </w:r>
-      <w:r>
-        <w:rPr>
-          <w:rFonts w:ascii="Times New Roman" w:hAnsi="Times New Roman" w:cs="Times New Roman"/>
-          <w:sz w:val="26"/>
-          <w:szCs w:val="26"/>
-        </w:rPr>
-        <w:fldChar w:fldCharType="end"/>
-      </w:r>
+      <w:hyperlink r:id="rId51" w:history="1">
+        <w:r>
+          <w:rPr>
+            <w:rStyle w:val="Hyperlink"/>
+            <w:rFonts w:ascii="Times New Roman" w:hAnsi="Times New Roman" w:cs="Times New Roman"/>
+            <w:sz w:val="26"/>
+            <w:szCs w:val="26"/>
+          </w:rPr>
+          <w:t>https://github.com/22T1020662/THUC-TAP-TOT-NGHIEP</w:t>
+        </w:r>
+      </w:hyperlink>
     </w:p>
     <w:p>
       <w:pPr>
@@ -21026,8 +21096,10 @@
       </w:r>
     </w:p>
     <w:sectPr>
+      <w:footerReference w:type="default" r:id="rId52"/>
       <w:pgSz w:w="12240" w:h="15840"/>
-      <w:pgMar w:top="851" w:right="1134" w:bottom="851" w:left="1701" w:header="709" w:footer="709" w:gutter="0"/>
+      <w:pgMar w:top="851" w:right="1134" w:bottom="851" w:left="1701" w:header="709" w:footer="283" w:gutter="0"/>
+      <w:pgNumType w:start="1"/>
       <w:cols w:space="708"/>
       <w:docGrid w:linePitch="360"/>
     </w:sectPr>
@@ -21115,6 +21187,134 @@
 
 <file path=word/footer2.xml><?xml version="1.0" encoding="utf-8"?>
 <w:ftr xmlns:wpc="http://schemas.microsoft.com/office/word/2010/wordprocessingCanvas" xmlns:cx="http://schemas.microsoft.com/office/drawing/2014/chartex" xmlns:cx1="http://schemas.microsoft.com/office/drawing/2015/9/8/chartex" xmlns:cx2="http://schemas.microsoft.com/office/drawing/2015/10/21/chartex" xmlns:cx3="http://schemas.microsoft.com/office/drawing/2016/5/9/chartex" xmlns:cx4="http://schemas.microsoft.com/office/drawing/2016/5/10/chartex" xmlns:cx5="http://schemas.microsoft.com/office/drawing/2016/5/11/chartex" xmlns:cx6="http://schemas.microsoft.com/office/drawing/2016/5/12/chartex" xmlns:cx7="http://schemas.microsoft.com/office/drawing/2016/5/13/chartex" xmlns:cx8="http://schemas.microsoft.com/office/drawing/2016/5/14/chartex" xmlns:mc="http://schemas.openxmlformats.org/markup-compatibility/2006" xmlns:aink="http://schemas.microsoft.com/office/drawing/2016/ink" xmlns:am3d="http://schemas.microsoft.com/office/drawing/2017/model3d" xmlns:o="urn:schemas-microsoft-com:office:office" xmlns:oel="http://schemas.microsoft.com/office/2019/extlst" xmlns:r="http://schemas.openxmlformats.org/officeDocument/2006/relationships" xmlns:m="http://schemas.openxmlformats.org/officeDocument/2006/math" xmlns:v="urn:schemas-microsoft-com:vml" xmlns:wp14="http://schemas.microsoft.com/office/word/2010/wordprocessingDrawing" xmlns:wp="http://schemas.openxmlformats.org/drawingml/2006/wordprocessingDrawing" xmlns:w10="urn:schemas-microsoft-com:office:word" xmlns:w="http://schemas.openxmlformats.org/wordprocessingml/2006/main" xmlns:w14="http://schemas.microsoft.com/office/word/2010/wordml" xmlns:w15="http://schemas.microsoft.com/office/word/2012/wordml" xmlns:w16cex="http://schemas.microsoft.com/office/word/2018/wordml/cex" xmlns:w16cid="http://schemas.microsoft.com/office/word/2016/wordml/cid" xmlns:w16="http://schemas.microsoft.com/office/word/2018/wordml" xmlns:w16du="http://schemas.microsoft.com/office/word/2023/wordml/word16du" xmlns:w16sdtdh="http://schemas.microsoft.com/office/word/2020/wordml/sdtdatahash" xmlns:w16sdtfl="http://schemas.microsoft.com/office/word/2024/wordml/sdtformatlock" xmlns:w16se="http://schemas.microsoft.com/office/word/2015/wordml/symex" xmlns:wpg="http://schemas.microsoft.com/office/word/2010/wordprocessingGroup" xmlns:wpi="http://schemas.microsoft.com/office/word/2010/wordprocessingInk" xmlns:wne="http://schemas.microsoft.com/office/word/2006/wordml" xmlns:wps="http://schemas.microsoft.com/office/word/2010/wordprocessingShape" mc:Ignorable="w14 w15 w16se w16cid w16 w16cex w16sdtdh w16sdtfl w16du wp14">
+  <w:sdt>
+    <w:sdtPr>
+      <w:id w:val="-575507952"/>
+      <w:docPartObj>
+        <w:docPartGallery w:val="Page Numbers (Bottom of Page)"/>
+        <w:docPartUnique/>
+      </w:docPartObj>
+    </w:sdtPr>
+    <w:sdtEndPr>
+      <w:rPr>
+        <w:rFonts w:ascii="Times New Roman" w:hAnsi="Times New Roman" w:cs="Times New Roman"/>
+        <w:noProof/>
+      </w:rPr>
+    </w:sdtEndPr>
+    <w:sdtContent>
+      <w:p>
+        <w:pPr>
+          <w:pStyle w:val="Footer"/>
+          <w:jc w:val="center"/>
+        </w:pPr>
+      </w:p>
+      <w:p>
+        <w:pPr>
+          <w:pStyle w:val="Footer"/>
+          <w:jc w:val="center"/>
+          <w:rPr>
+            <w:rFonts w:ascii="Times New Roman" w:hAnsi="Times New Roman" w:cs="Times New Roman"/>
+          </w:rPr>
+        </w:pPr>
+        <w:r>
+          <w:rPr>
+            <w:rFonts w:ascii="Times New Roman" w:hAnsi="Times New Roman" w:cs="Times New Roman"/>
+          </w:rPr>
+          <w:fldChar w:fldCharType="begin"/>
+        </w:r>
+        <w:r>
+          <w:rPr>
+            <w:rFonts w:ascii="Times New Roman" w:hAnsi="Times New Roman" w:cs="Times New Roman"/>
+          </w:rPr>
+          <w:instrText xml:space="preserve"> PAGE   \* MERGEFORMAT </w:instrText>
+        </w:r>
+        <w:r>
+          <w:rPr>
+            <w:rFonts w:ascii="Times New Roman" w:hAnsi="Times New Roman" w:cs="Times New Roman"/>
+          </w:rPr>
+          <w:fldChar w:fldCharType="separate"/>
+        </w:r>
+        <w:r>
+          <w:rPr>
+            <w:rFonts w:ascii="Times New Roman" w:hAnsi="Times New Roman" w:cs="Times New Roman"/>
+            <w:noProof/>
+          </w:rPr>
+          <w:t>2</w:t>
+        </w:r>
+        <w:r>
+          <w:rPr>
+            <w:rFonts w:ascii="Times New Roman" w:hAnsi="Times New Roman" w:cs="Times New Roman"/>
+            <w:noProof/>
+          </w:rPr>
+          <w:fldChar w:fldCharType="end"/>
+        </w:r>
+      </w:p>
+    </w:sdtContent>
+  </w:sdt>
+  <w:p>
+    <w:pPr>
+      <w:pStyle w:val="Footer"/>
+    </w:pPr>
+  </w:p>
+</w:ftr>
+</file>
+
+<file path=word/footer3.xml><?xml version="1.0" encoding="utf-8"?>
+<w:ftr xmlns:wpc="http://schemas.microsoft.com/office/word/2010/wordprocessingCanvas" xmlns:cx="http://schemas.microsoft.com/office/drawing/2014/chartex" xmlns:cx1="http://schemas.microsoft.com/office/drawing/2015/9/8/chartex" xmlns:cx2="http://schemas.microsoft.com/office/drawing/2015/10/21/chartex" xmlns:cx3="http://schemas.microsoft.com/office/drawing/2016/5/9/chartex" xmlns:cx4="http://schemas.microsoft.com/office/drawing/2016/5/10/chartex" xmlns:cx5="http://schemas.microsoft.com/office/drawing/2016/5/11/chartex" xmlns:cx6="http://schemas.microsoft.com/office/drawing/2016/5/12/chartex" xmlns:cx7="http://schemas.microsoft.com/office/drawing/2016/5/13/chartex" xmlns:cx8="http://schemas.microsoft.com/office/drawing/2016/5/14/chartex" xmlns:mc="http://schemas.openxmlformats.org/markup-compatibility/2006" xmlns:aink="http://schemas.microsoft.com/office/drawing/2016/ink" xmlns:am3d="http://schemas.microsoft.com/office/drawing/2017/model3d" xmlns:o="urn:schemas-microsoft-com:office:office" xmlns:oel="http://schemas.microsoft.com/office/2019/extlst" xmlns:r="http://schemas.openxmlformats.org/officeDocument/2006/relationships" xmlns:m="http://schemas.openxmlformats.org/officeDocument/2006/math" xmlns:v="urn:schemas-microsoft-com:vml" xmlns:wp14="http://schemas.microsoft.com/office/word/2010/wordprocessingDrawing" xmlns:wp="http://schemas.openxmlformats.org/drawingml/2006/wordprocessingDrawing" xmlns:w10="urn:schemas-microsoft-com:office:word" xmlns:w="http://schemas.openxmlformats.org/wordprocessingml/2006/main" xmlns:w14="http://schemas.microsoft.com/office/word/2010/wordml" xmlns:w15="http://schemas.microsoft.com/office/word/2012/wordml" xmlns:w16cex="http://schemas.microsoft.com/office/word/2018/wordml/cex" xmlns:w16cid="http://schemas.microsoft.com/office/word/2016/wordml/cid" xmlns:w16="http://schemas.microsoft.com/office/word/2018/wordml" xmlns:w16du="http://schemas.microsoft.com/office/word/2023/wordml/word16du" xmlns:w16sdtdh="http://schemas.microsoft.com/office/word/2020/wordml/sdtdatahash" xmlns:w16sdtfl="http://schemas.microsoft.com/office/word/2024/wordml/sdtformatlock" xmlns:w16se="http://schemas.microsoft.com/office/word/2015/wordml/symex" xmlns:wpg="http://schemas.microsoft.com/office/word/2010/wordprocessingGroup" xmlns:wpi="http://schemas.microsoft.com/office/word/2010/wordprocessingInk" xmlns:wne="http://schemas.microsoft.com/office/word/2006/wordml" xmlns:wps="http://schemas.microsoft.com/office/word/2010/wordprocessingShape" mc:Ignorable="w14 w15 w16se w16cid w16 w16cex w16sdtdh w16sdtfl w16du wp14">
+  <w:sdt>
+    <w:sdtPr>
+      <w:id w:val="120423618"/>
+      <w:docPartObj>
+        <w:docPartGallery w:val="Page Numbers (Bottom of Page)"/>
+        <w:docPartUnique/>
+      </w:docPartObj>
+    </w:sdtPr>
+    <w:sdtEndPr>
+      <w:rPr>
+        <w:noProof/>
+      </w:rPr>
+    </w:sdtEndPr>
+    <w:sdtContent>
+      <w:p>
+        <w:pPr>
+          <w:pStyle w:val="Footer"/>
+          <w:jc w:val="center"/>
+        </w:pPr>
+        <w:r>
+          <w:rPr>
+            <w:rFonts w:ascii="Times New Roman" w:hAnsi="Times New Roman" w:cs="Times New Roman"/>
+          </w:rPr>
+          <w:fldChar w:fldCharType="begin"/>
+        </w:r>
+        <w:r>
+          <w:rPr>
+            <w:rFonts w:ascii="Times New Roman" w:hAnsi="Times New Roman" w:cs="Times New Roman"/>
+          </w:rPr>
+          <w:instrText xml:space="preserve"> PAGE   \* MERGEFORMAT </w:instrText>
+        </w:r>
+        <w:r>
+          <w:rPr>
+            <w:rFonts w:ascii="Times New Roman" w:hAnsi="Times New Roman" w:cs="Times New Roman"/>
+          </w:rPr>
+          <w:fldChar w:fldCharType="separate"/>
+        </w:r>
+        <w:r>
+          <w:rPr>
+            <w:rFonts w:ascii="Times New Roman" w:hAnsi="Times New Roman" w:cs="Times New Roman"/>
+            <w:noProof/>
+          </w:rPr>
+          <w:t>2</w:t>
+        </w:r>
+        <w:r>
+          <w:rPr>
+            <w:rFonts w:ascii="Times New Roman" w:hAnsi="Times New Roman" w:cs="Times New Roman"/>
+            <w:noProof/>
+          </w:rPr>
+          <w:fldChar w:fldCharType="end"/>
+        </w:r>
+      </w:p>
+    </w:sdtContent>
+  </w:sdt>
   <w:p>
     <w:pPr>
       <w:pStyle w:val="Footer"/>
@@ -21264,6 +21464,119 @@
     </w:lvl>
   </w:abstractNum>
   <w:abstractNum w:abstractNumId="1" w15:restartNumberingAfterBreak="0">
+    <w:nsid w:val="0576393F"/>
+    <w:multiLevelType w:val="hybridMultilevel"/>
+    <w:tmpl w:val="BE94D2EE"/>
+    <w:lvl w:ilvl="0" w:tplc="04090001">
+      <w:start w:val="1"/>
+      <w:numFmt w:val="bullet"/>
+      <w:lvlText w:val=""/>
+      <w:lvlJc w:val="left"/>
+      <w:pPr>
+        <w:ind w:left="720" w:hanging="360"/>
+      </w:pPr>
+      <w:rPr>
+        <w:rFonts w:ascii="Symbol" w:hAnsi="Symbol" w:hint="default"/>
+      </w:rPr>
+    </w:lvl>
+    <w:lvl w:ilvl="1" w:tplc="04090003" w:tentative="1">
+      <w:start w:val="1"/>
+      <w:numFmt w:val="bullet"/>
+      <w:lvlText w:val="o"/>
+      <w:lvlJc w:val="left"/>
+      <w:pPr>
+        <w:ind w:left="1440" w:hanging="360"/>
+      </w:pPr>
+      <w:rPr>
+        <w:rFonts w:ascii="Courier New" w:hAnsi="Courier New" w:cs="Courier New" w:hint="default"/>
+      </w:rPr>
+    </w:lvl>
+    <w:lvl w:ilvl="2" w:tplc="04090005" w:tentative="1">
+      <w:start w:val="1"/>
+      <w:numFmt w:val="bullet"/>
+      <w:lvlText w:val=""/>
+      <w:lvlJc w:val="left"/>
+      <w:pPr>
+        <w:ind w:left="2160" w:hanging="360"/>
+      </w:pPr>
+      <w:rPr>
+        <w:rFonts w:ascii="Wingdings" w:hAnsi="Wingdings" w:hint="default"/>
+      </w:rPr>
+    </w:lvl>
+    <w:lvl w:ilvl="3" w:tplc="04090001" w:tentative="1">
+      <w:start w:val="1"/>
+      <w:numFmt w:val="bullet"/>
+      <w:lvlText w:val=""/>
+      <w:lvlJc w:val="left"/>
+      <w:pPr>
+        <w:ind w:left="2880" w:hanging="360"/>
+      </w:pPr>
+      <w:rPr>
+        <w:rFonts w:ascii="Symbol" w:hAnsi="Symbol" w:hint="default"/>
+      </w:rPr>
+    </w:lvl>
+    <w:lvl w:ilvl="4" w:tplc="04090003" w:tentative="1">
+      <w:start w:val="1"/>
+      <w:numFmt w:val="bullet"/>
+      <w:lvlText w:val="o"/>
+      <w:lvlJc w:val="left"/>
+      <w:pPr>
+        <w:ind w:left="3600" w:hanging="360"/>
+      </w:pPr>
+      <w:rPr>
+        <w:rFonts w:ascii="Courier New" w:hAnsi="Courier New" w:cs="Courier New" w:hint="default"/>
+      </w:rPr>
+    </w:lvl>
+    <w:lvl w:ilvl="5" w:tplc="04090005" w:tentative="1">
+      <w:start w:val="1"/>
+      <w:numFmt w:val="bullet"/>
+      <w:lvlText w:val=""/>
+      <w:lvlJc w:val="left"/>
+      <w:pPr>
+        <w:ind w:left="4320" w:hanging="360"/>
+      </w:pPr>
+      <w:rPr>
+        <w:rFonts w:ascii="Wingdings" w:hAnsi="Wingdings" w:hint="default"/>
+      </w:rPr>
+    </w:lvl>
+    <w:lvl w:ilvl="6" w:tplc="04090001" w:tentative="1">
+      <w:start w:val="1"/>
+      <w:numFmt w:val="bullet"/>
+      <w:lvlText w:val=""/>
+      <w:lvlJc w:val="left"/>
+      <w:pPr>
+        <w:ind w:left="5040" w:hanging="360"/>
+      </w:pPr>
+      <w:rPr>
+        <w:rFonts w:ascii="Symbol" w:hAnsi="Symbol" w:hint="default"/>
+      </w:rPr>
+    </w:lvl>
+    <w:lvl w:ilvl="7" w:tplc="04090003" w:tentative="1">
+      <w:start w:val="1"/>
+      <w:numFmt w:val="bullet"/>
+      <w:lvlText w:val="o"/>
+      <w:lvlJc w:val="left"/>
+      <w:pPr>
+        <w:ind w:left="5760" w:hanging="360"/>
+      </w:pPr>
+      <w:rPr>
+        <w:rFonts w:ascii="Courier New" w:hAnsi="Courier New" w:cs="Courier New" w:hint="default"/>
+      </w:rPr>
+    </w:lvl>
+    <w:lvl w:ilvl="8" w:tplc="04090005" w:tentative="1">
+      <w:start w:val="1"/>
+      <w:numFmt w:val="bullet"/>
+      <w:lvlText w:val=""/>
+      <w:lvlJc w:val="left"/>
+      <w:pPr>
+        <w:ind w:left="6480" w:hanging="360"/>
+      </w:pPr>
+      <w:rPr>
+        <w:rFonts w:ascii="Wingdings" w:hAnsi="Wingdings" w:hint="default"/>
+      </w:rPr>
+    </w:lvl>
+  </w:abstractNum>
+  <w:abstractNum w:abstractNumId="2" w15:restartNumberingAfterBreak="0">
     <w:nsid w:val="057C18CA"/>
     <w:multiLevelType w:val="hybridMultilevel"/>
     <w:tmpl w:val="624C9A72"/>
@@ -21376,7 +21689,7 @@
       </w:rPr>
     </w:lvl>
   </w:abstractNum>
-  <w:abstractNum w:abstractNumId="2" w15:restartNumberingAfterBreak="0">
+  <w:abstractNum w:abstractNumId="3" w15:restartNumberingAfterBreak="0">
     <w:nsid w:val="076E35F1"/>
     <w:multiLevelType w:val="hybridMultilevel"/>
     <w:tmpl w:val="19647582"/>
@@ -21489,7 +21802,7 @@
       </w:rPr>
     </w:lvl>
   </w:abstractNum>
-  <w:abstractNum w:abstractNumId="3" w15:restartNumberingAfterBreak="0">
+  <w:abstractNum w:abstractNumId="4" w15:restartNumberingAfterBreak="0">
     <w:nsid w:val="0A230A78"/>
     <w:multiLevelType w:val="hybridMultilevel"/>
     <w:tmpl w:val="9BBE7212"/>
@@ -21602,7 +21915,7 @@
       </w:rPr>
     </w:lvl>
   </w:abstractNum>
-  <w:abstractNum w:abstractNumId="4" w15:restartNumberingAfterBreak="0">
+  <w:abstractNum w:abstractNumId="5" w15:restartNumberingAfterBreak="0">
     <w:nsid w:val="0E243175"/>
     <w:multiLevelType w:val="hybridMultilevel"/>
     <w:tmpl w:val="288854AA"/>
@@ -21715,7 +22028,7 @@
       </w:rPr>
     </w:lvl>
   </w:abstractNum>
-  <w:abstractNum w:abstractNumId="5" w15:restartNumberingAfterBreak="0">
+  <w:abstractNum w:abstractNumId="6" w15:restartNumberingAfterBreak="0">
     <w:nsid w:val="0E76660B"/>
     <w:multiLevelType w:val="hybridMultilevel"/>
     <w:tmpl w:val="27A64D84"/>
@@ -21828,7 +22141,7 @@
       </w:rPr>
     </w:lvl>
   </w:abstractNum>
-  <w:abstractNum w:abstractNumId="6" w15:restartNumberingAfterBreak="0">
+  <w:abstractNum w:abstractNumId="7" w15:restartNumberingAfterBreak="0">
     <w:nsid w:val="0ECD12C1"/>
     <w:multiLevelType w:val="multilevel"/>
     <w:tmpl w:val="3DD48322"/>
@@ -21977,7 +22290,7 @@
       </w:rPr>
     </w:lvl>
   </w:abstractNum>
-  <w:abstractNum w:abstractNumId="7" w15:restartNumberingAfterBreak="0">
+  <w:abstractNum w:abstractNumId="8" w15:restartNumberingAfterBreak="0">
     <w:nsid w:val="11ED6D44"/>
     <w:multiLevelType w:val="hybridMultilevel"/>
     <w:tmpl w:val="23AAA7CA"/>
@@ -22090,7 +22403,7 @@
       </w:rPr>
     </w:lvl>
   </w:abstractNum>
-  <w:abstractNum w:abstractNumId="8" w15:restartNumberingAfterBreak="0">
+  <w:abstractNum w:abstractNumId="9" w15:restartNumberingAfterBreak="0">
     <w:nsid w:val="12BA2599"/>
     <w:multiLevelType w:val="hybridMultilevel"/>
     <w:tmpl w:val="391C7880"/>
@@ -22203,7 +22516,7 @@
       </w:rPr>
     </w:lvl>
   </w:abstractNum>
-  <w:abstractNum w:abstractNumId="9" w15:restartNumberingAfterBreak="0">
+  <w:abstractNum w:abstractNumId="10" w15:restartNumberingAfterBreak="0">
     <w:nsid w:val="15367191"/>
     <w:multiLevelType w:val="hybridMultilevel"/>
     <w:tmpl w:val="1AA23894"/>
@@ -22316,7 +22629,7 @@
       </w:rPr>
     </w:lvl>
   </w:abstractNum>
-  <w:abstractNum w:abstractNumId="10" w15:restartNumberingAfterBreak="0">
+  <w:abstractNum w:abstractNumId="11" w15:restartNumberingAfterBreak="0">
     <w:nsid w:val="19C427D4"/>
     <w:multiLevelType w:val="hybridMultilevel"/>
     <w:tmpl w:val="69E4ABAE"/>
@@ -22429,7 +22742,7 @@
       </w:rPr>
     </w:lvl>
   </w:abstractNum>
-  <w:abstractNum w:abstractNumId="11" w15:restartNumberingAfterBreak="0">
+  <w:abstractNum w:abstractNumId="12" w15:restartNumberingAfterBreak="0">
     <w:nsid w:val="1C425976"/>
     <w:multiLevelType w:val="hybridMultilevel"/>
     <w:tmpl w:val="9F98F0D4"/>
@@ -22542,7 +22855,7 @@
       </w:rPr>
     </w:lvl>
   </w:abstractNum>
-  <w:abstractNum w:abstractNumId="12" w15:restartNumberingAfterBreak="0">
+  <w:abstractNum w:abstractNumId="13" w15:restartNumberingAfterBreak="0">
     <w:nsid w:val="1E1368CA"/>
     <w:multiLevelType w:val="hybridMultilevel"/>
     <w:tmpl w:val="CE843A2A"/>
@@ -22655,7 +22968,7 @@
       </w:rPr>
     </w:lvl>
   </w:abstractNum>
-  <w:abstractNum w:abstractNumId="13" w15:restartNumberingAfterBreak="0">
+  <w:abstractNum w:abstractNumId="14" w15:restartNumberingAfterBreak="0">
     <w:nsid w:val="2018759D"/>
     <w:multiLevelType w:val="multilevel"/>
     <w:tmpl w:val="A3EE4F96"/>
@@ -22768,7 +23081,7 @@
       </w:pPr>
     </w:lvl>
   </w:abstractNum>
-  <w:abstractNum w:abstractNumId="14" w15:restartNumberingAfterBreak="0">
+  <w:abstractNum w:abstractNumId="15" w15:restartNumberingAfterBreak="0">
     <w:nsid w:val="269F5FD9"/>
     <w:multiLevelType w:val="hybridMultilevel"/>
     <w:tmpl w:val="BB869A94"/>
@@ -22881,7 +23194,7 @@
       </w:rPr>
     </w:lvl>
   </w:abstractNum>
-  <w:abstractNum w:abstractNumId="15" w15:restartNumberingAfterBreak="0">
+  <w:abstractNum w:abstractNumId="16" w15:restartNumberingAfterBreak="0">
     <w:nsid w:val="288E1C1D"/>
     <w:multiLevelType w:val="hybridMultilevel"/>
     <w:tmpl w:val="80141120"/>
@@ -22994,7 +23307,7 @@
       </w:rPr>
     </w:lvl>
   </w:abstractNum>
-  <w:abstractNum w:abstractNumId="16" w15:restartNumberingAfterBreak="0">
+  <w:abstractNum w:abstractNumId="17" w15:restartNumberingAfterBreak="0">
     <w:nsid w:val="28E172CB"/>
     <w:multiLevelType w:val="multilevel"/>
     <w:tmpl w:val="6EF8780C"/>
@@ -23107,7 +23420,7 @@
       </w:pPr>
     </w:lvl>
   </w:abstractNum>
-  <w:abstractNum w:abstractNumId="17" w15:restartNumberingAfterBreak="0">
+  <w:abstractNum w:abstractNumId="18" w15:restartNumberingAfterBreak="0">
     <w:nsid w:val="2AB814E4"/>
     <w:multiLevelType w:val="hybridMultilevel"/>
     <w:tmpl w:val="28B4C9E6"/>
@@ -23220,7 +23533,7 @@
       </w:rPr>
     </w:lvl>
   </w:abstractNum>
-  <w:abstractNum w:abstractNumId="18" w15:restartNumberingAfterBreak="0">
+  <w:abstractNum w:abstractNumId="19" w15:restartNumberingAfterBreak="0">
     <w:nsid w:val="2D792F45"/>
     <w:multiLevelType w:val="multilevel"/>
     <w:tmpl w:val="5110430C"/>
@@ -23369,7 +23682,7 @@
       </w:rPr>
     </w:lvl>
   </w:abstractNum>
-  <w:abstractNum w:abstractNumId="19" w15:restartNumberingAfterBreak="0">
+  <w:abstractNum w:abstractNumId="20" w15:restartNumberingAfterBreak="0">
     <w:nsid w:val="2E273FC0"/>
     <w:multiLevelType w:val="hybridMultilevel"/>
     <w:tmpl w:val="DEA2786A"/>
@@ -23482,7 +23795,7 @@
       </w:rPr>
     </w:lvl>
   </w:abstractNum>
-  <w:abstractNum w:abstractNumId="20" w15:restartNumberingAfterBreak="0">
+  <w:abstractNum w:abstractNumId="21" w15:restartNumberingAfterBreak="0">
     <w:nsid w:val="33E05EA5"/>
     <w:multiLevelType w:val="hybridMultilevel"/>
     <w:tmpl w:val="45DEC77A"/>
@@ -23595,7 +23908,7 @@
       </w:rPr>
     </w:lvl>
   </w:abstractNum>
-  <w:abstractNum w:abstractNumId="21" w15:restartNumberingAfterBreak="0">
+  <w:abstractNum w:abstractNumId="22" w15:restartNumberingAfterBreak="0">
     <w:nsid w:val="3AF92EB9"/>
     <w:multiLevelType w:val="hybridMultilevel"/>
     <w:tmpl w:val="77FEB5EC"/>
@@ -23708,7 +24021,120 @@
       </w:rPr>
     </w:lvl>
   </w:abstractNum>
-  <w:abstractNum w:abstractNumId="22" w15:restartNumberingAfterBreak="0">
+  <w:abstractNum w:abstractNumId="23" w15:restartNumberingAfterBreak="0">
+    <w:nsid w:val="3B335523"/>
+    <w:multiLevelType w:val="hybridMultilevel"/>
+    <w:tmpl w:val="D0D2BBC6"/>
+    <w:lvl w:ilvl="0" w:tplc="04090001">
+      <w:start w:val="1"/>
+      <w:numFmt w:val="bullet"/>
+      <w:lvlText w:val=""/>
+      <w:lvlJc w:val="left"/>
+      <w:pPr>
+        <w:ind w:left="720" w:hanging="360"/>
+      </w:pPr>
+      <w:rPr>
+        <w:rFonts w:ascii="Symbol" w:hAnsi="Symbol" w:hint="default"/>
+      </w:rPr>
+    </w:lvl>
+    <w:lvl w:ilvl="1" w:tplc="04090003" w:tentative="1">
+      <w:start w:val="1"/>
+      <w:numFmt w:val="bullet"/>
+      <w:lvlText w:val="o"/>
+      <w:lvlJc w:val="left"/>
+      <w:pPr>
+        <w:ind w:left="1440" w:hanging="360"/>
+      </w:pPr>
+      <w:rPr>
+        <w:rFonts w:ascii="Courier New" w:hAnsi="Courier New" w:cs="Courier New" w:hint="default"/>
+      </w:rPr>
+    </w:lvl>
+    <w:lvl w:ilvl="2" w:tplc="04090005" w:tentative="1">
+      <w:start w:val="1"/>
+      <w:numFmt w:val="bullet"/>
+      <w:lvlText w:val=""/>
+      <w:lvlJc w:val="left"/>
+      <w:pPr>
+        <w:ind w:left="2160" w:hanging="360"/>
+      </w:pPr>
+      <w:rPr>
+        <w:rFonts w:ascii="Wingdings" w:hAnsi="Wingdings" w:hint="default"/>
+      </w:rPr>
+    </w:lvl>
+    <w:lvl w:ilvl="3" w:tplc="04090001" w:tentative="1">
+      <w:start w:val="1"/>
+      <w:numFmt w:val="bullet"/>
+      <w:lvlText w:val=""/>
+      <w:lvlJc w:val="left"/>
+      <w:pPr>
+        <w:ind w:left="2880" w:hanging="360"/>
+      </w:pPr>
+      <w:rPr>
+        <w:rFonts w:ascii="Symbol" w:hAnsi="Symbol" w:hint="default"/>
+      </w:rPr>
+    </w:lvl>
+    <w:lvl w:ilvl="4" w:tplc="04090003" w:tentative="1">
+      <w:start w:val="1"/>
+      <w:numFmt w:val="bullet"/>
+      <w:lvlText w:val="o"/>
+      <w:lvlJc w:val="left"/>
+      <w:pPr>
+        <w:ind w:left="3600" w:hanging="360"/>
+      </w:pPr>
+      <w:rPr>
+        <w:rFonts w:ascii="Courier New" w:hAnsi="Courier New" w:cs="Courier New" w:hint="default"/>
+      </w:rPr>
+    </w:lvl>
+    <w:lvl w:ilvl="5" w:tplc="04090005" w:tentative="1">
+      <w:start w:val="1"/>
+      <w:numFmt w:val="bullet"/>
+      <w:lvlText w:val=""/>
+      <w:lvlJc w:val="left"/>
+      <w:pPr>
+        <w:ind w:left="4320" w:hanging="360"/>
+      </w:pPr>
+      <w:rPr>
+        <w:rFonts w:ascii="Wingdings" w:hAnsi="Wingdings" w:hint="default"/>
+      </w:rPr>
+    </w:lvl>
+    <w:lvl w:ilvl="6" w:tplc="04090001" w:tentative="1">
+      <w:start w:val="1"/>
+      <w:numFmt w:val="bullet"/>
+      <w:lvlText w:val=""/>
+      <w:lvlJc w:val="left"/>
+      <w:pPr>
+        <w:ind w:left="5040" w:hanging="360"/>
+      </w:pPr>
+      <w:rPr>
+        <w:rFonts w:ascii="Symbol" w:hAnsi="Symbol" w:hint="default"/>
+      </w:rPr>
+    </w:lvl>
+    <w:lvl w:ilvl="7" w:tplc="04090003" w:tentative="1">
+      <w:start w:val="1"/>
+      <w:numFmt w:val="bullet"/>
+      <w:lvlText w:val="o"/>
+      <w:lvlJc w:val="left"/>
+      <w:pPr>
+        <w:ind w:left="5760" w:hanging="360"/>
+      </w:pPr>
+      <w:rPr>
+        <w:rFonts w:ascii="Courier New" w:hAnsi="Courier New" w:cs="Courier New" w:hint="default"/>
+      </w:rPr>
+    </w:lvl>
+    <w:lvl w:ilvl="8" w:tplc="04090005" w:tentative="1">
+      <w:start w:val="1"/>
+      <w:numFmt w:val="bullet"/>
+      <w:lvlText w:val=""/>
+      <w:lvlJc w:val="left"/>
+      <w:pPr>
+        <w:ind w:left="6480" w:hanging="360"/>
+      </w:pPr>
+      <w:rPr>
+        <w:rFonts w:ascii="Wingdings" w:hAnsi="Wingdings" w:hint="default"/>
+      </w:rPr>
+    </w:lvl>
+  </w:abstractNum>
+  <w:abstractNum w:abstractNumId="24" w15:restartNumberingAfterBreak="0">
     <w:nsid w:val="3B347B3C"/>
     <w:multiLevelType w:val="hybridMultilevel"/>
     <w:tmpl w:val="F452B6F4"/>
@@ -23821,7 +24247,7 @@
       </w:rPr>
     </w:lvl>
   </w:abstractNum>
-  <w:abstractNum w:abstractNumId="23" w15:restartNumberingAfterBreak="0">
+  <w:abstractNum w:abstractNumId="25" w15:restartNumberingAfterBreak="0">
     <w:nsid w:val="3D2507DF"/>
     <w:multiLevelType w:val="multilevel"/>
     <w:tmpl w:val="2E8E83AE"/>
@@ -23970,7 +24396,156 @@
       </w:rPr>
     </w:lvl>
   </w:abstractNum>
-  <w:abstractNum w:abstractNumId="24" w15:restartNumberingAfterBreak="0">
+  <w:abstractNum w:abstractNumId="26" w15:restartNumberingAfterBreak="0">
+    <w:nsid w:val="3D355E33"/>
+    <w:multiLevelType w:val="multilevel"/>
+    <w:tmpl w:val="1EB45B90"/>
+    <w:lvl w:ilvl="0">
+      <w:start w:val="1"/>
+      <w:numFmt w:val="bullet"/>
+      <w:lvlText w:val=""/>
+      <w:lvlJc w:val="left"/>
+      <w:pPr>
+        <w:tabs>
+          <w:tab w:val="num" w:pos="720"/>
+        </w:tabs>
+        <w:ind w:left="720" w:hanging="360"/>
+      </w:pPr>
+      <w:rPr>
+        <w:rFonts w:ascii="Symbol" w:hAnsi="Symbol" w:hint="default"/>
+        <w:sz w:val="20"/>
+      </w:rPr>
+    </w:lvl>
+    <w:lvl w:ilvl="1" w:tentative="1">
+      <w:start w:val="1"/>
+      <w:numFmt w:val="bullet"/>
+      <w:lvlText w:val="o"/>
+      <w:lvlJc w:val="left"/>
+      <w:pPr>
+        <w:tabs>
+          <w:tab w:val="num" w:pos="1440"/>
+        </w:tabs>
+        <w:ind w:left="1440" w:hanging="360"/>
+      </w:pPr>
+      <w:rPr>
+        <w:rFonts w:ascii="Courier New" w:hAnsi="Courier New" w:hint="default"/>
+        <w:sz w:val="20"/>
+      </w:rPr>
+    </w:lvl>
+    <w:lvl w:ilvl="2" w:tentative="1">
+      <w:start w:val="1"/>
+      <w:numFmt w:val="bullet"/>
+      <w:lvlText w:val=""/>
+      <w:lvlJc w:val="left"/>
+      <w:pPr>
+        <w:tabs>
+          <w:tab w:val="num" w:pos="2160"/>
+        </w:tabs>
+        <w:ind w:left="2160" w:hanging="360"/>
+      </w:pPr>
+      <w:rPr>
+        <w:rFonts w:ascii="Wingdings" w:hAnsi="Wingdings" w:hint="default"/>
+        <w:sz w:val="20"/>
+      </w:rPr>
+    </w:lvl>
+    <w:lvl w:ilvl="3" w:tentative="1">
+      <w:start w:val="1"/>
+      <w:numFmt w:val="bullet"/>
+      <w:lvlText w:val=""/>
+      <w:lvlJc w:val="left"/>
+      <w:pPr>
+        <w:tabs>
+          <w:tab w:val="num" w:pos="2880"/>
+        </w:tabs>
+        <w:ind w:left="2880" w:hanging="360"/>
+      </w:pPr>
+      <w:rPr>
+        <w:rFonts w:ascii="Wingdings" w:hAnsi="Wingdings" w:hint="default"/>
+        <w:sz w:val="20"/>
+      </w:rPr>
+    </w:lvl>
+    <w:lvl w:ilvl="4" w:tentative="1">
+      <w:start w:val="1"/>
+      <w:numFmt w:val="bullet"/>
+      <w:lvlText w:val=""/>
+      <w:lvlJc w:val="left"/>
+      <w:pPr>
+        <w:tabs>
+          <w:tab w:val="num" w:pos="3600"/>
+        </w:tabs>
+        <w:ind w:left="3600" w:hanging="360"/>
+      </w:pPr>
+      <w:rPr>
+        <w:rFonts w:ascii="Wingdings" w:hAnsi="Wingdings" w:hint="default"/>
+        <w:sz w:val="20"/>
+      </w:rPr>
+    </w:lvl>
+    <w:lvl w:ilvl="5" w:tentative="1">
+      <w:start w:val="1"/>
+      <w:numFmt w:val="bullet"/>
+      <w:lvlText w:val=""/>
+      <w:lvlJc w:val="left"/>
+      <w:pPr>
+        <w:tabs>
+          <w:tab w:val="num" w:pos="4320"/>
+        </w:tabs>
+        <w:ind w:left="4320" w:hanging="360"/>
+      </w:pPr>
+      <w:rPr>
+        <w:rFonts w:ascii="Wingdings" w:hAnsi="Wingdings" w:hint="default"/>
+        <w:sz w:val="20"/>
+      </w:rPr>
+    </w:lvl>
+    <w:lvl w:ilvl="6" w:tentative="1">
+      <w:start w:val="1"/>
+      <w:numFmt w:val="bullet"/>
+      <w:lvlText w:val=""/>
+      <w:lvlJc w:val="left"/>
+      <w:pPr>
+        <w:tabs>
+          <w:tab w:val="num" w:pos="5040"/>
+        </w:tabs>
+        <w:ind w:left="5040" w:hanging="360"/>
+      </w:pPr>
+      <w:rPr>
+        <w:rFonts w:ascii="Wingdings" w:hAnsi="Wingdings" w:hint="default"/>
+        <w:sz w:val="20"/>
+      </w:rPr>
+    </w:lvl>
+    <w:lvl w:ilvl="7" w:tentative="1">
+      <w:start w:val="1"/>
+      <w:numFmt w:val="bullet"/>
+      <w:lvlText w:val=""/>
+      <w:lvlJc w:val="left"/>
+      <w:pPr>
+        <w:tabs>
+          <w:tab w:val="num" w:pos="5760"/>
+        </w:tabs>
+        <w:ind w:left="5760" w:hanging="360"/>
+      </w:pPr>
+      <w:rPr>
+        <w:rFonts w:ascii="Wingdings" w:hAnsi="Wingdings" w:hint="default"/>
+        <w:sz w:val="20"/>
+      </w:rPr>
+    </w:lvl>
+    <w:lvl w:ilvl="8" w:tentative="1">
+      <w:start w:val="1"/>
+      <w:numFmt w:val="bullet"/>
+      <w:lvlText w:val=""/>
+      <w:lvlJc w:val="left"/>
+      <w:pPr>
+        <w:tabs>
+          <w:tab w:val="num" w:pos="6480"/>
+        </w:tabs>
+        <w:ind w:left="6480" w:hanging="360"/>
+      </w:pPr>
+      <w:rPr>
+        <w:rFonts w:ascii="Wingdings" w:hAnsi="Wingdings" w:hint="default"/>
+        <w:sz w:val="20"/>
+      </w:rPr>
+    </w:lvl>
+  </w:abstractNum>
+  <w:abstractNum w:abstractNumId="27" w15:restartNumberingAfterBreak="0">
     <w:nsid w:val="3F777334"/>
     <w:multiLevelType w:val="multilevel"/>
     <w:tmpl w:val="B846EDC6"/>
@@ -24083,7 +24658,7 @@
       </w:pPr>
     </w:lvl>
   </w:abstractNum>
-  <w:abstractNum w:abstractNumId="25" w15:restartNumberingAfterBreak="0">
+  <w:abstractNum w:abstractNumId="28" w15:restartNumberingAfterBreak="0">
     <w:nsid w:val="3F8338DD"/>
     <w:multiLevelType w:val="hybridMultilevel"/>
     <w:tmpl w:val="5184A8FC"/>
@@ -24196,7 +24771,7 @@
       </w:rPr>
     </w:lvl>
   </w:abstractNum>
-  <w:abstractNum w:abstractNumId="26" w15:restartNumberingAfterBreak="0">
+  <w:abstractNum w:abstractNumId="29" w15:restartNumberingAfterBreak="0">
     <w:nsid w:val="3FA5567D"/>
     <w:multiLevelType w:val="hybridMultilevel"/>
     <w:tmpl w:val="636E0536"/>
@@ -24309,7 +24884,7 @@
       </w:rPr>
     </w:lvl>
   </w:abstractNum>
-  <w:abstractNum w:abstractNumId="27" w15:restartNumberingAfterBreak="0">
+  <w:abstractNum w:abstractNumId="30" w15:restartNumberingAfterBreak="0">
     <w:nsid w:val="449A7FC6"/>
     <w:multiLevelType w:val="hybridMultilevel"/>
     <w:tmpl w:val="688C57EA"/>
@@ -24422,7 +24997,7 @@
       </w:rPr>
     </w:lvl>
   </w:abstractNum>
-  <w:abstractNum w:abstractNumId="28" w15:restartNumberingAfterBreak="0">
+  <w:abstractNum w:abstractNumId="31" w15:restartNumberingAfterBreak="0">
     <w:nsid w:val="458C4F8C"/>
     <w:multiLevelType w:val="hybridMultilevel"/>
     <w:tmpl w:val="FF841D04"/>
@@ -24535,7 +25110,7 @@
       </w:rPr>
     </w:lvl>
   </w:abstractNum>
-  <w:abstractNum w:abstractNumId="29" w15:restartNumberingAfterBreak="0">
+  <w:abstractNum w:abstractNumId="32" w15:restartNumberingAfterBreak="0">
     <w:nsid w:val="48FB08C4"/>
     <w:multiLevelType w:val="multilevel"/>
     <w:tmpl w:val="0E4864F4"/>
@@ -24648,7 +25223,7 @@
       </w:rPr>
     </w:lvl>
   </w:abstractNum>
-  <w:abstractNum w:abstractNumId="30" w15:restartNumberingAfterBreak="0">
+  <w:abstractNum w:abstractNumId="33" w15:restartNumberingAfterBreak="0">
     <w:nsid w:val="4B7A5735"/>
     <w:multiLevelType w:val="hybridMultilevel"/>
     <w:tmpl w:val="B9D80418"/>
@@ -24761,7 +25336,7 @@
       </w:rPr>
     </w:lvl>
   </w:abstractNum>
-  <w:abstractNum w:abstractNumId="31" w15:restartNumberingAfterBreak="0">
+  <w:abstractNum w:abstractNumId="34" w15:restartNumberingAfterBreak="0">
     <w:nsid w:val="4E211469"/>
     <w:multiLevelType w:val="hybridMultilevel"/>
     <w:tmpl w:val="5F9A0EE2"/>
@@ -24874,7 +25449,7 @@
       </w:rPr>
     </w:lvl>
   </w:abstractNum>
-  <w:abstractNum w:abstractNumId="32" w15:restartNumberingAfterBreak="0">
+  <w:abstractNum w:abstractNumId="35" w15:restartNumberingAfterBreak="0">
     <w:nsid w:val="505D369F"/>
     <w:multiLevelType w:val="multilevel"/>
     <w:tmpl w:val="752A2C78"/>
@@ -25023,7 +25598,7 @@
       </w:rPr>
     </w:lvl>
   </w:abstractNum>
-  <w:abstractNum w:abstractNumId="33" w15:restartNumberingAfterBreak="0">
+  <w:abstractNum w:abstractNumId="36" w15:restartNumberingAfterBreak="0">
     <w:nsid w:val="51463394"/>
     <w:multiLevelType w:val="hybridMultilevel"/>
     <w:tmpl w:val="DC240636"/>
@@ -25136,7 +25711,7 @@
       </w:rPr>
     </w:lvl>
   </w:abstractNum>
-  <w:abstractNum w:abstractNumId="34" w15:restartNumberingAfterBreak="0">
+  <w:abstractNum w:abstractNumId="37" w15:restartNumberingAfterBreak="0">
     <w:nsid w:val="51CC40AA"/>
     <w:multiLevelType w:val="hybridMultilevel"/>
     <w:tmpl w:val="E5521B0E"/>
@@ -25249,7 +25824,7 @@
       </w:rPr>
     </w:lvl>
   </w:abstractNum>
-  <w:abstractNum w:abstractNumId="35" w15:restartNumberingAfterBreak="0">
+  <w:abstractNum w:abstractNumId="38" w15:restartNumberingAfterBreak="0">
     <w:nsid w:val="53EB241D"/>
     <w:multiLevelType w:val="hybridMultilevel"/>
     <w:tmpl w:val="A344D5D0"/>
@@ -25362,7 +25937,7 @@
       </w:rPr>
     </w:lvl>
   </w:abstractNum>
-  <w:abstractNum w:abstractNumId="36" w15:restartNumberingAfterBreak="0">
+  <w:abstractNum w:abstractNumId="39" w15:restartNumberingAfterBreak="0">
     <w:nsid w:val="597B0A51"/>
     <w:multiLevelType w:val="hybridMultilevel"/>
     <w:tmpl w:val="DBFE4E30"/>
@@ -25475,7 +26050,7 @@
       </w:rPr>
     </w:lvl>
   </w:abstractNum>
-  <w:abstractNum w:abstractNumId="37" w15:restartNumberingAfterBreak="0">
+  <w:abstractNum w:abstractNumId="40" w15:restartNumberingAfterBreak="0">
     <w:nsid w:val="59F315DD"/>
     <w:multiLevelType w:val="multilevel"/>
     <w:tmpl w:val="D00860C8"/>
@@ -25588,7 +26163,7 @@
       </w:pPr>
     </w:lvl>
   </w:abstractNum>
-  <w:abstractNum w:abstractNumId="38" w15:restartNumberingAfterBreak="0">
+  <w:abstractNum w:abstractNumId="41" w15:restartNumberingAfterBreak="0">
     <w:nsid w:val="5A9F577C"/>
     <w:multiLevelType w:val="hybridMultilevel"/>
     <w:tmpl w:val="F362B1E2"/>
@@ -25701,7 +26276,7 @@
       </w:rPr>
     </w:lvl>
   </w:abstractNum>
-  <w:abstractNum w:abstractNumId="39" w15:restartNumberingAfterBreak="0">
+  <w:abstractNum w:abstractNumId="42" w15:restartNumberingAfterBreak="0">
     <w:nsid w:val="5BA50C16"/>
     <w:multiLevelType w:val="multilevel"/>
     <w:tmpl w:val="A69C45D6"/>
@@ -25818,7 +26393,7 @@
       </w:pPr>
     </w:lvl>
   </w:abstractNum>
-  <w:abstractNum w:abstractNumId="40" w15:restartNumberingAfterBreak="0">
+  <w:abstractNum w:abstractNumId="43" w15:restartNumberingAfterBreak="0">
     <w:nsid w:val="60684FBF"/>
     <w:multiLevelType w:val="hybridMultilevel"/>
     <w:tmpl w:val="3836DFD6"/>
@@ -25931,7 +26506,7 @@
       </w:rPr>
     </w:lvl>
   </w:abstractNum>
-  <w:abstractNum w:abstractNumId="41" w15:restartNumberingAfterBreak="0">
+  <w:abstractNum w:abstractNumId="44" w15:restartNumberingAfterBreak="0">
     <w:nsid w:val="66214361"/>
     <w:multiLevelType w:val="hybridMultilevel"/>
     <w:tmpl w:val="44A62A86"/>
@@ -26044,7 +26619,7 @@
       </w:rPr>
     </w:lvl>
   </w:abstractNum>
-  <w:abstractNum w:abstractNumId="42" w15:restartNumberingAfterBreak="0">
+  <w:abstractNum w:abstractNumId="45" w15:restartNumberingAfterBreak="0">
     <w:nsid w:val="683D2F1C"/>
     <w:multiLevelType w:val="hybridMultilevel"/>
     <w:tmpl w:val="E8386AC2"/>
@@ -26157,7 +26732,7 @@
       </w:rPr>
     </w:lvl>
   </w:abstractNum>
-  <w:abstractNum w:abstractNumId="43" w15:restartNumberingAfterBreak="0">
+  <w:abstractNum w:abstractNumId="46" w15:restartNumberingAfterBreak="0">
     <w:nsid w:val="6B3F24C3"/>
     <w:multiLevelType w:val="hybridMultilevel"/>
     <w:tmpl w:val="EE049DBE"/>
@@ -26270,7 +26845,7 @@
       </w:rPr>
     </w:lvl>
   </w:abstractNum>
-  <w:abstractNum w:abstractNumId="44" w15:restartNumberingAfterBreak="0">
+  <w:abstractNum w:abstractNumId="47" w15:restartNumberingAfterBreak="0">
     <w:nsid w:val="6E5A53C8"/>
     <w:multiLevelType w:val="hybridMultilevel"/>
     <w:tmpl w:val="C89C94D0"/>
@@ -26383,7 +26958,7 @@
       </w:rPr>
     </w:lvl>
   </w:abstractNum>
-  <w:abstractNum w:abstractNumId="45" w15:restartNumberingAfterBreak="0">
+  <w:abstractNum w:abstractNumId="48" w15:restartNumberingAfterBreak="0">
     <w:nsid w:val="6F9A3770"/>
     <w:multiLevelType w:val="hybridMultilevel"/>
     <w:tmpl w:val="01465CF2"/>
@@ -26496,7 +27071,7 @@
       </w:rPr>
     </w:lvl>
   </w:abstractNum>
-  <w:abstractNum w:abstractNumId="46" w15:restartNumberingAfterBreak="0">
+  <w:abstractNum w:abstractNumId="49" w15:restartNumberingAfterBreak="0">
     <w:nsid w:val="719B2A72"/>
     <w:multiLevelType w:val="hybridMultilevel"/>
     <w:tmpl w:val="1158B11A"/>
@@ -26609,7 +27184,7 @@
       </w:rPr>
     </w:lvl>
   </w:abstractNum>
-  <w:abstractNum w:abstractNumId="47" w15:restartNumberingAfterBreak="0">
+  <w:abstractNum w:abstractNumId="50" w15:restartNumberingAfterBreak="0">
     <w:nsid w:val="71AD4941"/>
     <w:multiLevelType w:val="multilevel"/>
     <w:tmpl w:val="F9C6CF4E"/>
@@ -26722,7 +27297,156 @@
       </w:pPr>
     </w:lvl>
   </w:abstractNum>
-  <w:abstractNum w:abstractNumId="48" w15:restartNumberingAfterBreak="0">
+  <w:abstractNum w:abstractNumId="51" w15:restartNumberingAfterBreak="0">
+    <w:nsid w:val="746751F5"/>
+    <w:multiLevelType w:val="multilevel"/>
+    <w:tmpl w:val="D0307BD6"/>
+    <w:lvl w:ilvl="0">
+      <w:start w:val="1"/>
+      <w:numFmt w:val="bullet"/>
+      <w:lvlText w:val=""/>
+      <w:lvlJc w:val="left"/>
+      <w:pPr>
+        <w:tabs>
+          <w:tab w:val="num" w:pos="720"/>
+        </w:tabs>
+        <w:ind w:left="720" w:hanging="360"/>
+      </w:pPr>
+      <w:rPr>
+        <w:rFonts w:ascii="Symbol" w:hAnsi="Symbol" w:hint="default"/>
+        <w:sz w:val="20"/>
+      </w:rPr>
+    </w:lvl>
+    <w:lvl w:ilvl="1" w:tentative="1">
+      <w:start w:val="1"/>
+      <w:numFmt w:val="bullet"/>
+      <w:lvlText w:val="o"/>
+      <w:lvlJc w:val="left"/>
+      <w:pPr>
+        <w:tabs>
+          <w:tab w:val="num" w:pos="1440"/>
+        </w:tabs>
+        <w:ind w:left="1440" w:hanging="360"/>
+      </w:pPr>
+      <w:rPr>
+        <w:rFonts w:ascii="Courier New" w:hAnsi="Courier New" w:hint="default"/>
+        <w:sz w:val="20"/>
+      </w:rPr>
+    </w:lvl>
+    <w:lvl w:ilvl="2" w:tentative="1">
+      <w:start w:val="1"/>
+      <w:numFmt w:val="bullet"/>
+      <w:lvlText w:val=""/>
+      <w:lvlJc w:val="left"/>
+      <w:pPr>
+        <w:tabs>
+          <w:tab w:val="num" w:pos="2160"/>
+        </w:tabs>
+        <w:ind w:left="2160" w:hanging="360"/>
+      </w:pPr>
+      <w:rPr>
+        <w:rFonts w:ascii="Wingdings" w:hAnsi="Wingdings" w:hint="default"/>
+        <w:sz w:val="20"/>
+      </w:rPr>
+    </w:lvl>
+    <w:lvl w:ilvl="3" w:tentative="1">
+      <w:start w:val="1"/>
+      <w:numFmt w:val="bullet"/>
+      <w:lvlText w:val=""/>
+      <w:lvlJc w:val="left"/>
+      <w:pPr>
+        <w:tabs>
+          <w:tab w:val="num" w:pos="2880"/>
+        </w:tabs>
+        <w:ind w:left="2880" w:hanging="360"/>
+      </w:pPr>
+      <w:rPr>
+        <w:rFonts w:ascii="Wingdings" w:hAnsi="Wingdings" w:hint="default"/>
+        <w:sz w:val="20"/>
+      </w:rPr>
+    </w:lvl>
+    <w:lvl w:ilvl="4" w:tentative="1">
+      <w:start w:val="1"/>
+      <w:numFmt w:val="bullet"/>
+      <w:lvlText w:val=""/>
+      <w:lvlJc w:val="left"/>
+      <w:pPr>
+        <w:tabs>
+          <w:tab w:val="num" w:pos="3600"/>
+        </w:tabs>
+        <w:ind w:left="3600" w:hanging="360"/>
+      </w:pPr>
+      <w:rPr>
+        <w:rFonts w:ascii="Wingdings" w:hAnsi="Wingdings" w:hint="default"/>
+        <w:sz w:val="20"/>
+      </w:rPr>
+    </w:lvl>
+    <w:lvl w:ilvl="5" w:tentative="1">
+      <w:start w:val="1"/>
+      <w:numFmt w:val="bullet"/>
+      <w:lvlText w:val=""/>
+      <w:lvlJc w:val="left"/>
+      <w:pPr>
+        <w:tabs>
+          <w:tab w:val="num" w:pos="4320"/>
+        </w:tabs>
+        <w:ind w:left="4320" w:hanging="360"/>
+      </w:pPr>
+      <w:rPr>
+        <w:rFonts w:ascii="Wingdings" w:hAnsi="Wingdings" w:hint="default"/>
+        <w:sz w:val="20"/>
+      </w:rPr>
+    </w:lvl>
+    <w:lvl w:ilvl="6" w:tentative="1">
+      <w:start w:val="1"/>
+      <w:numFmt w:val="bullet"/>
+      <w:lvlText w:val=""/>
+      <w:lvlJc w:val="left"/>
+      <w:pPr>
+        <w:tabs>
+          <w:tab w:val="num" w:pos="5040"/>
+        </w:tabs>
+        <w:ind w:left="5040" w:hanging="360"/>
+      </w:pPr>
+      <w:rPr>
+        <w:rFonts w:ascii="Wingdings" w:hAnsi="Wingdings" w:hint="default"/>
+        <w:sz w:val="20"/>
+      </w:rPr>
+    </w:lvl>
+    <w:lvl w:ilvl="7" w:tentative="1">
+      <w:start w:val="1"/>
+      <w:numFmt w:val="bullet"/>
+      <w:lvlText w:val=""/>
+      <w:lvlJc w:val="left"/>
+      <w:pPr>
+        <w:tabs>
+          <w:tab w:val="num" w:pos="5760"/>
+        </w:tabs>
+        <w:ind w:left="5760" w:hanging="360"/>
+      </w:pPr>
+      <w:rPr>
+        <w:rFonts w:ascii="Wingdings" w:hAnsi="Wingdings" w:hint="default"/>
+        <w:sz w:val="20"/>
+      </w:rPr>
+    </w:lvl>
+    <w:lvl w:ilvl="8" w:tentative="1">
+      <w:start w:val="1"/>
+      <w:numFmt w:val="bullet"/>
+      <w:lvlText w:val=""/>
+      <w:lvlJc w:val="left"/>
+      <w:pPr>
+        <w:tabs>
+          <w:tab w:val="num" w:pos="6480"/>
+        </w:tabs>
+        <w:ind w:left="6480" w:hanging="360"/>
+      </w:pPr>
+      <w:rPr>
+        <w:rFonts w:ascii="Wingdings" w:hAnsi="Wingdings" w:hint="default"/>
+        <w:sz w:val="20"/>
+      </w:rPr>
+    </w:lvl>
+  </w:abstractNum>
+  <w:abstractNum w:abstractNumId="52" w15:restartNumberingAfterBreak="0">
     <w:nsid w:val="74F51B15"/>
     <w:multiLevelType w:val="hybridMultilevel"/>
     <w:tmpl w:val="372E4EC2"/>
@@ -26835,7 +27559,7 @@
       </w:rPr>
     </w:lvl>
   </w:abstractNum>
-  <w:abstractNum w:abstractNumId="49" w15:restartNumberingAfterBreak="0">
+  <w:abstractNum w:abstractNumId="53" w15:restartNumberingAfterBreak="0">
     <w:nsid w:val="761B471E"/>
     <w:multiLevelType w:val="hybridMultilevel"/>
     <w:tmpl w:val="04E28E42"/>
@@ -26948,7 +27672,7 @@
       </w:rPr>
     </w:lvl>
   </w:abstractNum>
-  <w:abstractNum w:abstractNumId="50" w15:restartNumberingAfterBreak="0">
+  <w:abstractNum w:abstractNumId="54" w15:restartNumberingAfterBreak="0">
     <w:nsid w:val="765314DD"/>
     <w:multiLevelType w:val="hybridMultilevel"/>
     <w:tmpl w:val="444684DE"/>
@@ -27061,7 +27785,7 @@
       </w:rPr>
     </w:lvl>
   </w:abstractNum>
-  <w:abstractNum w:abstractNumId="51" w15:restartNumberingAfterBreak="0">
+  <w:abstractNum w:abstractNumId="55" w15:restartNumberingAfterBreak="0">
     <w:nsid w:val="76E86A90"/>
     <w:multiLevelType w:val="multilevel"/>
     <w:tmpl w:val="EA9CF92A"/>
@@ -27210,7 +27934,7 @@
       </w:rPr>
     </w:lvl>
   </w:abstractNum>
-  <w:abstractNum w:abstractNumId="52" w15:restartNumberingAfterBreak="0">
+  <w:abstractNum w:abstractNumId="56" w15:restartNumberingAfterBreak="0">
     <w:nsid w:val="78B9120D"/>
     <w:multiLevelType w:val="hybridMultilevel"/>
     <w:tmpl w:val="7C6A84CE"/>
@@ -27323,7 +28047,7 @@
       </w:rPr>
     </w:lvl>
   </w:abstractNum>
-  <w:abstractNum w:abstractNumId="53" w15:restartNumberingAfterBreak="0">
+  <w:abstractNum w:abstractNumId="57" w15:restartNumberingAfterBreak="0">
     <w:nsid w:val="79446CB3"/>
     <w:multiLevelType w:val="hybridMultilevel"/>
     <w:tmpl w:val="A8962F84"/>
@@ -27436,7 +28160,7 @@
       </w:rPr>
     </w:lvl>
   </w:abstractNum>
-  <w:abstractNum w:abstractNumId="54" w15:restartNumberingAfterBreak="0">
+  <w:abstractNum w:abstractNumId="58" w15:restartNumberingAfterBreak="0">
     <w:nsid w:val="7B6532B6"/>
     <w:multiLevelType w:val="hybridMultilevel"/>
     <w:tmpl w:val="5890F012"/>
@@ -27549,7 +28273,7 @@
       </w:rPr>
     </w:lvl>
   </w:abstractNum>
-  <w:abstractNum w:abstractNumId="55" w15:restartNumberingAfterBreak="0">
+  <w:abstractNum w:abstractNumId="59" w15:restartNumberingAfterBreak="0">
     <w:nsid w:val="7E2C28B6"/>
     <w:multiLevelType w:val="hybridMultilevel"/>
     <w:tmpl w:val="FE0E23A2"/>
@@ -27663,172 +28387,184 @@
     </w:lvl>
   </w:abstractNum>
   <w:num w:numId="1" w16cid:durableId="308480268">
-    <w:abstractNumId w:val="20"/>
+    <w:abstractNumId w:val="21"/>
   </w:num>
   <w:num w:numId="2" w16cid:durableId="238835266">
-    <w:abstractNumId w:val="52"/>
+    <w:abstractNumId w:val="56"/>
   </w:num>
   <w:num w:numId="3" w16cid:durableId="1741100825">
-    <w:abstractNumId w:val="35"/>
+    <w:abstractNumId w:val="38"/>
   </w:num>
   <w:num w:numId="4" w16cid:durableId="622151029">
-    <w:abstractNumId w:val="23"/>
+    <w:abstractNumId w:val="25"/>
   </w:num>
   <w:num w:numId="5" w16cid:durableId="563642081">
+    <w:abstractNumId w:val="7"/>
+  </w:num>
+  <w:num w:numId="6" w16cid:durableId="585696569">
+    <w:abstractNumId w:val="40"/>
+  </w:num>
+  <w:num w:numId="7" w16cid:durableId="1218785255">
+    <w:abstractNumId w:val="42"/>
+  </w:num>
+  <w:num w:numId="8" w16cid:durableId="1614481145">
+    <w:abstractNumId w:val="22"/>
+  </w:num>
+  <w:num w:numId="9" w16cid:durableId="77142403">
+    <w:abstractNumId w:val="41"/>
+  </w:num>
+  <w:num w:numId="10" w16cid:durableId="1024133559">
+    <w:abstractNumId w:val="39"/>
+  </w:num>
+  <w:num w:numId="11" w16cid:durableId="1365323754">
+    <w:abstractNumId w:val="44"/>
+  </w:num>
+  <w:num w:numId="12" w16cid:durableId="269969298">
+    <w:abstractNumId w:val="9"/>
+  </w:num>
+  <w:num w:numId="13" w16cid:durableId="2074544291">
+    <w:abstractNumId w:val="53"/>
+  </w:num>
+  <w:num w:numId="14" w16cid:durableId="865099623">
+    <w:abstractNumId w:val="24"/>
+  </w:num>
+  <w:num w:numId="15" w16cid:durableId="752355141">
     <w:abstractNumId w:val="6"/>
   </w:num>
-  <w:num w:numId="6" w16cid:durableId="585696569">
-    <w:abstractNumId w:val="37"/>
+  <w:num w:numId="16" w16cid:durableId="2013288325">
+    <w:abstractNumId w:val="17"/>
   </w:num>
-  <w:num w:numId="7" w16cid:durableId="1218785255">
-    <w:abstractNumId w:val="39"/>
+  <w:num w:numId="17" w16cid:durableId="1113985544">
+    <w:abstractNumId w:val="48"/>
   </w:num>
-  <w:num w:numId="8" w16cid:durableId="1614481145">
-    <w:abstractNumId w:val="21"/>
+  <w:num w:numId="18" w16cid:durableId="1226068246">
+    <w:abstractNumId w:val="3"/>
   </w:num>
-  <w:num w:numId="9" w16cid:durableId="77142403">
-    <w:abstractNumId w:val="38"/>
+  <w:num w:numId="19" w16cid:durableId="1439326289">
+    <w:abstractNumId w:val="28"/>
   </w:num>
-  <w:num w:numId="10" w16cid:durableId="1024133559">
-    <w:abstractNumId w:val="36"/>
+  <w:num w:numId="20" w16cid:durableId="1226377475">
+    <w:abstractNumId w:val="46"/>
   </w:num>
-  <w:num w:numId="11" w16cid:durableId="1365323754">
-    <w:abstractNumId w:val="41"/>
+  <w:num w:numId="21" w16cid:durableId="1194349179">
+    <w:abstractNumId w:val="14"/>
   </w:num>
-  <w:num w:numId="12" w16cid:durableId="269969298">
-    <w:abstractNumId w:val="8"/>
+  <w:num w:numId="22" w16cid:durableId="349140278">
+    <w:abstractNumId w:val="47"/>
   </w:num>
-  <w:num w:numId="13" w16cid:durableId="2074544291">
-    <w:abstractNumId w:val="49"/>
+  <w:num w:numId="23" w16cid:durableId="1634286289">
+    <w:abstractNumId w:val="15"/>
   </w:num>
-  <w:num w:numId="14" w16cid:durableId="865099623">
-    <w:abstractNumId w:val="22"/>
+  <w:num w:numId="24" w16cid:durableId="874077087">
+    <w:abstractNumId w:val="50"/>
   </w:num>
-  <w:num w:numId="15" w16cid:durableId="752355141">
+  <w:num w:numId="25" w16cid:durableId="1037967056">
+    <w:abstractNumId w:val="27"/>
+  </w:num>
+  <w:num w:numId="26" w16cid:durableId="1779063313">
+    <w:abstractNumId w:val="54"/>
+  </w:num>
+  <w:num w:numId="27" w16cid:durableId="763498556">
     <w:abstractNumId w:val="5"/>
   </w:num>
-  <w:num w:numId="16" w16cid:durableId="2013288325">
-    <w:abstractNumId w:val="16"/>
-  </w:num>
-  <w:num w:numId="17" w16cid:durableId="1113985544">
-    <w:abstractNumId w:val="45"/>
-  </w:num>
-  <w:num w:numId="18" w16cid:durableId="1226068246">
-    <w:abstractNumId w:val="2"/>
-  </w:num>
-  <w:num w:numId="19" w16cid:durableId="1439326289">
-    <w:abstractNumId w:val="25"/>
-  </w:num>
-  <w:num w:numId="20" w16cid:durableId="1226377475">
-    <w:abstractNumId w:val="43"/>
-  </w:num>
-  <w:num w:numId="21" w16cid:durableId="1194349179">
-    <w:abstractNumId w:val="13"/>
-  </w:num>
-  <w:num w:numId="22" w16cid:durableId="349140278">
-    <w:abstractNumId w:val="44"/>
-  </w:num>
-  <w:num w:numId="23" w16cid:durableId="1634286289">
-    <w:abstractNumId w:val="14"/>
-  </w:num>
-  <w:num w:numId="24" w16cid:durableId="874077087">
-    <w:abstractNumId w:val="47"/>
-  </w:num>
-  <w:num w:numId="25" w16cid:durableId="1037967056">
-    <w:abstractNumId w:val="24"/>
-  </w:num>
-  <w:num w:numId="26" w16cid:durableId="1779063313">
-    <w:abstractNumId w:val="50"/>
-  </w:num>
-  <w:num w:numId="27" w16cid:durableId="763498556">
-    <w:abstractNumId w:val="4"/>
-  </w:num>
   <w:num w:numId="28" w16cid:durableId="1226337585">
-    <w:abstractNumId w:val="19"/>
+    <w:abstractNumId w:val="20"/>
   </w:num>
   <w:num w:numId="29" w16cid:durableId="1648975581">
     <w:abstractNumId w:val="0"/>
   </w:num>
   <w:num w:numId="30" w16cid:durableId="59057131">
+    <w:abstractNumId w:val="12"/>
+  </w:num>
+  <w:num w:numId="31" w16cid:durableId="799495699">
+    <w:abstractNumId w:val="32"/>
+  </w:num>
+  <w:num w:numId="32" w16cid:durableId="1522694894">
+    <w:abstractNumId w:val="31"/>
+  </w:num>
+  <w:num w:numId="33" w16cid:durableId="970862481">
+    <w:abstractNumId w:val="8"/>
+  </w:num>
+  <w:num w:numId="34" w16cid:durableId="511458397">
+    <w:abstractNumId w:val="59"/>
+  </w:num>
+  <w:num w:numId="35" w16cid:durableId="1939829162">
+    <w:abstractNumId w:val="37"/>
+  </w:num>
+  <w:num w:numId="36" w16cid:durableId="144512838">
+    <w:abstractNumId w:val="4"/>
+  </w:num>
+  <w:num w:numId="37" w16cid:durableId="601567662">
+    <w:abstractNumId w:val="16"/>
+  </w:num>
+  <w:num w:numId="38" w16cid:durableId="811486357">
+    <w:abstractNumId w:val="30"/>
+  </w:num>
+  <w:num w:numId="39" w16cid:durableId="178399570">
+    <w:abstractNumId w:val="58"/>
+  </w:num>
+  <w:num w:numId="40" w16cid:durableId="255597254">
+    <w:abstractNumId w:val="33"/>
+  </w:num>
+  <w:num w:numId="41" w16cid:durableId="1091243563">
+    <w:abstractNumId w:val="18"/>
+  </w:num>
+  <w:num w:numId="42" w16cid:durableId="426002058">
+    <w:abstractNumId w:val="45"/>
+  </w:num>
+  <w:num w:numId="43" w16cid:durableId="576323749">
+    <w:abstractNumId w:val="49"/>
+  </w:num>
+  <w:num w:numId="44" w16cid:durableId="1121338765">
+    <w:abstractNumId w:val="52"/>
+  </w:num>
+  <w:num w:numId="45" w16cid:durableId="379404417">
+    <w:abstractNumId w:val="36"/>
+  </w:num>
+  <w:num w:numId="46" w16cid:durableId="1567302504">
+    <w:abstractNumId w:val="57"/>
+  </w:num>
+  <w:num w:numId="47" w16cid:durableId="898630960">
+    <w:abstractNumId w:val="29"/>
+  </w:num>
+  <w:num w:numId="48" w16cid:durableId="532503608">
     <w:abstractNumId w:val="11"/>
   </w:num>
-  <w:num w:numId="31" w16cid:durableId="799495699">
-    <w:abstractNumId w:val="29"/>
+  <w:num w:numId="49" w16cid:durableId="1169831301">
+    <w:abstractNumId w:val="43"/>
   </w:num>
-  <w:num w:numId="32" w16cid:durableId="1522694894">
-    <w:abstractNumId w:val="28"/>
+  <w:num w:numId="50" w16cid:durableId="622002614">
+    <w:abstractNumId w:val="34"/>
   </w:num>
-  <w:num w:numId="33" w16cid:durableId="970862481">
-    <w:abstractNumId w:val="7"/>
+  <w:num w:numId="51" w16cid:durableId="1269436619">
+    <w:abstractNumId w:val="19"/>
   </w:num>
-  <w:num w:numId="34" w16cid:durableId="511458397">
+  <w:num w:numId="52" w16cid:durableId="1018199814">
     <w:abstractNumId w:val="55"/>
   </w:num>
-  <w:num w:numId="35" w16cid:durableId="1939829162">
-    <w:abstractNumId w:val="34"/>
+  <w:num w:numId="53" w16cid:durableId="900363995">
+    <w:abstractNumId w:val="35"/>
   </w:num>
-  <w:num w:numId="36" w16cid:durableId="144512838">
-    <w:abstractNumId w:val="3"/>
+  <w:num w:numId="54" w16cid:durableId="56781161">
+    <w:abstractNumId w:val="13"/>
   </w:num>
-  <w:num w:numId="37" w16cid:durableId="601567662">
-    <w:abstractNumId w:val="15"/>
+  <w:num w:numId="55" w16cid:durableId="312219122">
+    <w:abstractNumId w:val="10"/>
   </w:num>
-  <w:num w:numId="38" w16cid:durableId="811486357">
-    <w:abstractNumId w:val="27"/>
+  <w:num w:numId="56" w16cid:durableId="1321039396">
+    <w:abstractNumId w:val="2"/>
   </w:num>
-  <w:num w:numId="39" w16cid:durableId="178399570">
-    <w:abstractNumId w:val="54"/>
+  <w:num w:numId="57" w16cid:durableId="457333136">
+    <w:abstractNumId w:val="51"/>
   </w:num>
-  <w:num w:numId="40" w16cid:durableId="255597254">
-    <w:abstractNumId w:val="30"/>
-  </w:num>
-  <w:num w:numId="41" w16cid:durableId="1091243563">
-    <w:abstractNumId w:val="17"/>
-  </w:num>
-  <w:num w:numId="42" w16cid:durableId="426002058">
-    <w:abstractNumId w:val="42"/>
-  </w:num>
-  <w:num w:numId="43" w16cid:durableId="576323749">
-    <w:abstractNumId w:val="46"/>
-  </w:num>
-  <w:num w:numId="44" w16cid:durableId="1121338765">
-    <w:abstractNumId w:val="48"/>
-  </w:num>
-  <w:num w:numId="45" w16cid:durableId="379404417">
-    <w:abstractNumId w:val="33"/>
-  </w:num>
-  <w:num w:numId="46" w16cid:durableId="1567302504">
-    <w:abstractNumId w:val="53"/>
-  </w:num>
-  <w:num w:numId="47" w16cid:durableId="898630960">
+  <w:num w:numId="58" w16cid:durableId="315112772">
     <w:abstractNumId w:val="26"/>
   </w:num>
-  <w:num w:numId="48" w16cid:durableId="532503608">
-    <w:abstractNumId w:val="10"/>
+  <w:num w:numId="59" w16cid:durableId="1542475253">
+    <w:abstractNumId w:val="1"/>
   </w:num>
-  <w:num w:numId="49" w16cid:durableId="1169831301">
-    <w:abstractNumId w:val="40"/>
-  </w:num>
-  <w:num w:numId="50" w16cid:durableId="622002614">
-    <w:abstractNumId w:val="31"/>
-  </w:num>
-  <w:num w:numId="51" w16cid:durableId="1269436619">
-    <w:abstractNumId w:val="18"/>
-  </w:num>
-  <w:num w:numId="52" w16cid:durableId="1018199814">
-    <w:abstractNumId w:val="51"/>
-  </w:num>
-  <w:num w:numId="53" w16cid:durableId="900363995">
-    <w:abstractNumId w:val="32"/>
-  </w:num>
-  <w:num w:numId="54" w16cid:durableId="56781161">
-    <w:abstractNumId w:val="12"/>
-  </w:num>
-  <w:num w:numId="55" w16cid:durableId="312219122">
-    <w:abstractNumId w:val="9"/>
-  </w:num>
-  <w:num w:numId="56" w16cid:durableId="1321039396">
-    <w:abstractNumId w:val="1"/>
+  <w:num w:numId="60" w16cid:durableId="1758021467">
+    <w:abstractNumId w:val="23"/>
   </w:num>
   <w:numIdMacAtCleanup w:val="50"/>
 </w:numbering>
@@ -28828,10 +29564,19 @@
     <w:autoRedefine/>
     <w:uiPriority w:val="39"/>
     <w:unhideWhenUsed/>
-    <w:rsid w:val="009A1D45"/>
+    <w:rsid w:val="004631AA"/>
     <w:pPr>
+      <w:tabs>
+        <w:tab w:val="right" w:leader="dot" w:pos="9395"/>
+      </w:tabs>
       <w:spacing w:after="100"/>
     </w:pPr>
+    <w:rPr>
+      <w:rFonts w:ascii="Times New Roman" w:hAnsi="Times New Roman" w:cs="Times New Roman"/>
+      <w:b/>
+      <w:bCs/>
+      <w:noProof/>
+    </w:rPr>
   </w:style>
   <w:style w:type="paragraph" w:styleId="TOC2">
     <w:name w:val="toc 2"/>
@@ -28920,6 +29665,28 @@
       <w:color w:val="96607D" w:themeColor="followedHyperlink"/>
       <w:u w:val="single"/>
     </w:rPr>
+  </w:style>
+  <w:style w:type="paragraph" w:styleId="Header">
+    <w:name w:val="header"/>
+    <w:basedOn w:val="Normal"/>
+    <w:link w:val="HeaderChar"/>
+    <w:uiPriority w:val="99"/>
+    <w:unhideWhenUsed/>
+    <w:rsid w:val="008D254F"/>
+    <w:pPr>
+      <w:tabs>
+        <w:tab w:val="center" w:pos="4680"/>
+        <w:tab w:val="right" w:pos="9360"/>
+      </w:tabs>
+      <w:spacing w:after="0" w:line="240" w:lineRule="auto"/>
+    </w:pPr>
+  </w:style>
+  <w:style w:type="character" w:customStyle="1" w:styleId="HeaderChar">
+    <w:name w:val="Header Char"/>
+    <w:basedOn w:val="DefaultParagraphFont"/>
+    <w:link w:val="Header"/>
+    <w:uiPriority w:val="99"/>
+    <w:rsid w:val="008D254F"/>
   </w:style>
 </w:styles>
 </file>
